--- a/templates/andhra pradesh/high_court/Writ_Petition.docx
+++ b/templates/andhra pradesh/high_court/Writ_Petition.docx
@@ -145,7 +145,6 @@
     </w:p>
     <w:p>
       <w:pPr>
-        <w:jc w:val="both"/>
         <w:rPr>
           <w:rFonts w:cs="Times New Roman"/>
           <w:sz w:val="28"/>
@@ -232,7 +231,6 @@
     </w:p>
     <w:p>
       <w:pPr>
-        <w:jc w:val="both"/>
         <w:rPr>
           <w:rFonts w:cs="Times New Roman"/>
           <w:sz w:val="28"/>
@@ -324,7 +322,7 @@
     </w:p>
     <w:tbl>
       <w:tblPr>
-        <w:tblW w:w="0" w:type="auto"/>
+        <w:tblW w:w="9209" w:type="dxa"/>
         <w:tblBorders>
           <w:top w:val="single" w:sz="4" w:space="0" w:color="auto"/>
           <w:left w:val="single" w:sz="4" w:space="0" w:color="auto"/>
@@ -334,12 +332,12 @@
         <w:tblLook w:val="0000" w:firstRow="0" w:lastRow="0" w:firstColumn="0" w:lastColumn="0" w:noHBand="0" w:noVBand="0"/>
       </w:tblPr>
       <w:tblGrid>
-        <w:gridCol w:w="7776"/>
+        <w:gridCol w:w="9209"/>
       </w:tblGrid>
       <w:tr>
         <w:tc>
           <w:tcPr>
-            <w:tcW w:w="7776" w:type="dxa"/>
+            <w:tcW w:w="9209" w:type="dxa"/>
             <w:tcBorders>
               <w:top w:val="single" w:sz="4" w:space="0" w:color="auto"/>
               <w:left w:val="single" w:sz="4" w:space="0" w:color="auto"/>
@@ -356,7 +354,6 @@
                 <w:u w:val="single"/>
               </w:rPr>
             </w:pPr>
-            <w:proofErr w:type="spellStart"/>
             <w:r>
               <w:rPr>
                 <w:rFonts w:cs="Times New Roman"/>
@@ -364,9 +361,8 @@
                 <w:szCs w:val="28"/>
                 <w:u w:val="single"/>
               </w:rPr>
-              <w:t>S.No</w:t>
+              <w:t>S.No.     Item No.        Page No.      Checking Officer’s</w:t>
             </w:r>
-            <w:proofErr w:type="spellEnd"/>
             <w:r>
               <w:rPr>
                 <w:rFonts w:cs="Times New Roman"/>
@@ -374,7 +370,16 @@
                 <w:szCs w:val="28"/>
                 <w:u w:val="single"/>
               </w:rPr>
-              <w:t>.     Item No.        Page No.      Checking Officer’s Signature      Remarks</w:t>
+              <w:t xml:space="preserve"> </w:t>
+            </w:r>
+            <w:r>
+              <w:rPr>
+                <w:rFonts w:cs="Times New Roman"/>
+                <w:sz w:val="28"/>
+                <w:szCs w:val="28"/>
+                <w:u w:val="single"/>
+              </w:rPr>
+              <w:t>Signature      Remarks</w:t>
             </w:r>
           </w:p>
         </w:tc>
@@ -382,7 +387,7 @@
       <w:tr>
         <w:tc>
           <w:tcPr>
-            <w:tcW w:w="7776" w:type="dxa"/>
+            <w:tcW w:w="9209" w:type="dxa"/>
             <w:tcBorders>
               <w:top w:val="single" w:sz="4" w:space="0" w:color="auto"/>
               <w:left w:val="single" w:sz="4" w:space="0" w:color="auto"/>
@@ -623,27 +628,7 @@
           <w:lang w:val="es-ES"/>
         </w:rPr>
         <w:tab/>
-        <w:t>(</w:t>
-      </w:r>
-      <w:proofErr w:type="spellStart"/>
-      <w:r>
-        <w:rPr>
-          <w:rFonts w:cs="Times New Roman"/>
-          <w:sz w:val="28"/>
-          <w:szCs w:val="28"/>
-          <w:lang w:val="es-ES"/>
-        </w:rPr>
-        <w:t>mention</w:t>
-      </w:r>
-      <w:proofErr w:type="spellEnd"/>
-      <w:r>
-        <w:rPr>
-          <w:rFonts w:cs="Times New Roman"/>
-          <w:sz w:val="28"/>
-          <w:szCs w:val="28"/>
-          <w:lang w:val="es-ES"/>
-        </w:rPr>
-        <w:t xml:space="preserve"> Page No.       Para </w:t>
+        <w:t xml:space="preserve">(mention Page No.       Para </w:t>
       </w:r>
       <w:proofErr w:type="gramStart"/>
       <w:r>
@@ -873,16 +858,7 @@
           <w:sz w:val="28"/>
           <w:szCs w:val="28"/>
         </w:rPr>
-        <w:t xml:space="preserve">Indexed  </w:t>
-      </w:r>
-      <w:proofErr w:type="spellStart"/>
-      <w:r>
-        <w:rPr>
-          <w:rFonts w:cs="Times New Roman"/>
-          <w:sz w:val="28"/>
-          <w:szCs w:val="28"/>
-        </w:rPr>
-        <w:t>P</w:t>
+        <w:t>Indexed  P</w:t>
       </w:r>
       <w:proofErr w:type="gramEnd"/>
       <w:r>
@@ -900,16 +876,7 @@
           <w:sz w:val="28"/>
           <w:szCs w:val="28"/>
         </w:rPr>
-        <w:t>Series</w:t>
-      </w:r>
-      <w:proofErr w:type="spellEnd"/>
-      <w:r>
-        <w:rPr>
-          <w:rFonts w:cs="Times New Roman"/>
-          <w:sz w:val="28"/>
-          <w:szCs w:val="28"/>
-        </w:rPr>
-        <w:t xml:space="preserve">)   </w:t>
+        <w:t xml:space="preserve">Series)   </w:t>
       </w:r>
       <w:proofErr w:type="gramEnd"/>
       <w:r>
@@ -972,18 +939,8 @@
           <w:szCs w:val="28"/>
         </w:rPr>
         <w:tab/>
-        <w:t xml:space="preserve">Power of Attorney/Resolution </w:t>
-      </w:r>
-      <w:proofErr w:type="spellStart"/>
-      <w:r>
-        <w:rPr>
-          <w:rFonts w:cs="Times New Roman"/>
-          <w:sz w:val="28"/>
-          <w:szCs w:val="28"/>
-        </w:rPr>
-        <w:t>Authorising</w:t>
-      </w:r>
-      <w:proofErr w:type="spellEnd"/>
+        <w:t>Power of Attorney/Resolution Authorising</w:t>
+      </w:r>
     </w:p>
     <w:p>
       <w:pPr>
@@ -1011,7 +968,6 @@
         <w:tab/>
         <w:t xml:space="preserve">to sue if petition is filed in </w:t>
       </w:r>
-      <w:proofErr w:type="spellStart"/>
       <w:proofErr w:type="gramStart"/>
       <w:r>
         <w:rPr>
@@ -1021,7 +977,6 @@
         </w:rPr>
         <w:t>rep.capacity</w:t>
       </w:r>
-      <w:proofErr w:type="spellEnd"/>
       <w:proofErr w:type="gramEnd"/>
     </w:p>
     <w:p>
@@ -1323,7 +1278,6 @@
           <w:sz w:val="28"/>
           <w:szCs w:val="28"/>
         </w:rPr>
-        <w:lastRenderedPageBreak/>
         <w:t xml:space="preserve">15) </w:t>
       </w:r>
       <w:r>
@@ -1378,6 +1332,7 @@
           <w:sz w:val="28"/>
           <w:szCs w:val="28"/>
         </w:rPr>
+        <w:lastRenderedPageBreak/>
         <w:t xml:space="preserve">17) </w:t>
       </w:r>
       <w:r>
@@ -1387,18 +1342,8 @@
           <w:szCs w:val="28"/>
         </w:rPr>
         <w:tab/>
-        <w:t xml:space="preserve">Covers with Postal Addresses &amp; </w:t>
-      </w:r>
-      <w:proofErr w:type="spellStart"/>
-      <w:r>
-        <w:rPr>
-          <w:rFonts w:cs="Times New Roman"/>
-          <w:sz w:val="28"/>
-          <w:szCs w:val="28"/>
-        </w:rPr>
-        <w:t>Ack.Forms</w:t>
-      </w:r>
-      <w:proofErr w:type="spellEnd"/>
+        <w:t>Covers with Postal Addresses &amp; Ack.Forms</w:t>
+      </w:r>
     </w:p>
     <w:p>
       <w:pPr>
@@ -1453,7 +1398,6 @@
         <w:tab/>
         <w:t xml:space="preserve">(As many as the </w:t>
       </w:r>
-      <w:proofErr w:type="spellStart"/>
       <w:proofErr w:type="gramStart"/>
       <w:r>
         <w:rPr>
@@ -1463,7 +1407,6 @@
         </w:rPr>
         <w:t>No.of</w:t>
       </w:r>
-      <w:proofErr w:type="spellEnd"/>
       <w:proofErr w:type="gramEnd"/>
       <w:r>
         <w:rPr>
@@ -1603,18 +1546,8 @@
           <w:sz w:val="28"/>
           <w:szCs w:val="28"/>
         </w:rPr>
-        <w:t xml:space="preserve">             Notice Papers, Covers with Postal Addresses and </w:t>
-      </w:r>
-      <w:proofErr w:type="spellStart"/>
-      <w:r>
-        <w:rPr>
-          <w:rFonts w:cs="Times New Roman"/>
-          <w:sz w:val="28"/>
-          <w:szCs w:val="28"/>
-        </w:rPr>
-        <w:t>Ack.Forms</w:t>
-      </w:r>
-      <w:proofErr w:type="spellEnd"/>
+        <w:t xml:space="preserve">             Notice Papers, Covers with Postal Addresses and Ack.Forms</w:t>
+      </w:r>
     </w:p>
     <w:p>
       <w:pPr>
@@ -1951,61 +1884,25 @@
           <w:sz w:val="28"/>
           <w:szCs w:val="28"/>
         </w:rPr>
-        <w:t xml:space="preserve">Respondent Vakalat filed by                for </w:t>
-      </w:r>
-      <w:proofErr w:type="spellStart"/>
-      <w:r>
-        <w:rPr>
-          <w:rFonts w:cs="Times New Roman"/>
-          <w:sz w:val="28"/>
-          <w:szCs w:val="28"/>
-        </w:rPr>
-        <w:t>Respt.No</w:t>
-      </w:r>
-      <w:proofErr w:type="spellEnd"/>
-      <w:r>
-        <w:rPr>
-          <w:rFonts w:cs="Times New Roman"/>
-          <w:sz w:val="28"/>
-          <w:szCs w:val="28"/>
-        </w:rPr>
-        <w:t>.</w:t>
-      </w:r>
-    </w:p>
-    <w:p>
-      <w:pPr>
-        <w:jc w:val="both"/>
-        <w:rPr>
-          <w:rFonts w:cs="Times New Roman"/>
-          <w:sz w:val="28"/>
-          <w:szCs w:val="28"/>
-        </w:rPr>
-      </w:pPr>
-      <w:r>
-        <w:rPr>
-          <w:rFonts w:cs="Times New Roman"/>
-          <w:sz w:val="28"/>
-          <w:szCs w:val="28"/>
-        </w:rPr>
-        <w:t xml:space="preserve">Counter Filed for </w:t>
-      </w:r>
-      <w:proofErr w:type="spellStart"/>
-      <w:r>
-        <w:rPr>
-          <w:rFonts w:cs="Times New Roman"/>
-          <w:sz w:val="28"/>
-          <w:szCs w:val="28"/>
-        </w:rPr>
-        <w:t>Respt.No</w:t>
-      </w:r>
-      <w:proofErr w:type="spellEnd"/>
-      <w:r>
-        <w:rPr>
-          <w:rFonts w:cs="Times New Roman"/>
-          <w:sz w:val="28"/>
-          <w:szCs w:val="28"/>
-        </w:rPr>
-        <w:t>.</w:t>
+        <w:t>Respondent Vakalat filed by                for Respt.No.</w:t>
+      </w:r>
+    </w:p>
+    <w:p>
+      <w:pPr>
+        <w:jc w:val="both"/>
+        <w:rPr>
+          <w:rFonts w:cs="Times New Roman"/>
+          <w:sz w:val="28"/>
+          <w:szCs w:val="28"/>
+        </w:rPr>
+      </w:pPr>
+      <w:r>
+        <w:rPr>
+          <w:rFonts w:cs="Times New Roman"/>
+          <w:sz w:val="28"/>
+          <w:szCs w:val="28"/>
+        </w:rPr>
+        <w:t>Counter Filed for Respt.No.</w:t>
       </w:r>
     </w:p>
     <w:p>
@@ -6436,7 +6333,6 @@
     </w:p>
     <w:p>
       <w:pPr>
-        <w:jc w:val="both"/>
         <w:rPr>
           <w:rFonts w:cs="Times New Roman"/>
           <w:sz w:val="28"/>
@@ -6519,7 +6415,6 @@
     </w:p>
     <w:p>
       <w:pPr>
-        <w:jc w:val="both"/>
         <w:rPr>
           <w:rFonts w:cs="Times New Roman"/>
           <w:sz w:val="28"/>
@@ -7600,7 +7495,6 @@
     </w:p>
     <w:p>
       <w:pPr>
-        <w:jc w:val="both"/>
         <w:rPr>
           <w:rFonts w:cs="Times New Roman"/>
           <w:sz w:val="28"/>
@@ -7683,7 +7577,6 @@
     </w:p>
     <w:p>
       <w:pPr>
-        <w:jc w:val="both"/>
         <w:rPr>
           <w:rFonts w:cs="Times New Roman"/>
           <w:sz w:val="28"/>
@@ -8322,7 +8215,6 @@
     <w:p>
       <w:pPr>
         <w:ind w:left="4320"/>
-        <w:jc w:val="both"/>
         <w:rPr>
           <w:rFonts w:cs="Times New Roman"/>
           <w:sz w:val="28"/>
@@ -8436,7 +8328,6 @@
     <w:p>
       <w:pPr>
         <w:ind w:left="4320"/>
-        <w:jc w:val="both"/>
         <w:rPr>
           <w:rFonts w:cs="Times New Roman"/>
           <w:sz w:val="28"/>
@@ -9079,7 +8970,6 @@
     </w:p>
     <w:p>
       <w:pPr>
-        <w:jc w:val="both"/>
         <w:rPr>
           <w:rFonts w:cs="Times New Roman"/>
           <w:sz w:val="28"/>
@@ -9162,7 +9052,6 @@
     </w:p>
     <w:p>
       <w:pPr>
-        <w:jc w:val="both"/>
         <w:rPr>
           <w:rFonts w:cs="Times New Roman"/>
           <w:sz w:val="28"/>
@@ -9334,7 +9223,6 @@
                 <w:szCs w:val="28"/>
               </w:rPr>
             </w:pPr>
-            <w:proofErr w:type="spellStart"/>
             <w:proofErr w:type="gramStart"/>
             <w:r>
               <w:rPr>
@@ -9345,7 +9233,6 @@
               </w:rPr>
               <w:t>S.No</w:t>
             </w:r>
-            <w:proofErr w:type="spellEnd"/>
             <w:proofErr w:type="gramEnd"/>
           </w:p>
         </w:tc>
@@ -11188,25 +11075,7 @@
           <w:sz w:val="28"/>
           <w:szCs w:val="28"/>
         </w:rPr>
-        <w:t xml:space="preserve">last page </w:t>
-      </w:r>
-      <w:proofErr w:type="spellStart"/>
-      <w:r>
-        <w:rPr>
-          <w:rFonts w:cs="Times New Roman"/>
-          <w:sz w:val="28"/>
-          <w:szCs w:val="28"/>
-        </w:rPr>
-        <w:t>corrs</w:t>
-      </w:r>
-      <w:proofErr w:type="spellEnd"/>
-      <w:r>
-        <w:rPr>
-          <w:rFonts w:cs="Times New Roman"/>
-          <w:sz w:val="28"/>
-          <w:szCs w:val="28"/>
-        </w:rPr>
-        <w:t>.</w:t>
+        <w:t>last page corrs.</w:t>
       </w:r>
       <w:r>
         <w:rPr>
@@ -11529,7 +11398,123 @@
           <w:sz w:val="28"/>
           <w:szCs w:val="28"/>
         </w:rPr>
-        <w:t>, being the petitioner/ person acquainted with the facts do hereby verify and state that the contents of the above paras of the Affidavit are true and correct to the best of my knowledge. The above contents are typed under my instructions and same are read over and explained to me in vernacular language.   Hence verified at</w:t>
+        <w:t xml:space="preserve">, being the petitioner/ person acquainted with the </w:t>
+      </w:r>
+      <w:proofErr w:type="gramStart"/>
+      <w:r>
+        <w:rPr>
+          <w:rFonts w:cs="Times New Roman"/>
+          <w:sz w:val="28"/>
+          <w:szCs w:val="28"/>
+        </w:rPr>
+        <w:t>facts</w:t>
+      </w:r>
+      <w:r>
+        <w:rPr>
+          <w:rFonts w:cs="Times New Roman"/>
+          <w:sz w:val="28"/>
+          <w:szCs w:val="28"/>
+        </w:rPr>
+        <w:t>,</w:t>
+      </w:r>
+      <w:r>
+        <w:rPr>
+          <w:rFonts w:cs="Times New Roman"/>
+          <w:sz w:val="28"/>
+          <w:szCs w:val="28"/>
+        </w:rPr>
+        <w:t xml:space="preserve"> </w:t>
+      </w:r>
+      <w:r>
+        <w:rPr>
+          <w:rFonts w:cs="Times New Roman"/>
+          <w:sz w:val="28"/>
+          <w:szCs w:val="28"/>
+        </w:rPr>
+        <w:t xml:space="preserve"> </w:t>
+      </w:r>
+      <w:r>
+        <w:rPr>
+          <w:rFonts w:cs="Times New Roman"/>
+          <w:sz w:val="28"/>
+          <w:szCs w:val="28"/>
+        </w:rPr>
+        <w:t>do</w:t>
+      </w:r>
+      <w:proofErr w:type="gramEnd"/>
+      <w:r>
+        <w:rPr>
+          <w:rFonts w:cs="Times New Roman"/>
+          <w:sz w:val="28"/>
+          <w:szCs w:val="28"/>
+        </w:rPr>
+        <w:t xml:space="preserve"> hereby</w:t>
+      </w:r>
+      <w:r>
+        <w:rPr>
+          <w:rFonts w:cs="Times New Roman"/>
+          <w:sz w:val="28"/>
+          <w:szCs w:val="28"/>
+        </w:rPr>
+        <w:t xml:space="preserve"> declare that the information mentioned in paras 1 to </w:t>
+      </w:r>
+      <w:r>
+        <w:rPr>
+          <w:rFonts w:cs="Times New Roman"/>
+          <w:sz w:val="28"/>
+          <w:szCs w:val="28"/>
+        </w:rPr>
+        <w:t xml:space="preserve">____ </w:t>
+      </w:r>
+      <w:r>
+        <w:rPr>
+          <w:rFonts w:cs="Times New Roman"/>
+          <w:sz w:val="28"/>
+          <w:szCs w:val="28"/>
+        </w:rPr>
+        <w:t xml:space="preserve">are true and correct </w:t>
+      </w:r>
+      <w:r>
+        <w:rPr>
+          <w:rFonts w:cs="Times New Roman"/>
+          <w:sz w:val="28"/>
+          <w:szCs w:val="28"/>
+        </w:rPr>
+        <w:t xml:space="preserve">to the best of my knowledge and belief </w:t>
+      </w:r>
+      <w:r>
+        <w:rPr>
+          <w:rFonts w:cs="Times New Roman"/>
+          <w:sz w:val="28"/>
+          <w:szCs w:val="28"/>
+        </w:rPr>
+        <w:t xml:space="preserve">and the rest of the paras are stated to be on legal advice and the same is believed to be true and correct. </w:t>
+      </w:r>
+      <w:r>
+        <w:rPr>
+          <w:rFonts w:cs="Times New Roman"/>
+          <w:sz w:val="28"/>
+          <w:szCs w:val="28"/>
+        </w:rPr>
+        <w:t xml:space="preserve">The above contents are typed under my instructions and same are read over and explained to me in vernacular language.   </w:t>
+      </w:r>
+    </w:p>
+    <w:p>
+      <w:pPr>
+        <w:jc w:val="both"/>
+        <w:rPr>
+          <w:rFonts w:cs="Times New Roman"/>
+          <w:sz w:val="28"/>
+          <w:szCs w:val="28"/>
+        </w:rPr>
+      </w:pPr>
+      <w:r>
+        <w:rPr>
+          <w:rFonts w:cs="Times New Roman"/>
+          <w:sz w:val="28"/>
+          <w:szCs w:val="28"/>
+        </w:rPr>
+        <w:t>Hence verified at</w:t>
       </w:r>
       <w:r>
         <w:rPr>
@@ -11577,6 +11562,33 @@
     </w:p>
     <w:p>
       <w:pPr>
+        <w:jc w:val="right"/>
+        <w:rPr>
+          <w:rFonts w:cs="Times New Roman"/>
+          <w:sz w:val="28"/>
+          <w:szCs w:val="28"/>
+        </w:rPr>
+      </w:pPr>
+      <w:r>
+        <w:rPr>
+          <w:rFonts w:cs="Times New Roman"/>
+          <w:sz w:val="28"/>
+          <w:szCs w:val="28"/>
+        </w:rPr>
+        <w:t>Deponent</w:t>
+      </w:r>
+    </w:p>
+    <w:p>
+      <w:pPr>
+        <w:rPr>
+          <w:rFonts w:cs="Times New Roman"/>
+          <w:sz w:val="28"/>
+          <w:szCs w:val="28"/>
+        </w:rPr>
+      </w:pPr>
+    </w:p>
+    <w:p>
+      <w:pPr>
         <w:rPr>
           <w:rFonts w:cs="Times New Roman"/>
           <w:bCs/>
@@ -11655,7 +11667,6 @@
           <w:szCs w:val="28"/>
         </w:rPr>
         <w:tab/>
-        <w:t>Deponent</w:t>
       </w:r>
     </w:p>
     <w:p>
@@ -11852,7 +11863,6 @@
     </w:p>
     <w:p>
       <w:pPr>
-        <w:jc w:val="both"/>
         <w:rPr>
           <w:rFonts w:cs="Times New Roman"/>
           <w:sz w:val="28"/>
@@ -11927,7 +11937,6 @@
     </w:p>
     <w:p>
       <w:pPr>
-        <w:jc w:val="both"/>
         <w:rPr>
           <w:rFonts w:cs="Times New Roman"/>
           <w:sz w:val="28"/>
@@ -12089,25 +12098,7 @@
           <w:sz w:val="28"/>
           <w:szCs w:val="28"/>
         </w:rPr>
-        <w:t xml:space="preserve">     Advocate/s of the High Court to appear for me/us in the above Appeal/Petition and to conduct and prosecute (or defend) the same and all proceedings that may be taken in respect of any application connected with the same or any decree or order passed therein including all applications for return of documents or the receipt of any money that may be payable to me/us in the said Appeal/Petition and also to appear in all applications under Clause-XV of the Letters </w:t>
-      </w:r>
-      <w:proofErr w:type="spellStart"/>
-      <w:r>
-        <w:rPr>
-          <w:rFonts w:cs="Times New Roman"/>
-          <w:sz w:val="28"/>
-          <w:szCs w:val="28"/>
-        </w:rPr>
-        <w:t>Pattent</w:t>
-      </w:r>
-      <w:proofErr w:type="spellEnd"/>
-      <w:r>
-        <w:rPr>
-          <w:rFonts w:cs="Times New Roman"/>
-          <w:sz w:val="28"/>
-          <w:szCs w:val="28"/>
-        </w:rPr>
-        <w:t xml:space="preserve"> and in all applications for review and for leave to the Supreme Court of India and in all applications review of judgment.</w:t>
+        <w:t xml:space="preserve">     Advocate/s of the High Court to appear for me/us in the above Appeal/Petition and to conduct and prosecute (or defend) the same and all proceedings that may be taken in respect of any application connected with the same or any decree or order passed therein including all applications for return of documents or the receipt of any money that may be payable to me/us in the said Appeal/Petition and also to appear in all applications under Clause-XV of the Letters Pattent and in all applications for review and for leave to the Supreme Court of India and in all applications review of judgment.</w:t>
       </w:r>
     </w:p>
     <w:p>
@@ -12336,7 +12327,6 @@
           <w:szCs w:val="28"/>
         </w:rPr>
       </w:pPr>
-      <w:proofErr w:type="spellStart"/>
       <w:r>
         <w:rPr>
           <w:rFonts w:cs="Times New Roman"/>
@@ -12344,16 +12334,7 @@
           <w:szCs w:val="28"/>
         </w:rPr>
         <w:lastRenderedPageBreak/>
-        <w:t>S.R.No</w:t>
-      </w:r>
-      <w:proofErr w:type="spellEnd"/>
-      <w:r>
-        <w:rPr>
-          <w:rFonts w:cs="Times New Roman"/>
-          <w:sz w:val="28"/>
-          <w:szCs w:val="28"/>
-        </w:rPr>
-        <w:t>.</w:t>
+        <w:t>S.R.No.</w:t>
       </w:r>
     </w:p>
     <w:p>
@@ -13795,7 +13776,6 @@
           <w:u w:val="single"/>
         </w:rPr>
       </w:pPr>
-      <w:proofErr w:type="spellStart"/>
       <w:proofErr w:type="gramStart"/>
       <w:r>
         <w:rPr>
@@ -13803,16 +13783,7 @@
           <w:sz w:val="28"/>
           <w:szCs w:val="28"/>
         </w:rPr>
-        <w:t>I.A..No</w:t>
-      </w:r>
-      <w:proofErr w:type="spellEnd"/>
-      <w:r>
-        <w:rPr>
-          <w:rFonts w:cs="Times New Roman"/>
-          <w:sz w:val="28"/>
-          <w:szCs w:val="28"/>
-        </w:rPr>
-        <w:t>.</w:t>
+        <w:t>I.A..No.</w:t>
       </w:r>
       <w:proofErr w:type="gramEnd"/>
       <w:r>
@@ -14274,7 +14245,6 @@
     </w:p>
     <w:p>
       <w:pPr>
-        <w:jc w:val="both"/>
         <w:rPr>
           <w:rFonts w:cs="Times New Roman"/>
           <w:sz w:val="28"/>
@@ -14381,7 +14351,6 @@
     </w:p>
     <w:p>
       <w:pPr>
-        <w:jc w:val="both"/>
         <w:rPr>
           <w:rFonts w:cs="Times New Roman"/>
           <w:sz w:val="28"/>
@@ -14454,7 +14423,6 @@
     </w:p>
     <w:p>
       <w:pPr>
-        <w:jc w:val="both"/>
         <w:rPr>
           <w:rFonts w:cs="Times New Roman"/>
           <w:sz w:val="28"/>
@@ -14533,25 +14501,7 @@
           <w:sz w:val="28"/>
           <w:szCs w:val="28"/>
         </w:rPr>
-        <w:t xml:space="preserve">upon motion this day made in to this Court by </w:t>
-      </w:r>
-      <w:proofErr w:type="spellStart"/>
-      <w:r>
-        <w:rPr>
-          <w:rFonts w:cs="Times New Roman"/>
-          <w:sz w:val="28"/>
-          <w:szCs w:val="28"/>
-        </w:rPr>
-        <w:t>bring</w:t>
-      </w:r>
-      <w:proofErr w:type="spellEnd"/>
-      <w:r>
-        <w:rPr>
-          <w:rFonts w:cs="Times New Roman"/>
-          <w:sz w:val="28"/>
-          <w:szCs w:val="28"/>
-        </w:rPr>
-        <w:t xml:space="preserve"> of opinion that the record to and touching upon all the matter and contentions raised in the memorandum of representation petition, a copy of which is annexed hereto, together with the decision therein should be called for and pursued: IT IS HEREBY COMMANDED.</w:t>
+        <w:t>upon motion this day made in to this Court by bring of opinion that the record to and touching upon all the matter and contentions raised in the memorandum of representation petition, a copy of which is annexed hereto, together with the decision therein should be called for and pursued: IT IS HEREBY COMMANDED.</w:t>
       </w:r>
     </w:p>
     <w:p>
@@ -15124,25 +15074,7 @@
           <w:sz w:val="28"/>
           <w:szCs w:val="28"/>
         </w:rPr>
-        <w:t xml:space="preserve">     Certified that the required conveyance charges and the process for the service of the Process have been collected it is requested that English Translation of the Process Service, Report, it is in Vernacular, </w:t>
-      </w:r>
-      <w:proofErr w:type="spellStart"/>
-      <w:r>
-        <w:rPr>
-          <w:rFonts w:cs="Times New Roman"/>
-          <w:sz w:val="28"/>
-          <w:szCs w:val="28"/>
-        </w:rPr>
-        <w:t>my</w:t>
-      </w:r>
-      <w:proofErr w:type="spellEnd"/>
-      <w:r>
-        <w:rPr>
-          <w:rFonts w:cs="Times New Roman"/>
-          <w:sz w:val="28"/>
-          <w:szCs w:val="28"/>
-        </w:rPr>
-        <w:t xml:space="preserve"> be sent along with the Rule-Nise returned.</w:t>
+        <w:t xml:space="preserve">     Certified that the required conveyance charges and the process for the service of the Process have been collected it is requested that English Translation of the Process Service, Report, it is in Vernacular, my be sent along with the Rule-Nise returned.</w:t>
       </w:r>
     </w:p>
     <w:p>
@@ -17168,23 +17100,13 @@
           <w:szCs w:val="28"/>
         </w:rPr>
       </w:pPr>
-      <w:proofErr w:type="spellStart"/>
-      <w:r>
-        <w:rPr>
-          <w:rFonts w:cs="Times New Roman"/>
-          <w:sz w:val="28"/>
-          <w:szCs w:val="28"/>
-        </w:rPr>
-        <w:t>I.A.No</w:t>
-      </w:r>
-      <w:proofErr w:type="spellEnd"/>
-      <w:r>
-        <w:rPr>
-          <w:rFonts w:cs="Times New Roman"/>
-          <w:sz w:val="28"/>
-          <w:szCs w:val="28"/>
-        </w:rPr>
-        <w:t xml:space="preserve">.                       OF </w:t>
+      <w:r>
+        <w:rPr>
+          <w:rFonts w:cs="Times New Roman"/>
+          <w:sz w:val="28"/>
+          <w:szCs w:val="28"/>
+        </w:rPr>
+        <w:t xml:space="preserve">I.A.No.                       OF </w:t>
       </w:r>
       <w:r>
         <w:rPr>
@@ -17577,7 +17499,25 @@
           <w:szCs w:val="28"/>
         </w:rPr>
         <w:tab/>
-        <w:t xml:space="preserve">Notice and Interim Stay has/have been granted by order Court      dated the      of     </w:t>
+        <w:t xml:space="preserve">Notice and Interim Stay </w:t>
+      </w:r>
+      <w:proofErr w:type="gramStart"/>
+      <w:r>
+        <w:rPr>
+          <w:rFonts w:cs="Times New Roman"/>
+          <w:sz w:val="28"/>
+          <w:szCs w:val="28"/>
+        </w:rPr>
+        <w:t>has</w:t>
+      </w:r>
+      <w:proofErr w:type="gramEnd"/>
+      <w:r>
+        <w:rPr>
+          <w:rFonts w:cs="Times New Roman"/>
+          <w:sz w:val="28"/>
+          <w:szCs w:val="28"/>
+        </w:rPr>
+        <w:t xml:space="preserve">/have been granted by order Court      dated the      of     </w:t>
       </w:r>
       <w:proofErr w:type="gramStart"/>
       <w:r>

--- a/templates/andhra pradesh/high_court/Writ_Petition.docx
+++ b/templates/andhra pradesh/high_court/Writ_Petition.docx
@@ -628,39 +628,8 @@
           <w:lang w:val="es-ES"/>
         </w:rPr>
         <w:tab/>
-        <w:t xml:space="preserve">(mention Page No.       Para </w:t>
-      </w:r>
-      <w:proofErr w:type="gramStart"/>
-      <w:r>
-        <w:rPr>
-          <w:rFonts w:cs="Times New Roman"/>
-          <w:sz w:val="28"/>
-          <w:szCs w:val="28"/>
-          <w:lang w:val="es-ES"/>
-        </w:rPr>
-        <w:t xml:space="preserve">No.   </w:t>
-      </w:r>
-      <w:proofErr w:type="gramEnd"/>
-      <w:r>
-        <w:rPr>
-          <w:rFonts w:cs="Times New Roman"/>
-          <w:sz w:val="28"/>
-          <w:szCs w:val="28"/>
-          <w:lang w:val="es-ES"/>
-        </w:rPr>
-        <w:t xml:space="preserve">     </w:t>
-      </w:r>
-      <w:proofErr w:type="gramStart"/>
-      <w:r>
-        <w:rPr>
-          <w:rFonts w:cs="Times New Roman"/>
-          <w:sz w:val="28"/>
-          <w:szCs w:val="28"/>
-          <w:lang w:val="es-ES"/>
-        </w:rPr>
-        <w:t xml:space="preserve">  )</w:t>
-      </w:r>
-      <w:proofErr w:type="gramEnd"/>
+        <w:t>(mention Page No.       Para No.          )</w:t>
+      </w:r>
     </w:p>
     <w:p>
       <w:pPr>
@@ -713,36 +682,8 @@
           <w:sz w:val="28"/>
           <w:szCs w:val="28"/>
         </w:rPr>
-        <w:t xml:space="preserve">           (</w:t>
-      </w:r>
-      <w:proofErr w:type="gramStart"/>
-      <w:r>
-        <w:rPr>
-          <w:rFonts w:cs="Times New Roman"/>
-          <w:sz w:val="28"/>
-          <w:szCs w:val="28"/>
-        </w:rPr>
-        <w:t>mention</w:t>
-      </w:r>
-      <w:proofErr w:type="gramEnd"/>
-      <w:r>
-        <w:rPr>
-          <w:rFonts w:cs="Times New Roman"/>
-          <w:sz w:val="28"/>
-          <w:szCs w:val="28"/>
-        </w:rPr>
-        <w:t xml:space="preserve"> Page No.        Para No.        </w:t>
-      </w:r>
-      <w:proofErr w:type="gramStart"/>
-      <w:r>
-        <w:rPr>
-          <w:rFonts w:cs="Times New Roman"/>
-          <w:sz w:val="28"/>
-          <w:szCs w:val="28"/>
-        </w:rPr>
-        <w:t xml:space="preserve">  )</w:t>
-      </w:r>
-      <w:proofErr w:type="gramEnd"/>
+        <w:t xml:space="preserve">           (mention Page No.        Para No.          )</w:t>
+      </w:r>
     </w:p>
     <w:p>
       <w:pPr>
@@ -849,43 +790,7 @@
           <w:szCs w:val="28"/>
         </w:rPr>
         <w:tab/>
-        <w:t xml:space="preserve">(Duly </w:t>
-      </w:r>
-      <w:proofErr w:type="gramStart"/>
-      <w:r>
-        <w:rPr>
-          <w:rFonts w:cs="Times New Roman"/>
-          <w:sz w:val="28"/>
-          <w:szCs w:val="28"/>
-        </w:rPr>
-        <w:t>Indexed  P</w:t>
-      </w:r>
-      <w:proofErr w:type="gramEnd"/>
-      <w:r>
-        <w:rPr>
-          <w:rFonts w:cs="Times New Roman"/>
-          <w:sz w:val="28"/>
-          <w:szCs w:val="28"/>
-        </w:rPr>
-        <w:t>.</w:t>
-      </w:r>
-      <w:proofErr w:type="gramStart"/>
-      <w:r>
-        <w:rPr>
-          <w:rFonts w:cs="Times New Roman"/>
-          <w:sz w:val="28"/>
-          <w:szCs w:val="28"/>
-        </w:rPr>
-        <w:t xml:space="preserve">Series)   </w:t>
-      </w:r>
-      <w:proofErr w:type="gramEnd"/>
-      <w:r>
-        <w:rPr>
-          <w:rFonts w:cs="Times New Roman"/>
-          <w:sz w:val="28"/>
-          <w:szCs w:val="28"/>
-        </w:rPr>
-        <w:t xml:space="preserve">       to   </w:t>
+        <w:t xml:space="preserve">(Duly Indexed  P.Series)          to   </w:t>
       </w:r>
     </w:p>
     <w:p>
@@ -966,18 +871,8 @@
           <w:szCs w:val="28"/>
         </w:rPr>
         <w:tab/>
-        <w:t xml:space="preserve">to sue if petition is filed in </w:t>
-      </w:r>
-      <w:proofErr w:type="gramStart"/>
-      <w:r>
-        <w:rPr>
-          <w:rFonts w:cs="Times New Roman"/>
-          <w:sz w:val="28"/>
-          <w:szCs w:val="28"/>
-        </w:rPr>
-        <w:t>rep.capacity</w:t>
-      </w:r>
-      <w:proofErr w:type="gramEnd"/>
+        <w:t>to sue if petition is filed in rep.capacity</w:t>
+      </w:r>
     </w:p>
     <w:p>
       <w:pPr>
@@ -1003,25 +898,7 @@
           <w:szCs w:val="28"/>
         </w:rPr>
         <w:tab/>
-        <w:t xml:space="preserve">Sheet </w:t>
-      </w:r>
-      <w:proofErr w:type="gramStart"/>
-      <w:r>
-        <w:rPr>
-          <w:rFonts w:cs="Times New Roman"/>
-          <w:sz w:val="28"/>
-          <w:szCs w:val="28"/>
-        </w:rPr>
-        <w:t>containing  Respondents</w:t>
-      </w:r>
-      <w:proofErr w:type="gramEnd"/>
-      <w:r>
-        <w:rPr>
-          <w:rFonts w:cs="Times New Roman"/>
-          <w:sz w:val="28"/>
-          <w:szCs w:val="28"/>
-        </w:rPr>
-        <w:t xml:space="preserve">' Addresses       </w:t>
+        <w:t xml:space="preserve">Sheet containing  Respondents' Addresses       </w:t>
       </w:r>
     </w:p>
     <w:p>
@@ -1162,24 +1039,7 @@
           <w:szCs w:val="28"/>
         </w:rPr>
         <w:tab/>
-      </w:r>
-      <w:proofErr w:type="gramStart"/>
-      <w:r>
-        <w:rPr>
-          <w:rFonts w:cs="Times New Roman"/>
-          <w:sz w:val="28"/>
-          <w:szCs w:val="28"/>
-        </w:rPr>
-        <w:t>5  to</w:t>
-      </w:r>
-      <w:proofErr w:type="gramEnd"/>
-      <w:r>
-        <w:rPr>
-          <w:rFonts w:cs="Times New Roman"/>
-          <w:sz w:val="28"/>
-          <w:szCs w:val="28"/>
-        </w:rPr>
-        <w:t xml:space="preserve">  </w:t>
+        <w:t xml:space="preserve">5  to  </w:t>
       </w:r>
     </w:p>
     <w:p>
@@ -1396,25 +1256,7 @@
           <w:szCs w:val="28"/>
         </w:rPr>
         <w:tab/>
-        <w:t xml:space="preserve">(As many as the </w:t>
-      </w:r>
-      <w:proofErr w:type="gramStart"/>
-      <w:r>
-        <w:rPr>
-          <w:rFonts w:cs="Times New Roman"/>
-          <w:sz w:val="28"/>
-          <w:szCs w:val="28"/>
-        </w:rPr>
-        <w:t>No.of</w:t>
-      </w:r>
-      <w:proofErr w:type="gramEnd"/>
-      <w:r>
-        <w:rPr>
-          <w:rFonts w:cs="Times New Roman"/>
-          <w:sz w:val="28"/>
-          <w:szCs w:val="28"/>
-        </w:rPr>
-        <w:t xml:space="preserve"> the Respondents + 2)</w:t>
+        <w:t>(As many as the No.of the Respondents + 2)</w:t>
       </w:r>
     </w:p>
     <w:p>
@@ -5690,7 +5532,6 @@
           <w:szCs w:val="28"/>
         </w:rPr>
       </w:pPr>
-      <w:proofErr w:type="gramStart"/>
       <w:r>
         <w:rPr>
           <w:rFonts w:cs="Times New Roman"/>
@@ -5705,16 +5546,7 @@
           <w:sz w:val="28"/>
           <w:szCs w:val="28"/>
         </w:rPr>
-        <w:t>{</w:t>
-      </w:r>
-      <w:proofErr w:type="gramEnd"/>
-      <w:r>
-        <w:rPr>
-          <w:rFonts w:cs="Times New Roman"/>
-          <w:sz w:val="28"/>
-          <w:szCs w:val="28"/>
-        </w:rPr>
-        <w:t>{place}}</w:t>
+        <w:t>{{place}}</w:t>
       </w:r>
       <w:r>
         <w:rPr>
@@ -6012,7 +5844,6 @@
           <w:szCs w:val="28"/>
         </w:rPr>
       </w:pPr>
-      <w:proofErr w:type="gramStart"/>
       <w:r>
         <w:rPr>
           <w:rFonts w:cs="Times New Roman"/>
@@ -6027,16 +5858,7 @@
           <w:sz w:val="28"/>
           <w:szCs w:val="28"/>
         </w:rPr>
-        <w:t>{</w:t>
-      </w:r>
-      <w:proofErr w:type="gramEnd"/>
-      <w:r>
-        <w:rPr>
-          <w:rFonts w:cs="Times New Roman"/>
-          <w:sz w:val="28"/>
-          <w:szCs w:val="28"/>
-        </w:rPr>
-        <w:t>{place}}</w:t>
+        <w:t>{{place}}</w:t>
       </w:r>
       <w:r>
         <w:rPr>
@@ -6358,23 +6180,13 @@
           <w:szCs w:val="28"/>
         </w:rPr>
       </w:pPr>
-      <w:proofErr w:type="gramStart"/>
-      <w:r>
-        <w:rPr>
-          <w:rFonts w:cs="Times New Roman"/>
-          <w:sz w:val="28"/>
-          <w:szCs w:val="28"/>
-        </w:rPr>
-        <w:t>..</w:t>
-      </w:r>
-      <w:proofErr w:type="gramEnd"/>
-      <w:r>
-        <w:rPr>
-          <w:rFonts w:cs="Times New Roman"/>
-          <w:sz w:val="28"/>
-          <w:szCs w:val="28"/>
-        </w:rPr>
-        <w:t>Petitioner(s)</w:t>
+      <w:r>
+        <w:rPr>
+          <w:rFonts w:cs="Times New Roman"/>
+          <w:sz w:val="28"/>
+          <w:szCs w:val="28"/>
+        </w:rPr>
+        <w:t>..Petitioner(s)</w:t>
       </w:r>
     </w:p>
     <w:p>
@@ -6440,23 +6252,13 @@
           <w:szCs w:val="28"/>
         </w:rPr>
       </w:pPr>
-      <w:proofErr w:type="gramStart"/>
-      <w:r>
-        <w:rPr>
-          <w:rFonts w:cs="Times New Roman"/>
-          <w:sz w:val="28"/>
-          <w:szCs w:val="28"/>
-        </w:rPr>
-        <w:t>..</w:t>
-      </w:r>
-      <w:proofErr w:type="gramEnd"/>
-      <w:r>
-        <w:rPr>
-          <w:rFonts w:cs="Times New Roman"/>
-          <w:sz w:val="28"/>
-          <w:szCs w:val="28"/>
-        </w:rPr>
-        <w:t>Respondent(s)</w:t>
+      <w:r>
+        <w:rPr>
+          <w:rFonts w:cs="Times New Roman"/>
+          <w:sz w:val="28"/>
+          <w:szCs w:val="28"/>
+        </w:rPr>
+        <w:t>..Respondent(s)</w:t>
       </w:r>
     </w:p>
     <w:p>
@@ -6543,7 +6345,23 @@
           <w:szCs w:val="28"/>
         </w:rPr>
         <w:tab/>
-        <w:t xml:space="preserve">:  100.00 </w:t>
+        <w:t xml:space="preserve">:  </w:t>
+      </w:r>
+      <w:r>
+        <w:rPr>
+          <w:rFonts w:cs="Times New Roman"/>
+          <w:sz w:val="28"/>
+          <w:szCs w:val="28"/>
+        </w:rPr>
+        <w:t>25</w:t>
+      </w:r>
+      <w:r>
+        <w:rPr>
+          <w:rFonts w:cs="Times New Roman"/>
+          <w:sz w:val="28"/>
+          <w:szCs w:val="28"/>
+        </w:rPr>
+        <w:t xml:space="preserve">0.00 </w:t>
       </w:r>
     </w:p>
     <w:p>
@@ -7057,7 +6875,6 @@
           <w:szCs w:val="28"/>
         </w:rPr>
       </w:pPr>
-      <w:proofErr w:type="gramStart"/>
       <w:r>
         <w:rPr>
           <w:rFonts w:cs="Times New Roman"/>
@@ -7072,16 +6889,7 @@
           <w:sz w:val="28"/>
           <w:szCs w:val="28"/>
         </w:rPr>
-        <w:t>{</w:t>
-      </w:r>
-      <w:proofErr w:type="gramEnd"/>
-      <w:r>
-        <w:rPr>
-          <w:rFonts w:cs="Times New Roman"/>
-          <w:sz w:val="28"/>
-          <w:szCs w:val="28"/>
-        </w:rPr>
-        <w:t>{place}}</w:t>
+        <w:t>{{place}}</w:t>
       </w:r>
       <w:r>
         <w:rPr>
@@ -7408,16 +7216,7 @@
           <w:sz w:val="28"/>
           <w:szCs w:val="28"/>
         </w:rPr>
-        <w:t xml:space="preserve">W.P. NO.                                    </w:t>
-      </w:r>
-      <w:proofErr w:type="gramStart"/>
-      <w:r>
-        <w:rPr>
-          <w:rFonts w:cs="Times New Roman"/>
-          <w:sz w:val="28"/>
-          <w:szCs w:val="28"/>
-        </w:rPr>
-        <w:t xml:space="preserve">OF  </w:t>
+        <w:t xml:space="preserve">W.P. NO.                                    OF  </w:t>
       </w:r>
       <w:r>
         <w:rPr>
@@ -7426,9 +7225,71 @@
           <w:sz w:val="28"/>
           <w:szCs w:val="28"/>
         </w:rPr>
-        <w:t>{</w:t>
-      </w:r>
-      <w:proofErr w:type="gramEnd"/>
+        <w:t>{{year}}</w:t>
+      </w:r>
+    </w:p>
+    <w:p>
+      <w:pPr>
+        <w:jc w:val="both"/>
+        <w:rPr>
+          <w:rFonts w:cs="Times New Roman"/>
+          <w:sz w:val="28"/>
+          <w:szCs w:val="28"/>
+        </w:rPr>
+      </w:pPr>
+      <w:r>
+        <w:rPr>
+          <w:rFonts w:cs="Times New Roman"/>
+          <w:sz w:val="28"/>
+          <w:szCs w:val="28"/>
+        </w:rPr>
+        <w:t> </w:t>
+      </w:r>
+    </w:p>
+    <w:p>
+      <w:pPr>
+        <w:jc w:val="both"/>
+        <w:rPr>
+          <w:rFonts w:cs="Times New Roman"/>
+          <w:sz w:val="28"/>
+          <w:szCs w:val="28"/>
+        </w:rPr>
+      </w:pPr>
+      <w:r>
+        <w:rPr>
+          <w:rFonts w:cs="Times New Roman"/>
+          <w:sz w:val="28"/>
+          <w:szCs w:val="28"/>
+        </w:rPr>
+        <w:t>Between:</w:t>
+      </w:r>
+    </w:p>
+    <w:p>
+      <w:pPr>
+        <w:jc w:val="both"/>
+        <w:rPr>
+          <w:rFonts w:cs="Times New Roman"/>
+          <w:sz w:val="28"/>
+          <w:szCs w:val="28"/>
+        </w:rPr>
+      </w:pPr>
+      <w:r>
+        <w:rPr>
+          <w:rFonts w:cs="Times New Roman"/>
+          <w:sz w:val="28"/>
+          <w:szCs w:val="28"/>
+        </w:rPr>
+        <w:t> </w:t>
+      </w:r>
+    </w:p>
+    <w:p>
+      <w:pPr>
+        <w:rPr>
+          <w:rFonts w:cs="Times New Roman"/>
+          <w:sz w:val="28"/>
+          <w:szCs w:val="28"/>
+        </w:rPr>
+      </w:pPr>
       <w:r>
         <w:rPr>
           <w:rFonts w:cs="Times New Roman"/>
@@ -7436,7 +7297,43 @@
           <w:sz w:val="28"/>
           <w:szCs w:val="28"/>
         </w:rPr>
-        <w:t>{year}}</w:t>
+        <w:t>{{petitioner}}</w:t>
+      </w:r>
+    </w:p>
+    <w:p>
+      <w:pPr>
+        <w:jc w:val="right"/>
+        <w:rPr>
+          <w:rFonts w:cs="Times New Roman"/>
+          <w:sz w:val="28"/>
+          <w:szCs w:val="28"/>
+        </w:rPr>
+      </w:pPr>
+      <w:r>
+        <w:rPr>
+          <w:rFonts w:cs="Times New Roman"/>
+          <w:sz w:val="28"/>
+          <w:szCs w:val="28"/>
+        </w:rPr>
+        <w:t>..Petitioner/s</w:t>
+      </w:r>
+    </w:p>
+    <w:p>
+      <w:pPr>
+        <w:jc w:val="center"/>
+        <w:rPr>
+          <w:rFonts w:cs="Times New Roman"/>
+          <w:sz w:val="28"/>
+          <w:szCs w:val="28"/>
+        </w:rPr>
+      </w:pPr>
+      <w:r>
+        <w:rPr>
+          <w:rFonts w:cs="Times New Roman"/>
+          <w:sz w:val="28"/>
+          <w:szCs w:val="28"/>
+        </w:rPr>
+        <w:t>AND</w:t>
       </w:r>
     </w:p>
     <w:p>
@@ -7459,42 +7356,6 @@
     </w:p>
     <w:p>
       <w:pPr>
-        <w:jc w:val="both"/>
-        <w:rPr>
-          <w:rFonts w:cs="Times New Roman"/>
-          <w:sz w:val="28"/>
-          <w:szCs w:val="28"/>
-        </w:rPr>
-      </w:pPr>
-      <w:r>
-        <w:rPr>
-          <w:rFonts w:cs="Times New Roman"/>
-          <w:sz w:val="28"/>
-          <w:szCs w:val="28"/>
-        </w:rPr>
-        <w:t>Between:</w:t>
-      </w:r>
-    </w:p>
-    <w:p>
-      <w:pPr>
-        <w:jc w:val="both"/>
-        <w:rPr>
-          <w:rFonts w:cs="Times New Roman"/>
-          <w:sz w:val="28"/>
-          <w:szCs w:val="28"/>
-        </w:rPr>
-      </w:pPr>
-      <w:r>
-        <w:rPr>
-          <w:rFonts w:cs="Times New Roman"/>
-          <w:sz w:val="28"/>
-          <w:szCs w:val="28"/>
-        </w:rPr>
-        <w:t> </w:t>
-      </w:r>
-    </w:p>
-    <w:p>
-      <w:pPr>
         <w:rPr>
           <w:rFonts w:cs="Times New Roman"/>
           <w:sz w:val="28"/>
@@ -7508,7 +7369,7 @@
           <w:sz w:val="28"/>
           <w:szCs w:val="28"/>
         </w:rPr>
-        <w:t>{{petitioner}}</w:t>
+        <w:t>{{respondent}}</w:t>
       </w:r>
     </w:p>
     <w:p>
@@ -7520,105 +7381,13 @@
           <w:szCs w:val="28"/>
         </w:rPr>
       </w:pPr>
-      <w:proofErr w:type="gramStart"/>
-      <w:r>
-        <w:rPr>
-          <w:rFonts w:cs="Times New Roman"/>
-          <w:sz w:val="28"/>
-          <w:szCs w:val="28"/>
-        </w:rPr>
-        <w:t>..</w:t>
-      </w:r>
-      <w:proofErr w:type="gramEnd"/>
-      <w:r>
-        <w:rPr>
-          <w:rFonts w:cs="Times New Roman"/>
-          <w:sz w:val="28"/>
-          <w:szCs w:val="28"/>
-        </w:rPr>
-        <w:t>Petitioner/s</w:t>
-      </w:r>
-    </w:p>
-    <w:p>
-      <w:pPr>
-        <w:jc w:val="center"/>
-        <w:rPr>
-          <w:rFonts w:cs="Times New Roman"/>
-          <w:sz w:val="28"/>
-          <w:szCs w:val="28"/>
-        </w:rPr>
-      </w:pPr>
-      <w:r>
-        <w:rPr>
-          <w:rFonts w:cs="Times New Roman"/>
-          <w:sz w:val="28"/>
-          <w:szCs w:val="28"/>
-        </w:rPr>
-        <w:t>AND</w:t>
-      </w:r>
-    </w:p>
-    <w:p>
-      <w:pPr>
-        <w:jc w:val="both"/>
-        <w:rPr>
-          <w:rFonts w:cs="Times New Roman"/>
-          <w:sz w:val="28"/>
-          <w:szCs w:val="28"/>
-        </w:rPr>
-      </w:pPr>
-      <w:r>
-        <w:rPr>
-          <w:rFonts w:cs="Times New Roman"/>
-          <w:sz w:val="28"/>
-          <w:szCs w:val="28"/>
-        </w:rPr>
-        <w:t> </w:t>
-      </w:r>
-    </w:p>
-    <w:p>
-      <w:pPr>
-        <w:rPr>
-          <w:rFonts w:cs="Times New Roman"/>
-          <w:sz w:val="28"/>
-          <w:szCs w:val="28"/>
-        </w:rPr>
-      </w:pPr>
-      <w:r>
-        <w:rPr>
-          <w:rFonts w:cs="Times New Roman"/>
-          <w:noProof/>
-          <w:sz w:val="28"/>
-          <w:szCs w:val="28"/>
-        </w:rPr>
-        <w:t>{{respondent}}</w:t>
-      </w:r>
-    </w:p>
-    <w:p>
-      <w:pPr>
-        <w:jc w:val="right"/>
-        <w:rPr>
-          <w:rFonts w:cs="Times New Roman"/>
-          <w:sz w:val="28"/>
-          <w:szCs w:val="28"/>
-        </w:rPr>
-      </w:pPr>
-      <w:proofErr w:type="gramStart"/>
-      <w:r>
-        <w:rPr>
-          <w:rFonts w:cs="Times New Roman"/>
-          <w:sz w:val="28"/>
-          <w:szCs w:val="28"/>
-        </w:rPr>
-        <w:t>..</w:t>
-      </w:r>
-      <w:proofErr w:type="gramEnd"/>
-      <w:r>
-        <w:rPr>
-          <w:rFonts w:cs="Times New Roman"/>
-          <w:sz w:val="28"/>
-          <w:szCs w:val="28"/>
-        </w:rPr>
-        <w:t>Respondent/s</w:t>
+      <w:r>
+        <w:rPr>
+          <w:rFonts w:cs="Times New Roman"/>
+          <w:sz w:val="28"/>
+          <w:szCs w:val="28"/>
+        </w:rPr>
+        <w:t>..Respondent/s</w:t>
       </w:r>
     </w:p>
     <w:p>
@@ -7832,7 +7601,6 @@
           <w:szCs w:val="28"/>
         </w:rPr>
       </w:pPr>
-      <w:proofErr w:type="gramStart"/>
       <w:r>
         <w:rPr>
           <w:rFonts w:cs="Times New Roman"/>
@@ -7847,16 +7615,7 @@
           <w:sz w:val="28"/>
           <w:szCs w:val="28"/>
         </w:rPr>
-        <w:t>{</w:t>
-      </w:r>
-      <w:proofErr w:type="gramEnd"/>
-      <w:r>
-        <w:rPr>
-          <w:rFonts w:cs="Times New Roman"/>
-          <w:sz w:val="28"/>
-          <w:szCs w:val="28"/>
-        </w:rPr>
-        <w:t>{place}}</w:t>
+        <w:t>{{place}}</w:t>
       </w:r>
       <w:r>
         <w:rPr>
@@ -7972,34 +7731,15 @@
           <w:sz w:val="28"/>
           <w:szCs w:val="28"/>
         </w:rPr>
-        <w:t>{{district</w:t>
-      </w:r>
-      <w:proofErr w:type="gramStart"/>
-      <w:r>
-        <w:rPr>
-          <w:rFonts w:cs="Times New Roman"/>
-          <w:noProof/>
-          <w:sz w:val="28"/>
-          <w:szCs w:val="28"/>
-        </w:rPr>
-        <w:t>}}</w:t>
-      </w:r>
-      <w:r>
-        <w:rPr>
-          <w:rFonts w:cs="Times New Roman"/>
-          <w:sz w:val="28"/>
-          <w:szCs w:val="28"/>
-        </w:rPr>
-        <w:t xml:space="preserve">   </w:t>
-      </w:r>
-      <w:proofErr w:type="gramEnd"/>
-      <w:r>
-        <w:rPr>
-          <w:rFonts w:cs="Times New Roman"/>
-          <w:sz w:val="28"/>
-          <w:szCs w:val="28"/>
-        </w:rPr>
-        <w:t xml:space="preserve">   District</w:t>
+        <w:t>{{district}}</w:t>
+      </w:r>
+      <w:r>
+        <w:rPr>
+          <w:rFonts w:cs="Times New Roman"/>
+          <w:sz w:val="28"/>
+          <w:szCs w:val="28"/>
+        </w:rPr>
+        <w:t xml:space="preserve">      District</w:t>
       </w:r>
     </w:p>
     <w:p>
@@ -8247,25 +7987,7 @@
           <w:sz w:val="28"/>
           <w:szCs w:val="28"/>
         </w:rPr>
-        <w:t> </w:t>
-      </w:r>
-      <w:proofErr w:type="gramStart"/>
-      <w:r>
-        <w:rPr>
-          <w:rFonts w:cs="Times New Roman"/>
-          <w:sz w:val="28"/>
-          <w:szCs w:val="28"/>
-        </w:rPr>
-        <w:t>..</w:t>
-      </w:r>
-      <w:proofErr w:type="gramEnd"/>
-      <w:r>
-        <w:rPr>
-          <w:rFonts w:cs="Times New Roman"/>
-          <w:sz w:val="28"/>
-          <w:szCs w:val="28"/>
-        </w:rPr>
-        <w:t>Petitioner</w:t>
+        <w:t> ..Petitioner</w:t>
       </w:r>
     </w:p>
     <w:p>
@@ -8889,16 +8611,7 @@
           <w:sz w:val="28"/>
           <w:szCs w:val="28"/>
         </w:rPr>
-        <w:t xml:space="preserve">                                                 </w:t>
-      </w:r>
-      <w:proofErr w:type="gramStart"/>
-      <w:r>
-        <w:rPr>
-          <w:rFonts w:cs="Times New Roman"/>
-          <w:sz w:val="28"/>
-          <w:szCs w:val="28"/>
-        </w:rPr>
-        <w:t xml:space="preserve">of  </w:t>
+        <w:t xml:space="preserve">                                                 of  </w:t>
       </w:r>
       <w:r>
         <w:rPr>
@@ -8907,17 +8620,7 @@
           <w:sz w:val="28"/>
           <w:szCs w:val="28"/>
         </w:rPr>
-        <w:t>{</w:t>
-      </w:r>
-      <w:proofErr w:type="gramEnd"/>
-      <w:r>
-        <w:rPr>
-          <w:rFonts w:cs="Times New Roman"/>
-          <w:noProof/>
-          <w:sz w:val="28"/>
-          <w:szCs w:val="28"/>
-        </w:rPr>
-        <w:t>{year}}</w:t>
+        <w:t>{{year}}</w:t>
       </w:r>
     </w:p>
     <w:p>
@@ -8995,23 +8698,13 @@
           <w:szCs w:val="28"/>
         </w:rPr>
       </w:pPr>
-      <w:proofErr w:type="gramStart"/>
-      <w:r>
-        <w:rPr>
-          <w:rFonts w:cs="Times New Roman"/>
-          <w:sz w:val="28"/>
-          <w:szCs w:val="28"/>
-        </w:rPr>
-        <w:t>..</w:t>
-      </w:r>
-      <w:proofErr w:type="gramEnd"/>
-      <w:r>
-        <w:rPr>
-          <w:rFonts w:cs="Times New Roman"/>
-          <w:sz w:val="28"/>
-          <w:szCs w:val="28"/>
-        </w:rPr>
-        <w:t>Petitioner/s</w:t>
+      <w:r>
+        <w:rPr>
+          <w:rFonts w:cs="Times New Roman"/>
+          <w:sz w:val="28"/>
+          <w:szCs w:val="28"/>
+        </w:rPr>
+        <w:t>..Petitioner/s</w:t>
       </w:r>
     </w:p>
     <w:p>
@@ -9077,23 +8770,13 @@
           <w:szCs w:val="28"/>
         </w:rPr>
       </w:pPr>
-      <w:proofErr w:type="gramStart"/>
-      <w:r>
-        <w:rPr>
-          <w:rFonts w:cs="Times New Roman"/>
-          <w:sz w:val="28"/>
-          <w:szCs w:val="28"/>
-        </w:rPr>
-        <w:t>.Respondent</w:t>
-      </w:r>
-      <w:proofErr w:type="gramEnd"/>
-      <w:r>
-        <w:rPr>
-          <w:rFonts w:cs="Times New Roman"/>
-          <w:sz w:val="28"/>
-          <w:szCs w:val="28"/>
-        </w:rPr>
-        <w:t>/s</w:t>
+      <w:r>
+        <w:rPr>
+          <w:rFonts w:cs="Times New Roman"/>
+          <w:sz w:val="28"/>
+          <w:szCs w:val="28"/>
+        </w:rPr>
+        <w:t>.Respondent/s</w:t>
       </w:r>
     </w:p>
     <w:p>
@@ -9223,7 +8906,6 @@
                 <w:szCs w:val="28"/>
               </w:rPr>
             </w:pPr>
-            <w:proofErr w:type="gramStart"/>
             <w:r>
               <w:rPr>
                 <w:rFonts w:cs="Times New Roman"/>
@@ -9233,7 +8915,6 @@
               </w:rPr>
               <w:t>S.No</w:t>
             </w:r>
-            <w:proofErr w:type="gramEnd"/>
           </w:p>
         </w:tc>
         <w:tc>
@@ -10341,7 +10022,6 @@
           <w:szCs w:val="28"/>
         </w:rPr>
       </w:pPr>
-      <w:proofErr w:type="gramStart"/>
       <w:r>
         <w:rPr>
           <w:rFonts w:cs="Times New Roman"/>
@@ -10356,16 +10036,7 @@
           <w:sz w:val="28"/>
           <w:szCs w:val="28"/>
         </w:rPr>
-        <w:t>{</w:t>
-      </w:r>
-      <w:proofErr w:type="gramEnd"/>
-      <w:r>
-        <w:rPr>
-          <w:rFonts w:cs="Times New Roman"/>
-          <w:sz w:val="28"/>
-          <w:szCs w:val="28"/>
-        </w:rPr>
-        <w:t>{place}}</w:t>
+        <w:t>{{place}}</w:t>
       </w:r>
       <w:r>
         <w:rPr>
@@ -10490,16 +10161,7 @@
           <w:sz w:val="28"/>
           <w:szCs w:val="28"/>
         </w:rPr>
-        <w:t xml:space="preserve">W.P. NO.                               </w:t>
-      </w:r>
-      <w:proofErr w:type="gramStart"/>
-      <w:r>
-        <w:rPr>
-          <w:rFonts w:cs="Times New Roman"/>
-          <w:sz w:val="28"/>
-          <w:szCs w:val="28"/>
-        </w:rPr>
-        <w:t xml:space="preserve">OF  </w:t>
+        <w:t xml:space="preserve">W.P. NO.                               OF  </w:t>
       </w:r>
       <w:r>
         <w:rPr>
@@ -10508,9 +10170,70 @@
           <w:sz w:val="28"/>
           <w:szCs w:val="28"/>
         </w:rPr>
-        <w:t>{</w:t>
-      </w:r>
-      <w:proofErr w:type="gramEnd"/>
+        <w:t>{{year}}</w:t>
+      </w:r>
+    </w:p>
+    <w:p>
+      <w:pPr>
+        <w:jc w:val="center"/>
+        <w:rPr>
+          <w:rFonts w:cs="Times New Roman"/>
+          <w:sz w:val="28"/>
+          <w:szCs w:val="28"/>
+        </w:rPr>
+      </w:pPr>
+    </w:p>
+    <w:p>
+      <w:pPr>
+        <w:rPr>
+          <w:rFonts w:cs="Times New Roman"/>
+          <w:sz w:val="28"/>
+          <w:szCs w:val="28"/>
+        </w:rPr>
+      </w:pPr>
+    </w:p>
+    <w:p>
+      <w:pPr>
+        <w:rPr>
+          <w:rFonts w:cs="Times New Roman"/>
+          <w:sz w:val="28"/>
+          <w:szCs w:val="28"/>
+        </w:rPr>
+      </w:pPr>
+      <w:r>
+        <w:rPr>
+          <w:rFonts w:cs="Times New Roman"/>
+          <w:sz w:val="28"/>
+          <w:szCs w:val="28"/>
+        </w:rPr>
+        <w:t>Between:</w:t>
+      </w:r>
+    </w:p>
+    <w:p>
+      <w:pPr>
+        <w:rPr>
+          <w:rFonts w:cs="Times New Roman"/>
+          <w:sz w:val="28"/>
+          <w:szCs w:val="28"/>
+        </w:rPr>
+      </w:pPr>
+      <w:r>
+        <w:rPr>
+          <w:rFonts w:cs="Times New Roman"/>
+          <w:sz w:val="28"/>
+          <w:szCs w:val="28"/>
+        </w:rPr>
+        <w:t> </w:t>
+      </w:r>
+    </w:p>
+    <w:p>
+      <w:pPr>
+        <w:rPr>
+          <w:rFonts w:cs="Times New Roman"/>
+          <w:sz w:val="28"/>
+          <w:szCs w:val="28"/>
+        </w:rPr>
+      </w:pPr>
       <w:r>
         <w:rPr>
           <w:rFonts w:cs="Times New Roman"/>
@@ -10518,43 +10241,42 @@
           <w:sz w:val="28"/>
           <w:szCs w:val="28"/>
         </w:rPr>
-        <w:t>{year}}</w:t>
-      </w:r>
-    </w:p>
-    <w:p>
-      <w:pPr>
-        <w:jc w:val="center"/>
-        <w:rPr>
-          <w:rFonts w:cs="Times New Roman"/>
-          <w:sz w:val="28"/>
-          <w:szCs w:val="28"/>
-        </w:rPr>
-      </w:pPr>
-    </w:p>
-    <w:p>
-      <w:pPr>
-        <w:rPr>
-          <w:rFonts w:cs="Times New Roman"/>
-          <w:sz w:val="28"/>
-          <w:szCs w:val="28"/>
-        </w:rPr>
-      </w:pPr>
-    </w:p>
-    <w:p>
-      <w:pPr>
-        <w:rPr>
-          <w:rFonts w:cs="Times New Roman"/>
-          <w:sz w:val="28"/>
-          <w:szCs w:val="28"/>
-        </w:rPr>
-      </w:pPr>
-      <w:r>
-        <w:rPr>
-          <w:rFonts w:cs="Times New Roman"/>
-          <w:sz w:val="28"/>
-          <w:szCs w:val="28"/>
-        </w:rPr>
-        <w:t>Between:</w:t>
+        <w:t>{{petitioner}}</w:t>
+      </w:r>
+    </w:p>
+    <w:p>
+      <w:pPr>
+        <w:jc w:val="right"/>
+        <w:rPr>
+          <w:rFonts w:cs="Times New Roman"/>
+          <w:sz w:val="28"/>
+          <w:szCs w:val="28"/>
+        </w:rPr>
+      </w:pPr>
+      <w:r>
+        <w:rPr>
+          <w:rFonts w:cs="Times New Roman"/>
+          <w:sz w:val="28"/>
+          <w:szCs w:val="28"/>
+        </w:rPr>
+        <w:t>..Petitioner</w:t>
+      </w:r>
+    </w:p>
+    <w:p>
+      <w:pPr>
+        <w:rPr>
+          <w:rFonts w:cs="Times New Roman"/>
+          <w:sz w:val="28"/>
+          <w:szCs w:val="28"/>
+        </w:rPr>
+      </w:pPr>
+      <w:r>
+        <w:rPr>
+          <w:rFonts w:cs="Times New Roman"/>
+          <w:sz w:val="28"/>
+          <w:szCs w:val="28"/>
+        </w:rPr>
+        <w:t xml:space="preserve">     AND</w:t>
       </w:r>
     </w:p>
     <w:p>
@@ -10589,7 +10311,7 @@
           <w:sz w:val="28"/>
           <w:szCs w:val="28"/>
         </w:rPr>
-        <w:t>{{petitioner}}</w:t>
+        <w:t>{{respondent}}</w:t>
       </w:r>
     </w:p>
     <w:p>
@@ -10601,103 +10323,13 @@
           <w:szCs w:val="28"/>
         </w:rPr>
       </w:pPr>
-      <w:proofErr w:type="gramStart"/>
-      <w:r>
-        <w:rPr>
-          <w:rFonts w:cs="Times New Roman"/>
-          <w:sz w:val="28"/>
-          <w:szCs w:val="28"/>
-        </w:rPr>
-        <w:t>..</w:t>
-      </w:r>
-      <w:proofErr w:type="gramEnd"/>
-      <w:r>
-        <w:rPr>
-          <w:rFonts w:cs="Times New Roman"/>
-          <w:sz w:val="28"/>
-          <w:szCs w:val="28"/>
-        </w:rPr>
-        <w:t>Petitioner</w:t>
-      </w:r>
-    </w:p>
-    <w:p>
-      <w:pPr>
-        <w:rPr>
-          <w:rFonts w:cs="Times New Roman"/>
-          <w:sz w:val="28"/>
-          <w:szCs w:val="28"/>
-        </w:rPr>
-      </w:pPr>
-      <w:r>
-        <w:rPr>
-          <w:rFonts w:cs="Times New Roman"/>
-          <w:sz w:val="28"/>
-          <w:szCs w:val="28"/>
-        </w:rPr>
-        <w:t xml:space="preserve">     AND</w:t>
-      </w:r>
-    </w:p>
-    <w:p>
-      <w:pPr>
-        <w:rPr>
-          <w:rFonts w:cs="Times New Roman"/>
-          <w:sz w:val="28"/>
-          <w:szCs w:val="28"/>
-        </w:rPr>
-      </w:pPr>
-      <w:r>
-        <w:rPr>
-          <w:rFonts w:cs="Times New Roman"/>
-          <w:sz w:val="28"/>
-          <w:szCs w:val="28"/>
-        </w:rPr>
-        <w:t> </w:t>
-      </w:r>
-    </w:p>
-    <w:p>
-      <w:pPr>
-        <w:rPr>
-          <w:rFonts w:cs="Times New Roman"/>
-          <w:sz w:val="28"/>
-          <w:szCs w:val="28"/>
-        </w:rPr>
-      </w:pPr>
-      <w:r>
-        <w:rPr>
-          <w:rFonts w:cs="Times New Roman"/>
-          <w:noProof/>
-          <w:sz w:val="28"/>
-          <w:szCs w:val="28"/>
-        </w:rPr>
-        <w:t>{{respondent}}</w:t>
-      </w:r>
-    </w:p>
-    <w:p>
-      <w:pPr>
-        <w:jc w:val="right"/>
-        <w:rPr>
-          <w:rFonts w:cs="Times New Roman"/>
-          <w:sz w:val="28"/>
-          <w:szCs w:val="28"/>
-        </w:rPr>
-      </w:pPr>
-      <w:proofErr w:type="gramStart"/>
-      <w:r>
-        <w:rPr>
-          <w:rFonts w:cs="Times New Roman"/>
-          <w:sz w:val="28"/>
-          <w:szCs w:val="28"/>
-        </w:rPr>
-        <w:t>..</w:t>
-      </w:r>
-      <w:proofErr w:type="gramEnd"/>
-      <w:r>
-        <w:rPr>
-          <w:rFonts w:cs="Times New Roman"/>
-          <w:sz w:val="28"/>
-          <w:szCs w:val="28"/>
-        </w:rPr>
-        <w:t>Respondent</w:t>
+      <w:r>
+        <w:rPr>
+          <w:rFonts w:cs="Times New Roman"/>
+          <w:sz w:val="28"/>
+          <w:szCs w:val="28"/>
+        </w:rPr>
+        <w:t>..Respondent</w:t>
       </w:r>
     </w:p>
     <w:p>
@@ -11158,16 +10790,7 @@
           <w:sz w:val="28"/>
           <w:szCs w:val="28"/>
         </w:rPr>
-        <w:t xml:space="preserve">the day </w:t>
-      </w:r>
-      <w:proofErr w:type="gramStart"/>
-      <w:r>
-        <w:rPr>
-          <w:rFonts w:cs="Times New Roman"/>
-          <w:sz w:val="28"/>
-          <w:szCs w:val="28"/>
-        </w:rPr>
-        <w:t xml:space="preserve">of  </w:t>
+        <w:t xml:space="preserve">the day of  </w:t>
       </w:r>
       <w:r>
         <w:rPr>
@@ -11176,9 +10799,193 @@
           <w:sz w:val="28"/>
           <w:szCs w:val="28"/>
         </w:rPr>
-        <w:t>{</w:t>
-      </w:r>
-      <w:proofErr w:type="gramEnd"/>
+        <w:t>{{dof}}</w:t>
+      </w:r>
+    </w:p>
+    <w:p>
+      <w:pPr>
+        <w:rPr>
+          <w:rFonts w:cs="Times New Roman"/>
+          <w:sz w:val="28"/>
+          <w:szCs w:val="28"/>
+        </w:rPr>
+      </w:pPr>
+      <w:r>
+        <w:rPr>
+          <w:rFonts w:cs="Times New Roman"/>
+          <w:sz w:val="28"/>
+          <w:szCs w:val="28"/>
+        </w:rPr>
+        <w:t>and signed his name in my presence.</w:t>
+      </w:r>
+    </w:p>
+    <w:p>
+      <w:pPr>
+        <w:rPr>
+          <w:rFonts w:cs="Times New Roman"/>
+          <w:sz w:val="28"/>
+          <w:szCs w:val="28"/>
+        </w:rPr>
+      </w:pPr>
+    </w:p>
+    <w:p>
+      <w:pPr>
+        <w:jc w:val="center"/>
+        <w:rPr>
+          <w:rFonts w:cs="Times New Roman"/>
+          <w:sz w:val="28"/>
+          <w:szCs w:val="28"/>
+        </w:rPr>
+      </w:pPr>
+      <w:r>
+        <w:rPr>
+          <w:rFonts w:cs="Times New Roman"/>
+          <w:sz w:val="28"/>
+          <w:szCs w:val="28"/>
+        </w:rPr>
+        <w:t>BEFORE ME</w:t>
+      </w:r>
+    </w:p>
+    <w:p>
+      <w:pPr>
+        <w:jc w:val="center"/>
+        <w:rPr>
+          <w:rFonts w:cs="Times New Roman"/>
+          <w:sz w:val="28"/>
+          <w:szCs w:val="28"/>
+        </w:rPr>
+      </w:pPr>
+    </w:p>
+    <w:p>
+      <w:pPr>
+        <w:jc w:val="center"/>
+        <w:rPr>
+          <w:rFonts w:cs="Times New Roman"/>
+          <w:sz w:val="28"/>
+          <w:szCs w:val="28"/>
+        </w:rPr>
+      </w:pPr>
+    </w:p>
+    <w:p>
+      <w:pPr>
+        <w:jc w:val="center"/>
+        <w:rPr>
+          <w:rFonts w:cs="Times New Roman"/>
+          <w:sz w:val="28"/>
+          <w:szCs w:val="28"/>
+        </w:rPr>
+      </w:pPr>
+      <w:r>
+        <w:rPr>
+          <w:rFonts w:cs="Times New Roman"/>
+          <w:sz w:val="28"/>
+          <w:szCs w:val="28"/>
+        </w:rPr>
+        <w:t>ADVOCATE ::</w:t>
+      </w:r>
+      <w:r>
+        <w:rPr>
+          <w:rFonts w:cs="Times New Roman"/>
+          <w:sz w:val="28"/>
+          <w:szCs w:val="28"/>
+        </w:rPr>
+        <w:t>{{place}}</w:t>
+      </w:r>
+    </w:p>
+    <w:p>
+      <w:pPr>
+        <w:jc w:val="center"/>
+        <w:rPr>
+          <w:rFonts w:cs="Times New Roman"/>
+          <w:sz w:val="28"/>
+          <w:szCs w:val="28"/>
+        </w:rPr>
+      </w:pPr>
+    </w:p>
+    <w:p>
+      <w:pPr>
+        <w:jc w:val="center"/>
+        <w:rPr>
+          <w:rFonts w:cs="Times New Roman"/>
+          <w:sz w:val="28"/>
+          <w:szCs w:val="28"/>
+        </w:rPr>
+      </w:pPr>
+    </w:p>
+    <w:p>
+      <w:pPr>
+        <w:jc w:val="center"/>
+        <w:rPr>
+          <w:rFonts w:cs="Times New Roman"/>
+          <w:sz w:val="28"/>
+          <w:szCs w:val="28"/>
+        </w:rPr>
+      </w:pPr>
+    </w:p>
+    <w:p>
+      <w:pPr>
+        <w:jc w:val="center"/>
+        <w:rPr>
+          <w:rFonts w:cs="Times New Roman"/>
+          <w:sz w:val="28"/>
+          <w:szCs w:val="28"/>
+        </w:rPr>
+      </w:pPr>
+    </w:p>
+    <w:p>
+      <w:pPr>
+        <w:jc w:val="center"/>
+        <w:rPr>
+          <w:rFonts w:cs="Times New Roman"/>
+          <w:sz w:val="28"/>
+          <w:szCs w:val="28"/>
+          <w:u w:val="single"/>
+        </w:rPr>
+      </w:pPr>
+      <w:r>
+        <w:rPr>
+          <w:rFonts w:cs="Times New Roman"/>
+          <w:sz w:val="28"/>
+          <w:szCs w:val="28"/>
+          <w:u w:val="single"/>
+        </w:rPr>
+        <w:t>VERIFICATION STATEMENT</w:t>
+      </w:r>
+    </w:p>
+    <w:p>
+      <w:pPr>
+        <w:rPr>
+          <w:rFonts w:cs="Times New Roman"/>
+          <w:sz w:val="28"/>
+          <w:szCs w:val="28"/>
+        </w:rPr>
+      </w:pPr>
+      <w:r>
+        <w:rPr>
+          <w:rFonts w:cs="Times New Roman"/>
+          <w:sz w:val="28"/>
+          <w:szCs w:val="28"/>
+        </w:rPr>
+        <w:t xml:space="preserve">     </w:t>
+      </w:r>
+    </w:p>
+    <w:p>
+      <w:pPr>
+        <w:jc w:val="both"/>
+        <w:rPr>
+          <w:rFonts w:cs="Times New Roman"/>
+          <w:sz w:val="28"/>
+          <w:szCs w:val="28"/>
+        </w:rPr>
+      </w:pPr>
+      <w:r>
+        <w:rPr>
+          <w:rFonts w:cs="Times New Roman"/>
+          <w:sz w:val="28"/>
+          <w:szCs w:val="28"/>
+        </w:rPr>
+        <w:t xml:space="preserve">     I, </w:t>
+      </w:r>
       <w:r>
         <w:rPr>
           <w:rFonts w:cs="Times New Roman"/>
@@ -11186,210 +10993,6 @@
           <w:sz w:val="28"/>
           <w:szCs w:val="28"/>
         </w:rPr>
-        <w:t>{dof}}</w:t>
-      </w:r>
-    </w:p>
-    <w:p>
-      <w:pPr>
-        <w:rPr>
-          <w:rFonts w:cs="Times New Roman"/>
-          <w:sz w:val="28"/>
-          <w:szCs w:val="28"/>
-        </w:rPr>
-      </w:pPr>
-      <w:r>
-        <w:rPr>
-          <w:rFonts w:cs="Times New Roman"/>
-          <w:sz w:val="28"/>
-          <w:szCs w:val="28"/>
-        </w:rPr>
-        <w:t>and signed his name in my presence.</w:t>
-      </w:r>
-    </w:p>
-    <w:p>
-      <w:pPr>
-        <w:rPr>
-          <w:rFonts w:cs="Times New Roman"/>
-          <w:sz w:val="28"/>
-          <w:szCs w:val="28"/>
-        </w:rPr>
-      </w:pPr>
-    </w:p>
-    <w:p>
-      <w:pPr>
-        <w:jc w:val="center"/>
-        <w:rPr>
-          <w:rFonts w:cs="Times New Roman"/>
-          <w:sz w:val="28"/>
-          <w:szCs w:val="28"/>
-        </w:rPr>
-      </w:pPr>
-      <w:r>
-        <w:rPr>
-          <w:rFonts w:cs="Times New Roman"/>
-          <w:sz w:val="28"/>
-          <w:szCs w:val="28"/>
-        </w:rPr>
-        <w:t>BEFORE ME</w:t>
-      </w:r>
-    </w:p>
-    <w:p>
-      <w:pPr>
-        <w:jc w:val="center"/>
-        <w:rPr>
-          <w:rFonts w:cs="Times New Roman"/>
-          <w:sz w:val="28"/>
-          <w:szCs w:val="28"/>
-        </w:rPr>
-      </w:pPr>
-    </w:p>
-    <w:p>
-      <w:pPr>
-        <w:jc w:val="center"/>
-        <w:rPr>
-          <w:rFonts w:cs="Times New Roman"/>
-          <w:sz w:val="28"/>
-          <w:szCs w:val="28"/>
-        </w:rPr>
-      </w:pPr>
-    </w:p>
-    <w:p>
-      <w:pPr>
-        <w:jc w:val="center"/>
-        <w:rPr>
-          <w:rFonts w:cs="Times New Roman"/>
-          <w:sz w:val="28"/>
-          <w:szCs w:val="28"/>
-        </w:rPr>
-      </w:pPr>
-      <w:proofErr w:type="gramStart"/>
-      <w:r>
-        <w:rPr>
-          <w:rFonts w:cs="Times New Roman"/>
-          <w:sz w:val="28"/>
-          <w:szCs w:val="28"/>
-        </w:rPr>
-        <w:t>ADVOCATE ::</w:t>
-      </w:r>
-      <w:r>
-        <w:rPr>
-          <w:rFonts w:cs="Times New Roman"/>
-          <w:sz w:val="28"/>
-          <w:szCs w:val="28"/>
-        </w:rPr>
-        <w:t>{</w:t>
-      </w:r>
-      <w:proofErr w:type="gramEnd"/>
-      <w:r>
-        <w:rPr>
-          <w:rFonts w:cs="Times New Roman"/>
-          <w:sz w:val="28"/>
-          <w:szCs w:val="28"/>
-        </w:rPr>
-        <w:t>{place}}</w:t>
-      </w:r>
-    </w:p>
-    <w:p>
-      <w:pPr>
-        <w:jc w:val="center"/>
-        <w:rPr>
-          <w:rFonts w:cs="Times New Roman"/>
-          <w:sz w:val="28"/>
-          <w:szCs w:val="28"/>
-        </w:rPr>
-      </w:pPr>
-    </w:p>
-    <w:p>
-      <w:pPr>
-        <w:jc w:val="center"/>
-        <w:rPr>
-          <w:rFonts w:cs="Times New Roman"/>
-          <w:sz w:val="28"/>
-          <w:szCs w:val="28"/>
-        </w:rPr>
-      </w:pPr>
-    </w:p>
-    <w:p>
-      <w:pPr>
-        <w:jc w:val="center"/>
-        <w:rPr>
-          <w:rFonts w:cs="Times New Roman"/>
-          <w:sz w:val="28"/>
-          <w:szCs w:val="28"/>
-        </w:rPr>
-      </w:pPr>
-    </w:p>
-    <w:p>
-      <w:pPr>
-        <w:jc w:val="center"/>
-        <w:rPr>
-          <w:rFonts w:cs="Times New Roman"/>
-          <w:sz w:val="28"/>
-          <w:szCs w:val="28"/>
-        </w:rPr>
-      </w:pPr>
-    </w:p>
-    <w:p>
-      <w:pPr>
-        <w:jc w:val="center"/>
-        <w:rPr>
-          <w:rFonts w:cs="Times New Roman"/>
-          <w:sz w:val="28"/>
-          <w:szCs w:val="28"/>
-          <w:u w:val="single"/>
-        </w:rPr>
-      </w:pPr>
-      <w:r>
-        <w:rPr>
-          <w:rFonts w:cs="Times New Roman"/>
-          <w:sz w:val="28"/>
-          <w:szCs w:val="28"/>
-          <w:u w:val="single"/>
-        </w:rPr>
-        <w:t>VERIFICATION STATEMENT</w:t>
-      </w:r>
-    </w:p>
-    <w:p>
-      <w:pPr>
-        <w:rPr>
-          <w:rFonts w:cs="Times New Roman"/>
-          <w:sz w:val="28"/>
-          <w:szCs w:val="28"/>
-        </w:rPr>
-      </w:pPr>
-      <w:r>
-        <w:rPr>
-          <w:rFonts w:cs="Times New Roman"/>
-          <w:sz w:val="28"/>
-          <w:szCs w:val="28"/>
-        </w:rPr>
-        <w:t xml:space="preserve">     </w:t>
-      </w:r>
-    </w:p>
-    <w:p>
-      <w:pPr>
-        <w:jc w:val="both"/>
-        <w:rPr>
-          <w:rFonts w:cs="Times New Roman"/>
-          <w:sz w:val="28"/>
-          <w:szCs w:val="28"/>
-        </w:rPr>
-      </w:pPr>
-      <w:r>
-        <w:rPr>
-          <w:rFonts w:cs="Times New Roman"/>
-          <w:sz w:val="28"/>
-          <w:szCs w:val="28"/>
-        </w:rPr>
-        <w:t xml:space="preserve">     I, </w:t>
-      </w:r>
-      <w:r>
-        <w:rPr>
-          <w:rFonts w:cs="Times New Roman"/>
-          <w:noProof/>
-          <w:sz w:val="28"/>
-          <w:szCs w:val="28"/>
-        </w:rPr>
         <w:t>{{aff_oath}}</w:t>
       </w:r>
       <w:r>
@@ -11398,16 +11001,7 @@
           <w:sz w:val="28"/>
           <w:szCs w:val="28"/>
         </w:rPr>
-        <w:t xml:space="preserve">, being the petitioner/ person acquainted with the </w:t>
-      </w:r>
-      <w:proofErr w:type="gramStart"/>
-      <w:r>
-        <w:rPr>
-          <w:rFonts w:cs="Times New Roman"/>
-          <w:sz w:val="28"/>
-          <w:szCs w:val="28"/>
-        </w:rPr>
-        <w:t>facts</w:t>
+        <w:t>, being the petitioner/ person acquainted with the facts</w:t>
       </w:r>
       <w:r>
         <w:rPr>
@@ -11439,40 +11033,15 @@
           <w:sz w:val="28"/>
           <w:szCs w:val="28"/>
         </w:rPr>
-        <w:t>do</w:t>
-      </w:r>
-      <w:proofErr w:type="gramEnd"/>
-      <w:r>
-        <w:rPr>
-          <w:rFonts w:cs="Times New Roman"/>
-          <w:sz w:val="28"/>
-          <w:szCs w:val="28"/>
-        </w:rPr>
-        <w:t xml:space="preserve"> hereby</w:t>
-      </w:r>
-      <w:r>
-        <w:rPr>
-          <w:rFonts w:cs="Times New Roman"/>
-          <w:sz w:val="28"/>
-          <w:szCs w:val="28"/>
-        </w:rPr>
-        <w:t xml:space="preserve"> declare that the information mentioned in paras 1 to </w:t>
-      </w:r>
-      <w:r>
-        <w:rPr>
-          <w:rFonts w:cs="Times New Roman"/>
-          <w:sz w:val="28"/>
-          <w:szCs w:val="28"/>
-        </w:rPr>
-        <w:t xml:space="preserve">____ </w:t>
-      </w:r>
-      <w:r>
-        <w:rPr>
-          <w:rFonts w:cs="Times New Roman"/>
-          <w:sz w:val="28"/>
-          <w:szCs w:val="28"/>
-        </w:rPr>
-        <w:t xml:space="preserve">are true and correct </w:t>
+        <w:t>do hereby</w:t>
+      </w:r>
+      <w:r>
+        <w:rPr>
+          <w:rFonts w:cs="Times New Roman"/>
+          <w:sz w:val="28"/>
+          <w:szCs w:val="28"/>
+        </w:rPr>
+        <w:t xml:space="preserve"> declare that the information mentioned in paras 1 to ____ are true and correct </w:t>
       </w:r>
       <w:r>
         <w:rPr>
@@ -11888,23 +11457,13 @@
           <w:szCs w:val="28"/>
         </w:rPr>
       </w:pPr>
-      <w:proofErr w:type="gramStart"/>
-      <w:r>
-        <w:rPr>
-          <w:rFonts w:cs="Times New Roman"/>
-          <w:sz w:val="28"/>
-          <w:szCs w:val="28"/>
-        </w:rPr>
-        <w:t>..</w:t>
-      </w:r>
-      <w:proofErr w:type="gramEnd"/>
-      <w:r>
-        <w:rPr>
-          <w:rFonts w:cs="Times New Roman"/>
-          <w:sz w:val="28"/>
-          <w:szCs w:val="28"/>
-        </w:rPr>
-        <w:t>Petitioner(s)</w:t>
+      <w:r>
+        <w:rPr>
+          <w:rFonts w:cs="Times New Roman"/>
+          <w:sz w:val="28"/>
+          <w:szCs w:val="28"/>
+        </w:rPr>
+        <w:t>..Petitioner(s)</w:t>
       </w:r>
     </w:p>
     <w:p>
@@ -11962,23 +11521,13 @@
           <w:szCs w:val="28"/>
         </w:rPr>
       </w:pPr>
-      <w:proofErr w:type="gramStart"/>
-      <w:r>
-        <w:rPr>
-          <w:rFonts w:cs="Times New Roman"/>
-          <w:sz w:val="28"/>
-          <w:szCs w:val="28"/>
-        </w:rPr>
-        <w:t>.Respondent</w:t>
-      </w:r>
-      <w:proofErr w:type="gramEnd"/>
-      <w:r>
-        <w:rPr>
-          <w:rFonts w:cs="Times New Roman"/>
-          <w:sz w:val="28"/>
-          <w:szCs w:val="28"/>
-        </w:rPr>
-        <w:t>(s)</w:t>
+      <w:r>
+        <w:rPr>
+          <w:rFonts w:cs="Times New Roman"/>
+          <w:sz w:val="28"/>
+          <w:szCs w:val="28"/>
+        </w:rPr>
+        <w:t>.Respondent(s)</w:t>
       </w:r>
     </w:p>
     <w:p>
@@ -12281,33 +11830,15 @@
           <w:sz w:val="28"/>
           <w:szCs w:val="28"/>
         </w:rPr>
-        <w:t xml:space="preserve">                                   </w:t>
-      </w:r>
-      <w:proofErr w:type="gramStart"/>
-      <w:r>
-        <w:rPr>
-          <w:rFonts w:cs="Times New Roman"/>
-          <w:sz w:val="28"/>
-          <w:szCs w:val="28"/>
-        </w:rPr>
-        <w:t>ADVOCATE ::</w:t>
-      </w:r>
-      <w:r>
-        <w:rPr>
-          <w:rFonts w:cs="Times New Roman"/>
-          <w:sz w:val="28"/>
-          <w:szCs w:val="28"/>
-        </w:rPr>
-        <w:t>{</w:t>
-      </w:r>
-      <w:proofErr w:type="gramEnd"/>
-      <w:r>
-        <w:rPr>
-          <w:rFonts w:cs="Times New Roman"/>
-          <w:sz w:val="28"/>
-          <w:szCs w:val="28"/>
-        </w:rPr>
-        <w:t>{place}}</w:t>
+        <w:t xml:space="preserve">                                   ADVOCATE ::</w:t>
+      </w:r>
+      <w:r>
+        <w:rPr>
+          <w:rFonts w:cs="Times New Roman"/>
+          <w:sz w:val="28"/>
+          <w:szCs w:val="28"/>
+        </w:rPr>
+        <w:t>{{place}}</w:t>
       </w:r>
       <w:r>
         <w:rPr>
@@ -12722,18 +12253,8 @@
           <w:sz w:val="28"/>
           <w:szCs w:val="28"/>
         </w:rPr>
-        <w:t xml:space="preserve">COUNSEL </w:t>
-      </w:r>
-      <w:proofErr w:type="gramStart"/>
-      <w:r>
-        <w:rPr>
-          <w:rFonts w:cs="Times New Roman"/>
-          <w:sz w:val="28"/>
-          <w:szCs w:val="28"/>
-        </w:rPr>
-        <w:t>FOR  PETITIONER</w:t>
-      </w:r>
-      <w:proofErr w:type="gramEnd"/>
+        <w:t>COUNSEL FOR  PETITIONER</w:t>
+      </w:r>
     </w:p>
     <w:p>
       <w:pPr>
@@ -12803,16 +12324,7 @@
           <w:sz w:val="28"/>
           <w:szCs w:val="28"/>
         </w:rPr>
-        <w:t>DATE:</w:t>
-      </w:r>
-      <w:proofErr w:type="gramStart"/>
-      <w:r>
-        <w:rPr>
-          <w:rFonts w:cs="Times New Roman"/>
-          <w:sz w:val="28"/>
-          <w:szCs w:val="28"/>
-        </w:rPr>
-        <w:t xml:space="preserve">   </w:t>
+        <w:t xml:space="preserve">DATE:   </w:t>
       </w:r>
       <w:r>
         <w:rPr>
@@ -12821,17 +12333,7 @@
           <w:sz w:val="28"/>
           <w:szCs w:val="28"/>
         </w:rPr>
-        <w:t>{</w:t>
-      </w:r>
-      <w:proofErr w:type="gramEnd"/>
-      <w:r>
-        <w:rPr>
-          <w:rFonts w:cs="Times New Roman"/>
-          <w:noProof/>
-          <w:sz w:val="28"/>
-          <w:szCs w:val="28"/>
-        </w:rPr>
-        <w:t>{dof}}</w:t>
+        <w:t>{{dof}}</w:t>
       </w:r>
     </w:p>
     <w:p>
@@ -12897,7 +12399,6 @@
     <w:p>
       <w:pPr>
         <w:ind w:left="4320" w:right="-720"/>
-        <w:jc w:val="both"/>
         <w:rPr>
           <w:rFonts w:cs="Times New Roman"/>
           <w:sz w:val="28"/>
@@ -12965,7 +12466,6 @@
     </w:p>
     <w:p>
       <w:pPr>
-        <w:jc w:val="both"/>
         <w:rPr>
           <w:rFonts w:cs="Times New Roman"/>
           <w:sz w:val="28"/>
@@ -13068,19 +12568,11 @@
           <w:rFonts w:cs="Times New Roman"/>
         </w:rPr>
       </w:pPr>
-      <w:proofErr w:type="gramStart"/>
-      <w:r>
-        <w:rPr>
-          <w:rFonts w:cs="Times New Roman"/>
-        </w:rPr>
-        <w:t>DEPT:_</w:t>
-      </w:r>
-      <w:proofErr w:type="gramEnd"/>
-      <w:r>
-        <w:rPr>
-          <w:rFonts w:cs="Times New Roman"/>
-        </w:rPr>
-        <w:t>______________</w:t>
+      <w:r>
+        <w:rPr>
+          <w:rFonts w:cs="Times New Roman"/>
+        </w:rPr>
+        <w:t>DEPT:_______________</w:t>
       </w:r>
     </w:p>
     <w:p>
@@ -13095,21 +12587,7 @@
         <w:rPr>
           <w:rFonts w:cs="Times New Roman"/>
         </w:rPr>
-        <w:t xml:space="preserve">Category </w:t>
-      </w:r>
-      <w:proofErr w:type="gramStart"/>
-      <w:r>
-        <w:rPr>
-          <w:rFonts w:cs="Times New Roman"/>
-        </w:rPr>
-        <w:t>Code  and</w:t>
-      </w:r>
-      <w:proofErr w:type="gramEnd"/>
-      <w:r>
-        <w:rPr>
-          <w:rFonts w:cs="Times New Roman"/>
-        </w:rPr>
-        <w:t xml:space="preserve"> </w:t>
+        <w:t xml:space="preserve">Category Code  and </w:t>
       </w:r>
     </w:p>
     <w:p>
@@ -13304,34 +12782,15 @@
           <w:sz w:val="28"/>
           <w:szCs w:val="28"/>
         </w:rPr>
-        <w:t>{{district</w:t>
-      </w:r>
-      <w:proofErr w:type="gramStart"/>
-      <w:r>
-        <w:rPr>
-          <w:rFonts w:cs="Times New Roman"/>
-          <w:noProof/>
-          <w:sz w:val="28"/>
-          <w:szCs w:val="28"/>
-        </w:rPr>
-        <w:t>}}</w:t>
-      </w:r>
-      <w:r>
-        <w:rPr>
-          <w:rFonts w:cs="Times New Roman"/>
-          <w:sz w:val="28"/>
-          <w:szCs w:val="28"/>
-        </w:rPr>
-        <w:t xml:space="preserve">   </w:t>
-      </w:r>
-      <w:proofErr w:type="gramEnd"/>
-      <w:r>
-        <w:rPr>
-          <w:rFonts w:cs="Times New Roman"/>
-          <w:sz w:val="28"/>
-          <w:szCs w:val="28"/>
-        </w:rPr>
-        <w:t xml:space="preserve"> District</w:t>
+        <w:t>{{district}}</w:t>
+      </w:r>
+      <w:r>
+        <w:rPr>
+          <w:rFonts w:cs="Times New Roman"/>
+          <w:sz w:val="28"/>
+          <w:szCs w:val="28"/>
+        </w:rPr>
+        <w:t xml:space="preserve">    District</w:t>
       </w:r>
     </w:p>
     <w:p>
@@ -13382,23 +12841,13 @@
           <w:szCs w:val="28"/>
         </w:rPr>
       </w:pPr>
-      <w:proofErr w:type="gramStart"/>
-      <w:r>
-        <w:rPr>
-          <w:rFonts w:cs="Times New Roman"/>
-          <w:sz w:val="28"/>
-          <w:szCs w:val="28"/>
-        </w:rPr>
-        <w:t>..</w:t>
-      </w:r>
-      <w:proofErr w:type="gramEnd"/>
-      <w:r>
-        <w:rPr>
-          <w:rFonts w:cs="Times New Roman"/>
-          <w:sz w:val="28"/>
-          <w:szCs w:val="28"/>
-        </w:rPr>
-        <w:t>Petitioner/s</w:t>
+      <w:r>
+        <w:rPr>
+          <w:rFonts w:cs="Times New Roman"/>
+          <w:sz w:val="28"/>
+          <w:szCs w:val="28"/>
+        </w:rPr>
+        <w:t>..Petitioner/s</w:t>
       </w:r>
     </w:p>
     <w:p>
@@ -13631,25 +13080,7 @@
           <w:sz w:val="28"/>
           <w:szCs w:val="28"/>
         </w:rPr>
-        <w:t xml:space="preserve">Permitted </w:t>
-      </w:r>
-      <w:proofErr w:type="gramStart"/>
-      <w:r>
-        <w:rPr>
-          <w:rFonts w:cs="Times New Roman"/>
-          <w:sz w:val="28"/>
-          <w:szCs w:val="28"/>
-        </w:rPr>
-        <w:t>on  :</w:t>
-      </w:r>
-      <w:proofErr w:type="gramEnd"/>
-      <w:r>
-        <w:rPr>
-          <w:rFonts w:cs="Times New Roman"/>
-          <w:sz w:val="28"/>
-          <w:szCs w:val="28"/>
-        </w:rPr>
-        <w:t xml:space="preserve"> </w:t>
+        <w:t xml:space="preserve">Permitted on  : </w:t>
       </w:r>
       <w:r>
         <w:rPr>
@@ -13677,25 +13108,7 @@
           <w:sz w:val="28"/>
           <w:szCs w:val="28"/>
         </w:rPr>
-        <w:t xml:space="preserve">Presented </w:t>
-      </w:r>
-      <w:proofErr w:type="gramStart"/>
-      <w:r>
-        <w:rPr>
-          <w:rFonts w:cs="Times New Roman"/>
-          <w:sz w:val="28"/>
-          <w:szCs w:val="28"/>
-        </w:rPr>
-        <w:t>on  :</w:t>
-      </w:r>
-      <w:proofErr w:type="gramEnd"/>
-      <w:r>
-        <w:rPr>
-          <w:rFonts w:cs="Times New Roman"/>
-          <w:sz w:val="28"/>
-          <w:szCs w:val="28"/>
-        </w:rPr>
-        <w:t xml:space="preserve"> </w:t>
+        <w:t xml:space="preserve">Presented on  : </w:t>
       </w:r>
       <w:r>
         <w:rPr>
@@ -13723,25 +13136,7 @@
           <w:sz w:val="28"/>
           <w:szCs w:val="28"/>
         </w:rPr>
-        <w:t xml:space="preserve">Filed on       </w:t>
-      </w:r>
-      <w:proofErr w:type="gramStart"/>
-      <w:r>
-        <w:rPr>
-          <w:rFonts w:cs="Times New Roman"/>
-          <w:sz w:val="28"/>
-          <w:szCs w:val="28"/>
-        </w:rPr>
-        <w:t xml:space="preserve">  :</w:t>
-      </w:r>
-      <w:proofErr w:type="gramEnd"/>
-      <w:r>
-        <w:rPr>
-          <w:rFonts w:cs="Times New Roman"/>
-          <w:sz w:val="28"/>
-          <w:szCs w:val="28"/>
-        </w:rPr>
-        <w:t xml:space="preserve"> </w:t>
+        <w:t xml:space="preserve">Filed on         : </w:t>
       </w:r>
       <w:r>
         <w:rPr>
@@ -13776,23 +13171,13 @@
           <w:u w:val="single"/>
         </w:rPr>
       </w:pPr>
-      <w:proofErr w:type="gramStart"/>
-      <w:r>
-        <w:rPr>
-          <w:rFonts w:cs="Times New Roman"/>
-          <w:sz w:val="28"/>
-          <w:szCs w:val="28"/>
-        </w:rPr>
-        <w:t>I.A..No.</w:t>
-      </w:r>
-      <w:proofErr w:type="gramEnd"/>
-      <w:r>
-        <w:rPr>
-          <w:rFonts w:cs="Times New Roman"/>
-          <w:sz w:val="28"/>
-          <w:szCs w:val="28"/>
-        </w:rPr>
-        <w:t xml:space="preserve">            OF </w:t>
+      <w:r>
+        <w:rPr>
+          <w:rFonts w:cs="Times New Roman"/>
+          <w:sz w:val="28"/>
+          <w:szCs w:val="28"/>
+        </w:rPr>
+        <w:t xml:space="preserve">I.A..No.            OF </w:t>
       </w:r>
       <w:r>
         <w:rPr>
@@ -13875,7 +13260,6 @@
     </w:p>
     <w:p>
       <w:pPr>
-        <w:jc w:val="both"/>
         <w:rPr>
           <w:rFonts w:cs="Times New Roman"/>
           <w:sz w:val="28"/>
@@ -13981,7 +13365,6 @@
           <w:szCs w:val="28"/>
         </w:rPr>
       </w:pPr>
-      <w:proofErr w:type="gramStart"/>
       <w:r>
         <w:rPr>
           <w:rFonts w:cs="Times New Roman"/>
@@ -13996,16 +13379,7 @@
           <w:sz w:val="28"/>
           <w:szCs w:val="28"/>
         </w:rPr>
-        <w:t>{</w:t>
-      </w:r>
-      <w:proofErr w:type="gramEnd"/>
-      <w:r>
-        <w:rPr>
-          <w:rFonts w:cs="Times New Roman"/>
-          <w:sz w:val="28"/>
-          <w:szCs w:val="28"/>
-        </w:rPr>
-        <w:t>{place}}</w:t>
+        <w:t>{{place}}</w:t>
       </w:r>
       <w:r>
         <w:rPr>
@@ -14177,16 +13551,7 @@
           <w:sz w:val="28"/>
           <w:szCs w:val="28"/>
         </w:rPr>
-        <w:t xml:space="preserve">Writ Petition No.                                        of  </w:t>
-      </w:r>
-      <w:proofErr w:type="gramStart"/>
-      <w:r>
-        <w:rPr>
-          <w:rFonts w:cs="Times New Roman"/>
-          <w:sz w:val="28"/>
-          <w:szCs w:val="28"/>
-        </w:rPr>
-        <w:t xml:space="preserve">   </w:t>
+        <w:t xml:space="preserve">Writ Petition No.                                        of     </w:t>
       </w:r>
       <w:r>
         <w:rPr>
@@ -14195,9 +13560,52 @@
           <w:sz w:val="28"/>
           <w:szCs w:val="28"/>
         </w:rPr>
-        <w:t>{</w:t>
-      </w:r>
-      <w:proofErr w:type="gramEnd"/>
+        <w:t>{{year}}</w:t>
+      </w:r>
+    </w:p>
+    <w:p>
+      <w:pPr>
+        <w:rPr>
+          <w:rFonts w:cs="Times New Roman"/>
+          <w:sz w:val="28"/>
+          <w:szCs w:val="28"/>
+        </w:rPr>
+      </w:pPr>
+      <w:r>
+        <w:rPr>
+          <w:rFonts w:cs="Times New Roman"/>
+          <w:sz w:val="28"/>
+          <w:szCs w:val="28"/>
+        </w:rPr>
+        <w:t> Between:</w:t>
+      </w:r>
+    </w:p>
+    <w:p>
+      <w:pPr>
+        <w:jc w:val="both"/>
+        <w:rPr>
+          <w:rFonts w:cs="Times New Roman"/>
+          <w:sz w:val="28"/>
+          <w:szCs w:val="28"/>
+        </w:rPr>
+      </w:pPr>
+      <w:r>
+        <w:rPr>
+          <w:rFonts w:cs="Times New Roman"/>
+          <w:sz w:val="28"/>
+          <w:szCs w:val="28"/>
+        </w:rPr>
+        <w:t> </w:t>
+      </w:r>
+    </w:p>
+    <w:p>
+      <w:pPr>
+        <w:rPr>
+          <w:rFonts w:cs="Times New Roman"/>
+          <w:sz w:val="28"/>
+          <w:szCs w:val="28"/>
+        </w:rPr>
+      </w:pPr>
       <w:r>
         <w:rPr>
           <w:rFonts w:cs="Times New Roman"/>
@@ -14205,24 +13613,60 @@
           <w:sz w:val="28"/>
           <w:szCs w:val="28"/>
         </w:rPr>
-        <w:t>{year}}</w:t>
-      </w:r>
-    </w:p>
-    <w:p>
-      <w:pPr>
-        <w:rPr>
-          <w:rFonts w:cs="Times New Roman"/>
-          <w:sz w:val="28"/>
-          <w:szCs w:val="28"/>
-        </w:rPr>
-      </w:pPr>
-      <w:r>
-        <w:rPr>
-          <w:rFonts w:cs="Times New Roman"/>
-          <w:sz w:val="28"/>
-          <w:szCs w:val="28"/>
-        </w:rPr>
-        <w:t> Between:</w:t>
+        <w:t>{{pet_name}}</w:t>
+      </w:r>
+    </w:p>
+    <w:p>
+      <w:pPr>
+        <w:jc w:val="right"/>
+        <w:rPr>
+          <w:rFonts w:cs="Times New Roman"/>
+          <w:sz w:val="28"/>
+          <w:szCs w:val="28"/>
+        </w:rPr>
+      </w:pPr>
+      <w:r>
+        <w:rPr>
+          <w:rFonts w:cs="Times New Roman"/>
+          <w:sz w:val="28"/>
+          <w:szCs w:val="28"/>
+        </w:rPr>
+        <w:t xml:space="preserve">     </w:t>
+      </w:r>
+      <w:r>
+        <w:rPr>
+          <w:rFonts w:cs="Times New Roman"/>
+          <w:sz w:val="28"/>
+          <w:szCs w:val="28"/>
+        </w:rPr>
+        <w:tab/>
+      </w:r>
+      <w:r>
+        <w:rPr>
+          <w:rFonts w:cs="Times New Roman"/>
+          <w:sz w:val="28"/>
+          <w:szCs w:val="28"/>
+        </w:rPr>
+        <w:tab/>
+        <w:t>..Petitioner</w:t>
+      </w:r>
+    </w:p>
+    <w:p>
+      <w:pPr>
+        <w:jc w:val="both"/>
+        <w:rPr>
+          <w:rFonts w:cs="Times New Roman"/>
+          <w:sz w:val="28"/>
+          <w:szCs w:val="28"/>
+        </w:rPr>
+      </w:pPr>
+      <w:r>
+        <w:rPr>
+          <w:rFonts w:cs="Times New Roman"/>
+          <w:sz w:val="28"/>
+          <w:szCs w:val="28"/>
+        </w:rPr>
+        <w:t xml:space="preserve">     AND</w:t>
       </w:r>
     </w:p>
     <w:p>
@@ -14258,7 +13702,7 @@
           <w:sz w:val="28"/>
           <w:szCs w:val="28"/>
         </w:rPr>
-        <w:t>{{pet_name}}</w:t>
+        <w:t>{{res_name}}</w:t>
       </w:r>
     </w:p>
     <w:p>
@@ -14276,131 +13720,7 @@
           <w:sz w:val="28"/>
           <w:szCs w:val="28"/>
         </w:rPr>
-        <w:t xml:space="preserve">     </w:t>
-      </w:r>
-      <w:r>
-        <w:rPr>
-          <w:rFonts w:cs="Times New Roman"/>
-          <w:sz w:val="28"/>
-          <w:szCs w:val="28"/>
-        </w:rPr>
-        <w:tab/>
-      </w:r>
-      <w:r>
-        <w:rPr>
-          <w:rFonts w:cs="Times New Roman"/>
-          <w:sz w:val="28"/>
-          <w:szCs w:val="28"/>
-        </w:rPr>
-        <w:tab/>
-      </w:r>
-      <w:proofErr w:type="gramStart"/>
-      <w:r>
-        <w:rPr>
-          <w:rFonts w:cs="Times New Roman"/>
-          <w:sz w:val="28"/>
-          <w:szCs w:val="28"/>
-        </w:rPr>
-        <w:t>..</w:t>
-      </w:r>
-      <w:proofErr w:type="gramEnd"/>
-      <w:r>
-        <w:rPr>
-          <w:rFonts w:cs="Times New Roman"/>
-          <w:sz w:val="28"/>
-          <w:szCs w:val="28"/>
-        </w:rPr>
-        <w:t>Petitioner</w:t>
-      </w:r>
-    </w:p>
-    <w:p>
-      <w:pPr>
-        <w:jc w:val="both"/>
-        <w:rPr>
-          <w:rFonts w:cs="Times New Roman"/>
-          <w:sz w:val="28"/>
-          <w:szCs w:val="28"/>
-        </w:rPr>
-      </w:pPr>
-      <w:r>
-        <w:rPr>
-          <w:rFonts w:cs="Times New Roman"/>
-          <w:sz w:val="28"/>
-          <w:szCs w:val="28"/>
-        </w:rPr>
-        <w:t xml:space="preserve">     AND</w:t>
-      </w:r>
-    </w:p>
-    <w:p>
-      <w:pPr>
-        <w:jc w:val="both"/>
-        <w:rPr>
-          <w:rFonts w:cs="Times New Roman"/>
-          <w:sz w:val="28"/>
-          <w:szCs w:val="28"/>
-        </w:rPr>
-      </w:pPr>
-      <w:r>
-        <w:rPr>
-          <w:rFonts w:cs="Times New Roman"/>
-          <w:sz w:val="28"/>
-          <w:szCs w:val="28"/>
-        </w:rPr>
-        <w:t> </w:t>
-      </w:r>
-    </w:p>
-    <w:p>
-      <w:pPr>
-        <w:rPr>
-          <w:rFonts w:cs="Times New Roman"/>
-          <w:sz w:val="28"/>
-          <w:szCs w:val="28"/>
-        </w:rPr>
-      </w:pPr>
-      <w:r>
-        <w:rPr>
-          <w:rFonts w:cs="Times New Roman"/>
-          <w:noProof/>
-          <w:sz w:val="28"/>
-          <w:szCs w:val="28"/>
-        </w:rPr>
-        <w:t>{{res_name}}</w:t>
-      </w:r>
-    </w:p>
-    <w:p>
-      <w:pPr>
-        <w:jc w:val="right"/>
-        <w:rPr>
-          <w:rFonts w:cs="Times New Roman"/>
-          <w:sz w:val="28"/>
-          <w:szCs w:val="28"/>
-        </w:rPr>
-      </w:pPr>
-      <w:r>
-        <w:rPr>
-          <w:rFonts w:cs="Times New Roman"/>
-          <w:sz w:val="28"/>
-          <w:szCs w:val="28"/>
-        </w:rPr>
-        <w:t xml:space="preserve"> </w:t>
-      </w:r>
-      <w:proofErr w:type="gramStart"/>
-      <w:r>
-        <w:rPr>
-          <w:rFonts w:cs="Times New Roman"/>
-          <w:sz w:val="28"/>
-          <w:szCs w:val="28"/>
-        </w:rPr>
-        <w:t>..</w:t>
-      </w:r>
-      <w:proofErr w:type="gramEnd"/>
-      <w:r>
-        <w:rPr>
-          <w:rFonts w:cs="Times New Roman"/>
-          <w:sz w:val="28"/>
-          <w:szCs w:val="28"/>
-        </w:rPr>
-        <w:t>Respondent</w:t>
+        <w:t xml:space="preserve"> ..Respondent</w:t>
       </w:r>
     </w:p>
     <w:p>
@@ -14543,16 +13863,7 @@
           <w:sz w:val="28"/>
           <w:szCs w:val="28"/>
         </w:rPr>
-        <w:t xml:space="preserve">all and singular the said record and other with all the things touching the same as fully and perfectly as they have been made by you and now remain in your custody or power together with this, Rule Nisi before the day of      </w:t>
-      </w:r>
-      <w:proofErr w:type="gramStart"/>
-      <w:r>
-        <w:rPr>
-          <w:rFonts w:cs="Times New Roman"/>
-          <w:sz w:val="28"/>
-          <w:szCs w:val="28"/>
-        </w:rPr>
-        <w:t xml:space="preserve">   </w:t>
+        <w:t xml:space="preserve">all and singular the said record and other with all the things touching the same as fully and perfectly as they have been made by you and now remain in your custody or power together with this, Rule Nisi before the day of         </w:t>
       </w:r>
       <w:r>
         <w:rPr>
@@ -14561,9 +13872,34 @@
           <w:sz w:val="28"/>
           <w:szCs w:val="28"/>
         </w:rPr>
-        <w:t>{</w:t>
-      </w:r>
-      <w:proofErr w:type="gramEnd"/>
+        <w:t>{{year}}</w:t>
+      </w:r>
+      <w:r>
+        <w:rPr>
+          <w:rFonts w:cs="Times New Roman"/>
+          <w:sz w:val="28"/>
+          <w:szCs w:val="28"/>
+        </w:rPr>
+        <w:t xml:space="preserve">   and</w:t>
+      </w:r>
+    </w:p>
+    <w:p>
+      <w:pPr>
+        <w:jc w:val="both"/>
+        <w:rPr>
+          <w:rFonts w:cs="Times New Roman"/>
+          <w:sz w:val="28"/>
+          <w:szCs w:val="28"/>
+        </w:rPr>
+      </w:pPr>
+      <w:r>
+        <w:rPr>
+          <w:rFonts w:cs="Times New Roman"/>
+          <w:sz w:val="28"/>
+          <w:szCs w:val="28"/>
+        </w:rPr>
+        <w:t xml:space="preserve">      That you intend to oppose the petition you the aforesaid Respondent No.             do appear personally OR by Advocate on the         day of               </w:t>
+      </w:r>
       <w:r>
         <w:rPr>
           <w:rFonts w:cs="Times New Roman"/>
@@ -14571,80 +13907,7 @@
           <w:sz w:val="28"/>
           <w:szCs w:val="28"/>
         </w:rPr>
-        <w:t>{year</w:t>
-      </w:r>
-      <w:proofErr w:type="gramStart"/>
-      <w:r>
-        <w:rPr>
-          <w:rFonts w:cs="Times New Roman"/>
-          <w:noProof/>
-          <w:sz w:val="28"/>
-          <w:szCs w:val="28"/>
-        </w:rPr>
-        <w:t>}}</w:t>
-      </w:r>
-      <w:r>
-        <w:rPr>
-          <w:rFonts w:cs="Times New Roman"/>
-          <w:sz w:val="28"/>
-          <w:szCs w:val="28"/>
-        </w:rPr>
-        <w:t xml:space="preserve">   </w:t>
-      </w:r>
-      <w:proofErr w:type="gramEnd"/>
-      <w:r>
-        <w:rPr>
-          <w:rFonts w:cs="Times New Roman"/>
-          <w:sz w:val="28"/>
-          <w:szCs w:val="28"/>
-        </w:rPr>
-        <w:t>and</w:t>
-      </w:r>
-    </w:p>
-    <w:p>
-      <w:pPr>
-        <w:jc w:val="both"/>
-        <w:rPr>
-          <w:rFonts w:cs="Times New Roman"/>
-          <w:sz w:val="28"/>
-          <w:szCs w:val="28"/>
-        </w:rPr>
-      </w:pPr>
-      <w:r>
-        <w:rPr>
-          <w:rFonts w:cs="Times New Roman"/>
-          <w:sz w:val="28"/>
-          <w:szCs w:val="28"/>
-        </w:rPr>
-        <w:t xml:space="preserve">      That you intend to oppose the petition you the aforesaid Respondent No.             do appear personally OR by Advocate on the         day of            </w:t>
-      </w:r>
-      <w:proofErr w:type="gramStart"/>
-      <w:r>
-        <w:rPr>
-          <w:rFonts w:cs="Times New Roman"/>
-          <w:sz w:val="28"/>
-          <w:szCs w:val="28"/>
-        </w:rPr>
-        <w:t xml:space="preserve">   </w:t>
-      </w:r>
-      <w:r>
-        <w:rPr>
-          <w:rFonts w:cs="Times New Roman"/>
-          <w:noProof/>
-          <w:sz w:val="28"/>
-          <w:szCs w:val="28"/>
-        </w:rPr>
-        <w:t>{</w:t>
-      </w:r>
-      <w:proofErr w:type="gramEnd"/>
-      <w:r>
-        <w:rPr>
-          <w:rFonts w:cs="Times New Roman"/>
-          <w:noProof/>
-          <w:sz w:val="28"/>
-          <w:szCs w:val="28"/>
-        </w:rPr>
-        <w:t>{year}}</w:t>
+        <w:t>{{year}}</w:t>
       </w:r>
       <w:r>
         <w:rPr>
@@ -14682,23 +13945,13 @@
           <w:szCs w:val="28"/>
         </w:rPr>
       </w:pPr>
-      <w:proofErr w:type="gramStart"/>
-      <w:r>
-        <w:rPr>
-          <w:rFonts w:cs="Times New Roman"/>
-          <w:sz w:val="28"/>
-          <w:szCs w:val="28"/>
-        </w:rPr>
-        <w:t>WITNESS  the</w:t>
-      </w:r>
-      <w:proofErr w:type="gramEnd"/>
-      <w:r>
-        <w:rPr>
-          <w:rFonts w:cs="Times New Roman"/>
-          <w:sz w:val="28"/>
-          <w:szCs w:val="28"/>
-        </w:rPr>
-        <w:t xml:space="preserve"> Hon'ble Chief Justice of </w:t>
+      <w:r>
+        <w:rPr>
+          <w:rFonts w:cs="Times New Roman"/>
+          <w:sz w:val="28"/>
+          <w:szCs w:val="28"/>
+        </w:rPr>
+        <w:t xml:space="preserve">WITNESS  the Hon'ble Chief Justice of </w:t>
       </w:r>
       <w:r>
         <w:rPr>
@@ -15284,16 +14537,7 @@
           <w:sz w:val="28"/>
           <w:szCs w:val="28"/>
         </w:rPr>
-        <w:t xml:space="preserve">           Date                     day of              </w:t>
-      </w:r>
-      <w:proofErr w:type="gramStart"/>
-      <w:r>
-        <w:rPr>
-          <w:rFonts w:cs="Times New Roman"/>
-          <w:sz w:val="28"/>
-          <w:szCs w:val="28"/>
-        </w:rPr>
-        <w:t xml:space="preserve">   </w:t>
+        <w:t xml:space="preserve">           Date                     day of                 </w:t>
       </w:r>
       <w:r>
         <w:rPr>
@@ -15302,17 +14546,7 @@
           <w:sz w:val="28"/>
           <w:szCs w:val="28"/>
         </w:rPr>
-        <w:t>{</w:t>
-      </w:r>
-      <w:proofErr w:type="gramEnd"/>
-      <w:r>
-        <w:rPr>
-          <w:rFonts w:cs="Times New Roman"/>
-          <w:noProof/>
-          <w:sz w:val="28"/>
-          <w:szCs w:val="28"/>
-        </w:rPr>
-        <w:t>{year}}</w:t>
+        <w:t>{{year}}</w:t>
       </w:r>
     </w:p>
     <w:p>
@@ -15641,7 +14875,6 @@
     </w:p>
     <w:p>
       <w:pPr>
-        <w:jc w:val="both"/>
         <w:rPr>
           <w:rFonts w:cs="Times New Roman"/>
           <w:sz w:val="28"/>
@@ -15683,24 +14916,7 @@
           <w:szCs w:val="28"/>
         </w:rPr>
         <w:tab/>
-      </w:r>
-      <w:proofErr w:type="gramStart"/>
-      <w:r>
-        <w:rPr>
-          <w:rFonts w:cs="Times New Roman"/>
-          <w:sz w:val="28"/>
-          <w:szCs w:val="28"/>
-        </w:rPr>
-        <w:t>..</w:t>
-      </w:r>
-      <w:proofErr w:type="gramEnd"/>
-      <w:r>
-        <w:rPr>
-          <w:rFonts w:cs="Times New Roman"/>
-          <w:sz w:val="28"/>
-          <w:szCs w:val="28"/>
-        </w:rPr>
-        <w:t>Petitioner/s</w:t>
+        <w:t>..Petitioner/s</w:t>
       </w:r>
     </w:p>
     <w:p>
@@ -15741,7 +14957,6 @@
     </w:p>
     <w:p>
       <w:pPr>
-        <w:jc w:val="both"/>
         <w:rPr>
           <w:rFonts w:cs="Times New Roman"/>
           <w:sz w:val="28"/>
@@ -15767,23 +14982,13 @@
           <w:szCs w:val="28"/>
         </w:rPr>
       </w:pPr>
-      <w:proofErr w:type="gramStart"/>
-      <w:r>
-        <w:rPr>
-          <w:rFonts w:cs="Times New Roman"/>
-          <w:sz w:val="28"/>
-          <w:szCs w:val="28"/>
-        </w:rPr>
-        <w:t>..</w:t>
-      </w:r>
-      <w:proofErr w:type="gramEnd"/>
-      <w:r>
-        <w:rPr>
-          <w:rFonts w:cs="Times New Roman"/>
-          <w:sz w:val="28"/>
-          <w:szCs w:val="28"/>
-        </w:rPr>
-        <w:t>Respondent/s</w:t>
+      <w:r>
+        <w:rPr>
+          <w:rFonts w:cs="Times New Roman"/>
+          <w:sz w:val="28"/>
+          <w:szCs w:val="28"/>
+        </w:rPr>
+        <w:t>..Respondent/s</w:t>
       </w:r>
     </w:p>
     <w:p>
@@ -15902,7 +15107,6 @@
           <w:szCs w:val="28"/>
         </w:rPr>
       </w:pPr>
-      <w:proofErr w:type="gramStart"/>
       <w:r>
         <w:rPr>
           <w:rFonts w:cs="Times New Roman"/>
@@ -15917,16 +15121,7 @@
           <w:sz w:val="28"/>
           <w:szCs w:val="28"/>
         </w:rPr>
-        <w:t>{</w:t>
-      </w:r>
-      <w:proofErr w:type="gramEnd"/>
-      <w:r>
-        <w:rPr>
-          <w:rFonts w:cs="Times New Roman"/>
-          <w:sz w:val="28"/>
-          <w:szCs w:val="28"/>
-        </w:rPr>
-        <w:t>{place}}</w:t>
+        <w:t>{{place}}</w:t>
       </w:r>
       <w:r>
         <w:rPr>
@@ -16008,34 +15203,15 @@
           <w:szCs w:val="28"/>
         </w:rPr>
         <w:lastRenderedPageBreak/>
-        <w:t>{{district</w:t>
-      </w:r>
-      <w:proofErr w:type="gramStart"/>
-      <w:r>
-        <w:rPr>
-          <w:rFonts w:cs="Times New Roman"/>
-          <w:noProof/>
-          <w:sz w:val="28"/>
-          <w:szCs w:val="28"/>
-        </w:rPr>
-        <w:t>}}</w:t>
-      </w:r>
-      <w:r>
-        <w:rPr>
-          <w:rFonts w:cs="Times New Roman"/>
-          <w:sz w:val="28"/>
-          <w:szCs w:val="28"/>
-        </w:rPr>
-        <w:t xml:space="preserve">   </w:t>
-      </w:r>
-      <w:proofErr w:type="gramEnd"/>
-      <w:r>
-        <w:rPr>
-          <w:rFonts w:cs="Times New Roman"/>
-          <w:sz w:val="28"/>
-          <w:szCs w:val="28"/>
-        </w:rPr>
-        <w:t xml:space="preserve">   District</w:t>
+        <w:t>{{district}}</w:t>
+      </w:r>
+      <w:r>
+        <w:rPr>
+          <w:rFonts w:cs="Times New Roman"/>
+          <w:sz w:val="28"/>
+          <w:szCs w:val="28"/>
+        </w:rPr>
+        <w:t xml:space="preserve">      District</w:t>
       </w:r>
     </w:p>
     <w:p>
@@ -16498,25 +15674,7 @@
           <w:sz w:val="28"/>
           <w:szCs w:val="28"/>
         </w:rPr>
-        <w:t xml:space="preserve">SET </w:t>
-      </w:r>
-      <w:proofErr w:type="gramStart"/>
-      <w:r>
-        <w:rPr>
-          <w:rFonts w:cs="Times New Roman"/>
-          <w:sz w:val="28"/>
-          <w:szCs w:val="28"/>
-        </w:rPr>
-        <w:t>ASIDE  /</w:t>
-      </w:r>
-      <w:proofErr w:type="gramEnd"/>
-      <w:r>
-        <w:rPr>
-          <w:rFonts w:cs="Times New Roman"/>
-          <w:sz w:val="28"/>
-          <w:szCs w:val="28"/>
-        </w:rPr>
-        <w:t xml:space="preserve"> STAY   PETITION</w:t>
+        <w:t>SET ASIDE  / STAY   PETITION</w:t>
       </w:r>
     </w:p>
     <w:p>
@@ -16842,7 +16000,6 @@
     </w:p>
     <w:p>
       <w:pPr>
-        <w:jc w:val="both"/>
         <w:rPr>
           <w:rFonts w:cs="Times New Roman"/>
           <w:sz w:val="28"/>
@@ -16947,7 +16104,6 @@
           <w:szCs w:val="28"/>
         </w:rPr>
       </w:pPr>
-      <w:proofErr w:type="gramStart"/>
       <w:r>
         <w:rPr>
           <w:rFonts w:cs="Times New Roman"/>
@@ -16962,16 +16118,7 @@
           <w:sz w:val="28"/>
           <w:szCs w:val="28"/>
         </w:rPr>
-        <w:t>{</w:t>
-      </w:r>
-      <w:proofErr w:type="gramEnd"/>
-      <w:r>
-        <w:rPr>
-          <w:rFonts w:cs="Times New Roman"/>
-          <w:sz w:val="28"/>
-          <w:szCs w:val="28"/>
-        </w:rPr>
-        <w:t>{place}}</w:t>
+        <w:t>{{place}}</w:t>
       </w:r>
       <w:r>
         <w:rPr>
@@ -17115,9 +16262,16 @@
           <w:sz w:val="28"/>
           <w:szCs w:val="28"/>
         </w:rPr>
-        <w:t>{{year</w:t>
-      </w:r>
-      <w:proofErr w:type="gramStart"/>
+        <w:t>{{year}}</w:t>
+      </w:r>
+      <w:r>
+        <w:rPr>
+          <w:rFonts w:cs="Times New Roman"/>
+          <w:sz w:val="28"/>
+          <w:szCs w:val="28"/>
+        </w:rPr>
+        <w:t xml:space="preserve">   IN     W.P. NO.                    OF </w:t>
+      </w:r>
       <w:r>
         <w:rPr>
           <w:rFonts w:cs="Times New Roman"/>
@@ -17125,25 +16279,71 @@
           <w:sz w:val="28"/>
           <w:szCs w:val="28"/>
         </w:rPr>
-        <w:t>}}</w:t>
-      </w:r>
-      <w:r>
-        <w:rPr>
-          <w:rFonts w:cs="Times New Roman"/>
-          <w:sz w:val="28"/>
-          <w:szCs w:val="28"/>
-        </w:rPr>
-        <w:t xml:space="preserve">   </w:t>
-      </w:r>
-      <w:proofErr w:type="gramEnd"/>
-      <w:r>
-        <w:rPr>
-          <w:rFonts w:cs="Times New Roman"/>
-          <w:sz w:val="28"/>
-          <w:szCs w:val="28"/>
-        </w:rPr>
-        <w:t xml:space="preserve">IN     W.P. NO.                    OF </w:t>
-      </w:r>
+        <w:t>{{year}}</w:t>
+      </w:r>
+    </w:p>
+    <w:p>
+      <w:pPr>
+        <w:jc w:val="both"/>
+        <w:rPr>
+          <w:rFonts w:cs="Times New Roman"/>
+          <w:sz w:val="28"/>
+          <w:szCs w:val="28"/>
+        </w:rPr>
+      </w:pPr>
+      <w:r>
+        <w:rPr>
+          <w:rFonts w:cs="Times New Roman"/>
+          <w:sz w:val="28"/>
+          <w:szCs w:val="28"/>
+        </w:rPr>
+        <w:t> </w:t>
+      </w:r>
+    </w:p>
+    <w:p>
+      <w:pPr>
+        <w:jc w:val="both"/>
+        <w:rPr>
+          <w:rFonts w:cs="Times New Roman"/>
+          <w:sz w:val="28"/>
+          <w:szCs w:val="28"/>
+        </w:rPr>
+      </w:pPr>
+      <w:r>
+        <w:rPr>
+          <w:rFonts w:cs="Times New Roman"/>
+          <w:sz w:val="28"/>
+          <w:szCs w:val="28"/>
+        </w:rPr>
+        <w:t>Between:</w:t>
+      </w:r>
+    </w:p>
+    <w:p>
+      <w:pPr>
+        <w:jc w:val="both"/>
+        <w:rPr>
+          <w:rFonts w:cs="Times New Roman"/>
+          <w:sz w:val="28"/>
+          <w:szCs w:val="28"/>
+        </w:rPr>
+      </w:pPr>
+      <w:r>
+        <w:rPr>
+          <w:rFonts w:cs="Times New Roman"/>
+          <w:sz w:val="28"/>
+          <w:szCs w:val="28"/>
+        </w:rPr>
+        <w:t> </w:t>
+      </w:r>
+    </w:p>
+    <w:p>
+      <w:pPr>
+        <w:rPr>
+          <w:rFonts w:cs="Times New Roman"/>
+          <w:sz w:val="28"/>
+          <w:szCs w:val="28"/>
+        </w:rPr>
+      </w:pPr>
       <w:r>
         <w:rPr>
           <w:rFonts w:cs="Times New Roman"/>
@@ -17151,8 +16351,161 @@
           <w:sz w:val="28"/>
           <w:szCs w:val="28"/>
         </w:rPr>
+        <w:t>{{pet_name}}</w:t>
+      </w:r>
+    </w:p>
+    <w:p>
+      <w:pPr>
+        <w:jc w:val="right"/>
+        <w:rPr>
+          <w:rFonts w:cs="Times New Roman"/>
+          <w:sz w:val="28"/>
+          <w:szCs w:val="28"/>
+        </w:rPr>
+      </w:pPr>
+      <w:r>
+        <w:rPr>
+          <w:rFonts w:cs="Times New Roman"/>
+          <w:sz w:val="28"/>
+          <w:szCs w:val="28"/>
+        </w:rPr>
+        <w:t>..Petitioner</w:t>
+      </w:r>
+    </w:p>
+    <w:p>
+      <w:pPr>
+        <w:jc w:val="both"/>
+        <w:rPr>
+          <w:rFonts w:cs="Times New Roman"/>
+          <w:sz w:val="28"/>
+          <w:szCs w:val="28"/>
+        </w:rPr>
+      </w:pPr>
+      <w:r>
+        <w:rPr>
+          <w:rFonts w:cs="Times New Roman"/>
+          <w:sz w:val="28"/>
+          <w:szCs w:val="28"/>
+        </w:rPr>
+        <w:t xml:space="preserve">     AND</w:t>
+      </w:r>
+    </w:p>
+    <w:p>
+      <w:pPr>
+        <w:jc w:val="both"/>
+        <w:rPr>
+          <w:rFonts w:cs="Times New Roman"/>
+          <w:sz w:val="28"/>
+          <w:szCs w:val="28"/>
+        </w:rPr>
+      </w:pPr>
+      <w:r>
+        <w:rPr>
+          <w:rFonts w:cs="Times New Roman"/>
+          <w:sz w:val="28"/>
+          <w:szCs w:val="28"/>
+        </w:rPr>
+        <w:t> </w:t>
+      </w:r>
+    </w:p>
+    <w:p>
+      <w:pPr>
+        <w:rPr>
+          <w:rFonts w:cs="Times New Roman"/>
+          <w:sz w:val="28"/>
+          <w:szCs w:val="28"/>
+        </w:rPr>
+      </w:pPr>
+      <w:r>
+        <w:rPr>
+          <w:rFonts w:cs="Times New Roman"/>
+          <w:noProof/>
+          <w:sz w:val="28"/>
+          <w:szCs w:val="28"/>
+        </w:rPr>
+        <w:t>{{res_name}}</w:t>
+      </w:r>
+    </w:p>
+    <w:p>
+      <w:pPr>
+        <w:jc w:val="right"/>
+        <w:rPr>
+          <w:rFonts w:cs="Times New Roman"/>
+          <w:sz w:val="28"/>
+          <w:szCs w:val="28"/>
+        </w:rPr>
+      </w:pPr>
+      <w:r>
+        <w:rPr>
+          <w:rFonts w:cs="Times New Roman"/>
+          <w:sz w:val="28"/>
+          <w:szCs w:val="28"/>
+        </w:rPr>
+        <w:t>..Respondent</w:t>
+      </w:r>
+    </w:p>
+    <w:p>
+      <w:pPr>
+        <w:rPr>
+          <w:rFonts w:cs="Times New Roman"/>
+          <w:sz w:val="28"/>
+          <w:szCs w:val="28"/>
+        </w:rPr>
+      </w:pPr>
+      <w:r>
+        <w:rPr>
+          <w:rFonts w:cs="Times New Roman"/>
+          <w:noProof/>
+          <w:sz w:val="28"/>
+          <w:szCs w:val="28"/>
+        </w:rPr>
+        <w:t>{{respondent}}</w:t>
+      </w:r>
+    </w:p>
+    <w:p>
+      <w:pPr>
+        <w:jc w:val="both"/>
+        <w:rPr>
+          <w:rFonts w:cs="Times New Roman"/>
+          <w:sz w:val="28"/>
+          <w:szCs w:val="28"/>
+        </w:rPr>
+      </w:pPr>
+    </w:p>
+    <w:p>
+      <w:pPr>
+        <w:jc w:val="both"/>
+        <w:rPr>
+          <w:rFonts w:cs="Times New Roman"/>
+          <w:sz w:val="28"/>
+          <w:szCs w:val="28"/>
+        </w:rPr>
+      </w:pPr>
+      <w:r>
+        <w:rPr>
+          <w:rFonts w:cs="Times New Roman"/>
+          <w:sz w:val="28"/>
+          <w:szCs w:val="28"/>
+        </w:rPr>
+        <w:t xml:space="preserve">     Take Notice that the Appellant /Petitioner (Respondent) has/have presented a petition to the Court Praying that  Under Section 151 of C.P.C.     (AFFIDAVIT AND PETITION ENCLOSED) and that the same will be heard by the Court  on the      day     </w:t>
+      </w:r>
+      <w:r>
+        <w:rPr>
+          <w:rFonts w:cs="Times New Roman"/>
+          <w:noProof/>
+          <w:sz w:val="28"/>
+          <w:szCs w:val="28"/>
+        </w:rPr>
         <w:t>{{year}}</w:t>
       </w:r>
+      <w:r>
+        <w:rPr>
+          <w:rFonts w:cs="Times New Roman"/>
+          <w:sz w:val="28"/>
+          <w:szCs w:val="28"/>
+        </w:rPr>
+        <w:t>.</w:t>
+      </w:r>
     </w:p>
     <w:p>
       <w:pPr>
@@ -17187,36 +16540,17 @@
           <w:sz w:val="28"/>
           <w:szCs w:val="28"/>
         </w:rPr>
-        <w:t>Between:</w:t>
-      </w:r>
-    </w:p>
-    <w:p>
-      <w:pPr>
-        <w:jc w:val="both"/>
-        <w:rPr>
-          <w:rFonts w:cs="Times New Roman"/>
-          <w:sz w:val="28"/>
-          <w:szCs w:val="28"/>
-        </w:rPr>
-      </w:pPr>
-      <w:r>
-        <w:rPr>
-          <w:rFonts w:cs="Times New Roman"/>
-          <w:sz w:val="28"/>
-          <w:szCs w:val="28"/>
-        </w:rPr>
-        <w:t> </w:t>
-      </w:r>
-    </w:p>
-    <w:p>
-      <w:pPr>
-        <w:jc w:val="both"/>
-        <w:rPr>
-          <w:rFonts w:cs="Times New Roman"/>
-          <w:sz w:val="28"/>
-          <w:szCs w:val="28"/>
-        </w:rPr>
-      </w:pPr>
+        <w:t xml:space="preserve"> </w:t>
+      </w:r>
+      <w:r>
+        <w:rPr>
+          <w:rFonts w:cs="Times New Roman"/>
+          <w:sz w:val="28"/>
+          <w:szCs w:val="28"/>
+        </w:rPr>
+        <w:tab/>
+        <w:t xml:space="preserve">Notice and Interim Stay has/have been granted by order Court      dated the      of        </w:t>
+      </w:r>
       <w:r>
         <w:rPr>
           <w:rFonts w:cs="Times New Roman"/>
@@ -17224,82 +16558,32 @@
           <w:sz w:val="28"/>
           <w:szCs w:val="28"/>
         </w:rPr>
-        <w:t>{{pet_name}}</w:t>
-      </w:r>
-    </w:p>
-    <w:p>
-      <w:pPr>
-        <w:jc w:val="right"/>
-        <w:rPr>
-          <w:rFonts w:cs="Times New Roman"/>
-          <w:sz w:val="28"/>
-          <w:szCs w:val="28"/>
-        </w:rPr>
-      </w:pPr>
-      <w:proofErr w:type="gramStart"/>
-      <w:r>
-        <w:rPr>
-          <w:rFonts w:cs="Times New Roman"/>
-          <w:sz w:val="28"/>
-          <w:szCs w:val="28"/>
-        </w:rPr>
-        <w:t>..</w:t>
-      </w:r>
-      <w:proofErr w:type="gramEnd"/>
-      <w:r>
-        <w:rPr>
-          <w:rFonts w:cs="Times New Roman"/>
-          <w:sz w:val="28"/>
-          <w:szCs w:val="28"/>
-        </w:rPr>
-        <w:t>Petitioner</w:t>
-      </w:r>
-    </w:p>
-    <w:p>
-      <w:pPr>
-        <w:jc w:val="both"/>
-        <w:rPr>
-          <w:rFonts w:cs="Times New Roman"/>
-          <w:sz w:val="28"/>
-          <w:szCs w:val="28"/>
-        </w:rPr>
-      </w:pPr>
-      <w:r>
-        <w:rPr>
-          <w:rFonts w:cs="Times New Roman"/>
-          <w:sz w:val="28"/>
-          <w:szCs w:val="28"/>
-        </w:rPr>
-        <w:t xml:space="preserve">     AND</w:t>
-      </w:r>
-    </w:p>
-    <w:p>
-      <w:pPr>
-        <w:jc w:val="both"/>
-        <w:rPr>
-          <w:rFonts w:cs="Times New Roman"/>
-          <w:sz w:val="28"/>
-          <w:szCs w:val="28"/>
-        </w:rPr>
-      </w:pPr>
-      <w:r>
-        <w:rPr>
-          <w:rFonts w:cs="Times New Roman"/>
-          <w:sz w:val="28"/>
-          <w:szCs w:val="28"/>
-        </w:rPr>
-        <w:t> </w:t>
-      </w:r>
-    </w:p>
-    <w:p>
-      <w:pPr>
-        <w:jc w:val="both"/>
-        <w:rPr>
-          <w:rFonts w:cs="Times New Roman"/>
-          <w:sz w:val="28"/>
-          <w:szCs w:val="28"/>
-        </w:rPr>
-      </w:pPr>
+        <w:t>{{year}}</w:t>
+      </w:r>
+      <w:r>
+        <w:rPr>
+          <w:rFonts w:cs="Times New Roman"/>
+          <w:sz w:val="28"/>
+          <w:szCs w:val="28"/>
+        </w:rPr>
+        <w:t xml:space="preserve"> the affidavit of                                 has been filed in support thereof Dated at</w:t>
+      </w:r>
+      <w:r>
+        <w:rPr>
+          <w:rFonts w:cs="Times New Roman"/>
+          <w:sz w:val="28"/>
+          <w:szCs w:val="28"/>
+        </w:rPr>
+        <w:t>{{place}}</w:t>
+      </w:r>
+      <w:r>
+        <w:rPr>
+          <w:rFonts w:cs="Times New Roman"/>
+          <w:sz w:val="28"/>
+          <w:szCs w:val="28"/>
+        </w:rPr>
+        <w:t xml:space="preserve"> this            day     </w:t>
+      </w:r>
       <w:r>
         <w:rPr>
           <w:rFonts w:cs="Times New Roman"/>
@@ -17307,297 +16591,7 @@
           <w:sz w:val="28"/>
           <w:szCs w:val="28"/>
         </w:rPr>
-        <w:t>{{res_name}}</w:t>
-      </w:r>
-    </w:p>
-    <w:p>
-      <w:pPr>
-        <w:jc w:val="right"/>
-        <w:rPr>
-          <w:rFonts w:cs="Times New Roman"/>
-          <w:sz w:val="28"/>
-          <w:szCs w:val="28"/>
-        </w:rPr>
-      </w:pPr>
-      <w:proofErr w:type="gramStart"/>
-      <w:r>
-        <w:rPr>
-          <w:rFonts w:cs="Times New Roman"/>
-          <w:sz w:val="28"/>
-          <w:szCs w:val="28"/>
-        </w:rPr>
-        <w:t>..</w:t>
-      </w:r>
-      <w:proofErr w:type="gramEnd"/>
-      <w:r>
-        <w:rPr>
-          <w:rFonts w:cs="Times New Roman"/>
-          <w:sz w:val="28"/>
-          <w:szCs w:val="28"/>
-        </w:rPr>
-        <w:t>Respondent</w:t>
-      </w:r>
-    </w:p>
-    <w:p>
-      <w:pPr>
-        <w:jc w:val="both"/>
-        <w:rPr>
-          <w:rFonts w:cs="Times New Roman"/>
-          <w:sz w:val="28"/>
-          <w:szCs w:val="28"/>
-        </w:rPr>
-      </w:pPr>
-      <w:r>
-        <w:rPr>
-          <w:rFonts w:cs="Times New Roman"/>
-          <w:noProof/>
-          <w:sz w:val="28"/>
-          <w:szCs w:val="28"/>
-        </w:rPr>
-        <w:t>{{respondent}}</w:t>
-      </w:r>
-    </w:p>
-    <w:p>
-      <w:pPr>
-        <w:jc w:val="both"/>
-        <w:rPr>
-          <w:rFonts w:cs="Times New Roman"/>
-          <w:sz w:val="28"/>
-          <w:szCs w:val="28"/>
-        </w:rPr>
-      </w:pPr>
-    </w:p>
-    <w:p>
-      <w:pPr>
-        <w:jc w:val="both"/>
-        <w:rPr>
-          <w:rFonts w:cs="Times New Roman"/>
-          <w:sz w:val="28"/>
-          <w:szCs w:val="28"/>
-        </w:rPr>
-      </w:pPr>
-      <w:r>
-        <w:rPr>
-          <w:rFonts w:cs="Times New Roman"/>
-          <w:sz w:val="28"/>
-          <w:szCs w:val="28"/>
-        </w:rPr>
-        <w:t xml:space="preserve">     Take Notice that the Appellant /Petitioner (Respondent) has/have presented a petition to the Court Praying </w:t>
-      </w:r>
-      <w:proofErr w:type="gramStart"/>
-      <w:r>
-        <w:rPr>
-          <w:rFonts w:cs="Times New Roman"/>
-          <w:sz w:val="28"/>
-          <w:szCs w:val="28"/>
-        </w:rPr>
-        <w:t>that  Under</w:t>
-      </w:r>
-      <w:proofErr w:type="gramEnd"/>
-      <w:r>
-        <w:rPr>
-          <w:rFonts w:cs="Times New Roman"/>
-          <w:sz w:val="28"/>
-          <w:szCs w:val="28"/>
-        </w:rPr>
-        <w:t xml:space="preserve"> Section 151 of C.P.C.     (AFFIDAVIT AND PETITION ENCLOSED) and that the same will be heard by the </w:t>
-      </w:r>
-      <w:proofErr w:type="gramStart"/>
-      <w:r>
-        <w:rPr>
-          <w:rFonts w:cs="Times New Roman"/>
-          <w:sz w:val="28"/>
-          <w:szCs w:val="28"/>
-        </w:rPr>
-        <w:t>Court  on</w:t>
-      </w:r>
-      <w:proofErr w:type="gramEnd"/>
-      <w:r>
-        <w:rPr>
-          <w:rFonts w:cs="Times New Roman"/>
-          <w:sz w:val="28"/>
-          <w:szCs w:val="28"/>
-        </w:rPr>
-        <w:t xml:space="preserve"> the      day  </w:t>
-      </w:r>
-      <w:proofErr w:type="gramStart"/>
-      <w:r>
-        <w:rPr>
-          <w:rFonts w:cs="Times New Roman"/>
-          <w:sz w:val="28"/>
-          <w:szCs w:val="28"/>
-        </w:rPr>
-        <w:t xml:space="preserve">   </w:t>
-      </w:r>
-      <w:r>
-        <w:rPr>
-          <w:rFonts w:cs="Times New Roman"/>
-          <w:noProof/>
-          <w:sz w:val="28"/>
-          <w:szCs w:val="28"/>
-        </w:rPr>
-        <w:t>{</w:t>
-      </w:r>
-      <w:proofErr w:type="gramEnd"/>
-      <w:r>
-        <w:rPr>
-          <w:rFonts w:cs="Times New Roman"/>
-          <w:noProof/>
-          <w:sz w:val="28"/>
-          <w:szCs w:val="28"/>
-        </w:rPr>
-        <w:t>{year}}</w:t>
-      </w:r>
-      <w:r>
-        <w:rPr>
-          <w:rFonts w:cs="Times New Roman"/>
-          <w:sz w:val="28"/>
-          <w:szCs w:val="28"/>
-        </w:rPr>
-        <w:t>.</w:t>
-      </w:r>
-    </w:p>
-    <w:p>
-      <w:pPr>
-        <w:jc w:val="both"/>
-        <w:rPr>
-          <w:rFonts w:cs="Times New Roman"/>
-          <w:sz w:val="28"/>
-          <w:szCs w:val="28"/>
-        </w:rPr>
-      </w:pPr>
-      <w:r>
-        <w:rPr>
-          <w:rFonts w:cs="Times New Roman"/>
-          <w:sz w:val="28"/>
-          <w:szCs w:val="28"/>
-        </w:rPr>
-        <w:t> </w:t>
-      </w:r>
-    </w:p>
-    <w:p>
-      <w:pPr>
-        <w:jc w:val="both"/>
-        <w:rPr>
-          <w:rFonts w:cs="Times New Roman"/>
-          <w:sz w:val="28"/>
-          <w:szCs w:val="28"/>
-        </w:rPr>
-      </w:pPr>
-      <w:r>
-        <w:rPr>
-          <w:rFonts w:cs="Times New Roman"/>
-          <w:sz w:val="28"/>
-          <w:szCs w:val="28"/>
-        </w:rPr>
-        <w:t xml:space="preserve"> </w:t>
-      </w:r>
-      <w:r>
-        <w:rPr>
-          <w:rFonts w:cs="Times New Roman"/>
-          <w:sz w:val="28"/>
-          <w:szCs w:val="28"/>
-        </w:rPr>
-        <w:tab/>
-        <w:t xml:space="preserve">Notice and Interim Stay </w:t>
-      </w:r>
-      <w:proofErr w:type="gramStart"/>
-      <w:r>
-        <w:rPr>
-          <w:rFonts w:cs="Times New Roman"/>
-          <w:sz w:val="28"/>
-          <w:szCs w:val="28"/>
-        </w:rPr>
-        <w:t>has</w:t>
-      </w:r>
-      <w:proofErr w:type="gramEnd"/>
-      <w:r>
-        <w:rPr>
-          <w:rFonts w:cs="Times New Roman"/>
-          <w:sz w:val="28"/>
-          <w:szCs w:val="28"/>
-        </w:rPr>
-        <w:t xml:space="preserve">/have been granted by order Court      dated the      of     </w:t>
-      </w:r>
-      <w:proofErr w:type="gramStart"/>
-      <w:r>
-        <w:rPr>
-          <w:rFonts w:cs="Times New Roman"/>
-          <w:sz w:val="28"/>
-          <w:szCs w:val="28"/>
-        </w:rPr>
-        <w:t xml:space="preserve">   </w:t>
-      </w:r>
-      <w:r>
-        <w:rPr>
-          <w:rFonts w:cs="Times New Roman"/>
-          <w:noProof/>
-          <w:sz w:val="28"/>
-          <w:szCs w:val="28"/>
-        </w:rPr>
-        <w:t>{</w:t>
-      </w:r>
-      <w:proofErr w:type="gramEnd"/>
-      <w:r>
-        <w:rPr>
-          <w:rFonts w:cs="Times New Roman"/>
-          <w:noProof/>
-          <w:sz w:val="28"/>
-          <w:szCs w:val="28"/>
-        </w:rPr>
-        <w:t>{year}}</w:t>
-      </w:r>
-      <w:r>
-        <w:rPr>
-          <w:rFonts w:cs="Times New Roman"/>
-          <w:sz w:val="28"/>
-          <w:szCs w:val="28"/>
-        </w:rPr>
-        <w:t xml:space="preserve"> the affidavit of                                 has been filed in support thereof Dated at</w:t>
-      </w:r>
-      <w:r>
-        <w:rPr>
-          <w:rFonts w:cs="Times New Roman"/>
-          <w:sz w:val="28"/>
-          <w:szCs w:val="28"/>
-        </w:rPr>
-        <w:t>{{place}}</w:t>
-      </w:r>
-      <w:r>
-        <w:rPr>
-          <w:rFonts w:cs="Times New Roman"/>
-          <w:sz w:val="28"/>
-          <w:szCs w:val="28"/>
-        </w:rPr>
-        <w:t xml:space="preserve"> this            day  </w:t>
-      </w:r>
-      <w:proofErr w:type="gramStart"/>
-      <w:r>
-        <w:rPr>
-          <w:rFonts w:cs="Times New Roman"/>
-          <w:sz w:val="28"/>
-          <w:szCs w:val="28"/>
-        </w:rPr>
-        <w:t xml:space="preserve">   </w:t>
-      </w:r>
-      <w:r>
-        <w:rPr>
-          <w:rFonts w:cs="Times New Roman"/>
-          <w:noProof/>
-          <w:sz w:val="28"/>
-          <w:szCs w:val="28"/>
-        </w:rPr>
-        <w:t>{</w:t>
-      </w:r>
-      <w:proofErr w:type="gramEnd"/>
-      <w:r>
-        <w:rPr>
-          <w:rFonts w:cs="Times New Roman"/>
-          <w:noProof/>
-          <w:sz w:val="28"/>
-          <w:szCs w:val="28"/>
-        </w:rPr>
-        <w:t>{year}}</w:t>
+        <w:t>{{year}}</w:t>
       </w:r>
     </w:p>
     <w:p>
@@ -17911,34 +16905,15 @@
           <w:sz w:val="28"/>
           <w:szCs w:val="28"/>
         </w:rPr>
-        <w:t>{{district</w:t>
-      </w:r>
-      <w:proofErr w:type="gramStart"/>
-      <w:r>
-        <w:rPr>
-          <w:rFonts w:cs="Times New Roman"/>
-          <w:noProof/>
-          <w:sz w:val="28"/>
-          <w:szCs w:val="28"/>
-        </w:rPr>
-        <w:t>}}</w:t>
-      </w:r>
-      <w:r>
-        <w:rPr>
-          <w:rFonts w:cs="Times New Roman"/>
-          <w:sz w:val="28"/>
-          <w:szCs w:val="28"/>
-        </w:rPr>
-        <w:t xml:space="preserve">   </w:t>
-      </w:r>
-      <w:proofErr w:type="gramEnd"/>
-      <w:r>
-        <w:rPr>
-          <w:rFonts w:cs="Times New Roman"/>
-          <w:sz w:val="28"/>
-          <w:szCs w:val="28"/>
-        </w:rPr>
-        <w:t xml:space="preserve">  District</w:t>
+        <w:t>{{district}}</w:t>
+      </w:r>
+      <w:r>
+        <w:rPr>
+          <w:rFonts w:cs="Times New Roman"/>
+          <w:sz w:val="28"/>
+          <w:szCs w:val="28"/>
+        </w:rPr>
+        <w:t xml:space="preserve">     District</w:t>
       </w:r>
     </w:p>
     <w:p>
@@ -18433,7 +17408,6 @@
     </w:p>
     <w:p>
       <w:pPr>
-        <w:jc w:val="both"/>
         <w:rPr>
           <w:rFonts w:cs="Times New Roman"/>
           <w:sz w:val="28"/>
@@ -18560,7 +17534,6 @@
     </w:p>
     <w:p>
       <w:pPr>
-        <w:jc w:val="both"/>
         <w:rPr>
           <w:rFonts w:cs="Times New Roman"/>
           <w:sz w:val="28"/>

--- a/templates/andhra pradesh/high_court/Writ_Petition.docx
+++ b/templates/andhra pradesh/high_court/Writ_Petition.docx
@@ -354,6 +354,7 @@
                 <w:u w:val="single"/>
               </w:rPr>
             </w:pPr>
+            <w:proofErr w:type="spellStart"/>
             <w:r>
               <w:rPr>
                 <w:rFonts w:cs="Times New Roman"/>
@@ -361,7 +362,17 @@
                 <w:szCs w:val="28"/>
                 <w:u w:val="single"/>
               </w:rPr>
-              <w:t>S.No.     Item No.        Page No.      Checking Officer’s</w:t>
+              <w:t>S.No</w:t>
+            </w:r>
+            <w:proofErr w:type="spellEnd"/>
+            <w:r>
+              <w:rPr>
+                <w:rFonts w:cs="Times New Roman"/>
+                <w:sz w:val="28"/>
+                <w:szCs w:val="28"/>
+                <w:u w:val="single"/>
+              </w:rPr>
+              <w:t>.     Item No.        Page No.      Checking Officer’s</w:t>
             </w:r>
             <w:r>
               <w:rPr>
@@ -628,8 +639,59 @@
           <w:lang w:val="es-ES"/>
         </w:rPr>
         <w:tab/>
-        <w:t>(mention Page No.       Para No.          )</w:t>
-      </w:r>
+        <w:t>(</w:t>
+      </w:r>
+      <w:proofErr w:type="spellStart"/>
+      <w:r>
+        <w:rPr>
+          <w:rFonts w:cs="Times New Roman"/>
+          <w:sz w:val="28"/>
+          <w:szCs w:val="28"/>
+          <w:lang w:val="es-ES"/>
+        </w:rPr>
+        <w:t>mention</w:t>
+      </w:r>
+      <w:proofErr w:type="spellEnd"/>
+      <w:r>
+        <w:rPr>
+          <w:rFonts w:cs="Times New Roman"/>
+          <w:sz w:val="28"/>
+          <w:szCs w:val="28"/>
+          <w:lang w:val="es-ES"/>
+        </w:rPr>
+        <w:t xml:space="preserve"> Page No.       Para </w:t>
+      </w:r>
+      <w:proofErr w:type="gramStart"/>
+      <w:r>
+        <w:rPr>
+          <w:rFonts w:cs="Times New Roman"/>
+          <w:sz w:val="28"/>
+          <w:szCs w:val="28"/>
+          <w:lang w:val="es-ES"/>
+        </w:rPr>
+        <w:t xml:space="preserve">No.   </w:t>
+      </w:r>
+      <w:proofErr w:type="gramEnd"/>
+      <w:r>
+        <w:rPr>
+          <w:rFonts w:cs="Times New Roman"/>
+          <w:sz w:val="28"/>
+          <w:szCs w:val="28"/>
+          <w:lang w:val="es-ES"/>
+        </w:rPr>
+        <w:t xml:space="preserve">     </w:t>
+      </w:r>
+      <w:proofErr w:type="gramStart"/>
+      <w:r>
+        <w:rPr>
+          <w:rFonts w:cs="Times New Roman"/>
+          <w:sz w:val="28"/>
+          <w:szCs w:val="28"/>
+          <w:lang w:val="es-ES"/>
+        </w:rPr>
+        <w:t xml:space="preserve">  )</w:t>
+      </w:r>
+      <w:proofErr w:type="gramEnd"/>
     </w:p>
     <w:p>
       <w:pPr>
@@ -682,8 +744,36 @@
           <w:sz w:val="28"/>
           <w:szCs w:val="28"/>
         </w:rPr>
-        <w:t xml:space="preserve">           (mention Page No.        Para No.          )</w:t>
-      </w:r>
+        <w:t xml:space="preserve">           (</w:t>
+      </w:r>
+      <w:proofErr w:type="gramStart"/>
+      <w:r>
+        <w:rPr>
+          <w:rFonts w:cs="Times New Roman"/>
+          <w:sz w:val="28"/>
+          <w:szCs w:val="28"/>
+        </w:rPr>
+        <w:t>mention</w:t>
+      </w:r>
+      <w:proofErr w:type="gramEnd"/>
+      <w:r>
+        <w:rPr>
+          <w:rFonts w:cs="Times New Roman"/>
+          <w:sz w:val="28"/>
+          <w:szCs w:val="28"/>
+        </w:rPr>
+        <w:t xml:space="preserve"> Page No.        Para No.        </w:t>
+      </w:r>
+      <w:proofErr w:type="gramStart"/>
+      <w:r>
+        <w:rPr>
+          <w:rFonts w:cs="Times New Roman"/>
+          <w:sz w:val="28"/>
+          <w:szCs w:val="28"/>
+        </w:rPr>
+        <w:t xml:space="preserve">  )</w:t>
+      </w:r>
+      <w:proofErr w:type="gramEnd"/>
     </w:p>
     <w:p>
       <w:pPr>
@@ -790,7 +880,61 @@
           <w:szCs w:val="28"/>
         </w:rPr>
         <w:tab/>
-        <w:t xml:space="preserve">(Duly Indexed  P.Series)          to   </w:t>
+        <w:t xml:space="preserve">(Duly </w:t>
+      </w:r>
+      <w:proofErr w:type="gramStart"/>
+      <w:r>
+        <w:rPr>
+          <w:rFonts w:cs="Times New Roman"/>
+          <w:sz w:val="28"/>
+          <w:szCs w:val="28"/>
+        </w:rPr>
+        <w:t xml:space="preserve">Indexed  </w:t>
+      </w:r>
+      <w:proofErr w:type="spellStart"/>
+      <w:r>
+        <w:rPr>
+          <w:rFonts w:cs="Times New Roman"/>
+          <w:sz w:val="28"/>
+          <w:szCs w:val="28"/>
+        </w:rPr>
+        <w:t>P</w:t>
+      </w:r>
+      <w:proofErr w:type="gramEnd"/>
+      <w:r>
+        <w:rPr>
+          <w:rFonts w:cs="Times New Roman"/>
+          <w:sz w:val="28"/>
+          <w:szCs w:val="28"/>
+        </w:rPr>
+        <w:t>.</w:t>
+      </w:r>
+      <w:proofErr w:type="gramStart"/>
+      <w:r>
+        <w:rPr>
+          <w:rFonts w:cs="Times New Roman"/>
+          <w:sz w:val="28"/>
+          <w:szCs w:val="28"/>
+        </w:rPr>
+        <w:t>Series</w:t>
+      </w:r>
+      <w:proofErr w:type="spellEnd"/>
+      <w:r>
+        <w:rPr>
+          <w:rFonts w:cs="Times New Roman"/>
+          <w:sz w:val="28"/>
+          <w:szCs w:val="28"/>
+        </w:rPr>
+        <w:t xml:space="preserve">)   </w:t>
+      </w:r>
+      <w:proofErr w:type="gramEnd"/>
+      <w:r>
+        <w:rPr>
+          <w:rFonts w:cs="Times New Roman"/>
+          <w:sz w:val="28"/>
+          <w:szCs w:val="28"/>
+        </w:rPr>
+        <w:t xml:space="preserve">       to   </w:t>
       </w:r>
     </w:p>
     <w:p>
@@ -844,8 +988,18 @@
           <w:szCs w:val="28"/>
         </w:rPr>
         <w:tab/>
-        <w:t>Power of Attorney/Resolution Authorising</w:t>
-      </w:r>
+        <w:t xml:space="preserve">Power of Attorney/Resolution </w:t>
+      </w:r>
+      <w:proofErr w:type="spellStart"/>
+      <w:r>
+        <w:rPr>
+          <w:rFonts w:cs="Times New Roman"/>
+          <w:sz w:val="28"/>
+          <w:szCs w:val="28"/>
+        </w:rPr>
+        <w:t>Authorising</w:t>
+      </w:r>
+      <w:proofErr w:type="spellEnd"/>
     </w:p>
     <w:p>
       <w:pPr>
@@ -871,8 +1025,20 @@
           <w:szCs w:val="28"/>
         </w:rPr>
         <w:tab/>
-        <w:t>to sue if petition is filed in rep.capacity</w:t>
-      </w:r>
+        <w:t xml:space="preserve">to sue if petition is filed in </w:t>
+      </w:r>
+      <w:proofErr w:type="spellStart"/>
+      <w:proofErr w:type="gramStart"/>
+      <w:r>
+        <w:rPr>
+          <w:rFonts w:cs="Times New Roman"/>
+          <w:sz w:val="28"/>
+          <w:szCs w:val="28"/>
+        </w:rPr>
+        <w:t>rep.capacity</w:t>
+      </w:r>
+      <w:proofErr w:type="spellEnd"/>
+      <w:proofErr w:type="gramEnd"/>
     </w:p>
     <w:p>
       <w:pPr>
@@ -898,7 +1064,25 @@
           <w:szCs w:val="28"/>
         </w:rPr>
         <w:tab/>
-        <w:t xml:space="preserve">Sheet containing  Respondents' Addresses       </w:t>
+        <w:t xml:space="preserve">Sheet </w:t>
+      </w:r>
+      <w:proofErr w:type="gramStart"/>
+      <w:r>
+        <w:rPr>
+          <w:rFonts w:cs="Times New Roman"/>
+          <w:sz w:val="28"/>
+          <w:szCs w:val="28"/>
+        </w:rPr>
+        <w:t>containing  Respondents</w:t>
+      </w:r>
+      <w:proofErr w:type="gramEnd"/>
+      <w:r>
+        <w:rPr>
+          <w:rFonts w:cs="Times New Roman"/>
+          <w:sz w:val="28"/>
+          <w:szCs w:val="28"/>
+        </w:rPr>
+        <w:t xml:space="preserve">' Addresses       </w:t>
       </w:r>
     </w:p>
     <w:p>
@@ -1039,7 +1223,24 @@
           <w:szCs w:val="28"/>
         </w:rPr>
         <w:tab/>
-        <w:t xml:space="preserve">5  to  </w:t>
+      </w:r>
+      <w:proofErr w:type="gramStart"/>
+      <w:r>
+        <w:rPr>
+          <w:rFonts w:cs="Times New Roman"/>
+          <w:sz w:val="28"/>
+          <w:szCs w:val="28"/>
+        </w:rPr>
+        <w:t>5  to</w:t>
+      </w:r>
+      <w:proofErr w:type="gramEnd"/>
+      <w:r>
+        <w:rPr>
+          <w:rFonts w:cs="Times New Roman"/>
+          <w:sz w:val="28"/>
+          <w:szCs w:val="28"/>
+        </w:rPr>
+        <w:t xml:space="preserve">  </w:t>
       </w:r>
     </w:p>
     <w:p>
@@ -1202,8 +1403,18 @@
           <w:szCs w:val="28"/>
         </w:rPr>
         <w:tab/>
-        <w:t>Covers with Postal Addresses &amp; Ack.Forms</w:t>
-      </w:r>
+        <w:t xml:space="preserve">Covers with Postal Addresses &amp; </w:t>
+      </w:r>
+      <w:proofErr w:type="spellStart"/>
+      <w:r>
+        <w:rPr>
+          <w:rFonts w:cs="Times New Roman"/>
+          <w:sz w:val="28"/>
+          <w:szCs w:val="28"/>
+        </w:rPr>
+        <w:t>Ack.Forms</w:t>
+      </w:r>
+      <w:proofErr w:type="spellEnd"/>
     </w:p>
     <w:p>
       <w:pPr>
@@ -1256,7 +1467,27 @@
           <w:szCs w:val="28"/>
         </w:rPr>
         <w:tab/>
-        <w:t>(As many as the No.of the Respondents + 2)</w:t>
+        <w:t xml:space="preserve">(As many as the </w:t>
+      </w:r>
+      <w:proofErr w:type="spellStart"/>
+      <w:proofErr w:type="gramStart"/>
+      <w:r>
+        <w:rPr>
+          <w:rFonts w:cs="Times New Roman"/>
+          <w:sz w:val="28"/>
+          <w:szCs w:val="28"/>
+        </w:rPr>
+        <w:t>No.of</w:t>
+      </w:r>
+      <w:proofErr w:type="spellEnd"/>
+      <w:proofErr w:type="gramEnd"/>
+      <w:r>
+        <w:rPr>
+          <w:rFonts w:cs="Times New Roman"/>
+          <w:sz w:val="28"/>
+          <w:szCs w:val="28"/>
+        </w:rPr>
+        <w:t xml:space="preserve"> the Respondents + 2)</w:t>
       </w:r>
     </w:p>
     <w:p>
@@ -1388,8 +1619,18 @@
           <w:sz w:val="28"/>
           <w:szCs w:val="28"/>
         </w:rPr>
-        <w:t xml:space="preserve">             Notice Papers, Covers with Postal Addresses and Ack.Forms</w:t>
-      </w:r>
+        <w:t xml:space="preserve">             Notice Papers, Covers with Postal Addresses and </w:t>
+      </w:r>
+      <w:proofErr w:type="spellStart"/>
+      <w:r>
+        <w:rPr>
+          <w:rFonts w:cs="Times New Roman"/>
+          <w:sz w:val="28"/>
+          <w:szCs w:val="28"/>
+        </w:rPr>
+        <w:t>Ack.Forms</w:t>
+      </w:r>
+      <w:proofErr w:type="spellEnd"/>
     </w:p>
     <w:p>
       <w:pPr>
@@ -1726,25 +1967,61 @@
           <w:sz w:val="28"/>
           <w:szCs w:val="28"/>
         </w:rPr>
-        <w:t>Respondent Vakalat filed by                for Respt.No.</w:t>
-      </w:r>
-    </w:p>
-    <w:p>
-      <w:pPr>
-        <w:jc w:val="both"/>
-        <w:rPr>
-          <w:rFonts w:cs="Times New Roman"/>
-          <w:sz w:val="28"/>
-          <w:szCs w:val="28"/>
-        </w:rPr>
-      </w:pPr>
-      <w:r>
-        <w:rPr>
-          <w:rFonts w:cs="Times New Roman"/>
-          <w:sz w:val="28"/>
-          <w:szCs w:val="28"/>
-        </w:rPr>
-        <w:t>Counter Filed for Respt.No.</w:t>
+        <w:t xml:space="preserve">Respondent Vakalat filed by                for </w:t>
+      </w:r>
+      <w:proofErr w:type="spellStart"/>
+      <w:r>
+        <w:rPr>
+          <w:rFonts w:cs="Times New Roman"/>
+          <w:sz w:val="28"/>
+          <w:szCs w:val="28"/>
+        </w:rPr>
+        <w:t>Respt.No</w:t>
+      </w:r>
+      <w:proofErr w:type="spellEnd"/>
+      <w:r>
+        <w:rPr>
+          <w:rFonts w:cs="Times New Roman"/>
+          <w:sz w:val="28"/>
+          <w:szCs w:val="28"/>
+        </w:rPr>
+        <w:t>.</w:t>
+      </w:r>
+    </w:p>
+    <w:p>
+      <w:pPr>
+        <w:jc w:val="both"/>
+        <w:rPr>
+          <w:rFonts w:cs="Times New Roman"/>
+          <w:sz w:val="28"/>
+          <w:szCs w:val="28"/>
+        </w:rPr>
+      </w:pPr>
+      <w:r>
+        <w:rPr>
+          <w:rFonts w:cs="Times New Roman"/>
+          <w:sz w:val="28"/>
+          <w:szCs w:val="28"/>
+        </w:rPr>
+        <w:t xml:space="preserve">Counter Filed for </w:t>
+      </w:r>
+      <w:proofErr w:type="spellStart"/>
+      <w:r>
+        <w:rPr>
+          <w:rFonts w:cs="Times New Roman"/>
+          <w:sz w:val="28"/>
+          <w:szCs w:val="28"/>
+        </w:rPr>
+        <w:t>Respt.No</w:t>
+      </w:r>
+      <w:proofErr w:type="spellEnd"/>
+      <w:r>
+        <w:rPr>
+          <w:rFonts w:cs="Times New Roman"/>
+          <w:sz w:val="28"/>
+          <w:szCs w:val="28"/>
+        </w:rPr>
+        <w:t>.</w:t>
       </w:r>
     </w:p>
     <w:p>
@@ -5546,6 +5823,14 @@
           <w:sz w:val="28"/>
           <w:szCs w:val="28"/>
         </w:rPr>
+        <w:t xml:space="preserve"> </w:t>
+      </w:r>
+      <w:r>
+        <w:rPr>
+          <w:rFonts w:cs="Times New Roman"/>
+          <w:sz w:val="28"/>
+          <w:szCs w:val="28"/>
+        </w:rPr>
         <w:t>{{place}}</w:t>
       </w:r>
       <w:r>
@@ -5571,6 +5856,23 @@
           <w:szCs w:val="28"/>
         </w:rPr>
         <w:tab/>
+      </w:r>
+    </w:p>
+    <w:p>
+      <w:pPr>
+        <w:jc w:val="right"/>
+        <w:rPr>
+          <w:rFonts w:cs="Times New Roman"/>
+          <w:sz w:val="28"/>
+          <w:szCs w:val="28"/>
+        </w:rPr>
+      </w:pPr>
+      <w:r>
+        <w:rPr>
+          <w:rFonts w:cs="Times New Roman"/>
+          <w:sz w:val="28"/>
+          <w:szCs w:val="28"/>
+        </w:rPr>
         <w:t>Counsel for the Petitioner</w:t>
       </w:r>
     </w:p>
@@ -5858,6 +6160,14 @@
           <w:sz w:val="28"/>
           <w:szCs w:val="28"/>
         </w:rPr>
+        <w:t xml:space="preserve"> </w:t>
+      </w:r>
+      <w:r>
+        <w:rPr>
+          <w:rFonts w:cs="Times New Roman"/>
+          <w:sz w:val="28"/>
+          <w:szCs w:val="28"/>
+        </w:rPr>
         <w:t>{{place}}</w:t>
       </w:r>
       <w:r>
@@ -5900,6 +6210,16 @@
         </w:rPr>
         <w:tab/>
       </w:r>
+    </w:p>
+    <w:p>
+      <w:pPr>
+        <w:jc w:val="right"/>
+        <w:rPr>
+          <w:rFonts w:cs="Times New Roman"/>
+          <w:sz w:val="28"/>
+          <w:szCs w:val="28"/>
+        </w:rPr>
+      </w:pPr>
       <w:r>
         <w:rPr>
           <w:rFonts w:cs="Times New Roman"/>
@@ -6180,13 +6500,23 @@
           <w:szCs w:val="28"/>
         </w:rPr>
       </w:pPr>
-      <w:r>
-        <w:rPr>
-          <w:rFonts w:cs="Times New Roman"/>
-          <w:sz w:val="28"/>
-          <w:szCs w:val="28"/>
-        </w:rPr>
-        <w:t>..Petitioner(s)</w:t>
+      <w:proofErr w:type="gramStart"/>
+      <w:r>
+        <w:rPr>
+          <w:rFonts w:cs="Times New Roman"/>
+          <w:sz w:val="28"/>
+          <w:szCs w:val="28"/>
+        </w:rPr>
+        <w:t>..</w:t>
+      </w:r>
+      <w:proofErr w:type="gramEnd"/>
+      <w:r>
+        <w:rPr>
+          <w:rFonts w:cs="Times New Roman"/>
+          <w:sz w:val="28"/>
+          <w:szCs w:val="28"/>
+        </w:rPr>
+        <w:t>Petitioner(s)</w:t>
       </w:r>
     </w:p>
     <w:p>
@@ -6252,13 +6582,23 @@
           <w:szCs w:val="28"/>
         </w:rPr>
       </w:pPr>
-      <w:r>
-        <w:rPr>
-          <w:rFonts w:cs="Times New Roman"/>
-          <w:sz w:val="28"/>
-          <w:szCs w:val="28"/>
-        </w:rPr>
-        <w:t>..Respondent(s)</w:t>
+      <w:proofErr w:type="gramStart"/>
+      <w:r>
+        <w:rPr>
+          <w:rFonts w:cs="Times New Roman"/>
+          <w:sz w:val="28"/>
+          <w:szCs w:val="28"/>
+        </w:rPr>
+        <w:t>..</w:t>
+      </w:r>
+      <w:proofErr w:type="gramEnd"/>
+      <w:r>
+        <w:rPr>
+          <w:rFonts w:cs="Times New Roman"/>
+          <w:sz w:val="28"/>
+          <w:szCs w:val="28"/>
+        </w:rPr>
+        <w:t>Respondent(s)</w:t>
       </w:r>
     </w:p>
     <w:p>
@@ -6889,6 +7229,14 @@
           <w:sz w:val="28"/>
           <w:szCs w:val="28"/>
         </w:rPr>
+        <w:t xml:space="preserve"> </w:t>
+      </w:r>
+      <w:r>
+        <w:rPr>
+          <w:rFonts w:cs="Times New Roman"/>
+          <w:sz w:val="28"/>
+          <w:szCs w:val="28"/>
+        </w:rPr>
         <w:t>{{place}}</w:t>
       </w:r>
       <w:r>
@@ -7216,7 +7564,16 @@
           <w:sz w:val="28"/>
           <w:szCs w:val="28"/>
         </w:rPr>
-        <w:t xml:space="preserve">W.P. NO.                                    OF  </w:t>
+        <w:t xml:space="preserve">W.P. NO.                                    </w:t>
+      </w:r>
+      <w:proofErr w:type="gramStart"/>
+      <w:r>
+        <w:rPr>
+          <w:rFonts w:cs="Times New Roman"/>
+          <w:sz w:val="28"/>
+          <w:szCs w:val="28"/>
+        </w:rPr>
+        <w:t xml:space="preserve">OF  </w:t>
       </w:r>
       <w:r>
         <w:rPr>
@@ -7225,7 +7582,17 @@
           <w:sz w:val="28"/>
           <w:szCs w:val="28"/>
         </w:rPr>
-        <w:t>{{year}}</w:t>
+        <w:t>{</w:t>
+      </w:r>
+      <w:proofErr w:type="gramEnd"/>
+      <w:r>
+        <w:rPr>
+          <w:rFonts w:cs="Times New Roman"/>
+          <w:noProof/>
+          <w:sz w:val="28"/>
+          <w:szCs w:val="28"/>
+        </w:rPr>
+        <w:t>{year}}</w:t>
       </w:r>
     </w:p>
     <w:p>
@@ -7309,13 +7676,23 @@
           <w:szCs w:val="28"/>
         </w:rPr>
       </w:pPr>
-      <w:r>
-        <w:rPr>
-          <w:rFonts w:cs="Times New Roman"/>
-          <w:sz w:val="28"/>
-          <w:szCs w:val="28"/>
-        </w:rPr>
-        <w:t>..Petitioner/s</w:t>
+      <w:proofErr w:type="gramStart"/>
+      <w:r>
+        <w:rPr>
+          <w:rFonts w:cs="Times New Roman"/>
+          <w:sz w:val="28"/>
+          <w:szCs w:val="28"/>
+        </w:rPr>
+        <w:t>..</w:t>
+      </w:r>
+      <w:proofErr w:type="gramEnd"/>
+      <w:r>
+        <w:rPr>
+          <w:rFonts w:cs="Times New Roman"/>
+          <w:sz w:val="28"/>
+          <w:szCs w:val="28"/>
+        </w:rPr>
+        <w:t>Petitioner/s</w:t>
       </w:r>
     </w:p>
     <w:p>
@@ -7381,13 +7758,23 @@
           <w:szCs w:val="28"/>
         </w:rPr>
       </w:pPr>
-      <w:r>
-        <w:rPr>
-          <w:rFonts w:cs="Times New Roman"/>
-          <w:sz w:val="28"/>
-          <w:szCs w:val="28"/>
-        </w:rPr>
-        <w:t>..Respondent/s</w:t>
+      <w:proofErr w:type="gramStart"/>
+      <w:r>
+        <w:rPr>
+          <w:rFonts w:cs="Times New Roman"/>
+          <w:sz w:val="28"/>
+          <w:szCs w:val="28"/>
+        </w:rPr>
+        <w:t>..</w:t>
+      </w:r>
+      <w:proofErr w:type="gramEnd"/>
+      <w:r>
+        <w:rPr>
+          <w:rFonts w:cs="Times New Roman"/>
+          <w:sz w:val="28"/>
+          <w:szCs w:val="28"/>
+        </w:rPr>
+        <w:t>Respondent/s</w:t>
       </w:r>
     </w:p>
     <w:p>
@@ -7615,6 +8002,14 @@
           <w:sz w:val="28"/>
           <w:szCs w:val="28"/>
         </w:rPr>
+        <w:t xml:space="preserve"> </w:t>
+      </w:r>
+      <w:r>
+        <w:rPr>
+          <w:rFonts w:cs="Times New Roman"/>
+          <w:sz w:val="28"/>
+          <w:szCs w:val="28"/>
+        </w:rPr>
         <w:t>{{place}}</w:t>
       </w:r>
       <w:r>
@@ -7625,6 +8020,24 @@
         </w:rPr>
         <w:tab/>
       </w:r>
+      <w:r>
+        <w:rPr>
+          <w:rFonts w:cs="Times New Roman"/>
+          <w:sz w:val="28"/>
+          <w:szCs w:val="28"/>
+        </w:rPr>
+        <w:tab/>
+      </w:r>
+    </w:p>
+    <w:p>
+      <w:pPr>
+        <w:jc w:val="right"/>
+        <w:rPr>
+          <w:rFonts w:cs="Times New Roman"/>
+          <w:sz w:val="28"/>
+          <w:szCs w:val="28"/>
+        </w:rPr>
+      </w:pPr>
       <w:r>
         <w:rPr>
           <w:rFonts w:cs="Times New Roman"/>
@@ -7739,7 +8152,7 @@
           <w:sz w:val="28"/>
           <w:szCs w:val="28"/>
         </w:rPr>
-        <w:t xml:space="preserve">      District</w:t>
+        <w:t xml:space="preserve"> District</w:t>
       </w:r>
     </w:p>
     <w:p>
@@ -7987,7 +8400,25 @@
           <w:sz w:val="28"/>
           <w:szCs w:val="28"/>
         </w:rPr>
-        <w:t> ..Petitioner</w:t>
+        <w:t> </w:t>
+      </w:r>
+      <w:proofErr w:type="gramStart"/>
+      <w:r>
+        <w:rPr>
+          <w:rFonts w:cs="Times New Roman"/>
+          <w:sz w:val="28"/>
+          <w:szCs w:val="28"/>
+        </w:rPr>
+        <w:t>..</w:t>
+      </w:r>
+      <w:proofErr w:type="gramEnd"/>
+      <w:r>
+        <w:rPr>
+          <w:rFonts w:cs="Times New Roman"/>
+          <w:sz w:val="28"/>
+          <w:szCs w:val="28"/>
+        </w:rPr>
+        <w:t>Petitioner</w:t>
       </w:r>
     </w:p>
     <w:p>
@@ -8171,14 +8602,6 @@
           <w:szCs w:val="28"/>
         </w:rPr>
       </w:pPr>
-      <w:r>
-        <w:rPr>
-          <w:rFonts w:cs="Times New Roman"/>
-          <w:sz w:val="28"/>
-          <w:szCs w:val="28"/>
-        </w:rPr>
-        <w:t> </w:t>
-      </w:r>
     </w:p>
     <w:p>
       <w:pPr>
@@ -8201,6 +8624,25 @@
     </w:p>
     <w:p>
       <w:pPr>
+        <w:pStyle w:val="Heading3"/>
+        <w:ind w:right="-720"/>
+        <w:rPr>
+          <w:rFonts w:cs="Times New Roman"/>
+          <w:sz w:val="28"/>
+          <w:szCs w:val="28"/>
+        </w:rPr>
+      </w:pPr>
+      <w:r>
+        <w:rPr>
+          <w:rFonts w:cs="Times New Roman"/>
+          <w:sz w:val="28"/>
+          <w:szCs w:val="28"/>
+        </w:rPr>
+        <w:t>WRIT PETITION</w:t>
+      </w:r>
+    </w:p>
+    <w:p>
+      <w:pPr>
         <w:ind w:left="4320" w:right="-720"/>
         <w:jc w:val="center"/>
         <w:rPr>
@@ -8209,6 +8651,14 @@
           <w:szCs w:val="28"/>
         </w:rPr>
       </w:pPr>
+      <w:r>
+        <w:rPr>
+          <w:rFonts w:cs="Times New Roman"/>
+          <w:sz w:val="28"/>
+          <w:szCs w:val="28"/>
+        </w:rPr>
+        <w:t> </w:t>
+      </w:r>
     </w:p>
     <w:p>
       <w:pPr>
@@ -8231,25 +8681,6 @@
     </w:p>
     <w:p>
       <w:pPr>
-        <w:pStyle w:val="Heading3"/>
-        <w:ind w:right="-720"/>
-        <w:rPr>
-          <w:rFonts w:cs="Times New Roman"/>
-          <w:sz w:val="28"/>
-          <w:szCs w:val="28"/>
-        </w:rPr>
-      </w:pPr>
-      <w:r>
-        <w:rPr>
-          <w:rFonts w:cs="Times New Roman"/>
-          <w:sz w:val="28"/>
-          <w:szCs w:val="28"/>
-        </w:rPr>
-        <w:t>WRIT PETITION</w:t>
-      </w:r>
-    </w:p>
-    <w:p>
-      <w:pPr>
         <w:ind w:left="4320" w:right="-720"/>
         <w:jc w:val="center"/>
         <w:rPr>
@@ -8277,14 +8708,6 @@
           <w:szCs w:val="28"/>
         </w:rPr>
       </w:pPr>
-      <w:r>
-        <w:rPr>
-          <w:rFonts w:cs="Times New Roman"/>
-          <w:sz w:val="28"/>
-          <w:szCs w:val="28"/>
-        </w:rPr>
-        <w:t> </w:t>
-      </w:r>
     </w:p>
     <w:p>
       <w:pPr>
@@ -8326,6 +8749,34 @@
           <w:szCs w:val="28"/>
         </w:rPr>
       </w:pPr>
+    </w:p>
+    <w:p>
+      <w:pPr>
+        <w:ind w:left="4320" w:right="-720"/>
+        <w:rPr>
+          <w:rFonts w:cs="Times New Roman"/>
+          <w:sz w:val="28"/>
+          <w:szCs w:val="28"/>
+        </w:rPr>
+      </w:pPr>
+      <w:r>
+        <w:rPr>
+          <w:rFonts w:cs="Times New Roman"/>
+          <w:sz w:val="28"/>
+          <w:szCs w:val="28"/>
+        </w:rPr>
+        <w:t>Filed By:</w:t>
+      </w:r>
+    </w:p>
+    <w:p>
+      <w:pPr>
+        <w:ind w:left="4320" w:right="-720"/>
+        <w:rPr>
+          <w:rFonts w:cs="Times New Roman"/>
+          <w:sz w:val="28"/>
+          <w:szCs w:val="28"/>
+        </w:rPr>
+      </w:pPr>
       <w:r>
         <w:rPr>
           <w:rFonts w:cs="Times New Roman"/>
@@ -8333,6 +8784,51 @@
           <w:szCs w:val="28"/>
         </w:rPr>
         <w:t> </w:t>
+      </w:r>
+    </w:p>
+    <w:p>
+      <w:pPr>
+        <w:ind w:left="4320" w:right="-720"/>
+        <w:rPr>
+          <w:rFonts w:cs="Times New Roman"/>
+          <w:sz w:val="28"/>
+          <w:szCs w:val="28"/>
+        </w:rPr>
+      </w:pPr>
+      <w:r>
+        <w:rPr>
+          <w:rFonts w:cs="Times New Roman"/>
+          <w:sz w:val="28"/>
+          <w:szCs w:val="28"/>
+        </w:rPr>
+        <w:t xml:space="preserve">M/s </w:t>
+      </w:r>
+      <w:r>
+        <w:rPr>
+          <w:rFonts w:cs="Times New Roman"/>
+          <w:noProof/>
+          <w:sz w:val="28"/>
+          <w:szCs w:val="28"/>
+        </w:rPr>
+        <w:t>{{adv_name}}</w:t>
+      </w:r>
+    </w:p>
+    <w:p>
+      <w:pPr>
+        <w:ind w:left="4320" w:right="-720"/>
+        <w:rPr>
+          <w:rFonts w:cs="Times New Roman"/>
+          <w:sz w:val="28"/>
+          <w:szCs w:val="28"/>
+        </w:rPr>
+      </w:pPr>
+      <w:r>
+        <w:rPr>
+          <w:rFonts w:cs="Times New Roman"/>
+          <w:sz w:val="28"/>
+          <w:szCs w:val="28"/>
+        </w:rPr>
+        <w:t>Advocate</w:t>
       </w:r>
     </w:p>
     <w:p>
@@ -8357,128 +8853,6 @@
     <w:p>
       <w:pPr>
         <w:ind w:left="4320" w:right="-720"/>
-        <w:jc w:val="center"/>
-        <w:rPr>
-          <w:rFonts w:cs="Times New Roman"/>
-          <w:sz w:val="28"/>
-          <w:szCs w:val="28"/>
-        </w:rPr>
-      </w:pPr>
-    </w:p>
-    <w:p>
-      <w:pPr>
-        <w:ind w:left="4320" w:right="-720"/>
-        <w:jc w:val="center"/>
-        <w:rPr>
-          <w:rFonts w:cs="Times New Roman"/>
-          <w:sz w:val="28"/>
-          <w:szCs w:val="28"/>
-        </w:rPr>
-      </w:pPr>
-    </w:p>
-    <w:p>
-      <w:pPr>
-        <w:ind w:left="4320" w:right="-720"/>
-        <w:rPr>
-          <w:rFonts w:cs="Times New Roman"/>
-          <w:sz w:val="28"/>
-          <w:szCs w:val="28"/>
-        </w:rPr>
-      </w:pPr>
-      <w:r>
-        <w:rPr>
-          <w:rFonts w:cs="Times New Roman"/>
-          <w:sz w:val="28"/>
-          <w:szCs w:val="28"/>
-        </w:rPr>
-        <w:t>Filed By:</w:t>
-      </w:r>
-    </w:p>
-    <w:p>
-      <w:pPr>
-        <w:ind w:left="4320" w:right="-720"/>
-        <w:rPr>
-          <w:rFonts w:cs="Times New Roman"/>
-          <w:sz w:val="28"/>
-          <w:szCs w:val="28"/>
-        </w:rPr>
-      </w:pPr>
-      <w:r>
-        <w:rPr>
-          <w:rFonts w:cs="Times New Roman"/>
-          <w:sz w:val="28"/>
-          <w:szCs w:val="28"/>
-        </w:rPr>
-        <w:t> </w:t>
-      </w:r>
-    </w:p>
-    <w:p>
-      <w:pPr>
-        <w:ind w:left="4320" w:right="-720"/>
-        <w:rPr>
-          <w:rFonts w:cs="Times New Roman"/>
-          <w:sz w:val="28"/>
-          <w:szCs w:val="28"/>
-        </w:rPr>
-      </w:pPr>
-      <w:r>
-        <w:rPr>
-          <w:rFonts w:cs="Times New Roman"/>
-          <w:sz w:val="28"/>
-          <w:szCs w:val="28"/>
-        </w:rPr>
-        <w:t xml:space="preserve">M/s </w:t>
-      </w:r>
-      <w:r>
-        <w:rPr>
-          <w:rFonts w:cs="Times New Roman"/>
-          <w:noProof/>
-          <w:sz w:val="28"/>
-          <w:szCs w:val="28"/>
-        </w:rPr>
-        <w:t>{{adv_name}}</w:t>
-      </w:r>
-    </w:p>
-    <w:p>
-      <w:pPr>
-        <w:ind w:left="4320" w:right="-720"/>
-        <w:rPr>
-          <w:rFonts w:cs="Times New Roman"/>
-          <w:sz w:val="28"/>
-          <w:szCs w:val="28"/>
-        </w:rPr>
-      </w:pPr>
-      <w:r>
-        <w:rPr>
-          <w:rFonts w:cs="Times New Roman"/>
-          <w:sz w:val="28"/>
-          <w:szCs w:val="28"/>
-        </w:rPr>
-        <w:t>Advocate</w:t>
-      </w:r>
-    </w:p>
-    <w:p>
-      <w:pPr>
-        <w:ind w:left="4320" w:right="-720"/>
-        <w:jc w:val="center"/>
-        <w:rPr>
-          <w:rFonts w:cs="Times New Roman"/>
-          <w:sz w:val="28"/>
-          <w:szCs w:val="28"/>
-        </w:rPr>
-      </w:pPr>
-      <w:r>
-        <w:rPr>
-          <w:rFonts w:cs="Times New Roman"/>
-          <w:sz w:val="28"/>
-          <w:szCs w:val="28"/>
-        </w:rPr>
-        <w:t> </w:t>
-      </w:r>
-    </w:p>
-    <w:p>
-      <w:pPr>
-        <w:ind w:left="4320" w:right="-720"/>
         <w:rPr>
           <w:rFonts w:cs="Times New Roman"/>
           <w:sz w:val="28"/>
@@ -8611,7 +8985,7 @@
           <w:sz w:val="28"/>
           <w:szCs w:val="28"/>
         </w:rPr>
-        <w:t xml:space="preserve">                                                 of  </w:t>
+        <w:t xml:space="preserve">                                                 of </w:t>
       </w:r>
       <w:r>
         <w:rPr>
@@ -8704,7 +9078,39 @@
           <w:sz w:val="28"/>
           <w:szCs w:val="28"/>
         </w:rPr>
-        <w:t>..Petitioner/s</w:t>
+        <w:t>.</w:t>
+      </w:r>
+      <w:r>
+        <w:rPr>
+          <w:rFonts w:cs="Times New Roman"/>
+          <w:sz w:val="28"/>
+          <w:szCs w:val="28"/>
+        </w:rPr>
+        <w:t>.</w:t>
+      </w:r>
+      <w:r>
+        <w:rPr>
+          <w:rFonts w:cs="Times New Roman"/>
+          <w:sz w:val="28"/>
+          <w:szCs w:val="28"/>
+        </w:rPr>
+        <w:t>.</w:t>
+      </w:r>
+      <w:r>
+        <w:rPr>
+          <w:rFonts w:cs="Times New Roman"/>
+          <w:sz w:val="28"/>
+          <w:szCs w:val="28"/>
+        </w:rPr>
+        <w:t xml:space="preserve"> </w:t>
+      </w:r>
+      <w:r>
+        <w:rPr>
+          <w:rFonts w:cs="Times New Roman"/>
+          <w:sz w:val="28"/>
+          <w:szCs w:val="28"/>
+        </w:rPr>
+        <w:t>Petitioner/s</w:t>
       </w:r>
     </w:p>
     <w:p>
@@ -8776,7 +9182,15 @@
           <w:sz w:val="28"/>
           <w:szCs w:val="28"/>
         </w:rPr>
-        <w:t>.Respondent/s</w:t>
+        <w:t xml:space="preserve">… </w:t>
+      </w:r>
+      <w:r>
+        <w:rPr>
+          <w:rFonts w:cs="Times New Roman"/>
+          <w:sz w:val="28"/>
+          <w:szCs w:val="28"/>
+        </w:rPr>
+        <w:t>Respondent/s</w:t>
       </w:r>
     </w:p>
     <w:p>
@@ -8906,6 +9320,8 @@
                 <w:szCs w:val="28"/>
               </w:rPr>
             </w:pPr>
+            <w:proofErr w:type="spellStart"/>
+            <w:proofErr w:type="gramStart"/>
             <w:r>
               <w:rPr>
                 <w:rFonts w:cs="Times New Roman"/>
@@ -8915,6 +9331,8 @@
               </w:rPr>
               <w:t>S.No</w:t>
             </w:r>
+            <w:proofErr w:type="spellEnd"/>
+            <w:proofErr w:type="gramEnd"/>
           </w:p>
         </w:tc>
         <w:tc>
@@ -9837,47 +10255,65 @@
           <w:sz w:val="28"/>
           <w:szCs w:val="28"/>
         </w:rPr>
+        <w:t>  </w:t>
+      </w:r>
+    </w:p>
+    <w:p>
+      <w:pPr>
+        <w:jc w:val="center"/>
+        <w:rPr>
+          <w:rFonts w:cs="Times New Roman"/>
+          <w:b/>
+          <w:sz w:val="28"/>
+          <w:szCs w:val="28"/>
+          <w:u w:val="single"/>
+        </w:rPr>
+      </w:pPr>
+      <w:r>
+        <w:rPr>
+          <w:rFonts w:cs="Times New Roman"/>
+          <w:b/>
+          <w:sz w:val="28"/>
+          <w:szCs w:val="28"/>
+          <w:u w:val="single"/>
+        </w:rPr>
+        <w:t>ANNEXURE-II</w:t>
+      </w:r>
+    </w:p>
+    <w:p>
+      <w:pPr>
+        <w:jc w:val="center"/>
+        <w:rPr>
+          <w:rFonts w:cs="Times New Roman"/>
+          <w:sz w:val="28"/>
+          <w:szCs w:val="28"/>
+        </w:rPr>
+      </w:pPr>
+      <w:r>
+        <w:rPr>
+          <w:rFonts w:cs="Times New Roman"/>
+          <w:sz w:val="28"/>
+          <w:szCs w:val="28"/>
+        </w:rPr>
         <w:t> </w:t>
       </w:r>
     </w:p>
     <w:p>
       <w:pPr>
-        <w:jc w:val="both"/>
-        <w:rPr>
-          <w:rFonts w:cs="Times New Roman"/>
-          <w:sz w:val="28"/>
-          <w:szCs w:val="28"/>
-        </w:rPr>
-      </w:pPr>
-      <w:r>
-        <w:rPr>
-          <w:rFonts w:cs="Times New Roman"/>
-          <w:sz w:val="28"/>
-          <w:szCs w:val="28"/>
-        </w:rPr>
-        <w:t>   </w:t>
-      </w:r>
-    </w:p>
-    <w:p>
-      <w:pPr>
         <w:jc w:val="center"/>
         <w:rPr>
           <w:rFonts w:cs="Times New Roman"/>
-          <w:b/>
-          <w:sz w:val="28"/>
-          <w:szCs w:val="28"/>
-          <w:u w:val="single"/>
-        </w:rPr>
-      </w:pPr>
-      <w:r>
-        <w:rPr>
-          <w:rFonts w:cs="Times New Roman"/>
-          <w:b/>
-          <w:sz w:val="28"/>
-          <w:szCs w:val="28"/>
-          <w:u w:val="single"/>
-        </w:rPr>
-        <w:t>ANNEXURE-II</w:t>
+          <w:sz w:val="28"/>
+          <w:szCs w:val="28"/>
+        </w:rPr>
+      </w:pPr>
+      <w:r>
+        <w:rPr>
+          <w:rFonts w:cs="Times New Roman"/>
+          <w:sz w:val="28"/>
+          <w:szCs w:val="28"/>
+        </w:rPr>
+        <w:t> </w:t>
       </w:r>
     </w:p>
     <w:p>
@@ -9895,65 +10331,29 @@
           <w:sz w:val="28"/>
           <w:szCs w:val="28"/>
         </w:rPr>
+        <w:t>Under Article 226 of Constitution of India.</w:t>
+      </w:r>
+    </w:p>
+    <w:p>
+      <w:pPr>
+        <w:jc w:val="both"/>
+        <w:rPr>
+          <w:rFonts w:cs="Times New Roman"/>
+          <w:sz w:val="28"/>
+          <w:szCs w:val="28"/>
+        </w:rPr>
+      </w:pPr>
+      <w:r>
+        <w:rPr>
+          <w:rFonts w:cs="Times New Roman"/>
+          <w:sz w:val="28"/>
+          <w:szCs w:val="28"/>
+        </w:rPr>
         <w:t> </w:t>
       </w:r>
     </w:p>
     <w:p>
       <w:pPr>
-        <w:jc w:val="center"/>
-        <w:rPr>
-          <w:rFonts w:cs="Times New Roman"/>
-          <w:sz w:val="28"/>
-          <w:szCs w:val="28"/>
-        </w:rPr>
-      </w:pPr>
-      <w:r>
-        <w:rPr>
-          <w:rFonts w:cs="Times New Roman"/>
-          <w:sz w:val="28"/>
-          <w:szCs w:val="28"/>
-        </w:rPr>
-        <w:t> </w:t>
-      </w:r>
-    </w:p>
-    <w:p>
-      <w:pPr>
-        <w:jc w:val="center"/>
-        <w:rPr>
-          <w:rFonts w:cs="Times New Roman"/>
-          <w:sz w:val="28"/>
-          <w:szCs w:val="28"/>
-        </w:rPr>
-      </w:pPr>
-      <w:r>
-        <w:rPr>
-          <w:rFonts w:cs="Times New Roman"/>
-          <w:sz w:val="28"/>
-          <w:szCs w:val="28"/>
-        </w:rPr>
-        <w:t>Under Article 226 of Constitution of India.</w:t>
-      </w:r>
-    </w:p>
-    <w:p>
-      <w:pPr>
-        <w:jc w:val="both"/>
-        <w:rPr>
-          <w:rFonts w:cs="Times New Roman"/>
-          <w:sz w:val="28"/>
-          <w:szCs w:val="28"/>
-        </w:rPr>
-      </w:pPr>
-      <w:r>
-        <w:rPr>
-          <w:rFonts w:cs="Times New Roman"/>
-          <w:sz w:val="28"/>
-          <w:szCs w:val="28"/>
-        </w:rPr>
-        <w:t> </w:t>
-      </w:r>
-    </w:p>
-    <w:p>
-      <w:pPr>
         <w:jc w:val="both"/>
         <w:rPr>
           <w:rFonts w:cs="Times New Roman"/>
@@ -10036,6 +10436,14 @@
           <w:sz w:val="28"/>
           <w:szCs w:val="28"/>
         </w:rPr>
+        <w:t xml:space="preserve"> </w:t>
+      </w:r>
+      <w:r>
+        <w:rPr>
+          <w:rFonts w:cs="Times New Roman"/>
+          <w:sz w:val="28"/>
+          <w:szCs w:val="28"/>
+        </w:rPr>
         <w:t>{{place}}</w:t>
       </w:r>
       <w:r>
@@ -10061,6 +10469,23 @@
           <w:szCs w:val="28"/>
         </w:rPr>
         <w:tab/>
+      </w:r>
+    </w:p>
+    <w:p>
+      <w:pPr>
+        <w:jc w:val="right"/>
+        <w:rPr>
+          <w:rFonts w:cs="Times New Roman"/>
+          <w:sz w:val="28"/>
+          <w:szCs w:val="28"/>
+        </w:rPr>
+      </w:pPr>
+      <w:r>
+        <w:rPr>
+          <w:rFonts w:cs="Times New Roman"/>
+          <w:sz w:val="28"/>
+          <w:szCs w:val="28"/>
+        </w:rPr>
         <w:t>Counsel for the Petitioner</w:t>
       </w:r>
     </w:p>
@@ -10161,7 +10586,7 @@
           <w:sz w:val="28"/>
           <w:szCs w:val="28"/>
         </w:rPr>
-        <w:t xml:space="preserve">W.P. NO.                               OF  </w:t>
+        <w:t xml:space="preserve">W.P. NO.                               OF </w:t>
       </w:r>
       <w:r>
         <w:rPr>
@@ -10253,13 +10678,23 @@
           <w:szCs w:val="28"/>
         </w:rPr>
       </w:pPr>
-      <w:r>
-        <w:rPr>
-          <w:rFonts w:cs="Times New Roman"/>
-          <w:sz w:val="28"/>
-          <w:szCs w:val="28"/>
-        </w:rPr>
-        <w:t>..Petitioner</w:t>
+      <w:proofErr w:type="gramStart"/>
+      <w:r>
+        <w:rPr>
+          <w:rFonts w:cs="Times New Roman"/>
+          <w:sz w:val="28"/>
+          <w:szCs w:val="28"/>
+        </w:rPr>
+        <w:t>..</w:t>
+      </w:r>
+      <w:proofErr w:type="gramEnd"/>
+      <w:r>
+        <w:rPr>
+          <w:rFonts w:cs="Times New Roman"/>
+          <w:sz w:val="28"/>
+          <w:szCs w:val="28"/>
+        </w:rPr>
+        <w:t>Petitioner</w:t>
       </w:r>
     </w:p>
     <w:p>
@@ -10323,13 +10758,23 @@
           <w:szCs w:val="28"/>
         </w:rPr>
       </w:pPr>
-      <w:r>
-        <w:rPr>
-          <w:rFonts w:cs="Times New Roman"/>
-          <w:sz w:val="28"/>
-          <w:szCs w:val="28"/>
-        </w:rPr>
-        <w:t>..Respondent</w:t>
+      <w:proofErr w:type="gramStart"/>
+      <w:r>
+        <w:rPr>
+          <w:rFonts w:cs="Times New Roman"/>
+          <w:sz w:val="28"/>
+          <w:szCs w:val="28"/>
+        </w:rPr>
+        <w:t>..</w:t>
+      </w:r>
+      <w:proofErr w:type="gramEnd"/>
+      <w:r>
+        <w:rPr>
+          <w:rFonts w:cs="Times New Roman"/>
+          <w:sz w:val="28"/>
+          <w:szCs w:val="28"/>
+        </w:rPr>
+        <w:t>Respondent</w:t>
       </w:r>
     </w:p>
     <w:p>
@@ -10707,7 +11152,25 @@
           <w:sz w:val="28"/>
           <w:szCs w:val="28"/>
         </w:rPr>
-        <w:t>last page corrs.</w:t>
+        <w:t xml:space="preserve">last page </w:t>
+      </w:r>
+      <w:proofErr w:type="spellStart"/>
+      <w:r>
+        <w:rPr>
+          <w:rFonts w:cs="Times New Roman"/>
+          <w:sz w:val="28"/>
+          <w:szCs w:val="28"/>
+        </w:rPr>
+        <w:t>corrs</w:t>
+      </w:r>
+      <w:proofErr w:type="spellEnd"/>
+      <w:r>
+        <w:rPr>
+          <w:rFonts w:cs="Times New Roman"/>
+          <w:sz w:val="28"/>
+          <w:szCs w:val="28"/>
+        </w:rPr>
+        <w:t>.</w:t>
       </w:r>
       <w:r>
         <w:rPr>
@@ -10790,7 +11253,7 @@
           <w:sz w:val="28"/>
           <w:szCs w:val="28"/>
         </w:rPr>
-        <w:t xml:space="preserve">the day of  </w:t>
+        <w:t xml:space="preserve">the day of </w:t>
       </w:r>
       <w:r>
         <w:rPr>
@@ -10875,13 +11338,47 @@
           <w:szCs w:val="28"/>
         </w:rPr>
       </w:pPr>
-      <w:r>
-        <w:rPr>
-          <w:rFonts w:cs="Times New Roman"/>
-          <w:sz w:val="28"/>
-          <w:szCs w:val="28"/>
-        </w:rPr>
-        <w:t>ADVOCATE ::</w:t>
+      <w:proofErr w:type="gramStart"/>
+      <w:r>
+        <w:rPr>
+          <w:rFonts w:cs="Times New Roman"/>
+          <w:sz w:val="28"/>
+          <w:szCs w:val="28"/>
+        </w:rPr>
+        <w:t xml:space="preserve">ADVOCATE </w:t>
+      </w:r>
+      <w:r>
+        <w:rPr>
+          <w:rFonts w:cs="Times New Roman"/>
+          <w:sz w:val="28"/>
+          <w:szCs w:val="28"/>
+        </w:rPr>
+        <w:t xml:space="preserve"> </w:t>
+      </w:r>
+      <w:r>
+        <w:rPr>
+          <w:rFonts w:cs="Times New Roman"/>
+          <w:sz w:val="28"/>
+          <w:szCs w:val="28"/>
+        </w:rPr>
+        <w:t>:</w:t>
+      </w:r>
+      <w:proofErr w:type="gramEnd"/>
+      <w:r>
+        <w:rPr>
+          <w:rFonts w:cs="Times New Roman"/>
+          <w:sz w:val="28"/>
+          <w:szCs w:val="28"/>
+        </w:rPr>
+        <w:t>:</w:t>
+      </w:r>
+      <w:r>
+        <w:rPr>
+          <w:rFonts w:cs="Times New Roman"/>
+          <w:sz w:val="28"/>
+          <w:szCs w:val="28"/>
+        </w:rPr>
+        <w:t xml:space="preserve"> </w:t>
       </w:r>
       <w:r>
         <w:rPr>
@@ -11001,7 +11498,16 @@
           <w:sz w:val="28"/>
           <w:szCs w:val="28"/>
         </w:rPr>
-        <w:t>, being the petitioner/ person acquainted with the facts</w:t>
+        <w:t xml:space="preserve">, being the petitioner/ person acquainted with the </w:t>
+      </w:r>
+      <w:proofErr w:type="gramStart"/>
+      <w:r>
+        <w:rPr>
+          <w:rFonts w:cs="Times New Roman"/>
+          <w:sz w:val="28"/>
+          <w:szCs w:val="28"/>
+        </w:rPr>
+        <w:t>facts</w:t>
       </w:r>
       <w:r>
         <w:rPr>
@@ -11033,7 +11539,16 @@
           <w:sz w:val="28"/>
           <w:szCs w:val="28"/>
         </w:rPr>
-        <w:t>do hereby</w:t>
+        <w:t>do</w:t>
+      </w:r>
+      <w:proofErr w:type="gramEnd"/>
+      <w:r>
+        <w:rPr>
+          <w:rFonts w:cs="Times New Roman"/>
+          <w:sz w:val="28"/>
+          <w:szCs w:val="28"/>
+        </w:rPr>
+        <w:t xml:space="preserve"> hereby</w:t>
       </w:r>
       <w:r>
         <w:rPr>
@@ -11457,13 +11972,23 @@
           <w:szCs w:val="28"/>
         </w:rPr>
       </w:pPr>
-      <w:r>
-        <w:rPr>
-          <w:rFonts w:cs="Times New Roman"/>
-          <w:sz w:val="28"/>
-          <w:szCs w:val="28"/>
-        </w:rPr>
-        <w:t>..Petitioner(s)</w:t>
+      <w:proofErr w:type="gramStart"/>
+      <w:r>
+        <w:rPr>
+          <w:rFonts w:cs="Times New Roman"/>
+          <w:sz w:val="28"/>
+          <w:szCs w:val="28"/>
+        </w:rPr>
+        <w:t>..</w:t>
+      </w:r>
+      <w:proofErr w:type="gramEnd"/>
+      <w:r>
+        <w:rPr>
+          <w:rFonts w:cs="Times New Roman"/>
+          <w:sz w:val="28"/>
+          <w:szCs w:val="28"/>
+        </w:rPr>
+        <w:t>Petitioner(s)</w:t>
       </w:r>
     </w:p>
     <w:p>
@@ -11521,13 +12046,23 @@
           <w:szCs w:val="28"/>
         </w:rPr>
       </w:pPr>
-      <w:r>
-        <w:rPr>
-          <w:rFonts w:cs="Times New Roman"/>
-          <w:sz w:val="28"/>
-          <w:szCs w:val="28"/>
-        </w:rPr>
-        <w:t>.Respondent(s)</w:t>
+      <w:proofErr w:type="gramStart"/>
+      <w:r>
+        <w:rPr>
+          <w:rFonts w:cs="Times New Roman"/>
+          <w:sz w:val="28"/>
+          <w:szCs w:val="28"/>
+        </w:rPr>
+        <w:t>.Respondent</w:t>
+      </w:r>
+      <w:proofErr w:type="gramEnd"/>
+      <w:r>
+        <w:rPr>
+          <w:rFonts w:cs="Times New Roman"/>
+          <w:sz w:val="28"/>
+          <w:szCs w:val="28"/>
+        </w:rPr>
+        <w:t>(s)</w:t>
       </w:r>
     </w:p>
     <w:p>
@@ -11647,7 +12182,25 @@
           <w:sz w:val="28"/>
           <w:szCs w:val="28"/>
         </w:rPr>
-        <w:t xml:space="preserve">     Advocate/s of the High Court to appear for me/us in the above Appeal/Petition and to conduct and prosecute (or defend) the same and all proceedings that may be taken in respect of any application connected with the same or any decree or order passed therein including all applications for return of documents or the receipt of any money that may be payable to me/us in the said Appeal/Petition and also to appear in all applications under Clause-XV of the Letters Pattent and in all applications for review and for leave to the Supreme Court of India and in all applications review of judgment.</w:t>
+        <w:t xml:space="preserve">     Advocate/s of the High Court to appear for me/us in the above Appeal/Petition and to conduct and prosecute (or defend) the same and all proceedings that may be taken in respect of any application connected with the same or any decree or order passed therein including all applications for return of documents or the receipt of any money that may be payable to me/us in the said Appeal/Petition and also to appear in all applications under Clause-XV of the Letters </w:t>
+      </w:r>
+      <w:proofErr w:type="spellStart"/>
+      <w:r>
+        <w:rPr>
+          <w:rFonts w:cs="Times New Roman"/>
+          <w:sz w:val="28"/>
+          <w:szCs w:val="28"/>
+        </w:rPr>
+        <w:t>Pattent</w:t>
+      </w:r>
+      <w:proofErr w:type="spellEnd"/>
+      <w:r>
+        <w:rPr>
+          <w:rFonts w:cs="Times New Roman"/>
+          <w:sz w:val="28"/>
+          <w:szCs w:val="28"/>
+        </w:rPr>
+        <w:t xml:space="preserve"> and in all applications for review and for leave to the Supreme Court of India and in all applications review of judgment.</w:t>
       </w:r>
     </w:p>
     <w:p>
@@ -11792,6 +12345,14 @@
           <w:sz w:val="28"/>
           <w:szCs w:val="28"/>
         </w:rPr>
+        <w:t xml:space="preserve"> </w:t>
+      </w:r>
+      <w:r>
+        <w:rPr>
+          <w:rFonts w:cs="Times New Roman"/>
+          <w:sz w:val="28"/>
+          <w:szCs w:val="28"/>
+        </w:rPr>
         <w:t>{{place}}</w:t>
       </w:r>
     </w:p>
@@ -11830,15 +12391,33 @@
           <w:sz w:val="28"/>
           <w:szCs w:val="28"/>
         </w:rPr>
-        <w:t xml:space="preserve">                                   ADVOCATE ::</w:t>
-      </w:r>
-      <w:r>
-        <w:rPr>
-          <w:rFonts w:cs="Times New Roman"/>
-          <w:sz w:val="28"/>
-          <w:szCs w:val="28"/>
-        </w:rPr>
-        <w:t>{{place}}</w:t>
+        <w:t xml:space="preserve">                                   </w:t>
+      </w:r>
+      <w:proofErr w:type="gramStart"/>
+      <w:r>
+        <w:rPr>
+          <w:rFonts w:cs="Times New Roman"/>
+          <w:sz w:val="28"/>
+          <w:szCs w:val="28"/>
+        </w:rPr>
+        <w:t>ADVOCATE ::</w:t>
+      </w:r>
+      <w:r>
+        <w:rPr>
+          <w:rFonts w:cs="Times New Roman"/>
+          <w:sz w:val="28"/>
+          <w:szCs w:val="28"/>
+        </w:rPr>
+        <w:t>{</w:t>
+      </w:r>
+      <w:proofErr w:type="gramEnd"/>
+      <w:r>
+        <w:rPr>
+          <w:rFonts w:cs="Times New Roman"/>
+          <w:sz w:val="28"/>
+          <w:szCs w:val="28"/>
+        </w:rPr>
+        <w:t>{place}}</w:t>
       </w:r>
       <w:r>
         <w:rPr>
@@ -11858,6 +12437,7 @@
           <w:szCs w:val="28"/>
         </w:rPr>
       </w:pPr>
+      <w:proofErr w:type="spellStart"/>
       <w:r>
         <w:rPr>
           <w:rFonts w:cs="Times New Roman"/>
@@ -11865,7 +12445,16 @@
           <w:szCs w:val="28"/>
         </w:rPr>
         <w:lastRenderedPageBreak/>
-        <w:t>S.R.No.</w:t>
+        <w:t>S.R.No</w:t>
+      </w:r>
+      <w:proofErr w:type="spellEnd"/>
+      <w:r>
+        <w:rPr>
+          <w:rFonts w:cs="Times New Roman"/>
+          <w:sz w:val="28"/>
+          <w:szCs w:val="28"/>
+        </w:rPr>
+        <w:t>.</w:t>
       </w:r>
     </w:p>
     <w:p>
@@ -12130,15 +12719,19 @@
         <w:jc w:val="center"/>
         <w:rPr>
           <w:rFonts w:cs="Times New Roman"/>
-          <w:sz w:val="28"/>
-          <w:szCs w:val="28"/>
-        </w:rPr>
-      </w:pPr>
-      <w:r>
-        <w:rPr>
-          <w:rFonts w:cs="Times New Roman"/>
-          <w:sz w:val="28"/>
-          <w:szCs w:val="28"/>
+          <w:b/>
+          <w:bCs/>
+          <w:sz w:val="52"/>
+          <w:szCs w:val="52"/>
+        </w:rPr>
+      </w:pPr>
+      <w:r>
+        <w:rPr>
+          <w:rFonts w:cs="Times New Roman"/>
+          <w:b/>
+          <w:bCs/>
+          <w:sz w:val="52"/>
+          <w:szCs w:val="52"/>
         </w:rPr>
         <w:t>VAKALAT</w:t>
       </w:r>
@@ -12253,8 +12846,18 @@
           <w:sz w:val="28"/>
           <w:szCs w:val="28"/>
         </w:rPr>
-        <w:t>COUNSEL FOR  PETITIONER</w:t>
-      </w:r>
+        <w:t xml:space="preserve">COUNSEL </w:t>
+      </w:r>
+      <w:proofErr w:type="gramStart"/>
+      <w:r>
+        <w:rPr>
+          <w:rFonts w:cs="Times New Roman"/>
+          <w:sz w:val="28"/>
+          <w:szCs w:val="28"/>
+        </w:rPr>
+        <w:t>FOR  PETITIONER</w:t>
+      </w:r>
+      <w:proofErr w:type="gramEnd"/>
     </w:p>
     <w:p>
       <w:pPr>
@@ -12311,20 +12914,28 @@
     <w:p>
       <w:pPr>
         <w:ind w:left="4320" w:right="-720"/>
-        <w:jc w:val="both"/>
-        <w:rPr>
-          <w:rFonts w:cs="Times New Roman"/>
-          <w:sz w:val="28"/>
-          <w:szCs w:val="28"/>
-        </w:rPr>
-      </w:pPr>
-      <w:r>
-        <w:rPr>
-          <w:rFonts w:cs="Times New Roman"/>
-          <w:sz w:val="28"/>
-          <w:szCs w:val="28"/>
-        </w:rPr>
-        <w:t xml:space="preserve">DATE:   </w:t>
+        <w:rPr>
+          <w:rFonts w:cs="Times New Roman"/>
+          <w:sz w:val="28"/>
+          <w:szCs w:val="28"/>
+        </w:rPr>
+      </w:pPr>
+      <w:r>
+        <w:rPr>
+          <w:rFonts w:cs="Times New Roman"/>
+          <w:sz w:val="28"/>
+          <w:szCs w:val="28"/>
+        </w:rPr>
+        <w:t>DATE:</w:t>
+      </w:r>
+      <w:proofErr w:type="gramStart"/>
+      <w:r>
+        <w:rPr>
+          <w:rFonts w:cs="Times New Roman"/>
+          <w:sz w:val="28"/>
+          <w:szCs w:val="28"/>
+        </w:rPr>
+        <w:t xml:space="preserve">   </w:t>
       </w:r>
       <w:r>
         <w:rPr>
@@ -12333,7 +12944,17 @@
           <w:sz w:val="28"/>
           <w:szCs w:val="28"/>
         </w:rPr>
-        <w:t>{{dof}}</w:t>
+        <w:t>{</w:t>
+      </w:r>
+      <w:proofErr w:type="gramEnd"/>
+      <w:r>
+        <w:rPr>
+          <w:rFonts w:cs="Times New Roman"/>
+          <w:noProof/>
+          <w:sz w:val="28"/>
+          <w:szCs w:val="28"/>
+        </w:rPr>
+        <w:t>{dof}}</w:t>
       </w:r>
     </w:p>
     <w:p>
@@ -12568,11 +13189,19 @@
           <w:rFonts w:cs="Times New Roman"/>
         </w:rPr>
       </w:pPr>
-      <w:r>
-        <w:rPr>
-          <w:rFonts w:cs="Times New Roman"/>
-        </w:rPr>
-        <w:t>DEPT:_______________</w:t>
+      <w:proofErr w:type="gramStart"/>
+      <w:r>
+        <w:rPr>
+          <w:rFonts w:cs="Times New Roman"/>
+        </w:rPr>
+        <w:t>DEPT:_</w:t>
+      </w:r>
+      <w:proofErr w:type="gramEnd"/>
+      <w:r>
+        <w:rPr>
+          <w:rFonts w:cs="Times New Roman"/>
+        </w:rPr>
+        <w:t>______________</w:t>
       </w:r>
     </w:p>
     <w:p>
@@ -12587,7 +13216,21 @@
         <w:rPr>
           <w:rFonts w:cs="Times New Roman"/>
         </w:rPr>
-        <w:t xml:space="preserve">Category Code  and </w:t>
+        <w:t xml:space="preserve">Category </w:t>
+      </w:r>
+      <w:proofErr w:type="gramStart"/>
+      <w:r>
+        <w:rPr>
+          <w:rFonts w:cs="Times New Roman"/>
+        </w:rPr>
+        <w:t>Code  and</w:t>
+      </w:r>
+      <w:proofErr w:type="gramEnd"/>
+      <w:r>
+        <w:rPr>
+          <w:rFonts w:cs="Times New Roman"/>
+        </w:rPr>
+        <w:t xml:space="preserve"> </w:t>
       </w:r>
     </w:p>
     <w:p>
@@ -12782,16 +13425,27 @@
           <w:sz w:val="28"/>
           <w:szCs w:val="28"/>
         </w:rPr>
-        <w:t>{{district}}</w:t>
-      </w:r>
-      <w:r>
-        <w:rPr>
-          <w:rFonts w:cs="Times New Roman"/>
-          <w:sz w:val="28"/>
-          <w:szCs w:val="28"/>
-        </w:rPr>
-        <w:t xml:space="preserve">    District</w:t>
-      </w:r>
+        <w:t>{{district</w:t>
+      </w:r>
+      <w:proofErr w:type="gramStart"/>
+      <w:r>
+        <w:rPr>
+          <w:rFonts w:cs="Times New Roman"/>
+          <w:noProof/>
+          <w:sz w:val="28"/>
+          <w:szCs w:val="28"/>
+        </w:rPr>
+        <w:t>}}</w:t>
+      </w:r>
+      <w:r>
+        <w:rPr>
+          <w:rFonts w:cs="Times New Roman"/>
+          <w:sz w:val="28"/>
+          <w:szCs w:val="28"/>
+        </w:rPr>
+        <w:t>District</w:t>
+      </w:r>
+      <w:proofErr w:type="gramEnd"/>
     </w:p>
     <w:p>
       <w:pPr>
@@ -12841,13 +13495,23 @@
           <w:szCs w:val="28"/>
         </w:rPr>
       </w:pPr>
-      <w:r>
-        <w:rPr>
-          <w:rFonts w:cs="Times New Roman"/>
-          <w:sz w:val="28"/>
-          <w:szCs w:val="28"/>
-        </w:rPr>
-        <w:t>..Petitioner/s</w:t>
+      <w:proofErr w:type="gramStart"/>
+      <w:r>
+        <w:rPr>
+          <w:rFonts w:cs="Times New Roman"/>
+          <w:sz w:val="28"/>
+          <w:szCs w:val="28"/>
+        </w:rPr>
+        <w:t>..</w:t>
+      </w:r>
+      <w:proofErr w:type="gramEnd"/>
+      <w:r>
+        <w:rPr>
+          <w:rFonts w:cs="Times New Roman"/>
+          <w:sz w:val="28"/>
+          <w:szCs w:val="28"/>
+        </w:rPr>
+        <w:t>Petitioner/s</w:t>
       </w:r>
     </w:p>
     <w:p>
@@ -13080,7 +13744,25 @@
           <w:sz w:val="28"/>
           <w:szCs w:val="28"/>
         </w:rPr>
-        <w:t xml:space="preserve">Permitted on  : </w:t>
+        <w:t xml:space="preserve">Permitted </w:t>
+      </w:r>
+      <w:proofErr w:type="gramStart"/>
+      <w:r>
+        <w:rPr>
+          <w:rFonts w:cs="Times New Roman"/>
+          <w:sz w:val="28"/>
+          <w:szCs w:val="28"/>
+        </w:rPr>
+        <w:t>on  :</w:t>
+      </w:r>
+      <w:proofErr w:type="gramEnd"/>
+      <w:r>
+        <w:rPr>
+          <w:rFonts w:cs="Times New Roman"/>
+          <w:sz w:val="28"/>
+          <w:szCs w:val="28"/>
+        </w:rPr>
+        <w:t xml:space="preserve"> </w:t>
       </w:r>
       <w:r>
         <w:rPr>
@@ -13108,7 +13790,25 @@
           <w:sz w:val="28"/>
           <w:szCs w:val="28"/>
         </w:rPr>
-        <w:t xml:space="preserve">Presented on  : </w:t>
+        <w:t xml:space="preserve">Presented </w:t>
+      </w:r>
+      <w:proofErr w:type="gramStart"/>
+      <w:r>
+        <w:rPr>
+          <w:rFonts w:cs="Times New Roman"/>
+          <w:sz w:val="28"/>
+          <w:szCs w:val="28"/>
+        </w:rPr>
+        <w:t>on  :</w:t>
+      </w:r>
+      <w:proofErr w:type="gramEnd"/>
+      <w:r>
+        <w:rPr>
+          <w:rFonts w:cs="Times New Roman"/>
+          <w:sz w:val="28"/>
+          <w:szCs w:val="28"/>
+        </w:rPr>
+        <w:t xml:space="preserve"> </w:t>
       </w:r>
       <w:r>
         <w:rPr>
@@ -13136,7 +13836,25 @@
           <w:sz w:val="28"/>
           <w:szCs w:val="28"/>
         </w:rPr>
-        <w:t xml:space="preserve">Filed on         : </w:t>
+        <w:t xml:space="preserve">Filed on       </w:t>
+      </w:r>
+      <w:proofErr w:type="gramStart"/>
+      <w:r>
+        <w:rPr>
+          <w:rFonts w:cs="Times New Roman"/>
+          <w:sz w:val="28"/>
+          <w:szCs w:val="28"/>
+        </w:rPr>
+        <w:t xml:space="preserve">  :</w:t>
+      </w:r>
+      <w:proofErr w:type="gramEnd"/>
+      <w:r>
+        <w:rPr>
+          <w:rFonts w:cs="Times New Roman"/>
+          <w:sz w:val="28"/>
+          <w:szCs w:val="28"/>
+        </w:rPr>
+        <w:t xml:space="preserve"> </w:t>
       </w:r>
       <w:r>
         <w:rPr>
@@ -13171,13 +13889,33 @@
           <w:u w:val="single"/>
         </w:rPr>
       </w:pPr>
-      <w:r>
-        <w:rPr>
-          <w:rFonts w:cs="Times New Roman"/>
-          <w:sz w:val="28"/>
-          <w:szCs w:val="28"/>
-        </w:rPr>
-        <w:t xml:space="preserve">I.A..No.            OF </w:t>
+      <w:proofErr w:type="spellStart"/>
+      <w:proofErr w:type="gramStart"/>
+      <w:r>
+        <w:rPr>
+          <w:rFonts w:cs="Times New Roman"/>
+          <w:sz w:val="28"/>
+          <w:szCs w:val="28"/>
+        </w:rPr>
+        <w:t>I.A..No</w:t>
+      </w:r>
+      <w:proofErr w:type="spellEnd"/>
+      <w:r>
+        <w:rPr>
+          <w:rFonts w:cs="Times New Roman"/>
+          <w:sz w:val="28"/>
+          <w:szCs w:val="28"/>
+        </w:rPr>
+        <w:t>.</w:t>
+      </w:r>
+      <w:proofErr w:type="gramEnd"/>
+      <w:r>
+        <w:rPr>
+          <w:rFonts w:cs="Times New Roman"/>
+          <w:sz w:val="28"/>
+          <w:szCs w:val="28"/>
+        </w:rPr>
+        <w:t xml:space="preserve">            OF </w:t>
       </w:r>
       <w:r>
         <w:rPr>
@@ -13360,6 +14098,64 @@
         <w:jc w:val="both"/>
         <w:rPr>
           <w:rFonts w:cs="Times New Roman"/>
+          <w:sz w:val="28"/>
+          <w:szCs w:val="28"/>
+        </w:rPr>
+      </w:pPr>
+      <w:r>
+        <w:rPr>
+          <w:rFonts w:cs="Times New Roman"/>
+          <w:sz w:val="28"/>
+          <w:szCs w:val="28"/>
+        </w:rPr>
+        <w:t>PLACE:</w:t>
+      </w:r>
+      <w:r>
+        <w:rPr>
+          <w:rFonts w:cs="Times New Roman"/>
+          <w:sz w:val="28"/>
+          <w:szCs w:val="28"/>
+        </w:rPr>
+        <w:t xml:space="preserve"> </w:t>
+      </w:r>
+      <w:r>
+        <w:rPr>
+          <w:rFonts w:cs="Times New Roman"/>
+          <w:sz w:val="28"/>
+          <w:szCs w:val="28"/>
+        </w:rPr>
+        <w:t>{{place}}</w:t>
+      </w:r>
+      <w:r>
+        <w:rPr>
+          <w:rFonts w:cs="Times New Roman"/>
+          <w:sz w:val="28"/>
+          <w:szCs w:val="28"/>
+        </w:rPr>
+        <w:tab/>
+      </w:r>
+      <w:r>
+        <w:rPr>
+          <w:rFonts w:cs="Times New Roman"/>
+          <w:sz w:val="28"/>
+          <w:szCs w:val="28"/>
+        </w:rPr>
+        <w:tab/>
+      </w:r>
+      <w:r>
+        <w:rPr>
+          <w:rFonts w:cs="Times New Roman"/>
+          <w:sz w:val="28"/>
+          <w:szCs w:val="28"/>
+        </w:rPr>
+        <w:tab/>
+      </w:r>
+    </w:p>
+    <w:p>
+      <w:pPr>
+        <w:jc w:val="right"/>
+        <w:rPr>
+          <w:rFonts w:cs="Times New Roman"/>
           <w:bCs/>
           <w:sz w:val="28"/>
           <w:szCs w:val="28"/>
@@ -13371,6 +14167,1962 @@
           <w:sz w:val="28"/>
           <w:szCs w:val="28"/>
         </w:rPr>
+        <w:t>Counsel for the Petitioner</w:t>
+      </w:r>
+      <w:r>
+        <w:rPr>
+          <w:rFonts w:cs="Times New Roman"/>
+          <w:bCs/>
+          <w:sz w:val="28"/>
+          <w:szCs w:val="28"/>
+        </w:rPr>
+        <w:br w:type="page"/>
+      </w:r>
+    </w:p>
+    <w:p>
+      <w:pPr>
+        <w:jc w:val="center"/>
+        <w:rPr>
+          <w:rFonts w:cs="Times New Roman"/>
+          <w:sz w:val="28"/>
+          <w:szCs w:val="28"/>
+        </w:rPr>
+      </w:pPr>
+      <w:r>
+        <w:rPr>
+          <w:rFonts w:cs="Times New Roman"/>
+          <w:sz w:val="28"/>
+          <w:szCs w:val="28"/>
+        </w:rPr>
+        <w:lastRenderedPageBreak/>
+        <w:t>(Writ of Court Orders-Order List (To Produce and or to appear)</w:t>
+      </w:r>
+    </w:p>
+    <w:p>
+      <w:pPr>
+        <w:jc w:val="center"/>
+        <w:rPr>
+          <w:rFonts w:cs="Times New Roman"/>
+          <w:sz w:val="28"/>
+          <w:szCs w:val="28"/>
+        </w:rPr>
+      </w:pPr>
+    </w:p>
+    <w:p>
+      <w:pPr>
+        <w:jc w:val="center"/>
+        <w:rPr>
+          <w:rFonts w:cs="Times New Roman"/>
+          <w:sz w:val="28"/>
+          <w:szCs w:val="28"/>
+        </w:rPr>
+      </w:pPr>
+      <w:r>
+        <w:rPr>
+          <w:rFonts w:cs="Times New Roman"/>
+          <w:noProof/>
+          <w:sz w:val="28"/>
+          <w:szCs w:val="28"/>
+        </w:rPr>
+        <w:t>{{</w:t>
+      </w:r>
+      <w:r>
+        <w:rPr>
+          <w:rFonts w:cs="Times New Roman"/>
+          <w:noProof/>
+          <w:sz w:val="28"/>
+          <w:szCs w:val="28"/>
+        </w:rPr>
+        <w:t>court_name</w:t>
+      </w:r>
+      <w:r>
+        <w:rPr>
+          <w:rFonts w:cs="Times New Roman"/>
+          <w:noProof/>
+          <w:sz w:val="28"/>
+          <w:szCs w:val="28"/>
+        </w:rPr>
+        <w:t>}}</w:t>
+      </w:r>
+    </w:p>
+    <w:p>
+      <w:pPr>
+        <w:jc w:val="center"/>
+        <w:rPr>
+          <w:rFonts w:cs="Times New Roman"/>
+          <w:sz w:val="28"/>
+          <w:szCs w:val="28"/>
+        </w:rPr>
+      </w:pPr>
+      <w:r>
+        <w:rPr>
+          <w:rFonts w:cs="Times New Roman"/>
+          <w:sz w:val="28"/>
+          <w:szCs w:val="28"/>
+        </w:rPr>
+        <w:t xml:space="preserve"> (Special Original Jurisdiction)</w:t>
+      </w:r>
+    </w:p>
+    <w:p>
+      <w:pPr>
+        <w:jc w:val="center"/>
+        <w:rPr>
+          <w:rFonts w:cs="Times New Roman"/>
+          <w:sz w:val="28"/>
+          <w:szCs w:val="28"/>
+        </w:rPr>
+      </w:pPr>
+      <w:r>
+        <w:rPr>
+          <w:rFonts w:cs="Times New Roman"/>
+          <w:sz w:val="28"/>
+          <w:szCs w:val="28"/>
+        </w:rPr>
+        <w:t xml:space="preserve">day the          of two thousand </w:t>
+      </w:r>
+    </w:p>
+    <w:p>
+      <w:pPr>
+        <w:jc w:val="center"/>
+        <w:rPr>
+          <w:rFonts w:cs="Times New Roman"/>
+          <w:sz w:val="28"/>
+          <w:szCs w:val="28"/>
+        </w:rPr>
+      </w:pPr>
+      <w:r>
+        <w:rPr>
+          <w:rFonts w:cs="Times New Roman"/>
+          <w:sz w:val="28"/>
+          <w:szCs w:val="28"/>
+        </w:rPr>
+        <w:t> </w:t>
+      </w:r>
+    </w:p>
+    <w:p>
+      <w:pPr>
+        <w:jc w:val="center"/>
+        <w:rPr>
+          <w:rFonts w:cs="Times New Roman"/>
+          <w:sz w:val="28"/>
+          <w:szCs w:val="28"/>
+        </w:rPr>
+      </w:pPr>
+      <w:r>
+        <w:rPr>
+          <w:rFonts w:cs="Times New Roman"/>
+          <w:sz w:val="28"/>
+          <w:szCs w:val="28"/>
+        </w:rPr>
+        <w:t xml:space="preserve">Writ Petition No.                                        </w:t>
+      </w:r>
+      <w:proofErr w:type="gramStart"/>
+      <w:r>
+        <w:rPr>
+          <w:rFonts w:cs="Times New Roman"/>
+          <w:sz w:val="28"/>
+          <w:szCs w:val="28"/>
+        </w:rPr>
+        <w:t xml:space="preserve">of  </w:t>
+      </w:r>
+      <w:r>
+        <w:rPr>
+          <w:rFonts w:cs="Times New Roman"/>
+          <w:noProof/>
+          <w:sz w:val="28"/>
+          <w:szCs w:val="28"/>
+        </w:rPr>
+        <w:t>{</w:t>
+      </w:r>
+      <w:proofErr w:type="gramEnd"/>
+      <w:r>
+        <w:rPr>
+          <w:rFonts w:cs="Times New Roman"/>
+          <w:noProof/>
+          <w:sz w:val="28"/>
+          <w:szCs w:val="28"/>
+        </w:rPr>
+        <w:t>{year}}</w:t>
+      </w:r>
+    </w:p>
+    <w:p>
+      <w:pPr>
+        <w:rPr>
+          <w:rFonts w:cs="Times New Roman"/>
+          <w:sz w:val="28"/>
+          <w:szCs w:val="28"/>
+        </w:rPr>
+      </w:pPr>
+      <w:r>
+        <w:rPr>
+          <w:rFonts w:cs="Times New Roman"/>
+          <w:sz w:val="28"/>
+          <w:szCs w:val="28"/>
+        </w:rPr>
+        <w:t> Between:</w:t>
+      </w:r>
+    </w:p>
+    <w:p>
+      <w:pPr>
+        <w:jc w:val="both"/>
+        <w:rPr>
+          <w:rFonts w:cs="Times New Roman"/>
+          <w:sz w:val="28"/>
+          <w:szCs w:val="28"/>
+        </w:rPr>
+      </w:pPr>
+      <w:r>
+        <w:rPr>
+          <w:rFonts w:cs="Times New Roman"/>
+          <w:sz w:val="28"/>
+          <w:szCs w:val="28"/>
+        </w:rPr>
+        <w:t> </w:t>
+      </w:r>
+    </w:p>
+    <w:p>
+      <w:pPr>
+        <w:rPr>
+          <w:rFonts w:cs="Times New Roman"/>
+          <w:sz w:val="28"/>
+          <w:szCs w:val="28"/>
+        </w:rPr>
+      </w:pPr>
+      <w:r>
+        <w:rPr>
+          <w:rFonts w:cs="Times New Roman"/>
+          <w:noProof/>
+          <w:sz w:val="28"/>
+          <w:szCs w:val="28"/>
+        </w:rPr>
+        <w:t>{{pet_name}}</w:t>
+      </w:r>
+    </w:p>
+    <w:p>
+      <w:pPr>
+        <w:jc w:val="right"/>
+        <w:rPr>
+          <w:rFonts w:cs="Times New Roman"/>
+          <w:sz w:val="28"/>
+          <w:szCs w:val="28"/>
+        </w:rPr>
+      </w:pPr>
+      <w:r>
+        <w:rPr>
+          <w:rFonts w:cs="Times New Roman"/>
+          <w:sz w:val="28"/>
+          <w:szCs w:val="28"/>
+        </w:rPr>
+        <w:t xml:space="preserve">     </w:t>
+      </w:r>
+      <w:r>
+        <w:rPr>
+          <w:rFonts w:cs="Times New Roman"/>
+          <w:sz w:val="28"/>
+          <w:szCs w:val="28"/>
+        </w:rPr>
+        <w:tab/>
+      </w:r>
+      <w:r>
+        <w:rPr>
+          <w:rFonts w:cs="Times New Roman"/>
+          <w:sz w:val="28"/>
+          <w:szCs w:val="28"/>
+        </w:rPr>
+        <w:tab/>
+      </w:r>
+      <w:r>
+        <w:rPr>
+          <w:rFonts w:cs="Times New Roman"/>
+          <w:sz w:val="28"/>
+          <w:szCs w:val="28"/>
+        </w:rPr>
+        <w:t xml:space="preserve">… </w:t>
+      </w:r>
+      <w:r>
+        <w:rPr>
+          <w:rFonts w:cs="Times New Roman"/>
+          <w:sz w:val="28"/>
+          <w:szCs w:val="28"/>
+        </w:rPr>
+        <w:t>Petitioner</w:t>
+      </w:r>
+    </w:p>
+    <w:p>
+      <w:pPr>
+        <w:jc w:val="center"/>
+        <w:rPr>
+          <w:rFonts w:cs="Times New Roman"/>
+          <w:sz w:val="28"/>
+          <w:szCs w:val="28"/>
+        </w:rPr>
+      </w:pPr>
+      <w:r>
+        <w:rPr>
+          <w:rFonts w:cs="Times New Roman"/>
+          <w:sz w:val="28"/>
+          <w:szCs w:val="28"/>
+        </w:rPr>
+        <w:t>AND</w:t>
+      </w:r>
+    </w:p>
+    <w:p>
+      <w:pPr>
+        <w:jc w:val="both"/>
+        <w:rPr>
+          <w:rFonts w:cs="Times New Roman"/>
+          <w:sz w:val="28"/>
+          <w:szCs w:val="28"/>
+        </w:rPr>
+      </w:pPr>
+      <w:r>
+        <w:rPr>
+          <w:rFonts w:cs="Times New Roman"/>
+          <w:sz w:val="28"/>
+          <w:szCs w:val="28"/>
+        </w:rPr>
+        <w:t> </w:t>
+      </w:r>
+    </w:p>
+    <w:p>
+      <w:pPr>
+        <w:rPr>
+          <w:rFonts w:cs="Times New Roman"/>
+          <w:sz w:val="28"/>
+          <w:szCs w:val="28"/>
+        </w:rPr>
+      </w:pPr>
+      <w:r>
+        <w:rPr>
+          <w:rFonts w:cs="Times New Roman"/>
+          <w:noProof/>
+          <w:sz w:val="28"/>
+          <w:szCs w:val="28"/>
+        </w:rPr>
+        <w:t>{{res_name}}</w:t>
+      </w:r>
+    </w:p>
+    <w:p>
+      <w:pPr>
+        <w:jc w:val="right"/>
+        <w:rPr>
+          <w:rFonts w:cs="Times New Roman"/>
+          <w:sz w:val="28"/>
+          <w:szCs w:val="28"/>
+        </w:rPr>
+      </w:pPr>
+      <w:r>
+        <w:rPr>
+          <w:rFonts w:cs="Times New Roman"/>
+          <w:sz w:val="28"/>
+          <w:szCs w:val="28"/>
+        </w:rPr>
+        <w:t xml:space="preserve"> </w:t>
+      </w:r>
+      <w:r>
+        <w:rPr>
+          <w:rFonts w:cs="Times New Roman"/>
+          <w:sz w:val="28"/>
+          <w:szCs w:val="28"/>
+        </w:rPr>
+        <w:t xml:space="preserve">… </w:t>
+      </w:r>
+      <w:r>
+        <w:rPr>
+          <w:rFonts w:cs="Times New Roman"/>
+          <w:sz w:val="28"/>
+          <w:szCs w:val="28"/>
+        </w:rPr>
+        <w:t>Respondent</w:t>
+      </w:r>
+    </w:p>
+    <w:p>
+      <w:pPr>
+        <w:jc w:val="both"/>
+        <w:rPr>
+          <w:rFonts w:cs="Times New Roman"/>
+          <w:sz w:val="28"/>
+          <w:szCs w:val="28"/>
+        </w:rPr>
+      </w:pPr>
+      <w:r>
+        <w:rPr>
+          <w:rFonts w:cs="Times New Roman"/>
+          <w:sz w:val="28"/>
+          <w:szCs w:val="28"/>
+        </w:rPr>
+        <w:t>To</w:t>
+      </w:r>
+    </w:p>
+    <w:p>
+      <w:pPr>
+        <w:rPr>
+          <w:rFonts w:cs="Times New Roman"/>
+          <w:sz w:val="28"/>
+          <w:szCs w:val="28"/>
+        </w:rPr>
+      </w:pPr>
+      <w:r>
+        <w:rPr>
+          <w:rFonts w:cs="Times New Roman"/>
+          <w:noProof/>
+          <w:sz w:val="28"/>
+          <w:szCs w:val="28"/>
+        </w:rPr>
+        <w:t>{{respondent}}</w:t>
+      </w:r>
+    </w:p>
+    <w:p>
+      <w:pPr>
+        <w:ind w:left="2160" w:firstLine="720"/>
+        <w:jc w:val="right"/>
+        <w:rPr>
+          <w:rFonts w:cs="Times New Roman"/>
+          <w:sz w:val="28"/>
+          <w:szCs w:val="28"/>
+        </w:rPr>
+      </w:pPr>
+      <w:r>
+        <w:rPr>
+          <w:rFonts w:cs="Times New Roman"/>
+          <w:sz w:val="28"/>
+          <w:szCs w:val="28"/>
+        </w:rPr>
+        <w:t xml:space="preserve">                                      Respondent No.</w:t>
+      </w:r>
+    </w:p>
+    <w:p>
+      <w:pPr>
+        <w:jc w:val="both"/>
+        <w:rPr>
+          <w:rFonts w:cs="Times New Roman"/>
+          <w:sz w:val="28"/>
+          <w:szCs w:val="28"/>
+        </w:rPr>
+      </w:pPr>
+      <w:r>
+        <w:rPr>
+          <w:rFonts w:cs="Times New Roman"/>
+          <w:b/>
+          <w:sz w:val="28"/>
+          <w:szCs w:val="28"/>
+        </w:rPr>
+        <w:t xml:space="preserve">     Mr. </w:t>
+      </w:r>
+      <w:r>
+        <w:rPr>
+          <w:rFonts w:cs="Times New Roman"/>
+          <w:b/>
+          <w:noProof/>
+          <w:sz w:val="28"/>
+          <w:szCs w:val="28"/>
+        </w:rPr>
+        <w:t>{{adv_name}}</w:t>
+      </w:r>
+      <w:r>
+        <w:rPr>
+          <w:rFonts w:cs="Times New Roman"/>
+          <w:b/>
+          <w:sz w:val="28"/>
+          <w:szCs w:val="28"/>
+        </w:rPr>
+        <w:t xml:space="preserve"> </w:t>
+      </w:r>
+      <w:r>
+        <w:rPr>
+          <w:rFonts w:cs="Times New Roman"/>
+          <w:sz w:val="28"/>
+          <w:szCs w:val="28"/>
+        </w:rPr>
+        <w:t xml:space="preserve">upon motion this day made in to this Court by </w:t>
+      </w:r>
+      <w:proofErr w:type="spellStart"/>
+      <w:r>
+        <w:rPr>
+          <w:rFonts w:cs="Times New Roman"/>
+          <w:sz w:val="28"/>
+          <w:szCs w:val="28"/>
+        </w:rPr>
+        <w:t>bring</w:t>
+      </w:r>
+      <w:proofErr w:type="spellEnd"/>
+      <w:r>
+        <w:rPr>
+          <w:rFonts w:cs="Times New Roman"/>
+          <w:sz w:val="28"/>
+          <w:szCs w:val="28"/>
+        </w:rPr>
+        <w:t xml:space="preserve"> of opinion that the record to and touching upon all the matter and contentions raised in the memorandum of representation petition, a copy of which is annexed hereto, together with the decision therein should be called for and pursued: IT IS HEREBY COMMANDED.</w:t>
+      </w:r>
+    </w:p>
+    <w:p>
+      <w:pPr>
+        <w:jc w:val="both"/>
+        <w:rPr>
+          <w:rFonts w:cs="Times New Roman"/>
+          <w:sz w:val="28"/>
+          <w:szCs w:val="28"/>
+        </w:rPr>
+      </w:pPr>
+      <w:r>
+        <w:rPr>
+          <w:rFonts w:cs="Times New Roman"/>
+          <w:sz w:val="28"/>
+          <w:szCs w:val="28"/>
+        </w:rPr>
+        <w:t xml:space="preserve">      (1) That you, the aforesaid Respondent No.         do sent, of our use in </w:t>
+      </w:r>
+      <w:r>
+        <w:rPr>
+          <w:rFonts w:cs="Times New Roman"/>
+          <w:sz w:val="28"/>
+          <w:szCs w:val="28"/>
+        </w:rPr>
+        <w:t>High Court for the State of Telangana</w:t>
+      </w:r>
+      <w:r>
+        <w:rPr>
+          <w:rFonts w:cs="Times New Roman"/>
+          <w:sz w:val="28"/>
+          <w:szCs w:val="28"/>
+        </w:rPr>
+        <w:t xml:space="preserve"> </w:t>
+      </w:r>
+      <w:r>
+        <w:rPr>
+          <w:rFonts w:cs="Times New Roman"/>
+          <w:sz w:val="28"/>
+          <w:szCs w:val="28"/>
+        </w:rPr>
+        <w:t>all and singular the said record and other with all the things touching the same as fully and perfectly as they have been made by you and now remain in your custody or power together with this, Rule Nisi before the</w:t>
+      </w:r>
+      <w:r>
+        <w:rPr>
+          <w:rFonts w:cs="Times New Roman"/>
+          <w:sz w:val="28"/>
+          <w:szCs w:val="28"/>
+        </w:rPr>
+        <w:t xml:space="preserve"> ______</w:t>
+      </w:r>
+      <w:r>
+        <w:rPr>
+          <w:rFonts w:cs="Times New Roman"/>
+          <w:sz w:val="28"/>
+          <w:szCs w:val="28"/>
+        </w:rPr>
+        <w:t xml:space="preserve"> day of   </w:t>
+      </w:r>
+      <w:r>
+        <w:rPr>
+          <w:rFonts w:cs="Times New Roman"/>
+          <w:sz w:val="28"/>
+          <w:szCs w:val="28"/>
+        </w:rPr>
+        <w:t>_______</w:t>
+      </w:r>
+      <w:r>
+        <w:rPr>
+          <w:rFonts w:cs="Times New Roman"/>
+          <w:noProof/>
+          <w:sz w:val="28"/>
+          <w:szCs w:val="28"/>
+        </w:rPr>
+        <w:t>{{year}}</w:t>
+      </w:r>
+      <w:r>
+        <w:rPr>
+          <w:rFonts w:cs="Times New Roman"/>
+          <w:sz w:val="28"/>
+          <w:szCs w:val="28"/>
+        </w:rPr>
+        <w:t xml:space="preserve">   and</w:t>
+      </w:r>
+    </w:p>
+    <w:p>
+      <w:pPr>
+        <w:jc w:val="both"/>
+        <w:rPr>
+          <w:rFonts w:cs="Times New Roman"/>
+          <w:sz w:val="28"/>
+          <w:szCs w:val="28"/>
+        </w:rPr>
+      </w:pPr>
+      <w:r>
+        <w:rPr>
+          <w:rFonts w:cs="Times New Roman"/>
+          <w:sz w:val="28"/>
+          <w:szCs w:val="28"/>
+        </w:rPr>
+        <w:t xml:space="preserve">      That you intend to oppose the petition you the aforesaid Respondent No.             do appear personally OR by Advocate on the         day of            </w:t>
+      </w:r>
+      <w:proofErr w:type="gramStart"/>
+      <w:r>
+        <w:rPr>
+          <w:rFonts w:cs="Times New Roman"/>
+          <w:sz w:val="28"/>
+          <w:szCs w:val="28"/>
+        </w:rPr>
+        <w:t xml:space="preserve">   </w:t>
+      </w:r>
+      <w:r>
+        <w:rPr>
+          <w:rFonts w:cs="Times New Roman"/>
+          <w:noProof/>
+          <w:sz w:val="28"/>
+          <w:szCs w:val="28"/>
+        </w:rPr>
+        <w:t>{</w:t>
+      </w:r>
+      <w:proofErr w:type="gramEnd"/>
+      <w:r>
+        <w:rPr>
+          <w:rFonts w:cs="Times New Roman"/>
+          <w:noProof/>
+          <w:sz w:val="28"/>
+          <w:szCs w:val="28"/>
+        </w:rPr>
+        <w:t>{year}}</w:t>
+      </w:r>
+      <w:r>
+        <w:rPr>
+          <w:rFonts w:cs="Times New Roman"/>
+          <w:sz w:val="28"/>
+          <w:szCs w:val="28"/>
+        </w:rPr>
+        <w:t xml:space="preserve"> at 10-30 A.M. before the court show cause why this petition should not be complied with and that we may cause further to be done there on what of right and according to law we shall see fit to be done.</w:t>
+      </w:r>
+    </w:p>
+    <w:p>
+      <w:pPr>
+        <w:jc w:val="both"/>
+        <w:rPr>
+          <w:rFonts w:cs="Times New Roman"/>
+          <w:sz w:val="28"/>
+          <w:szCs w:val="28"/>
+        </w:rPr>
+      </w:pPr>
+      <w:r>
+        <w:rPr>
+          <w:rFonts w:cs="Times New Roman"/>
+          <w:sz w:val="28"/>
+          <w:szCs w:val="28"/>
+        </w:rPr>
+        <w:t> </w:t>
+      </w:r>
+    </w:p>
+    <w:p>
+      <w:pPr>
+        <w:jc w:val="both"/>
+        <w:rPr>
+          <w:rFonts w:cs="Times New Roman"/>
+          <w:sz w:val="28"/>
+          <w:szCs w:val="28"/>
+        </w:rPr>
+      </w:pPr>
+      <w:r>
+        <w:rPr>
+          <w:rFonts w:cs="Times New Roman"/>
+          <w:sz w:val="28"/>
+          <w:szCs w:val="28"/>
+        </w:rPr>
+        <w:t xml:space="preserve">WITNESS the Hon'ble Chief Justice of </w:t>
+      </w:r>
+      <w:r>
+        <w:rPr>
+          <w:rFonts w:cs="Times New Roman"/>
+          <w:sz w:val="28"/>
+          <w:szCs w:val="28"/>
+        </w:rPr>
+        <w:t>High Court for the State of Telangana</w:t>
+      </w:r>
+      <w:r>
+        <w:rPr>
+          <w:rFonts w:cs="Times New Roman"/>
+          <w:sz w:val="28"/>
+          <w:szCs w:val="28"/>
+        </w:rPr>
+        <w:t xml:space="preserve"> </w:t>
+      </w:r>
+      <w:r>
+        <w:rPr>
+          <w:rFonts w:cs="Times New Roman"/>
+          <w:sz w:val="28"/>
+          <w:szCs w:val="28"/>
+        </w:rPr>
+        <w:t>at</w:t>
+      </w:r>
+      <w:r>
+        <w:rPr>
+          <w:rFonts w:cs="Times New Roman"/>
+          <w:sz w:val="28"/>
+          <w:szCs w:val="28"/>
+        </w:rPr>
+        <w:t xml:space="preserve"> </w:t>
+      </w:r>
+      <w:r>
+        <w:rPr>
+          <w:rFonts w:cs="Times New Roman"/>
+          <w:sz w:val="28"/>
+          <w:szCs w:val="28"/>
+        </w:rPr>
+        <w:t>{{place}}</w:t>
+      </w:r>
+      <w:r>
+        <w:rPr>
+          <w:rFonts w:cs="Times New Roman"/>
+          <w:sz w:val="28"/>
+          <w:szCs w:val="28"/>
+        </w:rPr>
+        <w:t xml:space="preserve">, this the </w:t>
+      </w:r>
+      <w:r>
+        <w:rPr>
+          <w:rFonts w:cs="Times New Roman"/>
+          <w:sz w:val="28"/>
+          <w:szCs w:val="28"/>
+        </w:rPr>
+        <w:t>{{year}}</w:t>
+      </w:r>
+      <w:r>
+        <w:rPr>
+          <w:rFonts w:cs="Times New Roman"/>
+          <w:sz w:val="28"/>
+          <w:szCs w:val="28"/>
+        </w:rPr>
+        <w:t>.</w:t>
+      </w:r>
+    </w:p>
+    <w:p>
+      <w:pPr>
+        <w:jc w:val="both"/>
+        <w:rPr>
+          <w:rFonts w:cs="Times New Roman"/>
+          <w:sz w:val="28"/>
+          <w:szCs w:val="28"/>
+        </w:rPr>
+      </w:pPr>
+      <w:r>
+        <w:rPr>
+          <w:rFonts w:cs="Times New Roman"/>
+          <w:sz w:val="28"/>
+          <w:szCs w:val="28"/>
+        </w:rPr>
+        <w:t> </w:t>
+      </w:r>
+    </w:p>
+    <w:p>
+      <w:pPr>
+        <w:rPr>
+          <w:rFonts w:cs="Times New Roman"/>
+          <w:sz w:val="28"/>
+          <w:szCs w:val="28"/>
+        </w:rPr>
+      </w:pPr>
+      <w:r>
+        <w:rPr>
+          <w:rFonts w:cs="Times New Roman"/>
+          <w:sz w:val="28"/>
+          <w:szCs w:val="28"/>
+        </w:rPr>
+        <w:t xml:space="preserve">Hearing Date:  </w:t>
+      </w:r>
+    </w:p>
+    <w:p>
+      <w:pPr>
+        <w:jc w:val="right"/>
+        <w:rPr>
+          <w:rFonts w:cs="Times New Roman"/>
+          <w:sz w:val="28"/>
+          <w:szCs w:val="28"/>
+        </w:rPr>
+      </w:pPr>
+      <w:r>
+        <w:rPr>
+          <w:rFonts w:cs="Times New Roman"/>
+          <w:sz w:val="28"/>
+          <w:szCs w:val="28"/>
+        </w:rPr>
+        <w:t xml:space="preserve">                                                                                                                                   Assistant registrar</w:t>
+      </w:r>
+    </w:p>
+    <w:p>
+      <w:pPr>
+        <w:jc w:val="both"/>
+        <w:rPr>
+          <w:rFonts w:cs="Times New Roman"/>
+          <w:sz w:val="28"/>
+          <w:szCs w:val="28"/>
+        </w:rPr>
+      </w:pPr>
+      <w:r>
+        <w:rPr>
+          <w:rFonts w:cs="Times New Roman"/>
+          <w:sz w:val="28"/>
+          <w:szCs w:val="28"/>
+        </w:rPr>
+        <w:t xml:space="preserve">          </w:t>
+      </w:r>
+    </w:p>
+    <w:p>
+      <w:pPr>
+        <w:rPr>
+          <w:rFonts w:cs="Times New Roman"/>
+          <w:sz w:val="28"/>
+          <w:szCs w:val="28"/>
+        </w:rPr>
+      </w:pPr>
+      <w:r>
+        <w:rPr>
+          <w:rFonts w:cs="Times New Roman"/>
+          <w:sz w:val="28"/>
+          <w:szCs w:val="28"/>
+        </w:rPr>
+        <w:br w:type="page"/>
+      </w:r>
+    </w:p>
+    <w:p>
+      <w:pPr>
+        <w:jc w:val="center"/>
+        <w:rPr>
+          <w:rFonts w:cs="Times New Roman"/>
+          <w:sz w:val="28"/>
+          <w:szCs w:val="28"/>
+        </w:rPr>
+      </w:pPr>
+      <w:r>
+        <w:rPr>
+          <w:rFonts w:cs="Times New Roman"/>
+          <w:sz w:val="28"/>
+          <w:szCs w:val="28"/>
+        </w:rPr>
+        <w:lastRenderedPageBreak/>
+        <w:t>RETURN OF THE WRIT OF CERTIORARI ORDER:  NISI</w:t>
+      </w:r>
+    </w:p>
+    <w:p>
+      <w:pPr>
+        <w:jc w:val="center"/>
+        <w:rPr>
+          <w:rFonts w:cs="Times New Roman"/>
+          <w:sz w:val="28"/>
+          <w:szCs w:val="28"/>
+        </w:rPr>
+      </w:pPr>
+      <w:r>
+        <w:rPr>
+          <w:rFonts w:cs="Times New Roman"/>
+          <w:sz w:val="28"/>
+          <w:szCs w:val="28"/>
+        </w:rPr>
+        <w:t>(To be endorsed on Writ to appear)</w:t>
+      </w:r>
+    </w:p>
+    <w:p>
+      <w:pPr>
+        <w:jc w:val="both"/>
+        <w:rPr>
+          <w:rFonts w:cs="Times New Roman"/>
+          <w:sz w:val="28"/>
+          <w:szCs w:val="28"/>
+        </w:rPr>
+      </w:pPr>
+      <w:r>
+        <w:rPr>
+          <w:rFonts w:cs="Times New Roman"/>
+          <w:sz w:val="28"/>
+          <w:szCs w:val="28"/>
+        </w:rPr>
+        <w:t> </w:t>
+      </w:r>
+    </w:p>
+    <w:p>
+      <w:pPr>
+        <w:jc w:val="both"/>
+        <w:rPr>
+          <w:rFonts w:cs="Times New Roman"/>
+          <w:sz w:val="28"/>
+          <w:szCs w:val="28"/>
+        </w:rPr>
+      </w:pPr>
+      <w:r>
+        <w:rPr>
+          <w:rFonts w:cs="Times New Roman"/>
+          <w:sz w:val="28"/>
+          <w:szCs w:val="28"/>
+        </w:rPr>
+        <w:t xml:space="preserve"> The Process of the Writ of Certiorari where of mention is which made was served on respondent This                           day of                  </w:t>
+      </w:r>
+      <w:proofErr w:type="gramStart"/>
+      <w:r>
+        <w:rPr>
+          <w:rFonts w:cs="Times New Roman"/>
+          <w:sz w:val="28"/>
+          <w:szCs w:val="28"/>
+        </w:rPr>
+        <w:t xml:space="preserve">  </w:t>
+      </w:r>
+      <w:r>
+        <w:rPr>
+          <w:rFonts w:cs="Times New Roman"/>
+          <w:sz w:val="28"/>
+          <w:szCs w:val="28"/>
+        </w:rPr>
+        <w:t>,</w:t>
+      </w:r>
+      <w:proofErr w:type="gramEnd"/>
+      <w:r>
+        <w:rPr>
+          <w:rFonts w:cs="Times New Roman"/>
+          <w:sz w:val="28"/>
+          <w:szCs w:val="28"/>
+        </w:rPr>
+        <w:t xml:space="preserve"> 20____</w:t>
+      </w:r>
+    </w:p>
+    <w:p>
+      <w:pPr>
+        <w:jc w:val="both"/>
+        <w:rPr>
+          <w:rFonts w:cs="Times New Roman"/>
+          <w:sz w:val="28"/>
+          <w:szCs w:val="28"/>
+        </w:rPr>
+      </w:pPr>
+      <w:r>
+        <w:rPr>
+          <w:rFonts w:cs="Times New Roman"/>
+          <w:sz w:val="28"/>
+          <w:szCs w:val="28"/>
+        </w:rPr>
+        <w:t> </w:t>
+      </w:r>
+    </w:p>
+    <w:p>
+      <w:pPr>
+        <w:jc w:val="both"/>
+        <w:rPr>
+          <w:rFonts w:cs="Times New Roman"/>
+          <w:sz w:val="28"/>
+          <w:szCs w:val="28"/>
+        </w:rPr>
+      </w:pPr>
+      <w:r>
+        <w:rPr>
+          <w:rFonts w:cs="Times New Roman"/>
+          <w:sz w:val="28"/>
+          <w:szCs w:val="28"/>
+        </w:rPr>
+        <w:t xml:space="preserve">This should be served urgently on the Respondent No.               </w:t>
+      </w:r>
+      <w:r>
+        <w:rPr>
+          <w:rFonts w:cs="Times New Roman"/>
+          <w:sz w:val="28"/>
+          <w:szCs w:val="28"/>
+        </w:rPr>
+        <w:t>and returned</w:t>
+      </w:r>
+      <w:r>
+        <w:rPr>
+          <w:rFonts w:cs="Times New Roman"/>
+          <w:sz w:val="28"/>
+          <w:szCs w:val="28"/>
+        </w:rPr>
+        <w:t xml:space="preserve"> to the High Court</w:t>
+      </w:r>
+    </w:p>
+    <w:p>
+      <w:pPr>
+        <w:jc w:val="center"/>
+        <w:rPr>
+          <w:rFonts w:cs="Times New Roman"/>
+          <w:sz w:val="28"/>
+          <w:szCs w:val="28"/>
+        </w:rPr>
+      </w:pPr>
+      <w:r>
+        <w:rPr>
+          <w:rFonts w:cs="Times New Roman"/>
+          <w:sz w:val="28"/>
+          <w:szCs w:val="28"/>
+        </w:rPr>
+        <w:t>(Sd)</w:t>
+      </w:r>
+    </w:p>
+    <w:p>
+      <w:pPr>
+        <w:jc w:val="both"/>
+        <w:rPr>
+          <w:rFonts w:cs="Times New Roman"/>
+          <w:sz w:val="28"/>
+          <w:szCs w:val="28"/>
+        </w:rPr>
+      </w:pPr>
+      <w:r>
+        <w:rPr>
+          <w:rFonts w:cs="Times New Roman"/>
+          <w:sz w:val="28"/>
+          <w:szCs w:val="28"/>
+        </w:rPr>
+        <w:t xml:space="preserve">       writ and </w:t>
+      </w:r>
+      <w:r>
+        <w:rPr>
+          <w:rFonts w:cs="Times New Roman"/>
+          <w:sz w:val="28"/>
+          <w:szCs w:val="28"/>
+        </w:rPr>
+        <w:t>Rule Nise</w:t>
+      </w:r>
+    </w:p>
+    <w:p>
+      <w:pPr>
+        <w:jc w:val="both"/>
+        <w:rPr>
+          <w:rFonts w:cs="Times New Roman"/>
+          <w:sz w:val="28"/>
+          <w:szCs w:val="28"/>
+        </w:rPr>
+      </w:pPr>
+      <w:r>
+        <w:rPr>
+          <w:rFonts w:cs="Times New Roman"/>
+          <w:sz w:val="28"/>
+          <w:szCs w:val="28"/>
+        </w:rPr>
+        <w:t>------------------------------</w:t>
+      </w:r>
+    </w:p>
+    <w:p>
+      <w:pPr>
+        <w:jc w:val="both"/>
+        <w:rPr>
+          <w:rFonts w:cs="Times New Roman"/>
+          <w:sz w:val="28"/>
+          <w:szCs w:val="28"/>
+        </w:rPr>
+      </w:pPr>
+      <w:r>
+        <w:rPr>
+          <w:rFonts w:cs="Times New Roman"/>
+          <w:sz w:val="28"/>
+          <w:szCs w:val="28"/>
+        </w:rPr>
+        <w:t xml:space="preserve">W.P. No.                of </w:t>
+      </w:r>
+      <w:r>
+        <w:rPr>
+          <w:rFonts w:cs="Times New Roman"/>
+          <w:noProof/>
+          <w:sz w:val="28"/>
+          <w:szCs w:val="28"/>
+        </w:rPr>
+        <w:t>{{year}}</w:t>
+      </w:r>
+    </w:p>
+    <w:p>
+      <w:pPr>
+        <w:jc w:val="both"/>
+        <w:rPr>
+          <w:rFonts w:cs="Times New Roman"/>
+          <w:sz w:val="28"/>
+          <w:szCs w:val="28"/>
+        </w:rPr>
+      </w:pPr>
+      <w:r>
+        <w:rPr>
+          <w:rFonts w:cs="Times New Roman"/>
+          <w:sz w:val="28"/>
+          <w:szCs w:val="28"/>
+        </w:rPr>
+        <w:t> </w:t>
+      </w:r>
+    </w:p>
+    <w:p>
+      <w:pPr>
+        <w:jc w:val="both"/>
+        <w:rPr>
+          <w:rFonts w:cs="Times New Roman"/>
+          <w:sz w:val="28"/>
+          <w:szCs w:val="28"/>
+        </w:rPr>
+      </w:pPr>
+      <w:r>
+        <w:rPr>
+          <w:rFonts w:cs="Times New Roman"/>
+          <w:sz w:val="28"/>
+          <w:szCs w:val="28"/>
+        </w:rPr>
+        <w:t xml:space="preserve">     Certified that the required conveyance charges and the process for the service of the Process have been collected it is requested that English Translation of the Process Service, Report, it is in Vernacular, </w:t>
+      </w:r>
+      <w:proofErr w:type="spellStart"/>
+      <w:r>
+        <w:rPr>
+          <w:rFonts w:cs="Times New Roman"/>
+          <w:sz w:val="28"/>
+          <w:szCs w:val="28"/>
+        </w:rPr>
+        <w:t>my</w:t>
+      </w:r>
+      <w:proofErr w:type="spellEnd"/>
+      <w:r>
+        <w:rPr>
+          <w:rFonts w:cs="Times New Roman"/>
+          <w:sz w:val="28"/>
+          <w:szCs w:val="28"/>
+        </w:rPr>
+        <w:t xml:space="preserve"> be sent along with the Rule-Nise returned.</w:t>
+      </w:r>
+    </w:p>
+    <w:p>
+      <w:pPr>
+        <w:jc w:val="both"/>
+        <w:rPr>
+          <w:rFonts w:cs="Times New Roman"/>
+          <w:sz w:val="28"/>
+          <w:szCs w:val="28"/>
+        </w:rPr>
+      </w:pPr>
+      <w:r>
+        <w:rPr>
+          <w:rFonts w:cs="Times New Roman"/>
+          <w:sz w:val="28"/>
+          <w:szCs w:val="28"/>
+        </w:rPr>
+        <w:t>  </w:t>
+      </w:r>
+    </w:p>
+    <w:p>
+      <w:pPr>
+        <w:jc w:val="both"/>
+        <w:rPr>
+          <w:rFonts w:cs="Times New Roman"/>
+          <w:sz w:val="28"/>
+          <w:szCs w:val="28"/>
+        </w:rPr>
+      </w:pPr>
+    </w:p>
+    <w:p>
+      <w:pPr>
+        <w:jc w:val="both"/>
+        <w:rPr>
+          <w:rFonts w:cs="Times New Roman"/>
+          <w:sz w:val="28"/>
+          <w:szCs w:val="28"/>
+        </w:rPr>
+      </w:pPr>
+    </w:p>
+    <w:p>
+      <w:pPr>
+        <w:jc w:val="both"/>
+        <w:rPr>
+          <w:rFonts w:cs="Times New Roman"/>
+          <w:sz w:val="28"/>
+          <w:szCs w:val="28"/>
+        </w:rPr>
+      </w:pPr>
+      <w:r>
+        <w:rPr>
+          <w:rFonts w:cs="Times New Roman"/>
+          <w:sz w:val="28"/>
+          <w:szCs w:val="28"/>
+        </w:rPr>
+        <w:t xml:space="preserve">FORM: 8       </w:t>
+      </w:r>
+    </w:p>
+    <w:p>
+      <w:pPr>
+        <w:jc w:val="both"/>
+        <w:rPr>
+          <w:rFonts w:cs="Times New Roman"/>
+          <w:sz w:val="28"/>
+          <w:szCs w:val="28"/>
+        </w:rPr>
+      </w:pPr>
+    </w:p>
+    <w:p>
+      <w:pPr>
+        <w:jc w:val="both"/>
+        <w:rPr>
+          <w:rFonts w:cs="Times New Roman"/>
+          <w:sz w:val="28"/>
+          <w:szCs w:val="28"/>
+        </w:rPr>
+      </w:pPr>
+      <w:r>
+        <w:rPr>
+          <w:rFonts w:cs="Times New Roman"/>
+          <w:sz w:val="28"/>
+          <w:szCs w:val="28"/>
+        </w:rPr>
+        <w:t xml:space="preserve">  RETURN OF THE WRIT OF CERTIORARI ORDER NISI  </w:t>
+      </w:r>
+    </w:p>
+    <w:p>
+      <w:pPr>
+        <w:jc w:val="both"/>
+        <w:rPr>
+          <w:rFonts w:cs="Times New Roman"/>
+          <w:sz w:val="28"/>
+          <w:szCs w:val="28"/>
+        </w:rPr>
+      </w:pPr>
+      <w:r>
+        <w:rPr>
+          <w:rFonts w:cs="Times New Roman"/>
+          <w:sz w:val="28"/>
+          <w:szCs w:val="28"/>
+        </w:rPr>
+        <w:t>                (TO BE ENDORSED ON WRIT TO PRODUCE)</w:t>
+      </w:r>
+    </w:p>
+    <w:p>
+      <w:pPr>
+        <w:jc w:val="both"/>
+        <w:rPr>
+          <w:rFonts w:cs="Times New Roman"/>
+          <w:sz w:val="28"/>
+          <w:szCs w:val="28"/>
+        </w:rPr>
+      </w:pPr>
+      <w:r>
+        <w:rPr>
+          <w:rFonts w:cs="Times New Roman"/>
+          <w:sz w:val="28"/>
+          <w:szCs w:val="28"/>
+        </w:rPr>
+        <w:t> </w:t>
+      </w:r>
+    </w:p>
+    <w:p>
+      <w:pPr>
+        <w:jc w:val="both"/>
+        <w:rPr>
+          <w:rFonts w:cs="Times New Roman"/>
+          <w:sz w:val="28"/>
+          <w:szCs w:val="28"/>
+        </w:rPr>
+      </w:pPr>
+      <w:r>
+        <w:rPr>
+          <w:rFonts w:cs="Times New Roman"/>
+          <w:sz w:val="28"/>
+          <w:szCs w:val="28"/>
+        </w:rPr>
+        <w:t xml:space="preserve">     The process of the Writ of certiorari where of mention is within made with all things touching the same in the several papers hereto annexed as within commanded.</w:t>
+      </w:r>
+    </w:p>
+    <w:p>
+      <w:pPr>
+        <w:jc w:val="both"/>
+        <w:rPr>
+          <w:rFonts w:cs="Times New Roman"/>
+          <w:sz w:val="28"/>
+          <w:szCs w:val="28"/>
+        </w:rPr>
+      </w:pPr>
+      <w:r>
+        <w:rPr>
+          <w:rFonts w:cs="Times New Roman"/>
+          <w:sz w:val="28"/>
+          <w:szCs w:val="28"/>
+        </w:rPr>
+        <w:t>  </w:t>
+      </w:r>
+    </w:p>
+    <w:p>
+      <w:pPr>
+        <w:jc w:val="both"/>
+        <w:rPr>
+          <w:rFonts w:cs="Times New Roman"/>
+          <w:sz w:val="28"/>
+          <w:szCs w:val="28"/>
+        </w:rPr>
+      </w:pPr>
+      <w:r>
+        <w:rPr>
+          <w:rFonts w:cs="Times New Roman"/>
+          <w:sz w:val="28"/>
+          <w:szCs w:val="28"/>
+        </w:rPr>
+        <w:t xml:space="preserve">The Answer of </w:t>
+      </w:r>
+    </w:p>
+    <w:p>
+      <w:pPr>
+        <w:jc w:val="both"/>
+        <w:rPr>
+          <w:rFonts w:cs="Times New Roman"/>
+          <w:sz w:val="28"/>
+          <w:szCs w:val="28"/>
+        </w:rPr>
+      </w:pPr>
+      <w:r>
+        <w:rPr>
+          <w:rFonts w:cs="Times New Roman"/>
+          <w:sz w:val="28"/>
+          <w:szCs w:val="28"/>
+        </w:rPr>
+        <w:t>The                                   respondent here</w:t>
+      </w:r>
+    </w:p>
+    <w:p>
+      <w:pPr>
+        <w:jc w:val="both"/>
+        <w:rPr>
+          <w:rFonts w:cs="Times New Roman"/>
+          <w:sz w:val="28"/>
+          <w:szCs w:val="28"/>
+        </w:rPr>
+      </w:pPr>
+      <w:r>
+        <w:rPr>
+          <w:rFonts w:cs="Times New Roman"/>
+          <w:sz w:val="28"/>
+          <w:szCs w:val="28"/>
+        </w:rPr>
+        <w:t xml:space="preserve">Date                     day of              </w:t>
+      </w:r>
+      <w:proofErr w:type="gramStart"/>
+      <w:r>
+        <w:rPr>
+          <w:rFonts w:cs="Times New Roman"/>
+          <w:sz w:val="28"/>
+          <w:szCs w:val="28"/>
+        </w:rPr>
+        <w:t xml:space="preserve">   </w:t>
+      </w:r>
+      <w:r>
+        <w:rPr>
+          <w:rFonts w:cs="Times New Roman"/>
+          <w:noProof/>
+          <w:sz w:val="28"/>
+          <w:szCs w:val="28"/>
+        </w:rPr>
+        <w:t>{</w:t>
+      </w:r>
+      <w:proofErr w:type="gramEnd"/>
+      <w:r>
+        <w:rPr>
+          <w:rFonts w:cs="Times New Roman"/>
+          <w:noProof/>
+          <w:sz w:val="28"/>
+          <w:szCs w:val="28"/>
+        </w:rPr>
+        <w:t>{year}}</w:t>
+      </w:r>
+    </w:p>
+    <w:p>
+      <w:pPr>
+        <w:jc w:val="right"/>
+        <w:rPr>
+          <w:rFonts w:cs="Times New Roman"/>
+          <w:sz w:val="28"/>
+          <w:szCs w:val="28"/>
+        </w:rPr>
+      </w:pPr>
+      <w:r>
+        <w:rPr>
+          <w:rFonts w:cs="Times New Roman"/>
+          <w:sz w:val="28"/>
+          <w:szCs w:val="28"/>
+        </w:rPr>
+        <w:t>(Sd)</w:t>
+      </w:r>
+    </w:p>
+    <w:p>
+      <w:pPr>
+        <w:rPr>
+          <w:rFonts w:cs="Times New Roman"/>
+          <w:bCs/>
+          <w:sz w:val="28"/>
+          <w:szCs w:val="28"/>
+        </w:rPr>
+      </w:pPr>
+    </w:p>
+    <w:p>
+      <w:pPr>
+        <w:rPr>
+          <w:rFonts w:cs="Times New Roman"/>
+          <w:bCs/>
+          <w:sz w:val="28"/>
+          <w:szCs w:val="28"/>
+        </w:rPr>
+      </w:pPr>
+      <w:r>
+        <w:rPr>
+          <w:rFonts w:cs="Times New Roman"/>
+          <w:bCs/>
+          <w:sz w:val="28"/>
+          <w:szCs w:val="28"/>
+        </w:rPr>
+        <w:br w:type="page"/>
+      </w:r>
+    </w:p>
+    <w:p>
+      <w:pPr>
+        <w:jc w:val="center"/>
+        <w:rPr>
+          <w:rFonts w:cs="Times New Roman"/>
+          <w:bCs/>
+          <w:sz w:val="28"/>
+          <w:szCs w:val="28"/>
+        </w:rPr>
+      </w:pPr>
+      <w:r>
+        <w:rPr>
+          <w:rFonts w:cs="Times New Roman"/>
+          <w:bCs/>
+          <w:sz w:val="28"/>
+          <w:szCs w:val="28"/>
+        </w:rPr>
+        <w:lastRenderedPageBreak/>
+        <w:t>MEMORANDUM OF WRIT PETITION MISC. PETITION</w:t>
+      </w:r>
+    </w:p>
+    <w:p>
+      <w:pPr>
+        <w:jc w:val="center"/>
+        <w:rPr>
+          <w:rFonts w:cs="Times New Roman"/>
+          <w:bCs/>
+          <w:sz w:val="28"/>
+          <w:szCs w:val="28"/>
+        </w:rPr>
+      </w:pPr>
+      <w:r>
+        <w:rPr>
+          <w:rFonts w:cs="Times New Roman"/>
+          <w:bCs/>
+          <w:sz w:val="28"/>
+          <w:szCs w:val="28"/>
+        </w:rPr>
+        <w:t>(UNDER SEC. 151 OF THE C.P.C.)</w:t>
+      </w:r>
+    </w:p>
+    <w:p>
+      <w:pPr>
+        <w:jc w:val="center"/>
+        <w:rPr>
+          <w:rFonts w:cs="Times New Roman"/>
+          <w:bCs/>
+          <w:sz w:val="28"/>
+          <w:szCs w:val="28"/>
+        </w:rPr>
+      </w:pPr>
+      <w:r>
+        <w:rPr>
+          <w:rFonts w:cs="Times New Roman"/>
+          <w:bCs/>
+          <w:sz w:val="28"/>
+          <w:szCs w:val="28"/>
+        </w:rPr>
+        <w:t> </w:t>
+      </w:r>
+    </w:p>
+    <w:p>
+      <w:pPr>
+        <w:jc w:val="center"/>
+        <w:rPr>
+          <w:rFonts w:cs="Times New Roman"/>
+          <w:sz w:val="28"/>
+          <w:szCs w:val="28"/>
+        </w:rPr>
+      </w:pPr>
+      <w:r>
+        <w:rPr>
+          <w:rFonts w:cs="Times New Roman"/>
+          <w:noProof/>
+          <w:sz w:val="28"/>
+          <w:szCs w:val="28"/>
+        </w:rPr>
+        <w:t>{{</w:t>
+      </w:r>
+      <w:r>
+        <w:rPr>
+          <w:rFonts w:cs="Times New Roman"/>
+          <w:noProof/>
+          <w:sz w:val="28"/>
+          <w:szCs w:val="28"/>
+        </w:rPr>
+        <w:t>court_name</w:t>
+      </w:r>
+      <w:r>
+        <w:rPr>
+          <w:rFonts w:cs="Times New Roman"/>
+          <w:noProof/>
+          <w:sz w:val="28"/>
+          <w:szCs w:val="28"/>
+        </w:rPr>
+        <w:t>}}</w:t>
+      </w:r>
+    </w:p>
+    <w:p>
+      <w:pPr>
+        <w:jc w:val="center"/>
+        <w:rPr>
+          <w:rFonts w:cs="Times New Roman"/>
+          <w:sz w:val="28"/>
+          <w:szCs w:val="28"/>
+        </w:rPr>
+      </w:pPr>
+      <w:r>
+        <w:rPr>
+          <w:rFonts w:cs="Times New Roman"/>
+          <w:sz w:val="28"/>
+          <w:szCs w:val="28"/>
+        </w:rPr>
+        <w:t> </w:t>
+      </w:r>
+    </w:p>
+    <w:p>
+      <w:pPr>
+        <w:jc w:val="center"/>
+        <w:rPr>
+          <w:rFonts w:cs="Times New Roman"/>
+          <w:sz w:val="28"/>
+          <w:szCs w:val="28"/>
+        </w:rPr>
+      </w:pPr>
+      <w:r>
+        <w:rPr>
+          <w:rFonts w:cs="Times New Roman"/>
+          <w:sz w:val="28"/>
+          <w:szCs w:val="28"/>
+        </w:rPr>
+        <w:t xml:space="preserve">I.A. NO.                          OF </w:t>
+      </w:r>
+      <w:r>
+        <w:rPr>
+          <w:rFonts w:cs="Times New Roman"/>
+          <w:noProof/>
+          <w:sz w:val="28"/>
+          <w:szCs w:val="28"/>
+        </w:rPr>
+        <w:t>{{year}}</w:t>
+      </w:r>
+    </w:p>
+    <w:p>
+      <w:pPr>
+        <w:jc w:val="center"/>
+        <w:rPr>
+          <w:rFonts w:cs="Times New Roman"/>
+          <w:sz w:val="28"/>
+          <w:szCs w:val="28"/>
+        </w:rPr>
+      </w:pPr>
+      <w:r>
+        <w:rPr>
+          <w:rFonts w:cs="Times New Roman"/>
+          <w:sz w:val="28"/>
+          <w:szCs w:val="28"/>
+        </w:rPr>
+        <w:t>IN</w:t>
+      </w:r>
+    </w:p>
+    <w:p>
+      <w:pPr>
+        <w:jc w:val="center"/>
+        <w:rPr>
+          <w:rFonts w:cs="Times New Roman"/>
+          <w:sz w:val="28"/>
+          <w:szCs w:val="28"/>
+        </w:rPr>
+      </w:pPr>
+      <w:r>
+        <w:rPr>
+          <w:rFonts w:cs="Times New Roman"/>
+          <w:sz w:val="28"/>
+          <w:szCs w:val="28"/>
+        </w:rPr>
+        <w:t> </w:t>
+      </w:r>
+    </w:p>
+    <w:p>
+      <w:pPr>
+        <w:jc w:val="center"/>
+        <w:rPr>
+          <w:rFonts w:cs="Times New Roman"/>
+          <w:sz w:val="28"/>
+          <w:szCs w:val="28"/>
+        </w:rPr>
+      </w:pPr>
+      <w:r>
+        <w:rPr>
+          <w:rFonts w:cs="Times New Roman"/>
+          <w:sz w:val="28"/>
+          <w:szCs w:val="28"/>
+        </w:rPr>
+        <w:t xml:space="preserve">W.P. NO.               </w:t>
+      </w:r>
+      <w:r>
+        <w:rPr>
+          <w:rFonts w:cs="Times New Roman"/>
+          <w:sz w:val="28"/>
+          <w:szCs w:val="28"/>
+        </w:rPr>
+        <w:tab/>
+      </w:r>
+      <w:r>
+        <w:rPr>
+          <w:rFonts w:cs="Times New Roman"/>
+          <w:sz w:val="28"/>
+          <w:szCs w:val="28"/>
+        </w:rPr>
+        <w:tab/>
+        <w:t xml:space="preserve">     OF </w:t>
+      </w:r>
+      <w:r>
+        <w:rPr>
+          <w:rFonts w:cs="Times New Roman"/>
+          <w:noProof/>
+          <w:sz w:val="28"/>
+          <w:szCs w:val="28"/>
+        </w:rPr>
+        <w:t>{{year}}</w:t>
+      </w:r>
+    </w:p>
+    <w:p>
+      <w:pPr>
+        <w:jc w:val="both"/>
+        <w:rPr>
+          <w:rFonts w:cs="Times New Roman"/>
+          <w:sz w:val="28"/>
+          <w:szCs w:val="28"/>
+        </w:rPr>
+      </w:pPr>
+      <w:r>
+        <w:rPr>
+          <w:rFonts w:cs="Times New Roman"/>
+          <w:sz w:val="28"/>
+          <w:szCs w:val="28"/>
+        </w:rPr>
+        <w:t> </w:t>
+      </w:r>
+    </w:p>
+    <w:p>
+      <w:pPr>
+        <w:jc w:val="both"/>
+        <w:rPr>
+          <w:rFonts w:cs="Times New Roman"/>
+          <w:sz w:val="28"/>
+          <w:szCs w:val="28"/>
+        </w:rPr>
+      </w:pPr>
+      <w:r>
+        <w:rPr>
+          <w:rFonts w:cs="Times New Roman"/>
+          <w:sz w:val="28"/>
+          <w:szCs w:val="28"/>
+        </w:rPr>
+        <w:t>Between:</w:t>
+      </w:r>
+    </w:p>
+    <w:p>
+      <w:pPr>
+        <w:jc w:val="both"/>
+        <w:rPr>
+          <w:rFonts w:cs="Times New Roman"/>
+          <w:sz w:val="28"/>
+          <w:szCs w:val="28"/>
+        </w:rPr>
+      </w:pPr>
+      <w:r>
+        <w:rPr>
+          <w:rFonts w:cs="Times New Roman"/>
+          <w:sz w:val="28"/>
+          <w:szCs w:val="28"/>
+        </w:rPr>
+        <w:t>  </w:t>
+      </w:r>
+    </w:p>
+    <w:p>
+      <w:pPr>
+        <w:rPr>
+          <w:rFonts w:cs="Times New Roman"/>
+          <w:sz w:val="28"/>
+          <w:szCs w:val="28"/>
+        </w:rPr>
+      </w:pPr>
+      <w:r>
+        <w:rPr>
+          <w:rFonts w:cs="Times New Roman"/>
+          <w:noProof/>
+          <w:sz w:val="28"/>
+          <w:szCs w:val="28"/>
+        </w:rPr>
+        <w:t>{{petitioner}}</w:t>
+      </w:r>
+    </w:p>
+    <w:p>
+      <w:pPr>
+        <w:ind w:left="2880" w:firstLine="720"/>
+        <w:jc w:val="right"/>
+        <w:rPr>
+          <w:rFonts w:cs="Times New Roman"/>
+          <w:sz w:val="28"/>
+          <w:szCs w:val="28"/>
+        </w:rPr>
+      </w:pPr>
+      <w:r>
+        <w:rPr>
+          <w:rFonts w:cs="Times New Roman"/>
+          <w:sz w:val="28"/>
+          <w:szCs w:val="28"/>
+        </w:rPr>
+        <w:t xml:space="preserve">                             </w:t>
+      </w:r>
+      <w:r>
+        <w:rPr>
+          <w:rFonts w:cs="Times New Roman"/>
+          <w:sz w:val="28"/>
+          <w:szCs w:val="28"/>
+        </w:rPr>
+        <w:tab/>
+      </w:r>
+      <w:r>
+        <w:rPr>
+          <w:rFonts w:cs="Times New Roman"/>
+          <w:sz w:val="28"/>
+          <w:szCs w:val="28"/>
+        </w:rPr>
+        <w:t xml:space="preserve">… </w:t>
+      </w:r>
+      <w:r>
+        <w:rPr>
+          <w:rFonts w:cs="Times New Roman"/>
+          <w:sz w:val="28"/>
+          <w:szCs w:val="28"/>
+        </w:rPr>
+        <w:t>Petitioner/s</w:t>
+      </w:r>
+    </w:p>
+    <w:p>
+      <w:pPr>
+        <w:jc w:val="both"/>
+        <w:rPr>
+          <w:rFonts w:cs="Times New Roman"/>
+          <w:sz w:val="28"/>
+          <w:szCs w:val="28"/>
+        </w:rPr>
+      </w:pPr>
+      <w:r>
+        <w:rPr>
+          <w:rFonts w:cs="Times New Roman"/>
+          <w:sz w:val="28"/>
+          <w:szCs w:val="28"/>
+        </w:rPr>
+        <w:t xml:space="preserve">     AND</w:t>
+      </w:r>
+    </w:p>
+    <w:p>
+      <w:pPr>
+        <w:jc w:val="both"/>
+        <w:rPr>
+          <w:rFonts w:cs="Times New Roman"/>
+          <w:sz w:val="28"/>
+          <w:szCs w:val="28"/>
+        </w:rPr>
+      </w:pPr>
+      <w:r>
+        <w:rPr>
+          <w:rFonts w:cs="Times New Roman"/>
+          <w:sz w:val="28"/>
+          <w:szCs w:val="28"/>
+        </w:rPr>
+        <w:t> </w:t>
+      </w:r>
+    </w:p>
+    <w:p>
+      <w:pPr>
+        <w:rPr>
+          <w:rFonts w:cs="Times New Roman"/>
+          <w:sz w:val="28"/>
+          <w:szCs w:val="28"/>
+        </w:rPr>
+      </w:pPr>
+      <w:r>
+        <w:rPr>
+          <w:rFonts w:cs="Times New Roman"/>
+          <w:noProof/>
+          <w:sz w:val="28"/>
+          <w:szCs w:val="28"/>
+        </w:rPr>
+        <w:t>{{respondent}}</w:t>
+      </w:r>
+    </w:p>
+    <w:p>
+      <w:pPr>
+        <w:jc w:val="right"/>
+        <w:rPr>
+          <w:rFonts w:cs="Times New Roman"/>
+          <w:sz w:val="28"/>
+          <w:szCs w:val="28"/>
+        </w:rPr>
+      </w:pPr>
+      <w:r>
+        <w:rPr>
+          <w:rFonts w:cs="Times New Roman"/>
+          <w:sz w:val="28"/>
+          <w:szCs w:val="28"/>
+        </w:rPr>
+        <w:t>.</w:t>
+      </w:r>
+      <w:r>
+        <w:rPr>
+          <w:rFonts w:cs="Times New Roman"/>
+          <w:sz w:val="28"/>
+          <w:szCs w:val="28"/>
+        </w:rPr>
+        <w:t>.</w:t>
+      </w:r>
+      <w:r>
+        <w:rPr>
+          <w:rFonts w:cs="Times New Roman"/>
+          <w:sz w:val="28"/>
+          <w:szCs w:val="28"/>
+        </w:rPr>
+        <w:t>.</w:t>
+      </w:r>
+      <w:r>
+        <w:rPr>
+          <w:rFonts w:cs="Times New Roman"/>
+          <w:sz w:val="28"/>
+          <w:szCs w:val="28"/>
+        </w:rPr>
+        <w:t xml:space="preserve"> </w:t>
+      </w:r>
+      <w:r>
+        <w:rPr>
+          <w:rFonts w:cs="Times New Roman"/>
+          <w:sz w:val="28"/>
+          <w:szCs w:val="28"/>
+        </w:rPr>
+        <w:t>Respondent/s</w:t>
+      </w:r>
+    </w:p>
+    <w:p>
+      <w:pPr>
+        <w:jc w:val="both"/>
+        <w:rPr>
+          <w:rFonts w:cs="Times New Roman"/>
+          <w:sz w:val="28"/>
+          <w:szCs w:val="28"/>
+        </w:rPr>
+      </w:pPr>
+      <w:r>
+        <w:rPr>
+          <w:rFonts w:cs="Times New Roman"/>
+          <w:sz w:val="28"/>
+          <w:szCs w:val="28"/>
+        </w:rPr>
+        <w:t> </w:t>
+      </w:r>
+    </w:p>
+    <w:p>
+      <w:pPr>
+        <w:pStyle w:val="BodyText"/>
+        <w:spacing w:line="480" w:lineRule="auto"/>
+        <w:rPr>
+          <w:rFonts w:cs="Times New Roman"/>
+          <w:sz w:val="28"/>
+          <w:szCs w:val="28"/>
+        </w:rPr>
+      </w:pPr>
+      <w:r>
+        <w:rPr>
+          <w:rFonts w:cs="Times New Roman"/>
+          <w:sz w:val="28"/>
+          <w:szCs w:val="28"/>
+        </w:rPr>
+        <w:t xml:space="preserve">     For the reasons stated in the affidavit filed in support of the above Writ Petition it is hereby prayed that this Hon'ble Court may be pleased </w:t>
+      </w:r>
+      <w:r>
+        <w:rPr>
+          <w:rFonts w:cs="Times New Roman"/>
+          <w:noProof/>
+          <w:sz w:val="28"/>
+          <w:szCs w:val="28"/>
+        </w:rPr>
+        <w:t>{{interim_prayer}}</w:t>
+      </w:r>
+      <w:r>
+        <w:rPr>
+          <w:rFonts w:cs="Times New Roman"/>
+          <w:sz w:val="28"/>
+          <w:szCs w:val="28"/>
+        </w:rPr>
+        <w:t xml:space="preserve"> pending disposal of the above writ petition and to pass such other order or orders as this Hon’ble Court may deems fit just and proper in the circumstances of the case. </w:t>
+      </w:r>
+    </w:p>
+    <w:p>
+      <w:pPr>
+        <w:jc w:val="both"/>
+        <w:rPr>
+          <w:rFonts w:cs="Times New Roman"/>
+          <w:sz w:val="28"/>
+          <w:szCs w:val="28"/>
+        </w:rPr>
+      </w:pPr>
+    </w:p>
+    <w:p>
+      <w:pPr>
+        <w:jc w:val="both"/>
+        <w:rPr>
+          <w:rFonts w:cs="Times New Roman"/>
+          <w:sz w:val="28"/>
+          <w:szCs w:val="28"/>
+        </w:rPr>
+      </w:pPr>
+      <w:r>
+        <w:rPr>
+          <w:rFonts w:cs="Times New Roman"/>
+          <w:sz w:val="28"/>
+          <w:szCs w:val="28"/>
+        </w:rPr>
+        <w:t xml:space="preserve">DATE: </w:t>
+      </w:r>
+      <w:r>
+        <w:rPr>
+          <w:rFonts w:cs="Times New Roman"/>
+          <w:noProof/>
+          <w:sz w:val="28"/>
+          <w:szCs w:val="28"/>
+        </w:rPr>
+        <w:t>{{dof}}</w:t>
+      </w:r>
+      <w:r>
+        <w:rPr>
+          <w:rFonts w:cs="Times New Roman"/>
+          <w:sz w:val="28"/>
+          <w:szCs w:val="28"/>
+        </w:rPr>
+        <w:tab/>
+      </w:r>
+      <w:r>
+        <w:rPr>
+          <w:rFonts w:cs="Times New Roman"/>
+          <w:sz w:val="28"/>
+          <w:szCs w:val="28"/>
+        </w:rPr>
+        <w:tab/>
+      </w:r>
+    </w:p>
+    <w:p>
+      <w:pPr>
+        <w:jc w:val="both"/>
+        <w:rPr>
+          <w:rFonts w:cs="Times New Roman"/>
+          <w:sz w:val="28"/>
+          <w:szCs w:val="28"/>
+        </w:rPr>
+      </w:pPr>
+      <w:r>
+        <w:rPr>
+          <w:rFonts w:cs="Times New Roman"/>
+          <w:sz w:val="28"/>
+          <w:szCs w:val="28"/>
+        </w:rPr>
         <w:t>PLACE:</w:t>
       </w:r>
       <w:r>
@@ -13379,8 +16131,897 @@
           <w:sz w:val="28"/>
           <w:szCs w:val="28"/>
         </w:rPr>
+        <w:t xml:space="preserve"> </w:t>
+      </w:r>
+      <w:r>
+        <w:rPr>
+          <w:rFonts w:cs="Times New Roman"/>
+          <w:sz w:val="28"/>
+          <w:szCs w:val="28"/>
+        </w:rPr>
         <w:t>{{place}}</w:t>
       </w:r>
+    </w:p>
+    <w:p>
+      <w:pPr>
+        <w:jc w:val="right"/>
+        <w:rPr>
+          <w:rFonts w:cs="Times New Roman"/>
+          <w:sz w:val="28"/>
+          <w:szCs w:val="28"/>
+        </w:rPr>
+      </w:pPr>
+      <w:r>
+        <w:rPr>
+          <w:rFonts w:cs="Times New Roman"/>
+          <w:sz w:val="28"/>
+          <w:szCs w:val="28"/>
+        </w:rPr>
+        <w:t>Counsel for the Petitioner </w:t>
+      </w:r>
+    </w:p>
+    <w:p>
+      <w:pPr>
+        <w:rPr>
+          <w:rFonts w:cs="Times New Roman"/>
+          <w:noProof/>
+          <w:sz w:val="28"/>
+          <w:szCs w:val="28"/>
+        </w:rPr>
+      </w:pPr>
+      <w:r>
+        <w:rPr>
+          <w:rFonts w:cs="Times New Roman"/>
+          <w:noProof/>
+          <w:sz w:val="28"/>
+          <w:szCs w:val="28"/>
+        </w:rPr>
+        <w:br w:type="page"/>
+      </w:r>
+    </w:p>
+    <w:p>
+      <w:pPr>
+        <w:ind w:left="4320" w:right="-720"/>
+        <w:jc w:val="center"/>
+        <w:rPr>
+          <w:rFonts w:cs="Times New Roman"/>
+          <w:sz w:val="28"/>
+          <w:szCs w:val="28"/>
+        </w:rPr>
+      </w:pPr>
+      <w:r>
+        <w:rPr>
+          <w:rFonts w:cs="Times New Roman"/>
+          <w:noProof/>
+          <w:sz w:val="28"/>
+          <w:szCs w:val="28"/>
+        </w:rPr>
+        <w:lastRenderedPageBreak/>
+        <w:t>{{district}}</w:t>
+      </w:r>
+      <w:r>
+        <w:rPr>
+          <w:rFonts w:cs="Times New Roman"/>
+          <w:noProof/>
+          <w:sz w:val="28"/>
+          <w:szCs w:val="28"/>
+        </w:rPr>
+        <w:t xml:space="preserve"> </w:t>
+      </w:r>
+      <w:r>
+        <w:rPr>
+          <w:rFonts w:cs="Times New Roman"/>
+          <w:sz w:val="28"/>
+          <w:szCs w:val="28"/>
+        </w:rPr>
+        <w:t>District</w:t>
+      </w:r>
+    </w:p>
+    <w:p>
+      <w:pPr>
+        <w:ind w:left="4320" w:right="-720"/>
+        <w:jc w:val="center"/>
+        <w:rPr>
+          <w:rFonts w:cs="Times New Roman"/>
+          <w:sz w:val="28"/>
+          <w:szCs w:val="28"/>
+        </w:rPr>
+      </w:pPr>
+      <w:r>
+        <w:rPr>
+          <w:rFonts w:cs="Times New Roman"/>
+          <w:sz w:val="28"/>
+          <w:szCs w:val="28"/>
+        </w:rPr>
+        <w:t> </w:t>
+      </w:r>
+    </w:p>
+    <w:p>
+      <w:pPr>
+        <w:ind w:left="4320" w:right="-720"/>
+        <w:jc w:val="center"/>
+        <w:rPr>
+          <w:rFonts w:cs="Times New Roman"/>
+          <w:sz w:val="28"/>
+          <w:szCs w:val="28"/>
+        </w:rPr>
+      </w:pPr>
+      <w:r>
+        <w:rPr>
+          <w:rFonts w:cs="Times New Roman"/>
+          <w:sz w:val="28"/>
+          <w:szCs w:val="28"/>
+        </w:rPr>
+        <w:t> </w:t>
+      </w:r>
+    </w:p>
+    <w:p>
+      <w:pPr>
+        <w:ind w:left="4320" w:right="-720"/>
+        <w:jc w:val="center"/>
+        <w:rPr>
+          <w:rFonts w:cs="Times New Roman"/>
+          <w:sz w:val="28"/>
+          <w:szCs w:val="28"/>
+        </w:rPr>
+      </w:pPr>
+      <w:r>
+        <w:rPr>
+          <w:rFonts w:cs="Times New Roman"/>
+          <w:sz w:val="28"/>
+          <w:szCs w:val="28"/>
+        </w:rPr>
+        <w:t> </w:t>
+      </w:r>
+    </w:p>
+    <w:p>
+      <w:pPr>
+        <w:ind w:left="4320" w:right="-720"/>
+        <w:jc w:val="center"/>
+        <w:rPr>
+          <w:rFonts w:cs="Times New Roman"/>
+          <w:sz w:val="28"/>
+          <w:szCs w:val="28"/>
+        </w:rPr>
+      </w:pPr>
+      <w:r>
+        <w:rPr>
+          <w:rFonts w:cs="Times New Roman"/>
+          <w:noProof/>
+          <w:sz w:val="28"/>
+          <w:szCs w:val="28"/>
+        </w:rPr>
+        <w:t>{{</w:t>
+      </w:r>
+      <w:r>
+        <w:rPr>
+          <w:rFonts w:cs="Times New Roman"/>
+          <w:noProof/>
+          <w:sz w:val="28"/>
+          <w:szCs w:val="28"/>
+        </w:rPr>
+        <w:t>court_name</w:t>
+      </w:r>
+      <w:r>
+        <w:rPr>
+          <w:rFonts w:cs="Times New Roman"/>
+          <w:noProof/>
+          <w:sz w:val="28"/>
+          <w:szCs w:val="28"/>
+        </w:rPr>
+        <w:t>}}</w:t>
+      </w:r>
+      <w:r>
+        <w:rPr>
+          <w:rFonts w:cs="Times New Roman"/>
+          <w:sz w:val="28"/>
+          <w:szCs w:val="28"/>
+        </w:rPr>
+        <w:t> </w:t>
+      </w:r>
+    </w:p>
+    <w:p>
+      <w:pPr>
+        <w:ind w:left="4320" w:right="-720"/>
+        <w:jc w:val="center"/>
+        <w:rPr>
+          <w:rFonts w:cs="Times New Roman"/>
+          <w:sz w:val="28"/>
+          <w:szCs w:val="28"/>
+        </w:rPr>
+      </w:pPr>
+      <w:r>
+        <w:rPr>
+          <w:rFonts w:cs="Times New Roman"/>
+          <w:sz w:val="28"/>
+          <w:szCs w:val="28"/>
+        </w:rPr>
+        <w:t> </w:t>
+      </w:r>
+    </w:p>
+    <w:p>
+      <w:pPr>
+        <w:ind w:left="4320" w:right="-720"/>
+        <w:jc w:val="center"/>
+        <w:rPr>
+          <w:rFonts w:cs="Times New Roman"/>
+          <w:sz w:val="28"/>
+          <w:szCs w:val="28"/>
+        </w:rPr>
+      </w:pPr>
+      <w:r>
+        <w:rPr>
+          <w:rFonts w:cs="Times New Roman"/>
+          <w:sz w:val="28"/>
+          <w:szCs w:val="28"/>
+        </w:rPr>
+        <w:t> </w:t>
+      </w:r>
+    </w:p>
+    <w:p>
+      <w:pPr>
+        <w:ind w:left="4320" w:right="-720"/>
+        <w:jc w:val="center"/>
+        <w:rPr>
+          <w:rFonts w:cs="Times New Roman"/>
+          <w:sz w:val="28"/>
+          <w:szCs w:val="28"/>
+        </w:rPr>
+      </w:pPr>
+      <w:r>
+        <w:rPr>
+          <w:rFonts w:cs="Times New Roman"/>
+          <w:sz w:val="28"/>
+          <w:szCs w:val="28"/>
+        </w:rPr>
+        <w:t xml:space="preserve">I.A.NO.                    OF </w:t>
+      </w:r>
+      <w:r>
+        <w:rPr>
+          <w:rFonts w:cs="Times New Roman"/>
+          <w:noProof/>
+          <w:sz w:val="28"/>
+          <w:szCs w:val="28"/>
+        </w:rPr>
+        <w:t>{{year}}</w:t>
+      </w:r>
+    </w:p>
+    <w:p>
+      <w:pPr>
+        <w:ind w:left="4320" w:right="-720"/>
+        <w:jc w:val="center"/>
+        <w:rPr>
+          <w:rFonts w:cs="Times New Roman"/>
+          <w:sz w:val="28"/>
+          <w:szCs w:val="28"/>
+        </w:rPr>
+      </w:pPr>
+      <w:r>
+        <w:rPr>
+          <w:rFonts w:cs="Times New Roman"/>
+          <w:sz w:val="28"/>
+          <w:szCs w:val="28"/>
+        </w:rPr>
+        <w:t> </w:t>
+      </w:r>
+    </w:p>
+    <w:p>
+      <w:pPr>
+        <w:ind w:left="4320" w:right="-720"/>
+        <w:jc w:val="center"/>
+        <w:rPr>
+          <w:rFonts w:cs="Times New Roman"/>
+          <w:sz w:val="28"/>
+          <w:szCs w:val="28"/>
+        </w:rPr>
+      </w:pPr>
+      <w:r>
+        <w:rPr>
+          <w:rFonts w:cs="Times New Roman"/>
+          <w:sz w:val="28"/>
+          <w:szCs w:val="28"/>
+        </w:rPr>
+        <w:t>IN</w:t>
+      </w:r>
+    </w:p>
+    <w:p>
+      <w:pPr>
+        <w:ind w:left="4320" w:right="-720"/>
+        <w:jc w:val="center"/>
+        <w:rPr>
+          <w:rFonts w:cs="Times New Roman"/>
+          <w:sz w:val="28"/>
+          <w:szCs w:val="28"/>
+        </w:rPr>
+      </w:pPr>
+      <w:r>
+        <w:rPr>
+          <w:rFonts w:cs="Times New Roman"/>
+          <w:sz w:val="28"/>
+          <w:szCs w:val="28"/>
+        </w:rPr>
+        <w:t> </w:t>
+      </w:r>
+    </w:p>
+    <w:p>
+      <w:pPr>
+        <w:ind w:left="4320" w:right="-720"/>
+        <w:jc w:val="center"/>
+        <w:rPr>
+          <w:rFonts w:cs="Times New Roman"/>
+          <w:sz w:val="28"/>
+          <w:szCs w:val="28"/>
+        </w:rPr>
+      </w:pPr>
+      <w:r>
+        <w:rPr>
+          <w:rFonts w:cs="Times New Roman"/>
+          <w:sz w:val="28"/>
+          <w:szCs w:val="28"/>
+        </w:rPr>
+        <w:t xml:space="preserve">W.P. NO.                     OF </w:t>
+      </w:r>
+      <w:r>
+        <w:rPr>
+          <w:rFonts w:cs="Times New Roman"/>
+          <w:noProof/>
+          <w:sz w:val="28"/>
+          <w:szCs w:val="28"/>
+        </w:rPr>
+        <w:t>{{year}}</w:t>
+      </w:r>
+    </w:p>
+    <w:p>
+      <w:pPr>
+        <w:ind w:left="4320" w:right="-720"/>
+        <w:jc w:val="center"/>
+        <w:rPr>
+          <w:rFonts w:cs="Times New Roman"/>
+          <w:sz w:val="28"/>
+          <w:szCs w:val="28"/>
+        </w:rPr>
+      </w:pPr>
+      <w:r>
+        <w:rPr>
+          <w:rFonts w:cs="Times New Roman"/>
+          <w:sz w:val="28"/>
+          <w:szCs w:val="28"/>
+        </w:rPr>
+        <w:t> </w:t>
+      </w:r>
+    </w:p>
+    <w:p>
+      <w:pPr>
+        <w:ind w:left="4320" w:right="-720"/>
+        <w:jc w:val="center"/>
+        <w:rPr>
+          <w:rFonts w:cs="Times New Roman"/>
+          <w:sz w:val="28"/>
+          <w:szCs w:val="28"/>
+        </w:rPr>
+      </w:pPr>
+      <w:r>
+        <w:rPr>
+          <w:rFonts w:cs="Times New Roman"/>
+          <w:sz w:val="28"/>
+          <w:szCs w:val="28"/>
+        </w:rPr>
+        <w:t> </w:t>
+      </w:r>
+    </w:p>
+    <w:p>
+      <w:pPr>
+        <w:ind w:left="4320" w:right="-720"/>
+        <w:jc w:val="center"/>
+        <w:rPr>
+          <w:rFonts w:cs="Times New Roman"/>
+          <w:sz w:val="28"/>
+          <w:szCs w:val="28"/>
+        </w:rPr>
+      </w:pPr>
+      <w:r>
+        <w:rPr>
+          <w:rFonts w:cs="Times New Roman"/>
+          <w:sz w:val="28"/>
+          <w:szCs w:val="28"/>
+        </w:rPr>
+        <w:t> </w:t>
+      </w:r>
+    </w:p>
+    <w:p>
+      <w:pPr>
+        <w:ind w:left="4320" w:right="-720"/>
+        <w:jc w:val="center"/>
+        <w:rPr>
+          <w:rFonts w:cs="Times New Roman"/>
+          <w:sz w:val="28"/>
+          <w:szCs w:val="28"/>
+        </w:rPr>
+      </w:pPr>
+      <w:r>
+        <w:rPr>
+          <w:rFonts w:cs="Times New Roman"/>
+          <w:sz w:val="28"/>
+          <w:szCs w:val="28"/>
+        </w:rPr>
+        <w:t> </w:t>
+      </w:r>
+    </w:p>
+    <w:p>
+      <w:pPr>
+        <w:ind w:left="4320" w:right="-720"/>
+        <w:jc w:val="center"/>
+        <w:rPr>
+          <w:rFonts w:cs="Times New Roman"/>
+          <w:sz w:val="28"/>
+          <w:szCs w:val="28"/>
+        </w:rPr>
+      </w:pPr>
+      <w:r>
+        <w:rPr>
+          <w:rFonts w:cs="Times New Roman"/>
+          <w:sz w:val="28"/>
+          <w:szCs w:val="28"/>
+        </w:rPr>
+        <w:t> </w:t>
+      </w:r>
+    </w:p>
+    <w:p>
+      <w:pPr>
+        <w:ind w:left="4320" w:right="-720"/>
+        <w:jc w:val="center"/>
+        <w:rPr>
+          <w:rFonts w:cs="Times New Roman"/>
+          <w:b/>
+          <w:bCs/>
+          <w:sz w:val="28"/>
+          <w:szCs w:val="28"/>
+          <w:u w:val="single"/>
+        </w:rPr>
+      </w:pPr>
+      <w:r>
+        <w:rPr>
+          <w:rFonts w:cs="Times New Roman"/>
+          <w:b/>
+          <w:bCs/>
+          <w:sz w:val="28"/>
+          <w:szCs w:val="28"/>
+          <w:u w:val="single"/>
+        </w:rPr>
+        <w:t> DIRECTION / SUSPENSION /</w:t>
+      </w:r>
+    </w:p>
+    <w:p>
+      <w:pPr>
+        <w:ind w:left="4320" w:right="-720"/>
+        <w:jc w:val="center"/>
+        <w:rPr>
+          <w:rFonts w:cs="Times New Roman"/>
+          <w:b/>
+          <w:bCs/>
+          <w:sz w:val="28"/>
+          <w:szCs w:val="28"/>
+          <w:u w:val="single"/>
+        </w:rPr>
+      </w:pPr>
+      <w:r>
+        <w:rPr>
+          <w:rFonts w:cs="Times New Roman"/>
+          <w:b/>
+          <w:bCs/>
+          <w:sz w:val="28"/>
+          <w:szCs w:val="28"/>
+          <w:u w:val="single"/>
+        </w:rPr>
+        <w:t xml:space="preserve">SET </w:t>
+      </w:r>
+      <w:proofErr w:type="gramStart"/>
+      <w:r>
+        <w:rPr>
+          <w:rFonts w:cs="Times New Roman"/>
+          <w:b/>
+          <w:bCs/>
+          <w:sz w:val="28"/>
+          <w:szCs w:val="28"/>
+          <w:u w:val="single"/>
+        </w:rPr>
+        <w:t>ASIDE  /</w:t>
+      </w:r>
+      <w:proofErr w:type="gramEnd"/>
+      <w:r>
+        <w:rPr>
+          <w:rFonts w:cs="Times New Roman"/>
+          <w:b/>
+          <w:bCs/>
+          <w:sz w:val="28"/>
+          <w:szCs w:val="28"/>
+          <w:u w:val="single"/>
+        </w:rPr>
+        <w:t xml:space="preserve"> STAY   PETITION</w:t>
+      </w:r>
+    </w:p>
+    <w:p>
+      <w:pPr>
+        <w:ind w:left="4320" w:right="-720"/>
+        <w:jc w:val="center"/>
+        <w:rPr>
+          <w:rFonts w:cs="Times New Roman"/>
+          <w:sz w:val="28"/>
+          <w:szCs w:val="28"/>
+        </w:rPr>
+      </w:pPr>
+      <w:r>
+        <w:rPr>
+          <w:rFonts w:cs="Times New Roman"/>
+          <w:sz w:val="28"/>
+          <w:szCs w:val="28"/>
+        </w:rPr>
+        <w:t> </w:t>
+      </w:r>
+    </w:p>
+    <w:p>
+      <w:pPr>
+        <w:ind w:left="4320" w:right="-720"/>
+        <w:jc w:val="center"/>
+        <w:rPr>
+          <w:rFonts w:cs="Times New Roman"/>
+          <w:sz w:val="28"/>
+          <w:szCs w:val="28"/>
+        </w:rPr>
+      </w:pPr>
+    </w:p>
+    <w:p>
+      <w:pPr>
+        <w:ind w:left="4320" w:right="-720"/>
+        <w:jc w:val="center"/>
+        <w:rPr>
+          <w:rFonts w:cs="Times New Roman"/>
+          <w:sz w:val="28"/>
+          <w:szCs w:val="28"/>
+        </w:rPr>
+      </w:pPr>
+      <w:r>
+        <w:rPr>
+          <w:rFonts w:cs="Times New Roman"/>
+          <w:sz w:val="28"/>
+          <w:szCs w:val="28"/>
+        </w:rPr>
+        <w:t> </w:t>
+      </w:r>
+    </w:p>
+    <w:p>
+      <w:pPr>
+        <w:ind w:left="4320" w:right="-720"/>
+        <w:jc w:val="center"/>
+        <w:rPr>
+          <w:rFonts w:cs="Times New Roman"/>
+          <w:sz w:val="28"/>
+          <w:szCs w:val="28"/>
+        </w:rPr>
+      </w:pPr>
+    </w:p>
+    <w:p>
+      <w:pPr>
+        <w:ind w:left="4320" w:right="-720"/>
+        <w:jc w:val="center"/>
+        <w:rPr>
+          <w:rFonts w:cs="Times New Roman"/>
+          <w:sz w:val="28"/>
+          <w:szCs w:val="28"/>
+        </w:rPr>
+      </w:pPr>
+      <w:r>
+        <w:rPr>
+          <w:rFonts w:cs="Times New Roman"/>
+          <w:sz w:val="28"/>
+          <w:szCs w:val="28"/>
+        </w:rPr>
+        <w:t> </w:t>
+      </w:r>
+    </w:p>
+    <w:p>
+      <w:pPr>
+        <w:ind w:left="4320" w:right="-720"/>
+        <w:jc w:val="center"/>
+        <w:rPr>
+          <w:rFonts w:cs="Times New Roman"/>
+          <w:sz w:val="28"/>
+          <w:szCs w:val="28"/>
+        </w:rPr>
+      </w:pPr>
+      <w:r>
+        <w:rPr>
+          <w:rFonts w:cs="Times New Roman"/>
+          <w:sz w:val="28"/>
+          <w:szCs w:val="28"/>
+        </w:rPr>
+        <w:t> </w:t>
+      </w:r>
+    </w:p>
+    <w:p>
+      <w:pPr>
+        <w:ind w:left="4320" w:right="-720"/>
+        <w:jc w:val="center"/>
+        <w:rPr>
+          <w:rFonts w:cs="Times New Roman"/>
+          <w:sz w:val="28"/>
+          <w:szCs w:val="28"/>
+        </w:rPr>
+      </w:pPr>
+      <w:r>
+        <w:rPr>
+          <w:rFonts w:cs="Times New Roman"/>
+          <w:sz w:val="28"/>
+          <w:szCs w:val="28"/>
+        </w:rPr>
+        <w:t> </w:t>
+      </w:r>
+    </w:p>
+    <w:p>
+      <w:pPr>
+        <w:ind w:left="4320" w:right="-720"/>
+        <w:rPr>
+          <w:rFonts w:cs="Times New Roman"/>
+          <w:sz w:val="28"/>
+          <w:szCs w:val="28"/>
+        </w:rPr>
+      </w:pPr>
+      <w:r>
+        <w:rPr>
+          <w:rFonts w:cs="Times New Roman"/>
+          <w:sz w:val="28"/>
+          <w:szCs w:val="28"/>
+        </w:rPr>
+        <w:t>Filed by:</w:t>
+      </w:r>
+    </w:p>
+    <w:p>
+      <w:pPr>
+        <w:ind w:left="4320" w:right="-720"/>
+        <w:rPr>
+          <w:rFonts w:cs="Times New Roman"/>
+          <w:sz w:val="28"/>
+          <w:szCs w:val="28"/>
+        </w:rPr>
+      </w:pPr>
+      <w:r>
+        <w:rPr>
+          <w:rFonts w:cs="Times New Roman"/>
+          <w:sz w:val="28"/>
+          <w:szCs w:val="28"/>
+        </w:rPr>
+        <w:t> </w:t>
+      </w:r>
+    </w:p>
+    <w:p>
+      <w:pPr>
+        <w:ind w:left="4320" w:right="-720"/>
+        <w:rPr>
+          <w:rFonts w:cs="Times New Roman"/>
+          <w:sz w:val="28"/>
+          <w:szCs w:val="28"/>
+        </w:rPr>
+      </w:pPr>
+      <w:r>
+        <w:rPr>
+          <w:rFonts w:cs="Times New Roman"/>
+          <w:sz w:val="28"/>
+          <w:szCs w:val="28"/>
+        </w:rPr>
+        <w:t xml:space="preserve">M/s </w:t>
+      </w:r>
+      <w:r>
+        <w:rPr>
+          <w:rFonts w:cs="Times New Roman"/>
+          <w:noProof/>
+          <w:sz w:val="28"/>
+          <w:szCs w:val="28"/>
+        </w:rPr>
+        <w:t>{{adv_name}}</w:t>
+      </w:r>
+    </w:p>
+    <w:p>
+      <w:pPr>
+        <w:ind w:left="4320" w:right="-720"/>
+        <w:rPr>
+          <w:rFonts w:cs="Times New Roman"/>
+          <w:sz w:val="28"/>
+          <w:szCs w:val="28"/>
+        </w:rPr>
+      </w:pPr>
+      <w:r>
+        <w:rPr>
+          <w:rFonts w:cs="Times New Roman"/>
+          <w:sz w:val="28"/>
+          <w:szCs w:val="28"/>
+        </w:rPr>
+        <w:t>Advocate</w:t>
+      </w:r>
+    </w:p>
+    <w:p>
+      <w:pPr>
+        <w:ind w:left="4320" w:right="-720"/>
+        <w:jc w:val="center"/>
+        <w:rPr>
+          <w:rFonts w:cs="Times New Roman"/>
+          <w:sz w:val="28"/>
+          <w:szCs w:val="28"/>
+        </w:rPr>
+      </w:pPr>
+      <w:r>
+        <w:rPr>
+          <w:rFonts w:cs="Times New Roman"/>
+          <w:sz w:val="28"/>
+          <w:szCs w:val="28"/>
+        </w:rPr>
+        <w:t> </w:t>
+      </w:r>
+    </w:p>
+    <w:p>
+      <w:pPr>
+        <w:ind w:left="4320" w:right="-720"/>
+        <w:rPr>
+          <w:rFonts w:cs="Times New Roman"/>
+          <w:sz w:val="28"/>
+          <w:szCs w:val="28"/>
+        </w:rPr>
+      </w:pPr>
+      <w:r>
+        <w:rPr>
+          <w:rFonts w:cs="Times New Roman"/>
+          <w:sz w:val="28"/>
+          <w:szCs w:val="28"/>
+        </w:rPr>
+        <w:t>Counsel for Petitioner</w:t>
+      </w:r>
+      <w:r>
+        <w:rPr>
+          <w:rFonts w:cs="Times New Roman"/>
+          <w:sz w:val="28"/>
+          <w:szCs w:val="28"/>
+        </w:rPr>
+        <w:br w:type="page"/>
+      </w:r>
+    </w:p>
+    <w:p>
+      <w:pPr>
+        <w:jc w:val="center"/>
+        <w:rPr>
+          <w:rFonts w:cs="Times New Roman"/>
+          <w:b/>
+          <w:sz w:val="28"/>
+          <w:szCs w:val="28"/>
+          <w:u w:val="single"/>
+        </w:rPr>
+      </w:pPr>
+      <w:r>
+        <w:rPr>
+          <w:rFonts w:cs="Times New Roman"/>
+          <w:b/>
+          <w:sz w:val="28"/>
+          <w:szCs w:val="28"/>
+          <w:u w:val="single"/>
+        </w:rPr>
+        <w:lastRenderedPageBreak/>
+        <w:t>BATTA FORM</w:t>
+      </w:r>
+    </w:p>
+    <w:p>
+      <w:pPr>
+        <w:jc w:val="both"/>
+        <w:rPr>
+          <w:rFonts w:cs="Times New Roman"/>
+          <w:sz w:val="28"/>
+          <w:szCs w:val="28"/>
+        </w:rPr>
+      </w:pPr>
+      <w:r>
+        <w:rPr>
+          <w:rFonts w:cs="Times New Roman"/>
+          <w:sz w:val="28"/>
+          <w:szCs w:val="28"/>
+        </w:rPr>
+        <w:t> </w:t>
+      </w:r>
+    </w:p>
+    <w:p>
+      <w:pPr>
+        <w:jc w:val="both"/>
+        <w:rPr>
+          <w:rFonts w:cs="Times New Roman"/>
+          <w:sz w:val="28"/>
+          <w:szCs w:val="28"/>
+        </w:rPr>
+      </w:pPr>
+      <w:r>
+        <w:rPr>
+          <w:rFonts w:cs="Times New Roman"/>
+          <w:sz w:val="28"/>
+          <w:szCs w:val="28"/>
+        </w:rPr>
+        <w:t> </w:t>
+      </w:r>
+    </w:p>
+    <w:p>
+      <w:pPr>
+        <w:rPr>
+          <w:rFonts w:cs="Times New Roman"/>
+          <w:sz w:val="28"/>
+          <w:szCs w:val="28"/>
+        </w:rPr>
+      </w:pPr>
+      <w:r>
+        <w:rPr>
+          <w:rFonts w:cs="Times New Roman"/>
+          <w:noProof/>
+          <w:sz w:val="28"/>
+          <w:szCs w:val="28"/>
+        </w:rPr>
+        <w:t>{{respondent}}</w:t>
+      </w:r>
+    </w:p>
+    <w:p>
+      <w:pPr>
+        <w:jc w:val="both"/>
+        <w:rPr>
+          <w:rFonts w:cs="Times New Roman"/>
+          <w:sz w:val="28"/>
+          <w:szCs w:val="28"/>
+        </w:rPr>
+      </w:pPr>
+      <w:r>
+        <w:rPr>
+          <w:rFonts w:cs="Times New Roman"/>
+          <w:sz w:val="28"/>
+          <w:szCs w:val="28"/>
+        </w:rPr>
+        <w:t> </w:t>
+      </w:r>
+    </w:p>
+    <w:p>
+      <w:pPr>
+        <w:jc w:val="both"/>
+        <w:rPr>
+          <w:rFonts w:cs="Times New Roman"/>
+          <w:sz w:val="28"/>
+          <w:szCs w:val="28"/>
+        </w:rPr>
+      </w:pPr>
+      <w:r>
+        <w:rPr>
+          <w:rFonts w:cs="Times New Roman"/>
+          <w:sz w:val="28"/>
+          <w:szCs w:val="28"/>
+        </w:rPr>
+        <w:t> </w:t>
+      </w:r>
+    </w:p>
+    <w:p>
+      <w:pPr>
+        <w:jc w:val="both"/>
+        <w:rPr>
+          <w:rFonts w:cs="Times New Roman"/>
+          <w:sz w:val="28"/>
+          <w:szCs w:val="28"/>
+        </w:rPr>
+      </w:pPr>
+      <w:r>
+        <w:rPr>
+          <w:rFonts w:cs="Times New Roman"/>
+          <w:sz w:val="28"/>
+          <w:szCs w:val="28"/>
+        </w:rPr>
+        <w:t xml:space="preserve">DATE: </w:t>
+      </w:r>
+      <w:r>
+        <w:rPr>
+          <w:rFonts w:cs="Times New Roman"/>
+          <w:noProof/>
+          <w:sz w:val="28"/>
+          <w:szCs w:val="28"/>
+        </w:rPr>
+        <w:t>{{dof}}</w:t>
+      </w:r>
       <w:r>
         <w:rPr>
           <w:rFonts w:cs="Times New Roman"/>
@@ -13389,6 +17030,66 @@
         </w:rPr>
         <w:tab/>
       </w:r>
+      <w:r>
+        <w:rPr>
+          <w:rFonts w:cs="Times New Roman"/>
+          <w:sz w:val="28"/>
+          <w:szCs w:val="28"/>
+        </w:rPr>
+        <w:tab/>
+      </w:r>
+    </w:p>
+    <w:p>
+      <w:pPr>
+        <w:jc w:val="both"/>
+        <w:rPr>
+          <w:rFonts w:cs="Times New Roman"/>
+          <w:sz w:val="28"/>
+          <w:szCs w:val="28"/>
+        </w:rPr>
+      </w:pPr>
+      <w:r>
+        <w:rPr>
+          <w:rFonts w:cs="Times New Roman"/>
+          <w:sz w:val="28"/>
+          <w:szCs w:val="28"/>
+        </w:rPr>
+        <w:t>PLACE:</w:t>
+      </w:r>
+      <w:r>
+        <w:rPr>
+          <w:rFonts w:cs="Times New Roman"/>
+          <w:sz w:val="28"/>
+          <w:szCs w:val="28"/>
+        </w:rPr>
+        <w:t xml:space="preserve"> </w:t>
+      </w:r>
+      <w:r>
+        <w:rPr>
+          <w:rFonts w:cs="Times New Roman"/>
+          <w:sz w:val="28"/>
+          <w:szCs w:val="28"/>
+        </w:rPr>
+        <w:t>{{place}}</w:t>
+      </w:r>
+      <w:r>
+        <w:rPr>
+          <w:rFonts w:cs="Times New Roman"/>
+          <w:sz w:val="28"/>
+          <w:szCs w:val="28"/>
+        </w:rPr>
+        <w:tab/>
+      </w:r>
+    </w:p>
+    <w:p>
+      <w:pPr>
+        <w:jc w:val="right"/>
+        <w:rPr>
+          <w:rFonts w:cs="Times New Roman"/>
+          <w:sz w:val="28"/>
+          <w:szCs w:val="28"/>
+        </w:rPr>
+      </w:pPr>
       <w:r>
         <w:rPr>
           <w:rFonts w:cs="Times New Roman"/>
@@ -13406,2745 +17107,6 @@
         <w:tab/>
         <w:t>Counsel for the Petitioner</w:t>
       </w:r>
-      <w:r>
-        <w:rPr>
-          <w:rFonts w:cs="Times New Roman"/>
-          <w:bCs/>
-          <w:sz w:val="28"/>
-          <w:szCs w:val="28"/>
-        </w:rPr>
-        <w:br w:type="page"/>
-      </w:r>
-    </w:p>
-    <w:p>
-      <w:pPr>
-        <w:jc w:val="center"/>
-        <w:rPr>
-          <w:rFonts w:cs="Times New Roman"/>
-          <w:sz w:val="28"/>
-          <w:szCs w:val="28"/>
-        </w:rPr>
-      </w:pPr>
-      <w:r>
-        <w:rPr>
-          <w:rFonts w:cs="Times New Roman"/>
-          <w:sz w:val="28"/>
-          <w:szCs w:val="28"/>
-        </w:rPr>
-        <w:lastRenderedPageBreak/>
-        <w:t>(Writ of Court Orders-Order List (To Produce and or to appear)</w:t>
-      </w:r>
-    </w:p>
-    <w:p>
-      <w:pPr>
-        <w:jc w:val="center"/>
-        <w:rPr>
-          <w:rFonts w:cs="Times New Roman"/>
-          <w:sz w:val="28"/>
-          <w:szCs w:val="28"/>
-        </w:rPr>
-      </w:pPr>
-    </w:p>
-    <w:p>
-      <w:pPr>
-        <w:jc w:val="center"/>
-        <w:rPr>
-          <w:rFonts w:cs="Times New Roman"/>
-          <w:sz w:val="28"/>
-          <w:szCs w:val="28"/>
-        </w:rPr>
-      </w:pPr>
-      <w:r>
-        <w:rPr>
-          <w:rFonts w:cs="Times New Roman"/>
-          <w:noProof/>
-          <w:sz w:val="28"/>
-          <w:szCs w:val="28"/>
-        </w:rPr>
-        <w:t>{{</w:t>
-      </w:r>
-      <w:r>
-        <w:rPr>
-          <w:rFonts w:cs="Times New Roman"/>
-          <w:noProof/>
-          <w:sz w:val="28"/>
-          <w:szCs w:val="28"/>
-        </w:rPr>
-        <w:t>court_name</w:t>
-      </w:r>
-      <w:r>
-        <w:rPr>
-          <w:rFonts w:cs="Times New Roman"/>
-          <w:noProof/>
-          <w:sz w:val="28"/>
-          <w:szCs w:val="28"/>
-        </w:rPr>
-        <w:t>}}</w:t>
-      </w:r>
-    </w:p>
-    <w:p>
-      <w:pPr>
-        <w:jc w:val="center"/>
-        <w:rPr>
-          <w:rFonts w:cs="Times New Roman"/>
-          <w:sz w:val="28"/>
-          <w:szCs w:val="28"/>
-        </w:rPr>
-      </w:pPr>
-      <w:r>
-        <w:rPr>
-          <w:rFonts w:cs="Times New Roman"/>
-          <w:sz w:val="28"/>
-          <w:szCs w:val="28"/>
-        </w:rPr>
-        <w:t xml:space="preserve"> (Special Original Jurisdiction)</w:t>
-      </w:r>
-    </w:p>
-    <w:p>
-      <w:pPr>
-        <w:jc w:val="center"/>
-        <w:rPr>
-          <w:rFonts w:cs="Times New Roman"/>
-          <w:sz w:val="28"/>
-          <w:szCs w:val="28"/>
-        </w:rPr>
-      </w:pPr>
-      <w:r>
-        <w:rPr>
-          <w:rFonts w:cs="Times New Roman"/>
-          <w:sz w:val="28"/>
-          <w:szCs w:val="28"/>
-        </w:rPr>
-        <w:t xml:space="preserve">day the          of two thousand </w:t>
-      </w:r>
-    </w:p>
-    <w:p>
-      <w:pPr>
-        <w:jc w:val="center"/>
-        <w:rPr>
-          <w:rFonts w:cs="Times New Roman"/>
-          <w:sz w:val="28"/>
-          <w:szCs w:val="28"/>
-        </w:rPr>
-      </w:pPr>
-      <w:r>
-        <w:rPr>
-          <w:rFonts w:cs="Times New Roman"/>
-          <w:sz w:val="28"/>
-          <w:szCs w:val="28"/>
-        </w:rPr>
-        <w:t> </w:t>
-      </w:r>
-    </w:p>
-    <w:p>
-      <w:pPr>
-        <w:jc w:val="center"/>
-        <w:rPr>
-          <w:rFonts w:cs="Times New Roman"/>
-          <w:sz w:val="28"/>
-          <w:szCs w:val="28"/>
-        </w:rPr>
-      </w:pPr>
-      <w:r>
-        <w:rPr>
-          <w:rFonts w:cs="Times New Roman"/>
-          <w:sz w:val="28"/>
-          <w:szCs w:val="28"/>
-        </w:rPr>
-        <w:t xml:space="preserve">Writ Petition No.                                        of     </w:t>
-      </w:r>
-      <w:r>
-        <w:rPr>
-          <w:rFonts w:cs="Times New Roman"/>
-          <w:noProof/>
-          <w:sz w:val="28"/>
-          <w:szCs w:val="28"/>
-        </w:rPr>
-        <w:t>{{year}}</w:t>
-      </w:r>
-    </w:p>
-    <w:p>
-      <w:pPr>
-        <w:rPr>
-          <w:rFonts w:cs="Times New Roman"/>
-          <w:sz w:val="28"/>
-          <w:szCs w:val="28"/>
-        </w:rPr>
-      </w:pPr>
-      <w:r>
-        <w:rPr>
-          <w:rFonts w:cs="Times New Roman"/>
-          <w:sz w:val="28"/>
-          <w:szCs w:val="28"/>
-        </w:rPr>
-        <w:t> Between:</w:t>
-      </w:r>
-    </w:p>
-    <w:p>
-      <w:pPr>
-        <w:jc w:val="both"/>
-        <w:rPr>
-          <w:rFonts w:cs="Times New Roman"/>
-          <w:sz w:val="28"/>
-          <w:szCs w:val="28"/>
-        </w:rPr>
-      </w:pPr>
-      <w:r>
-        <w:rPr>
-          <w:rFonts w:cs="Times New Roman"/>
-          <w:sz w:val="28"/>
-          <w:szCs w:val="28"/>
-        </w:rPr>
-        <w:t> </w:t>
-      </w:r>
-    </w:p>
-    <w:p>
-      <w:pPr>
-        <w:rPr>
-          <w:rFonts w:cs="Times New Roman"/>
-          <w:sz w:val="28"/>
-          <w:szCs w:val="28"/>
-        </w:rPr>
-      </w:pPr>
-      <w:r>
-        <w:rPr>
-          <w:rFonts w:cs="Times New Roman"/>
-          <w:noProof/>
-          <w:sz w:val="28"/>
-          <w:szCs w:val="28"/>
-        </w:rPr>
-        <w:t>{{pet_name}}</w:t>
-      </w:r>
-    </w:p>
-    <w:p>
-      <w:pPr>
-        <w:jc w:val="right"/>
-        <w:rPr>
-          <w:rFonts w:cs="Times New Roman"/>
-          <w:sz w:val="28"/>
-          <w:szCs w:val="28"/>
-        </w:rPr>
-      </w:pPr>
-      <w:r>
-        <w:rPr>
-          <w:rFonts w:cs="Times New Roman"/>
-          <w:sz w:val="28"/>
-          <w:szCs w:val="28"/>
-        </w:rPr>
-        <w:t xml:space="preserve">     </w:t>
-      </w:r>
-      <w:r>
-        <w:rPr>
-          <w:rFonts w:cs="Times New Roman"/>
-          <w:sz w:val="28"/>
-          <w:szCs w:val="28"/>
-        </w:rPr>
-        <w:tab/>
-      </w:r>
-      <w:r>
-        <w:rPr>
-          <w:rFonts w:cs="Times New Roman"/>
-          <w:sz w:val="28"/>
-          <w:szCs w:val="28"/>
-        </w:rPr>
-        <w:tab/>
-        <w:t>..Petitioner</w:t>
-      </w:r>
-    </w:p>
-    <w:p>
-      <w:pPr>
-        <w:jc w:val="both"/>
-        <w:rPr>
-          <w:rFonts w:cs="Times New Roman"/>
-          <w:sz w:val="28"/>
-          <w:szCs w:val="28"/>
-        </w:rPr>
-      </w:pPr>
-      <w:r>
-        <w:rPr>
-          <w:rFonts w:cs="Times New Roman"/>
-          <w:sz w:val="28"/>
-          <w:szCs w:val="28"/>
-        </w:rPr>
-        <w:t xml:space="preserve">     AND</w:t>
-      </w:r>
-    </w:p>
-    <w:p>
-      <w:pPr>
-        <w:jc w:val="both"/>
-        <w:rPr>
-          <w:rFonts w:cs="Times New Roman"/>
-          <w:sz w:val="28"/>
-          <w:szCs w:val="28"/>
-        </w:rPr>
-      </w:pPr>
-      <w:r>
-        <w:rPr>
-          <w:rFonts w:cs="Times New Roman"/>
-          <w:sz w:val="28"/>
-          <w:szCs w:val="28"/>
-        </w:rPr>
-        <w:t> </w:t>
-      </w:r>
-    </w:p>
-    <w:p>
-      <w:pPr>
-        <w:rPr>
-          <w:rFonts w:cs="Times New Roman"/>
-          <w:sz w:val="28"/>
-          <w:szCs w:val="28"/>
-        </w:rPr>
-      </w:pPr>
-      <w:r>
-        <w:rPr>
-          <w:rFonts w:cs="Times New Roman"/>
-          <w:noProof/>
-          <w:sz w:val="28"/>
-          <w:szCs w:val="28"/>
-        </w:rPr>
-        <w:t>{{res_name}}</w:t>
-      </w:r>
-    </w:p>
-    <w:p>
-      <w:pPr>
-        <w:jc w:val="right"/>
-        <w:rPr>
-          <w:rFonts w:cs="Times New Roman"/>
-          <w:sz w:val="28"/>
-          <w:szCs w:val="28"/>
-        </w:rPr>
-      </w:pPr>
-      <w:r>
-        <w:rPr>
-          <w:rFonts w:cs="Times New Roman"/>
-          <w:sz w:val="28"/>
-          <w:szCs w:val="28"/>
-        </w:rPr>
-        <w:t xml:space="preserve"> ..Respondent</w:t>
-      </w:r>
-    </w:p>
-    <w:p>
-      <w:pPr>
-        <w:jc w:val="both"/>
-        <w:rPr>
-          <w:rFonts w:cs="Times New Roman"/>
-          <w:sz w:val="28"/>
-          <w:szCs w:val="28"/>
-        </w:rPr>
-      </w:pPr>
-      <w:r>
-        <w:rPr>
-          <w:rFonts w:cs="Times New Roman"/>
-          <w:sz w:val="28"/>
-          <w:szCs w:val="28"/>
-        </w:rPr>
-        <w:t>To</w:t>
-      </w:r>
-    </w:p>
-    <w:p>
-      <w:pPr>
-        <w:rPr>
-          <w:rFonts w:cs="Times New Roman"/>
-          <w:sz w:val="28"/>
-          <w:szCs w:val="28"/>
-        </w:rPr>
-      </w:pPr>
-      <w:r>
-        <w:rPr>
-          <w:rFonts w:cs="Times New Roman"/>
-          <w:noProof/>
-          <w:sz w:val="28"/>
-          <w:szCs w:val="28"/>
-        </w:rPr>
-        <w:t>{{respondent}}</w:t>
-      </w:r>
-    </w:p>
-    <w:p>
-      <w:pPr>
-        <w:ind w:left="2160" w:firstLine="720"/>
-        <w:jc w:val="right"/>
-        <w:rPr>
-          <w:rFonts w:cs="Times New Roman"/>
-          <w:sz w:val="28"/>
-          <w:szCs w:val="28"/>
-        </w:rPr>
-      </w:pPr>
-      <w:r>
-        <w:rPr>
-          <w:rFonts w:cs="Times New Roman"/>
-          <w:sz w:val="28"/>
-          <w:szCs w:val="28"/>
-        </w:rPr>
-        <w:t xml:space="preserve">                                      Respondent No.</w:t>
-      </w:r>
-    </w:p>
-    <w:p>
-      <w:pPr>
-        <w:jc w:val="both"/>
-        <w:rPr>
-          <w:rFonts w:cs="Times New Roman"/>
-          <w:sz w:val="28"/>
-          <w:szCs w:val="28"/>
-        </w:rPr>
-      </w:pPr>
-      <w:r>
-        <w:rPr>
-          <w:rFonts w:cs="Times New Roman"/>
-          <w:b/>
-          <w:sz w:val="28"/>
-          <w:szCs w:val="28"/>
-        </w:rPr>
-        <w:t xml:space="preserve">     Mr. </w:t>
-      </w:r>
-      <w:r>
-        <w:rPr>
-          <w:rFonts w:cs="Times New Roman"/>
-          <w:b/>
-          <w:noProof/>
-          <w:sz w:val="28"/>
-          <w:szCs w:val="28"/>
-        </w:rPr>
-        <w:t>{{adv_name}}</w:t>
-      </w:r>
-      <w:r>
-        <w:rPr>
-          <w:rFonts w:cs="Times New Roman"/>
-          <w:b/>
-          <w:sz w:val="28"/>
-          <w:szCs w:val="28"/>
-        </w:rPr>
-        <w:t xml:space="preserve"> </w:t>
-      </w:r>
-      <w:r>
-        <w:rPr>
-          <w:rFonts w:cs="Times New Roman"/>
-          <w:sz w:val="28"/>
-          <w:szCs w:val="28"/>
-        </w:rPr>
-        <w:t>upon motion this day made in to this Court by bring of opinion that the record to and touching upon all the matter and contentions raised in the memorandum of representation petition, a copy of which is annexed hereto, together with the decision therein should be called for and pursued: IT IS HEREBY COMMANDED.</w:t>
-      </w:r>
-    </w:p>
-    <w:p>
-      <w:pPr>
-        <w:jc w:val="both"/>
-        <w:rPr>
-          <w:rFonts w:cs="Times New Roman"/>
-          <w:sz w:val="28"/>
-          <w:szCs w:val="28"/>
-        </w:rPr>
-      </w:pPr>
-      <w:r>
-        <w:rPr>
-          <w:rFonts w:cs="Times New Roman"/>
-          <w:sz w:val="28"/>
-          <w:szCs w:val="28"/>
-        </w:rPr>
-        <w:t xml:space="preserve">      (1) That you, the aforesaid Respondent No.         do sent, of our use in </w:t>
-      </w:r>
-      <w:r>
-        <w:rPr>
-          <w:rFonts w:cs="Times New Roman"/>
-          <w:sz w:val="28"/>
-          <w:szCs w:val="28"/>
-        </w:rPr>
-        <w:t>High Court for the State of Telangana</w:t>
-      </w:r>
-      <w:r>
-        <w:rPr>
-          <w:rFonts w:cs="Times New Roman"/>
-          <w:sz w:val="28"/>
-          <w:szCs w:val="28"/>
-        </w:rPr>
-        <w:t xml:space="preserve"> </w:t>
-      </w:r>
-      <w:r>
-        <w:rPr>
-          <w:rFonts w:cs="Times New Roman"/>
-          <w:sz w:val="28"/>
-          <w:szCs w:val="28"/>
-        </w:rPr>
-        <w:t xml:space="preserve">all and singular the said record and other with all the things touching the same as fully and perfectly as they have been made by you and now remain in your custody or power together with this, Rule Nisi before the day of         </w:t>
-      </w:r>
-      <w:r>
-        <w:rPr>
-          <w:rFonts w:cs="Times New Roman"/>
-          <w:noProof/>
-          <w:sz w:val="28"/>
-          <w:szCs w:val="28"/>
-        </w:rPr>
-        <w:t>{{year}}</w:t>
-      </w:r>
-      <w:r>
-        <w:rPr>
-          <w:rFonts w:cs="Times New Roman"/>
-          <w:sz w:val="28"/>
-          <w:szCs w:val="28"/>
-        </w:rPr>
-        <w:t xml:space="preserve">   and</w:t>
-      </w:r>
-    </w:p>
-    <w:p>
-      <w:pPr>
-        <w:jc w:val="both"/>
-        <w:rPr>
-          <w:rFonts w:cs="Times New Roman"/>
-          <w:sz w:val="28"/>
-          <w:szCs w:val="28"/>
-        </w:rPr>
-      </w:pPr>
-      <w:r>
-        <w:rPr>
-          <w:rFonts w:cs="Times New Roman"/>
-          <w:sz w:val="28"/>
-          <w:szCs w:val="28"/>
-        </w:rPr>
-        <w:t xml:space="preserve">      That you intend to oppose the petition you the aforesaid Respondent No.             do appear personally OR by Advocate on the         day of               </w:t>
-      </w:r>
-      <w:r>
-        <w:rPr>
-          <w:rFonts w:cs="Times New Roman"/>
-          <w:noProof/>
-          <w:sz w:val="28"/>
-          <w:szCs w:val="28"/>
-        </w:rPr>
-        <w:t>{{year}}</w:t>
-      </w:r>
-      <w:r>
-        <w:rPr>
-          <w:rFonts w:cs="Times New Roman"/>
-          <w:sz w:val="28"/>
-          <w:szCs w:val="28"/>
-        </w:rPr>
-        <w:t xml:space="preserve"> at 10-30 A.M. before the court show cause why this petition should not be complied with and that we may cause further to be done there on what of right and according to law we shall see fit to be done.</w:t>
-      </w:r>
-    </w:p>
-    <w:p>
-      <w:pPr>
-        <w:jc w:val="both"/>
-        <w:rPr>
-          <w:rFonts w:cs="Times New Roman"/>
-          <w:sz w:val="28"/>
-          <w:szCs w:val="28"/>
-        </w:rPr>
-      </w:pPr>
-      <w:r>
-        <w:rPr>
-          <w:rFonts w:cs="Times New Roman"/>
-          <w:sz w:val="28"/>
-          <w:szCs w:val="28"/>
-        </w:rPr>
-        <w:t> </w:t>
-      </w:r>
-    </w:p>
-    <w:p>
-      <w:pPr>
-        <w:jc w:val="both"/>
-        <w:rPr>
-          <w:rFonts w:cs="Times New Roman"/>
-          <w:sz w:val="28"/>
-          <w:szCs w:val="28"/>
-        </w:rPr>
-      </w:pPr>
-      <w:r>
-        <w:rPr>
-          <w:rFonts w:cs="Times New Roman"/>
-          <w:sz w:val="28"/>
-          <w:szCs w:val="28"/>
-        </w:rPr>
-        <w:t xml:space="preserve">WITNESS  the Hon'ble Chief Justice of </w:t>
-      </w:r>
-      <w:r>
-        <w:rPr>
-          <w:rFonts w:cs="Times New Roman"/>
-          <w:sz w:val="28"/>
-          <w:szCs w:val="28"/>
-        </w:rPr>
-        <w:t>High Court for the State of Telangana</w:t>
-      </w:r>
-      <w:r>
-        <w:rPr>
-          <w:rFonts w:cs="Times New Roman"/>
-          <w:sz w:val="28"/>
-          <w:szCs w:val="28"/>
-        </w:rPr>
-        <w:t xml:space="preserve"> </w:t>
-      </w:r>
-      <w:r>
-        <w:rPr>
-          <w:rFonts w:cs="Times New Roman"/>
-          <w:sz w:val="28"/>
-          <w:szCs w:val="28"/>
-        </w:rPr>
-        <w:t>at</w:t>
-      </w:r>
-      <w:r>
-        <w:rPr>
-          <w:rFonts w:cs="Times New Roman"/>
-          <w:sz w:val="28"/>
-          <w:szCs w:val="28"/>
-        </w:rPr>
-        <w:t>{{place}}</w:t>
-      </w:r>
-      <w:r>
-        <w:rPr>
-          <w:rFonts w:cs="Times New Roman"/>
-          <w:sz w:val="28"/>
-          <w:szCs w:val="28"/>
-        </w:rPr>
-        <w:t xml:space="preserve">, this the </w:t>
-      </w:r>
-      <w:r>
-        <w:rPr>
-          <w:rFonts w:cs="Times New Roman"/>
-          <w:sz w:val="28"/>
-          <w:szCs w:val="28"/>
-        </w:rPr>
-        <w:t>{{year}}</w:t>
-      </w:r>
-      <w:r>
-        <w:rPr>
-          <w:rFonts w:cs="Times New Roman"/>
-          <w:sz w:val="28"/>
-          <w:szCs w:val="28"/>
-        </w:rPr>
-        <w:t>.</w:t>
-      </w:r>
-    </w:p>
-    <w:p>
-      <w:pPr>
-        <w:jc w:val="both"/>
-        <w:rPr>
-          <w:rFonts w:cs="Times New Roman"/>
-          <w:sz w:val="28"/>
-          <w:szCs w:val="28"/>
-        </w:rPr>
-      </w:pPr>
-      <w:r>
-        <w:rPr>
-          <w:rFonts w:cs="Times New Roman"/>
-          <w:sz w:val="28"/>
-          <w:szCs w:val="28"/>
-        </w:rPr>
-        <w:t> </w:t>
-      </w:r>
-    </w:p>
-    <w:p>
-      <w:pPr>
-        <w:rPr>
-          <w:rFonts w:cs="Times New Roman"/>
-          <w:sz w:val="28"/>
-          <w:szCs w:val="28"/>
-        </w:rPr>
-      </w:pPr>
-      <w:r>
-        <w:rPr>
-          <w:rFonts w:cs="Times New Roman"/>
-          <w:sz w:val="28"/>
-          <w:szCs w:val="28"/>
-        </w:rPr>
-        <w:t>Hearing Date:                                                                                                                                     Assistant registrar</w:t>
-      </w:r>
-    </w:p>
-    <w:p>
-      <w:pPr>
-        <w:jc w:val="both"/>
-        <w:rPr>
-          <w:rFonts w:cs="Times New Roman"/>
-          <w:sz w:val="28"/>
-          <w:szCs w:val="28"/>
-        </w:rPr>
-      </w:pPr>
-      <w:r>
-        <w:rPr>
-          <w:rFonts w:cs="Times New Roman"/>
-          <w:sz w:val="28"/>
-          <w:szCs w:val="28"/>
-        </w:rPr>
-        <w:t xml:space="preserve">          </w:t>
-      </w:r>
-    </w:p>
-    <w:p>
-      <w:pPr>
-        <w:rPr>
-          <w:rFonts w:cs="Times New Roman"/>
-          <w:sz w:val="28"/>
-          <w:szCs w:val="28"/>
-        </w:rPr>
-      </w:pPr>
-      <w:r>
-        <w:rPr>
-          <w:rFonts w:cs="Times New Roman"/>
-          <w:sz w:val="28"/>
-          <w:szCs w:val="28"/>
-        </w:rPr>
-        <w:br w:type="page"/>
-      </w:r>
-    </w:p>
-    <w:p>
-      <w:pPr>
-        <w:jc w:val="both"/>
-        <w:rPr>
-          <w:rFonts w:cs="Times New Roman"/>
-          <w:sz w:val="28"/>
-          <w:szCs w:val="28"/>
-        </w:rPr>
-      </w:pPr>
-      <w:r>
-        <w:rPr>
-          <w:rFonts w:cs="Times New Roman"/>
-          <w:sz w:val="28"/>
-          <w:szCs w:val="28"/>
-        </w:rPr>
-        <w:lastRenderedPageBreak/>
-        <w:t>RETURN OF THE WRIT OF CERTIORARI ORDER:  NISI</w:t>
-      </w:r>
-    </w:p>
-    <w:p>
-      <w:pPr>
-        <w:jc w:val="both"/>
-        <w:rPr>
-          <w:rFonts w:cs="Times New Roman"/>
-          <w:sz w:val="28"/>
-          <w:szCs w:val="28"/>
-        </w:rPr>
-      </w:pPr>
-      <w:r>
-        <w:rPr>
-          <w:rFonts w:cs="Times New Roman"/>
-          <w:sz w:val="28"/>
-          <w:szCs w:val="28"/>
-        </w:rPr>
-        <w:t xml:space="preserve">               (To be endorsed on Writ to appear)</w:t>
-      </w:r>
-    </w:p>
-    <w:p>
-      <w:pPr>
-        <w:jc w:val="both"/>
-        <w:rPr>
-          <w:rFonts w:cs="Times New Roman"/>
-          <w:sz w:val="28"/>
-          <w:szCs w:val="28"/>
-        </w:rPr>
-      </w:pPr>
-      <w:r>
-        <w:rPr>
-          <w:rFonts w:cs="Times New Roman"/>
-          <w:sz w:val="28"/>
-          <w:szCs w:val="28"/>
-        </w:rPr>
-        <w:t> </w:t>
-      </w:r>
-    </w:p>
-    <w:p>
-      <w:pPr>
-        <w:jc w:val="both"/>
-        <w:rPr>
-          <w:rFonts w:cs="Times New Roman"/>
-          <w:sz w:val="28"/>
-          <w:szCs w:val="28"/>
-        </w:rPr>
-      </w:pPr>
-      <w:r>
-        <w:rPr>
-          <w:rFonts w:cs="Times New Roman"/>
-          <w:sz w:val="28"/>
-          <w:szCs w:val="28"/>
-        </w:rPr>
-        <w:t xml:space="preserve"> The Process of the Writ of Certiorari where of mention is which made was served on respondent This                           day of                    two thousand eleven</w:t>
-      </w:r>
-    </w:p>
-    <w:p>
-      <w:pPr>
-        <w:jc w:val="both"/>
-        <w:rPr>
-          <w:rFonts w:cs="Times New Roman"/>
-          <w:sz w:val="28"/>
-          <w:szCs w:val="28"/>
-        </w:rPr>
-      </w:pPr>
-      <w:r>
-        <w:rPr>
-          <w:rFonts w:cs="Times New Roman"/>
-          <w:sz w:val="28"/>
-          <w:szCs w:val="28"/>
-        </w:rPr>
-        <w:t> </w:t>
-      </w:r>
-    </w:p>
-    <w:p>
-      <w:pPr>
-        <w:jc w:val="both"/>
-        <w:rPr>
-          <w:rFonts w:cs="Times New Roman"/>
-          <w:sz w:val="28"/>
-          <w:szCs w:val="28"/>
-        </w:rPr>
-      </w:pPr>
-      <w:r>
-        <w:rPr>
-          <w:rFonts w:cs="Times New Roman"/>
-          <w:sz w:val="28"/>
-          <w:szCs w:val="28"/>
-        </w:rPr>
-        <w:t xml:space="preserve">This should be served urgently on the Respondent No.               </w:t>
-      </w:r>
-      <w:r>
-        <w:rPr>
-          <w:rFonts w:cs="Times New Roman"/>
-          <w:sz w:val="28"/>
-          <w:szCs w:val="28"/>
-        </w:rPr>
-        <w:t>and returned</w:t>
-      </w:r>
-      <w:r>
-        <w:rPr>
-          <w:rFonts w:cs="Times New Roman"/>
-          <w:sz w:val="28"/>
-          <w:szCs w:val="28"/>
-        </w:rPr>
-        <w:t xml:space="preserve"> to the High Court</w:t>
-      </w:r>
-    </w:p>
-    <w:p>
-      <w:pPr>
-        <w:jc w:val="center"/>
-        <w:rPr>
-          <w:rFonts w:cs="Times New Roman"/>
-          <w:sz w:val="28"/>
-          <w:szCs w:val="28"/>
-        </w:rPr>
-      </w:pPr>
-      <w:r>
-        <w:rPr>
-          <w:rFonts w:cs="Times New Roman"/>
-          <w:sz w:val="28"/>
-          <w:szCs w:val="28"/>
-        </w:rPr>
-        <w:t>(Sd)</w:t>
-      </w:r>
-    </w:p>
-    <w:p>
-      <w:pPr>
-        <w:jc w:val="both"/>
-        <w:rPr>
-          <w:rFonts w:cs="Times New Roman"/>
-          <w:sz w:val="28"/>
-          <w:szCs w:val="28"/>
-        </w:rPr>
-      </w:pPr>
-      <w:r>
-        <w:rPr>
-          <w:rFonts w:cs="Times New Roman"/>
-          <w:sz w:val="28"/>
-          <w:szCs w:val="28"/>
-        </w:rPr>
-        <w:t xml:space="preserve">       writ and </w:t>
-      </w:r>
-      <w:r>
-        <w:rPr>
-          <w:rFonts w:cs="Times New Roman"/>
-          <w:sz w:val="28"/>
-          <w:szCs w:val="28"/>
-        </w:rPr>
-        <w:t>Rule Nise</w:t>
-      </w:r>
-    </w:p>
-    <w:p>
-      <w:pPr>
-        <w:jc w:val="both"/>
-        <w:rPr>
-          <w:rFonts w:cs="Times New Roman"/>
-          <w:sz w:val="28"/>
-          <w:szCs w:val="28"/>
-        </w:rPr>
-      </w:pPr>
-      <w:r>
-        <w:rPr>
-          <w:rFonts w:cs="Times New Roman"/>
-          <w:sz w:val="28"/>
-          <w:szCs w:val="28"/>
-        </w:rPr>
-        <w:t>------------------------------</w:t>
-      </w:r>
-    </w:p>
-    <w:p>
-      <w:pPr>
-        <w:jc w:val="both"/>
-        <w:rPr>
-          <w:rFonts w:cs="Times New Roman"/>
-          <w:sz w:val="28"/>
-          <w:szCs w:val="28"/>
-        </w:rPr>
-      </w:pPr>
-      <w:r>
-        <w:rPr>
-          <w:rFonts w:cs="Times New Roman"/>
-          <w:sz w:val="28"/>
-          <w:szCs w:val="28"/>
-        </w:rPr>
-        <w:t xml:space="preserve">W.P. No.                of </w:t>
-      </w:r>
-      <w:r>
-        <w:rPr>
-          <w:rFonts w:cs="Times New Roman"/>
-          <w:noProof/>
-          <w:sz w:val="28"/>
-          <w:szCs w:val="28"/>
-        </w:rPr>
-        <w:t>{{year}}</w:t>
-      </w:r>
-    </w:p>
-    <w:p>
-      <w:pPr>
-        <w:jc w:val="both"/>
-        <w:rPr>
-          <w:rFonts w:cs="Times New Roman"/>
-          <w:sz w:val="28"/>
-          <w:szCs w:val="28"/>
-        </w:rPr>
-      </w:pPr>
-      <w:r>
-        <w:rPr>
-          <w:rFonts w:cs="Times New Roman"/>
-          <w:sz w:val="28"/>
-          <w:szCs w:val="28"/>
-        </w:rPr>
-        <w:t> </w:t>
-      </w:r>
-    </w:p>
-    <w:p>
-      <w:pPr>
-        <w:jc w:val="both"/>
-        <w:rPr>
-          <w:rFonts w:cs="Times New Roman"/>
-          <w:sz w:val="28"/>
-          <w:szCs w:val="28"/>
-        </w:rPr>
-      </w:pPr>
-      <w:r>
-        <w:rPr>
-          <w:rFonts w:cs="Times New Roman"/>
-          <w:sz w:val="28"/>
-          <w:szCs w:val="28"/>
-        </w:rPr>
-        <w:t xml:space="preserve">     Certified that the required conveyance charges and the process for the service of the Process have been collected it is requested that English Translation of the Process Service, Report, it is in Vernacular, my be sent along with the Rule-Nise returned.</w:t>
-      </w:r>
-    </w:p>
-    <w:p>
-      <w:pPr>
-        <w:jc w:val="both"/>
-        <w:rPr>
-          <w:rFonts w:cs="Times New Roman"/>
-          <w:sz w:val="28"/>
-          <w:szCs w:val="28"/>
-        </w:rPr>
-      </w:pPr>
-      <w:r>
-        <w:rPr>
-          <w:rFonts w:cs="Times New Roman"/>
-          <w:sz w:val="28"/>
-          <w:szCs w:val="28"/>
-        </w:rPr>
-        <w:t>  </w:t>
-      </w:r>
-    </w:p>
-    <w:p>
-      <w:pPr>
-        <w:jc w:val="both"/>
-        <w:rPr>
-          <w:rFonts w:cs="Times New Roman"/>
-          <w:sz w:val="28"/>
-          <w:szCs w:val="28"/>
-        </w:rPr>
-      </w:pPr>
-    </w:p>
-    <w:p>
-      <w:pPr>
-        <w:jc w:val="both"/>
-        <w:rPr>
-          <w:rFonts w:cs="Times New Roman"/>
-          <w:sz w:val="28"/>
-          <w:szCs w:val="28"/>
-        </w:rPr>
-      </w:pPr>
-    </w:p>
-    <w:p>
-      <w:pPr>
-        <w:jc w:val="both"/>
-        <w:rPr>
-          <w:rFonts w:cs="Times New Roman"/>
-          <w:sz w:val="28"/>
-          <w:szCs w:val="28"/>
-        </w:rPr>
-      </w:pPr>
-      <w:r>
-        <w:rPr>
-          <w:rFonts w:cs="Times New Roman"/>
-          <w:sz w:val="28"/>
-          <w:szCs w:val="28"/>
-        </w:rPr>
-        <w:t xml:space="preserve">FORM: 8       </w:t>
-      </w:r>
-    </w:p>
-    <w:p>
-      <w:pPr>
-        <w:jc w:val="both"/>
-        <w:rPr>
-          <w:rFonts w:cs="Times New Roman"/>
-          <w:sz w:val="28"/>
-          <w:szCs w:val="28"/>
-        </w:rPr>
-      </w:pPr>
-    </w:p>
-    <w:p>
-      <w:pPr>
-        <w:jc w:val="both"/>
-        <w:rPr>
-          <w:rFonts w:cs="Times New Roman"/>
-          <w:sz w:val="28"/>
-          <w:szCs w:val="28"/>
-        </w:rPr>
-      </w:pPr>
-      <w:r>
-        <w:rPr>
-          <w:rFonts w:cs="Times New Roman"/>
-          <w:sz w:val="28"/>
-          <w:szCs w:val="28"/>
-        </w:rPr>
-        <w:t xml:space="preserve">  RETURN OF THE WRIT OF CERTIORARI ORDER NISI  </w:t>
-      </w:r>
-    </w:p>
-    <w:p>
-      <w:pPr>
-        <w:jc w:val="both"/>
-        <w:rPr>
-          <w:rFonts w:cs="Times New Roman"/>
-          <w:sz w:val="28"/>
-          <w:szCs w:val="28"/>
-        </w:rPr>
-      </w:pPr>
-      <w:r>
-        <w:rPr>
-          <w:rFonts w:cs="Times New Roman"/>
-          <w:sz w:val="28"/>
-          <w:szCs w:val="28"/>
-        </w:rPr>
-        <w:t>                (TO BE ENDORSED ON WRIT TO PRODUCE)</w:t>
-      </w:r>
-    </w:p>
-    <w:p>
-      <w:pPr>
-        <w:jc w:val="both"/>
-        <w:rPr>
-          <w:rFonts w:cs="Times New Roman"/>
-          <w:sz w:val="28"/>
-          <w:szCs w:val="28"/>
-        </w:rPr>
-      </w:pPr>
-      <w:r>
-        <w:rPr>
-          <w:rFonts w:cs="Times New Roman"/>
-          <w:sz w:val="28"/>
-          <w:szCs w:val="28"/>
-        </w:rPr>
-        <w:t> </w:t>
-      </w:r>
-    </w:p>
-    <w:p>
-      <w:pPr>
-        <w:jc w:val="both"/>
-        <w:rPr>
-          <w:rFonts w:cs="Times New Roman"/>
-          <w:sz w:val="28"/>
-          <w:szCs w:val="28"/>
-        </w:rPr>
-      </w:pPr>
-      <w:r>
-        <w:rPr>
-          <w:rFonts w:cs="Times New Roman"/>
-          <w:sz w:val="28"/>
-          <w:szCs w:val="28"/>
-        </w:rPr>
-        <w:t xml:space="preserve">     The process of the Writ of certiorari where of mention is within made with all things touching the same in the several papers hereto annexed as within commanded.</w:t>
-      </w:r>
-    </w:p>
-    <w:p>
-      <w:pPr>
-        <w:jc w:val="both"/>
-        <w:rPr>
-          <w:rFonts w:cs="Times New Roman"/>
-          <w:sz w:val="28"/>
-          <w:szCs w:val="28"/>
-        </w:rPr>
-      </w:pPr>
-      <w:r>
-        <w:rPr>
-          <w:rFonts w:cs="Times New Roman"/>
-          <w:sz w:val="28"/>
-          <w:szCs w:val="28"/>
-        </w:rPr>
-        <w:t>  </w:t>
-      </w:r>
-    </w:p>
-    <w:p>
-      <w:pPr>
-        <w:jc w:val="both"/>
-        <w:rPr>
-          <w:rFonts w:cs="Times New Roman"/>
-          <w:sz w:val="28"/>
-          <w:szCs w:val="28"/>
-        </w:rPr>
-      </w:pPr>
-      <w:r>
-        <w:rPr>
-          <w:rFonts w:cs="Times New Roman"/>
-          <w:sz w:val="28"/>
-          <w:szCs w:val="28"/>
-        </w:rPr>
-        <w:t xml:space="preserve">The Answer of </w:t>
-      </w:r>
-    </w:p>
-    <w:p>
-      <w:pPr>
-        <w:jc w:val="both"/>
-        <w:rPr>
-          <w:rFonts w:cs="Times New Roman"/>
-          <w:sz w:val="28"/>
-          <w:szCs w:val="28"/>
-        </w:rPr>
-      </w:pPr>
-      <w:r>
-        <w:rPr>
-          <w:rFonts w:cs="Times New Roman"/>
-          <w:sz w:val="28"/>
-          <w:szCs w:val="28"/>
-        </w:rPr>
-        <w:t> The                                   respondent here</w:t>
-      </w:r>
-    </w:p>
-    <w:p>
-      <w:pPr>
-        <w:jc w:val="both"/>
-        <w:rPr>
-          <w:rFonts w:cs="Times New Roman"/>
-          <w:sz w:val="28"/>
-          <w:szCs w:val="28"/>
-        </w:rPr>
-      </w:pPr>
-      <w:r>
-        <w:rPr>
-          <w:rFonts w:cs="Times New Roman"/>
-          <w:sz w:val="28"/>
-          <w:szCs w:val="28"/>
-        </w:rPr>
-        <w:t xml:space="preserve">           Date                     day of                 </w:t>
-      </w:r>
-      <w:r>
-        <w:rPr>
-          <w:rFonts w:cs="Times New Roman"/>
-          <w:noProof/>
-          <w:sz w:val="28"/>
-          <w:szCs w:val="28"/>
-        </w:rPr>
-        <w:t>{{year}}</w:t>
-      </w:r>
-    </w:p>
-    <w:p>
-      <w:pPr>
-        <w:jc w:val="right"/>
-        <w:rPr>
-          <w:rFonts w:cs="Times New Roman"/>
-          <w:sz w:val="28"/>
-          <w:szCs w:val="28"/>
-        </w:rPr>
-      </w:pPr>
-      <w:r>
-        <w:rPr>
-          <w:rFonts w:cs="Times New Roman"/>
-          <w:sz w:val="28"/>
-          <w:szCs w:val="28"/>
-        </w:rPr>
-        <w:t>(Sd)</w:t>
-      </w:r>
-    </w:p>
-    <w:p>
-      <w:pPr>
-        <w:rPr>
-          <w:rFonts w:cs="Times New Roman"/>
-          <w:bCs/>
-          <w:sz w:val="28"/>
-          <w:szCs w:val="28"/>
-        </w:rPr>
-      </w:pPr>
-    </w:p>
-    <w:p>
-      <w:pPr>
-        <w:rPr>
-          <w:rFonts w:cs="Times New Roman"/>
-          <w:bCs/>
-          <w:sz w:val="28"/>
-          <w:szCs w:val="28"/>
-        </w:rPr>
-      </w:pPr>
-      <w:r>
-        <w:rPr>
-          <w:rFonts w:cs="Times New Roman"/>
-          <w:bCs/>
-          <w:sz w:val="28"/>
-          <w:szCs w:val="28"/>
-        </w:rPr>
-        <w:br w:type="page"/>
-      </w:r>
-    </w:p>
-    <w:p>
-      <w:pPr>
-        <w:jc w:val="center"/>
-        <w:rPr>
-          <w:rFonts w:cs="Times New Roman"/>
-          <w:bCs/>
-          <w:sz w:val="28"/>
-          <w:szCs w:val="28"/>
-        </w:rPr>
-      </w:pPr>
-      <w:r>
-        <w:rPr>
-          <w:rFonts w:cs="Times New Roman"/>
-          <w:bCs/>
-          <w:sz w:val="28"/>
-          <w:szCs w:val="28"/>
-        </w:rPr>
-        <w:lastRenderedPageBreak/>
-        <w:t>MEMORANDUM OF WRIT PETITION MISC. PETITION</w:t>
-      </w:r>
-    </w:p>
-    <w:p>
-      <w:pPr>
-        <w:jc w:val="center"/>
-        <w:rPr>
-          <w:rFonts w:cs="Times New Roman"/>
-          <w:bCs/>
-          <w:sz w:val="28"/>
-          <w:szCs w:val="28"/>
-        </w:rPr>
-      </w:pPr>
-      <w:r>
-        <w:rPr>
-          <w:rFonts w:cs="Times New Roman"/>
-          <w:bCs/>
-          <w:sz w:val="28"/>
-          <w:szCs w:val="28"/>
-        </w:rPr>
-        <w:t>(UNDER SEC. 151 OF THE C.P.C.)</w:t>
-      </w:r>
-    </w:p>
-    <w:p>
-      <w:pPr>
-        <w:jc w:val="center"/>
-        <w:rPr>
-          <w:rFonts w:cs="Times New Roman"/>
-          <w:bCs/>
-          <w:sz w:val="28"/>
-          <w:szCs w:val="28"/>
-        </w:rPr>
-      </w:pPr>
-      <w:r>
-        <w:rPr>
-          <w:rFonts w:cs="Times New Roman"/>
-          <w:bCs/>
-          <w:sz w:val="28"/>
-          <w:szCs w:val="28"/>
-        </w:rPr>
-        <w:t> </w:t>
-      </w:r>
-    </w:p>
-    <w:p>
-      <w:pPr>
-        <w:jc w:val="center"/>
-        <w:rPr>
-          <w:rFonts w:cs="Times New Roman"/>
-          <w:sz w:val="28"/>
-          <w:szCs w:val="28"/>
-        </w:rPr>
-      </w:pPr>
-      <w:r>
-        <w:rPr>
-          <w:rFonts w:cs="Times New Roman"/>
-          <w:noProof/>
-          <w:sz w:val="28"/>
-          <w:szCs w:val="28"/>
-        </w:rPr>
-        <w:t>{{</w:t>
-      </w:r>
-      <w:r>
-        <w:rPr>
-          <w:rFonts w:cs="Times New Roman"/>
-          <w:noProof/>
-          <w:sz w:val="28"/>
-          <w:szCs w:val="28"/>
-        </w:rPr>
-        <w:t>court_name</w:t>
-      </w:r>
-      <w:r>
-        <w:rPr>
-          <w:rFonts w:cs="Times New Roman"/>
-          <w:noProof/>
-          <w:sz w:val="28"/>
-          <w:szCs w:val="28"/>
-        </w:rPr>
-        <w:t>}}</w:t>
-      </w:r>
-    </w:p>
-    <w:p>
-      <w:pPr>
-        <w:jc w:val="center"/>
-        <w:rPr>
-          <w:rFonts w:cs="Times New Roman"/>
-          <w:sz w:val="28"/>
-          <w:szCs w:val="28"/>
-        </w:rPr>
-      </w:pPr>
-      <w:r>
-        <w:rPr>
-          <w:rFonts w:cs="Times New Roman"/>
-          <w:sz w:val="28"/>
-          <w:szCs w:val="28"/>
-        </w:rPr>
-        <w:t> </w:t>
-      </w:r>
-    </w:p>
-    <w:p>
-      <w:pPr>
-        <w:jc w:val="center"/>
-        <w:rPr>
-          <w:rFonts w:cs="Times New Roman"/>
-          <w:sz w:val="28"/>
-          <w:szCs w:val="28"/>
-        </w:rPr>
-      </w:pPr>
-      <w:r>
-        <w:rPr>
-          <w:rFonts w:cs="Times New Roman"/>
-          <w:sz w:val="28"/>
-          <w:szCs w:val="28"/>
-        </w:rPr>
-        <w:t xml:space="preserve">I.A. NO.                          OF </w:t>
-      </w:r>
-      <w:r>
-        <w:rPr>
-          <w:rFonts w:cs="Times New Roman"/>
-          <w:noProof/>
-          <w:sz w:val="28"/>
-          <w:szCs w:val="28"/>
-        </w:rPr>
-        <w:t>{{year}}</w:t>
-      </w:r>
-    </w:p>
-    <w:p>
-      <w:pPr>
-        <w:jc w:val="center"/>
-        <w:rPr>
-          <w:rFonts w:cs="Times New Roman"/>
-          <w:sz w:val="28"/>
-          <w:szCs w:val="28"/>
-        </w:rPr>
-      </w:pPr>
-      <w:r>
-        <w:rPr>
-          <w:rFonts w:cs="Times New Roman"/>
-          <w:sz w:val="28"/>
-          <w:szCs w:val="28"/>
-        </w:rPr>
-        <w:t>IN</w:t>
-      </w:r>
-    </w:p>
-    <w:p>
-      <w:pPr>
-        <w:jc w:val="center"/>
-        <w:rPr>
-          <w:rFonts w:cs="Times New Roman"/>
-          <w:sz w:val="28"/>
-          <w:szCs w:val="28"/>
-        </w:rPr>
-      </w:pPr>
-      <w:r>
-        <w:rPr>
-          <w:rFonts w:cs="Times New Roman"/>
-          <w:sz w:val="28"/>
-          <w:szCs w:val="28"/>
-        </w:rPr>
-        <w:t> </w:t>
-      </w:r>
-    </w:p>
-    <w:p>
-      <w:pPr>
-        <w:jc w:val="center"/>
-        <w:rPr>
-          <w:rFonts w:cs="Times New Roman"/>
-          <w:sz w:val="28"/>
-          <w:szCs w:val="28"/>
-        </w:rPr>
-      </w:pPr>
-      <w:r>
-        <w:rPr>
-          <w:rFonts w:cs="Times New Roman"/>
-          <w:sz w:val="28"/>
-          <w:szCs w:val="28"/>
-        </w:rPr>
-        <w:t xml:space="preserve">W.P. NO.               </w:t>
-      </w:r>
-      <w:r>
-        <w:rPr>
-          <w:rFonts w:cs="Times New Roman"/>
-          <w:sz w:val="28"/>
-          <w:szCs w:val="28"/>
-        </w:rPr>
-        <w:tab/>
-      </w:r>
-      <w:r>
-        <w:rPr>
-          <w:rFonts w:cs="Times New Roman"/>
-          <w:sz w:val="28"/>
-          <w:szCs w:val="28"/>
-        </w:rPr>
-        <w:tab/>
-        <w:t xml:space="preserve">     OF </w:t>
-      </w:r>
-      <w:r>
-        <w:rPr>
-          <w:rFonts w:cs="Times New Roman"/>
-          <w:noProof/>
-          <w:sz w:val="28"/>
-          <w:szCs w:val="28"/>
-        </w:rPr>
-        <w:t>{{year}}</w:t>
-      </w:r>
-    </w:p>
-    <w:p>
-      <w:pPr>
-        <w:jc w:val="both"/>
-        <w:rPr>
-          <w:rFonts w:cs="Times New Roman"/>
-          <w:sz w:val="28"/>
-          <w:szCs w:val="28"/>
-        </w:rPr>
-      </w:pPr>
-      <w:r>
-        <w:rPr>
-          <w:rFonts w:cs="Times New Roman"/>
-          <w:sz w:val="28"/>
-          <w:szCs w:val="28"/>
-        </w:rPr>
-        <w:t> </w:t>
-      </w:r>
-    </w:p>
-    <w:p>
-      <w:pPr>
-        <w:jc w:val="both"/>
-        <w:rPr>
-          <w:rFonts w:cs="Times New Roman"/>
-          <w:sz w:val="28"/>
-          <w:szCs w:val="28"/>
-        </w:rPr>
-      </w:pPr>
-      <w:r>
-        <w:rPr>
-          <w:rFonts w:cs="Times New Roman"/>
-          <w:sz w:val="28"/>
-          <w:szCs w:val="28"/>
-        </w:rPr>
-        <w:t>Between:</w:t>
-      </w:r>
-    </w:p>
-    <w:p>
-      <w:pPr>
-        <w:jc w:val="both"/>
-        <w:rPr>
-          <w:rFonts w:cs="Times New Roman"/>
-          <w:sz w:val="28"/>
-          <w:szCs w:val="28"/>
-        </w:rPr>
-      </w:pPr>
-      <w:r>
-        <w:rPr>
-          <w:rFonts w:cs="Times New Roman"/>
-          <w:sz w:val="28"/>
-          <w:szCs w:val="28"/>
-        </w:rPr>
-        <w:t>  </w:t>
-      </w:r>
-    </w:p>
-    <w:p>
-      <w:pPr>
-        <w:rPr>
-          <w:rFonts w:cs="Times New Roman"/>
-          <w:sz w:val="28"/>
-          <w:szCs w:val="28"/>
-        </w:rPr>
-      </w:pPr>
-      <w:r>
-        <w:rPr>
-          <w:rFonts w:cs="Times New Roman"/>
-          <w:noProof/>
-          <w:sz w:val="28"/>
-          <w:szCs w:val="28"/>
-        </w:rPr>
-        <w:t>{{petitioner}}</w:t>
-      </w:r>
-    </w:p>
-    <w:p>
-      <w:pPr>
-        <w:ind w:left="2880" w:firstLine="720"/>
-        <w:jc w:val="right"/>
-        <w:rPr>
-          <w:rFonts w:cs="Times New Roman"/>
-          <w:sz w:val="28"/>
-          <w:szCs w:val="28"/>
-        </w:rPr>
-      </w:pPr>
-      <w:r>
-        <w:rPr>
-          <w:rFonts w:cs="Times New Roman"/>
-          <w:sz w:val="28"/>
-          <w:szCs w:val="28"/>
-        </w:rPr>
-        <w:t xml:space="preserve">                             </w:t>
-      </w:r>
-      <w:r>
-        <w:rPr>
-          <w:rFonts w:cs="Times New Roman"/>
-          <w:sz w:val="28"/>
-          <w:szCs w:val="28"/>
-        </w:rPr>
-        <w:tab/>
-        <w:t>..Petitioner/s</w:t>
-      </w:r>
-    </w:p>
-    <w:p>
-      <w:pPr>
-        <w:jc w:val="both"/>
-        <w:rPr>
-          <w:rFonts w:cs="Times New Roman"/>
-          <w:sz w:val="28"/>
-          <w:szCs w:val="28"/>
-        </w:rPr>
-      </w:pPr>
-      <w:r>
-        <w:rPr>
-          <w:rFonts w:cs="Times New Roman"/>
-          <w:sz w:val="28"/>
-          <w:szCs w:val="28"/>
-        </w:rPr>
-        <w:t xml:space="preserve">     AND</w:t>
-      </w:r>
-    </w:p>
-    <w:p>
-      <w:pPr>
-        <w:jc w:val="both"/>
-        <w:rPr>
-          <w:rFonts w:cs="Times New Roman"/>
-          <w:sz w:val="28"/>
-          <w:szCs w:val="28"/>
-        </w:rPr>
-      </w:pPr>
-      <w:r>
-        <w:rPr>
-          <w:rFonts w:cs="Times New Roman"/>
-          <w:sz w:val="28"/>
-          <w:szCs w:val="28"/>
-        </w:rPr>
-        <w:t> </w:t>
-      </w:r>
-    </w:p>
-    <w:p>
-      <w:pPr>
-        <w:rPr>
-          <w:rFonts w:cs="Times New Roman"/>
-          <w:sz w:val="28"/>
-          <w:szCs w:val="28"/>
-        </w:rPr>
-      </w:pPr>
-      <w:r>
-        <w:rPr>
-          <w:rFonts w:cs="Times New Roman"/>
-          <w:noProof/>
-          <w:sz w:val="28"/>
-          <w:szCs w:val="28"/>
-        </w:rPr>
-        <w:t>{{respondent}}</w:t>
-      </w:r>
-    </w:p>
-    <w:p>
-      <w:pPr>
-        <w:jc w:val="right"/>
-        <w:rPr>
-          <w:rFonts w:cs="Times New Roman"/>
-          <w:sz w:val="28"/>
-          <w:szCs w:val="28"/>
-        </w:rPr>
-      </w:pPr>
-      <w:r>
-        <w:rPr>
-          <w:rFonts w:cs="Times New Roman"/>
-          <w:sz w:val="28"/>
-          <w:szCs w:val="28"/>
-        </w:rPr>
-        <w:t>..Respondent/s</w:t>
-      </w:r>
-    </w:p>
-    <w:p>
-      <w:pPr>
-        <w:jc w:val="both"/>
-        <w:rPr>
-          <w:rFonts w:cs="Times New Roman"/>
-          <w:sz w:val="28"/>
-          <w:szCs w:val="28"/>
-        </w:rPr>
-      </w:pPr>
-      <w:r>
-        <w:rPr>
-          <w:rFonts w:cs="Times New Roman"/>
-          <w:sz w:val="28"/>
-          <w:szCs w:val="28"/>
-        </w:rPr>
-        <w:t> </w:t>
-      </w:r>
-    </w:p>
-    <w:p>
-      <w:pPr>
-        <w:pStyle w:val="BodyText"/>
-        <w:spacing w:line="480" w:lineRule="auto"/>
-        <w:rPr>
-          <w:rFonts w:cs="Times New Roman"/>
-          <w:sz w:val="28"/>
-          <w:szCs w:val="28"/>
-        </w:rPr>
-      </w:pPr>
-      <w:r>
-        <w:rPr>
-          <w:rFonts w:cs="Times New Roman"/>
-          <w:sz w:val="28"/>
-          <w:szCs w:val="28"/>
-        </w:rPr>
-        <w:t xml:space="preserve">     For the reasons stated in the affidavit filed in support of the above Writ Petition it is hereby prayed that this Hon'ble Court may be pleased </w:t>
-      </w:r>
-      <w:r>
-        <w:rPr>
-          <w:rFonts w:cs="Times New Roman"/>
-          <w:noProof/>
-          <w:sz w:val="28"/>
-          <w:szCs w:val="28"/>
-        </w:rPr>
-        <w:t>{{interim_prayer}}</w:t>
-      </w:r>
-      <w:r>
-        <w:rPr>
-          <w:rFonts w:cs="Times New Roman"/>
-          <w:sz w:val="28"/>
-          <w:szCs w:val="28"/>
-        </w:rPr>
-        <w:t xml:space="preserve"> pending disposal of the above writ petition and to pass such other order or orders as this Hon’ble Court may deems fit just and proper in the circumstances of the case. </w:t>
-      </w:r>
-    </w:p>
-    <w:p>
-      <w:pPr>
-        <w:jc w:val="both"/>
-        <w:rPr>
-          <w:rFonts w:cs="Times New Roman"/>
-          <w:sz w:val="28"/>
-          <w:szCs w:val="28"/>
-        </w:rPr>
-      </w:pPr>
-    </w:p>
-    <w:p>
-      <w:pPr>
-        <w:jc w:val="both"/>
-        <w:rPr>
-          <w:rFonts w:cs="Times New Roman"/>
-          <w:sz w:val="28"/>
-          <w:szCs w:val="28"/>
-        </w:rPr>
-      </w:pPr>
-      <w:r>
-        <w:rPr>
-          <w:rFonts w:cs="Times New Roman"/>
-          <w:sz w:val="28"/>
-          <w:szCs w:val="28"/>
-        </w:rPr>
-        <w:t xml:space="preserve">DATE: </w:t>
-      </w:r>
-      <w:r>
-        <w:rPr>
-          <w:rFonts w:cs="Times New Roman"/>
-          <w:noProof/>
-          <w:sz w:val="28"/>
-          <w:szCs w:val="28"/>
-        </w:rPr>
-        <w:t>{{dof}}</w:t>
-      </w:r>
-      <w:r>
-        <w:rPr>
-          <w:rFonts w:cs="Times New Roman"/>
-          <w:sz w:val="28"/>
-          <w:szCs w:val="28"/>
-        </w:rPr>
-        <w:tab/>
-      </w:r>
-      <w:r>
-        <w:rPr>
-          <w:rFonts w:cs="Times New Roman"/>
-          <w:sz w:val="28"/>
-          <w:szCs w:val="28"/>
-        </w:rPr>
-        <w:tab/>
-      </w:r>
-    </w:p>
-    <w:p>
-      <w:pPr>
-        <w:jc w:val="both"/>
-        <w:rPr>
-          <w:rFonts w:cs="Times New Roman"/>
-          <w:sz w:val="28"/>
-          <w:szCs w:val="28"/>
-        </w:rPr>
-      </w:pPr>
-      <w:r>
-        <w:rPr>
-          <w:rFonts w:cs="Times New Roman"/>
-          <w:sz w:val="28"/>
-          <w:szCs w:val="28"/>
-        </w:rPr>
-        <w:t>PLACE:</w:t>
-      </w:r>
-      <w:r>
-        <w:rPr>
-          <w:rFonts w:cs="Times New Roman"/>
-          <w:sz w:val="28"/>
-          <w:szCs w:val="28"/>
-        </w:rPr>
-        <w:t>{{place}}</w:t>
-      </w:r>
-      <w:r>
-        <w:rPr>
-          <w:rFonts w:cs="Times New Roman"/>
-          <w:sz w:val="28"/>
-          <w:szCs w:val="28"/>
-        </w:rPr>
-        <w:tab/>
-      </w:r>
-      <w:r>
-        <w:rPr>
-          <w:rFonts w:cs="Times New Roman"/>
-          <w:sz w:val="28"/>
-          <w:szCs w:val="28"/>
-        </w:rPr>
-        <w:tab/>
-      </w:r>
-      <w:r>
-        <w:rPr>
-          <w:rFonts w:cs="Times New Roman"/>
-          <w:sz w:val="28"/>
-          <w:szCs w:val="28"/>
-        </w:rPr>
-        <w:tab/>
-      </w:r>
-    </w:p>
-    <w:p>
-      <w:pPr>
-        <w:jc w:val="right"/>
-        <w:rPr>
-          <w:rFonts w:cs="Times New Roman"/>
-          <w:sz w:val="28"/>
-          <w:szCs w:val="28"/>
-        </w:rPr>
-      </w:pPr>
-      <w:r>
-        <w:rPr>
-          <w:rFonts w:cs="Times New Roman"/>
-          <w:sz w:val="28"/>
-          <w:szCs w:val="28"/>
-        </w:rPr>
-        <w:t>Counsel for the Petitioner </w:t>
-      </w:r>
-    </w:p>
-    <w:p>
-      <w:pPr>
-        <w:rPr>
-          <w:rFonts w:cs="Times New Roman"/>
-          <w:noProof/>
-          <w:sz w:val="28"/>
-          <w:szCs w:val="28"/>
-        </w:rPr>
-      </w:pPr>
-      <w:r>
-        <w:rPr>
-          <w:rFonts w:cs="Times New Roman"/>
-          <w:noProof/>
-          <w:sz w:val="28"/>
-          <w:szCs w:val="28"/>
-        </w:rPr>
-        <w:br w:type="page"/>
-      </w:r>
-    </w:p>
-    <w:p>
-      <w:pPr>
-        <w:ind w:left="4320" w:right="-720"/>
-        <w:jc w:val="center"/>
-        <w:rPr>
-          <w:rFonts w:cs="Times New Roman"/>
-          <w:sz w:val="28"/>
-          <w:szCs w:val="28"/>
-        </w:rPr>
-      </w:pPr>
-      <w:r>
-        <w:rPr>
-          <w:rFonts w:cs="Times New Roman"/>
-          <w:noProof/>
-          <w:sz w:val="28"/>
-          <w:szCs w:val="28"/>
-        </w:rPr>
-        <w:lastRenderedPageBreak/>
-        <w:t>{{district}}</w:t>
-      </w:r>
-      <w:r>
-        <w:rPr>
-          <w:rFonts w:cs="Times New Roman"/>
-          <w:sz w:val="28"/>
-          <w:szCs w:val="28"/>
-        </w:rPr>
-        <w:t xml:space="preserve">      District</w:t>
-      </w:r>
-    </w:p>
-    <w:p>
-      <w:pPr>
-        <w:ind w:left="4320" w:right="-720"/>
-        <w:jc w:val="center"/>
-        <w:rPr>
-          <w:rFonts w:cs="Times New Roman"/>
-          <w:sz w:val="28"/>
-          <w:szCs w:val="28"/>
-        </w:rPr>
-      </w:pPr>
-      <w:r>
-        <w:rPr>
-          <w:rFonts w:cs="Times New Roman"/>
-          <w:sz w:val="28"/>
-          <w:szCs w:val="28"/>
-        </w:rPr>
-        <w:t> </w:t>
-      </w:r>
-    </w:p>
-    <w:p>
-      <w:pPr>
-        <w:ind w:left="4320" w:right="-720"/>
-        <w:jc w:val="center"/>
-        <w:rPr>
-          <w:rFonts w:cs="Times New Roman"/>
-          <w:sz w:val="28"/>
-          <w:szCs w:val="28"/>
-        </w:rPr>
-      </w:pPr>
-      <w:r>
-        <w:rPr>
-          <w:rFonts w:cs="Times New Roman"/>
-          <w:sz w:val="28"/>
-          <w:szCs w:val="28"/>
-        </w:rPr>
-        <w:t> </w:t>
-      </w:r>
-    </w:p>
-    <w:p>
-      <w:pPr>
-        <w:ind w:left="4320" w:right="-720"/>
-        <w:jc w:val="center"/>
-        <w:rPr>
-          <w:rFonts w:cs="Times New Roman"/>
-          <w:sz w:val="28"/>
-          <w:szCs w:val="28"/>
-        </w:rPr>
-      </w:pPr>
-      <w:r>
-        <w:rPr>
-          <w:rFonts w:cs="Times New Roman"/>
-          <w:sz w:val="28"/>
-          <w:szCs w:val="28"/>
-        </w:rPr>
-        <w:t> </w:t>
-      </w:r>
-    </w:p>
-    <w:p>
-      <w:pPr>
-        <w:ind w:left="4320" w:right="-720"/>
-        <w:jc w:val="center"/>
-        <w:rPr>
-          <w:rFonts w:cs="Times New Roman"/>
-          <w:sz w:val="28"/>
-          <w:szCs w:val="28"/>
-        </w:rPr>
-      </w:pPr>
-      <w:r>
-        <w:rPr>
-          <w:rFonts w:cs="Times New Roman"/>
-          <w:noProof/>
-          <w:sz w:val="28"/>
-          <w:szCs w:val="28"/>
-        </w:rPr>
-        <w:t>{{</w:t>
-      </w:r>
-      <w:r>
-        <w:rPr>
-          <w:rFonts w:cs="Times New Roman"/>
-          <w:noProof/>
-          <w:sz w:val="28"/>
-          <w:szCs w:val="28"/>
-        </w:rPr>
-        <w:t>court_name</w:t>
-      </w:r>
-      <w:r>
-        <w:rPr>
-          <w:rFonts w:cs="Times New Roman"/>
-          <w:noProof/>
-          <w:sz w:val="28"/>
-          <w:szCs w:val="28"/>
-        </w:rPr>
-        <w:t>}}</w:t>
-      </w:r>
-      <w:r>
-        <w:rPr>
-          <w:rFonts w:cs="Times New Roman"/>
-          <w:sz w:val="28"/>
-          <w:szCs w:val="28"/>
-        </w:rPr>
-        <w:t> </w:t>
-      </w:r>
-    </w:p>
-    <w:p>
-      <w:pPr>
-        <w:ind w:left="4320" w:right="-720"/>
-        <w:jc w:val="center"/>
-        <w:rPr>
-          <w:rFonts w:cs="Times New Roman"/>
-          <w:sz w:val="28"/>
-          <w:szCs w:val="28"/>
-        </w:rPr>
-      </w:pPr>
-      <w:r>
-        <w:rPr>
-          <w:rFonts w:cs="Times New Roman"/>
-          <w:sz w:val="28"/>
-          <w:szCs w:val="28"/>
-        </w:rPr>
-        <w:t> </w:t>
-      </w:r>
-    </w:p>
-    <w:p>
-      <w:pPr>
-        <w:ind w:left="4320" w:right="-720"/>
-        <w:jc w:val="center"/>
-        <w:rPr>
-          <w:rFonts w:cs="Times New Roman"/>
-          <w:sz w:val="28"/>
-          <w:szCs w:val="28"/>
-        </w:rPr>
-      </w:pPr>
-      <w:r>
-        <w:rPr>
-          <w:rFonts w:cs="Times New Roman"/>
-          <w:sz w:val="28"/>
-          <w:szCs w:val="28"/>
-        </w:rPr>
-        <w:t> </w:t>
-      </w:r>
-    </w:p>
-    <w:p>
-      <w:pPr>
-        <w:ind w:left="4320" w:right="-720"/>
-        <w:jc w:val="center"/>
-        <w:rPr>
-          <w:rFonts w:cs="Times New Roman"/>
-          <w:sz w:val="28"/>
-          <w:szCs w:val="28"/>
-        </w:rPr>
-      </w:pPr>
-      <w:r>
-        <w:rPr>
-          <w:rFonts w:cs="Times New Roman"/>
-          <w:sz w:val="28"/>
-          <w:szCs w:val="28"/>
-        </w:rPr>
-        <w:t xml:space="preserve">I.A.NO.                    OF </w:t>
-      </w:r>
-      <w:r>
-        <w:rPr>
-          <w:rFonts w:cs="Times New Roman"/>
-          <w:noProof/>
-          <w:sz w:val="28"/>
-          <w:szCs w:val="28"/>
-        </w:rPr>
-        <w:t>{{year}}</w:t>
-      </w:r>
-    </w:p>
-    <w:p>
-      <w:pPr>
-        <w:ind w:left="4320" w:right="-720"/>
-        <w:jc w:val="center"/>
-        <w:rPr>
-          <w:rFonts w:cs="Times New Roman"/>
-          <w:sz w:val="28"/>
-          <w:szCs w:val="28"/>
-        </w:rPr>
-      </w:pPr>
-      <w:r>
-        <w:rPr>
-          <w:rFonts w:cs="Times New Roman"/>
-          <w:sz w:val="28"/>
-          <w:szCs w:val="28"/>
-        </w:rPr>
-        <w:t> </w:t>
-      </w:r>
-    </w:p>
-    <w:p>
-      <w:pPr>
-        <w:ind w:left="4320" w:right="-720"/>
-        <w:jc w:val="center"/>
-        <w:rPr>
-          <w:rFonts w:cs="Times New Roman"/>
-          <w:sz w:val="28"/>
-          <w:szCs w:val="28"/>
-        </w:rPr>
-      </w:pPr>
-      <w:r>
-        <w:rPr>
-          <w:rFonts w:cs="Times New Roman"/>
-          <w:sz w:val="28"/>
-          <w:szCs w:val="28"/>
-        </w:rPr>
-        <w:t>IN</w:t>
-      </w:r>
-    </w:p>
-    <w:p>
-      <w:pPr>
-        <w:ind w:left="4320" w:right="-720"/>
-        <w:jc w:val="center"/>
-        <w:rPr>
-          <w:rFonts w:cs="Times New Roman"/>
-          <w:sz w:val="28"/>
-          <w:szCs w:val="28"/>
-        </w:rPr>
-      </w:pPr>
-      <w:r>
-        <w:rPr>
-          <w:rFonts w:cs="Times New Roman"/>
-          <w:sz w:val="28"/>
-          <w:szCs w:val="28"/>
-        </w:rPr>
-        <w:t> </w:t>
-      </w:r>
-    </w:p>
-    <w:p>
-      <w:pPr>
-        <w:ind w:left="4320" w:right="-720"/>
-        <w:jc w:val="center"/>
-        <w:rPr>
-          <w:rFonts w:cs="Times New Roman"/>
-          <w:sz w:val="28"/>
-          <w:szCs w:val="28"/>
-        </w:rPr>
-      </w:pPr>
-      <w:r>
-        <w:rPr>
-          <w:rFonts w:cs="Times New Roman"/>
-          <w:sz w:val="28"/>
-          <w:szCs w:val="28"/>
-        </w:rPr>
-        <w:t xml:space="preserve">W.P. NO.                     OF </w:t>
-      </w:r>
-      <w:r>
-        <w:rPr>
-          <w:rFonts w:cs="Times New Roman"/>
-          <w:noProof/>
-          <w:sz w:val="28"/>
-          <w:szCs w:val="28"/>
-        </w:rPr>
-        <w:t>{{year}}</w:t>
-      </w:r>
-    </w:p>
-    <w:p>
-      <w:pPr>
-        <w:ind w:left="4320" w:right="-720"/>
-        <w:jc w:val="center"/>
-        <w:rPr>
-          <w:rFonts w:cs="Times New Roman"/>
-          <w:sz w:val="28"/>
-          <w:szCs w:val="28"/>
-        </w:rPr>
-      </w:pPr>
-      <w:r>
-        <w:rPr>
-          <w:rFonts w:cs="Times New Roman"/>
-          <w:sz w:val="28"/>
-          <w:szCs w:val="28"/>
-        </w:rPr>
-        <w:t> </w:t>
-      </w:r>
-    </w:p>
-    <w:p>
-      <w:pPr>
-        <w:ind w:left="4320" w:right="-720"/>
-        <w:jc w:val="center"/>
-        <w:rPr>
-          <w:rFonts w:cs="Times New Roman"/>
-          <w:sz w:val="28"/>
-          <w:szCs w:val="28"/>
-        </w:rPr>
-      </w:pPr>
-      <w:r>
-        <w:rPr>
-          <w:rFonts w:cs="Times New Roman"/>
-          <w:sz w:val="28"/>
-          <w:szCs w:val="28"/>
-        </w:rPr>
-        <w:t> </w:t>
-      </w:r>
-    </w:p>
-    <w:p>
-      <w:pPr>
-        <w:ind w:left="4320" w:right="-720"/>
-        <w:jc w:val="center"/>
-        <w:rPr>
-          <w:rFonts w:cs="Times New Roman"/>
-          <w:sz w:val="28"/>
-          <w:szCs w:val="28"/>
-        </w:rPr>
-      </w:pPr>
-      <w:r>
-        <w:rPr>
-          <w:rFonts w:cs="Times New Roman"/>
-          <w:sz w:val="28"/>
-          <w:szCs w:val="28"/>
-        </w:rPr>
-        <w:t> </w:t>
-      </w:r>
-    </w:p>
-    <w:p>
-      <w:pPr>
-        <w:ind w:left="4320" w:right="-720"/>
-        <w:jc w:val="center"/>
-        <w:rPr>
-          <w:rFonts w:cs="Times New Roman"/>
-          <w:sz w:val="28"/>
-          <w:szCs w:val="28"/>
-        </w:rPr>
-      </w:pPr>
-      <w:r>
-        <w:rPr>
-          <w:rFonts w:cs="Times New Roman"/>
-          <w:sz w:val="28"/>
-          <w:szCs w:val="28"/>
-        </w:rPr>
-        <w:t> </w:t>
-      </w:r>
-    </w:p>
-    <w:p>
-      <w:pPr>
-        <w:ind w:left="4320" w:right="-720"/>
-        <w:jc w:val="center"/>
-        <w:rPr>
-          <w:rFonts w:cs="Times New Roman"/>
-          <w:sz w:val="28"/>
-          <w:szCs w:val="28"/>
-        </w:rPr>
-      </w:pPr>
-      <w:r>
-        <w:rPr>
-          <w:rFonts w:cs="Times New Roman"/>
-          <w:sz w:val="28"/>
-          <w:szCs w:val="28"/>
-        </w:rPr>
-        <w:t> </w:t>
-      </w:r>
-    </w:p>
-    <w:p>
-      <w:pPr>
-        <w:ind w:left="4320" w:right="-720"/>
-        <w:jc w:val="center"/>
-        <w:rPr>
-          <w:rFonts w:cs="Times New Roman"/>
-          <w:sz w:val="28"/>
-          <w:szCs w:val="28"/>
-        </w:rPr>
-      </w:pPr>
-      <w:r>
-        <w:rPr>
-          <w:rFonts w:cs="Times New Roman"/>
-          <w:sz w:val="28"/>
-          <w:szCs w:val="28"/>
-        </w:rPr>
-        <w:t> </w:t>
-      </w:r>
-    </w:p>
-    <w:p>
-      <w:pPr>
-        <w:ind w:left="4320" w:right="-720"/>
-        <w:jc w:val="center"/>
-        <w:rPr>
-          <w:rFonts w:cs="Times New Roman"/>
-          <w:sz w:val="28"/>
-          <w:szCs w:val="28"/>
-        </w:rPr>
-      </w:pPr>
-      <w:r>
-        <w:rPr>
-          <w:rFonts w:cs="Times New Roman"/>
-          <w:sz w:val="28"/>
-          <w:szCs w:val="28"/>
-        </w:rPr>
-        <w:t>  </w:t>
-      </w:r>
-    </w:p>
-    <w:p>
-      <w:pPr>
-        <w:ind w:left="4320" w:right="-720"/>
-        <w:jc w:val="center"/>
-        <w:rPr>
-          <w:rFonts w:cs="Times New Roman"/>
-          <w:sz w:val="28"/>
-          <w:szCs w:val="28"/>
-        </w:rPr>
-      </w:pPr>
-      <w:r>
-        <w:rPr>
-          <w:rFonts w:cs="Times New Roman"/>
-          <w:sz w:val="28"/>
-          <w:szCs w:val="28"/>
-        </w:rPr>
-        <w:t> </w:t>
-      </w:r>
-    </w:p>
-    <w:p>
-      <w:pPr>
-        <w:ind w:left="4320" w:right="-720"/>
-        <w:jc w:val="center"/>
-        <w:rPr>
-          <w:rFonts w:cs="Times New Roman"/>
-          <w:sz w:val="28"/>
-          <w:szCs w:val="28"/>
-        </w:rPr>
-      </w:pPr>
-      <w:r>
-        <w:rPr>
-          <w:rFonts w:cs="Times New Roman"/>
-          <w:sz w:val="28"/>
-          <w:szCs w:val="28"/>
-        </w:rPr>
-        <w:t> </w:t>
-      </w:r>
-    </w:p>
-    <w:p>
-      <w:pPr>
-        <w:pStyle w:val="Heading3"/>
-        <w:ind w:right="-720"/>
-        <w:rPr>
-          <w:rFonts w:cs="Times New Roman"/>
-          <w:sz w:val="28"/>
-          <w:szCs w:val="28"/>
-        </w:rPr>
-      </w:pPr>
-      <w:r>
-        <w:rPr>
-          <w:rFonts w:cs="Times New Roman"/>
-          <w:sz w:val="28"/>
-          <w:szCs w:val="28"/>
-        </w:rPr>
-        <w:t>DIRECTION / SUSPENSION /</w:t>
-      </w:r>
-    </w:p>
-    <w:p>
-      <w:pPr>
-        <w:pStyle w:val="Heading3"/>
-        <w:ind w:right="-720"/>
-        <w:rPr>
-          <w:rFonts w:cs="Times New Roman"/>
-          <w:sz w:val="28"/>
-          <w:szCs w:val="28"/>
-        </w:rPr>
-      </w:pPr>
-      <w:r>
-        <w:rPr>
-          <w:rFonts w:cs="Times New Roman"/>
-          <w:sz w:val="28"/>
-          <w:szCs w:val="28"/>
-        </w:rPr>
-        <w:t>SET ASIDE  / STAY   PETITION</w:t>
-      </w:r>
-    </w:p>
-    <w:p>
-      <w:pPr>
-        <w:ind w:left="4320" w:right="-720"/>
-        <w:jc w:val="center"/>
-        <w:rPr>
-          <w:rFonts w:cs="Times New Roman"/>
-          <w:sz w:val="28"/>
-          <w:szCs w:val="28"/>
-        </w:rPr>
-      </w:pPr>
-      <w:r>
-        <w:rPr>
-          <w:rFonts w:cs="Times New Roman"/>
-          <w:sz w:val="28"/>
-          <w:szCs w:val="28"/>
-        </w:rPr>
-        <w:t> </w:t>
-      </w:r>
-    </w:p>
-    <w:p>
-      <w:pPr>
-        <w:ind w:left="4320" w:right="-720"/>
-        <w:jc w:val="center"/>
-        <w:rPr>
-          <w:rFonts w:cs="Times New Roman"/>
-          <w:sz w:val="28"/>
-          <w:szCs w:val="28"/>
-        </w:rPr>
-      </w:pPr>
-    </w:p>
-    <w:p>
-      <w:pPr>
-        <w:ind w:left="4320" w:right="-720"/>
-        <w:jc w:val="center"/>
-        <w:rPr>
-          <w:rFonts w:cs="Times New Roman"/>
-          <w:sz w:val="28"/>
-          <w:szCs w:val="28"/>
-        </w:rPr>
-      </w:pPr>
-      <w:r>
-        <w:rPr>
-          <w:rFonts w:cs="Times New Roman"/>
-          <w:sz w:val="28"/>
-          <w:szCs w:val="28"/>
-        </w:rPr>
-        <w:t> </w:t>
-      </w:r>
-    </w:p>
-    <w:p>
-      <w:pPr>
-        <w:ind w:left="4320" w:right="-720"/>
-        <w:jc w:val="center"/>
-        <w:rPr>
-          <w:rFonts w:cs="Times New Roman"/>
-          <w:sz w:val="28"/>
-          <w:szCs w:val="28"/>
-        </w:rPr>
-      </w:pPr>
-      <w:r>
-        <w:rPr>
-          <w:rFonts w:cs="Times New Roman"/>
-          <w:sz w:val="28"/>
-          <w:szCs w:val="28"/>
-        </w:rPr>
-        <w:t> </w:t>
-      </w:r>
-    </w:p>
-    <w:p>
-      <w:pPr>
-        <w:ind w:left="4320" w:right="-720"/>
-        <w:jc w:val="center"/>
-        <w:rPr>
-          <w:rFonts w:cs="Times New Roman"/>
-          <w:sz w:val="28"/>
-          <w:szCs w:val="28"/>
-        </w:rPr>
-      </w:pPr>
-    </w:p>
-    <w:p>
-      <w:pPr>
-        <w:ind w:left="4320" w:right="-720"/>
-        <w:jc w:val="center"/>
-        <w:rPr>
-          <w:rFonts w:cs="Times New Roman"/>
-          <w:sz w:val="28"/>
-          <w:szCs w:val="28"/>
-        </w:rPr>
-      </w:pPr>
-      <w:r>
-        <w:rPr>
-          <w:rFonts w:cs="Times New Roman"/>
-          <w:sz w:val="28"/>
-          <w:szCs w:val="28"/>
-        </w:rPr>
-        <w:t> </w:t>
-      </w:r>
-    </w:p>
-    <w:p>
-      <w:pPr>
-        <w:ind w:left="4320" w:right="-720"/>
-        <w:jc w:val="center"/>
-        <w:rPr>
-          <w:rFonts w:cs="Times New Roman"/>
-          <w:sz w:val="28"/>
-          <w:szCs w:val="28"/>
-        </w:rPr>
-      </w:pPr>
-      <w:r>
-        <w:rPr>
-          <w:rFonts w:cs="Times New Roman"/>
-          <w:sz w:val="28"/>
-          <w:szCs w:val="28"/>
-        </w:rPr>
-        <w:t> </w:t>
-      </w:r>
-    </w:p>
-    <w:p>
-      <w:pPr>
-        <w:ind w:left="4320" w:right="-720"/>
-        <w:jc w:val="center"/>
-        <w:rPr>
-          <w:rFonts w:cs="Times New Roman"/>
-          <w:sz w:val="28"/>
-          <w:szCs w:val="28"/>
-        </w:rPr>
-      </w:pPr>
-      <w:r>
-        <w:rPr>
-          <w:rFonts w:cs="Times New Roman"/>
-          <w:sz w:val="28"/>
-          <w:szCs w:val="28"/>
-        </w:rPr>
-        <w:t> </w:t>
-      </w:r>
-    </w:p>
-    <w:p>
-      <w:pPr>
-        <w:ind w:left="4320" w:right="-720"/>
-        <w:rPr>
-          <w:rFonts w:cs="Times New Roman"/>
-          <w:sz w:val="28"/>
-          <w:szCs w:val="28"/>
-        </w:rPr>
-      </w:pPr>
-      <w:r>
-        <w:rPr>
-          <w:rFonts w:cs="Times New Roman"/>
-          <w:sz w:val="28"/>
-          <w:szCs w:val="28"/>
-        </w:rPr>
-        <w:t>Filed by:</w:t>
-      </w:r>
-    </w:p>
-    <w:p>
-      <w:pPr>
-        <w:ind w:left="4320" w:right="-720"/>
-        <w:rPr>
-          <w:rFonts w:cs="Times New Roman"/>
-          <w:sz w:val="28"/>
-          <w:szCs w:val="28"/>
-        </w:rPr>
-      </w:pPr>
-      <w:r>
-        <w:rPr>
-          <w:rFonts w:cs="Times New Roman"/>
-          <w:sz w:val="28"/>
-          <w:szCs w:val="28"/>
-        </w:rPr>
-        <w:t> </w:t>
-      </w:r>
-    </w:p>
-    <w:p>
-      <w:pPr>
-        <w:ind w:left="4320" w:right="-720"/>
-        <w:rPr>
-          <w:rFonts w:cs="Times New Roman"/>
-          <w:sz w:val="28"/>
-          <w:szCs w:val="28"/>
-        </w:rPr>
-      </w:pPr>
-      <w:r>
-        <w:rPr>
-          <w:rFonts w:cs="Times New Roman"/>
-          <w:sz w:val="28"/>
-          <w:szCs w:val="28"/>
-        </w:rPr>
-        <w:t xml:space="preserve">M/s </w:t>
-      </w:r>
-      <w:r>
-        <w:rPr>
-          <w:rFonts w:cs="Times New Roman"/>
-          <w:noProof/>
-          <w:sz w:val="28"/>
-          <w:szCs w:val="28"/>
-        </w:rPr>
-        <w:t>{{adv_name}}</w:t>
-      </w:r>
-    </w:p>
-    <w:p>
-      <w:pPr>
-        <w:ind w:left="4320" w:right="-720"/>
-        <w:rPr>
-          <w:rFonts w:cs="Times New Roman"/>
-          <w:sz w:val="28"/>
-          <w:szCs w:val="28"/>
-        </w:rPr>
-      </w:pPr>
-      <w:r>
-        <w:rPr>
-          <w:rFonts w:cs="Times New Roman"/>
-          <w:sz w:val="28"/>
-          <w:szCs w:val="28"/>
-        </w:rPr>
-        <w:t>Advocate</w:t>
-      </w:r>
-    </w:p>
-    <w:p>
-      <w:pPr>
-        <w:ind w:left="4320" w:right="-720"/>
-        <w:jc w:val="center"/>
-        <w:rPr>
-          <w:rFonts w:cs="Times New Roman"/>
-          <w:sz w:val="28"/>
-          <w:szCs w:val="28"/>
-        </w:rPr>
-      </w:pPr>
-      <w:r>
-        <w:rPr>
-          <w:rFonts w:cs="Times New Roman"/>
-          <w:sz w:val="28"/>
-          <w:szCs w:val="28"/>
-        </w:rPr>
-        <w:t> </w:t>
-      </w:r>
-    </w:p>
-    <w:p>
-      <w:pPr>
-        <w:ind w:left="4320" w:right="-720"/>
-        <w:rPr>
-          <w:rFonts w:cs="Times New Roman"/>
-          <w:sz w:val="28"/>
-          <w:szCs w:val="28"/>
-        </w:rPr>
-      </w:pPr>
-      <w:r>
-        <w:rPr>
-          <w:rFonts w:cs="Times New Roman"/>
-          <w:sz w:val="28"/>
-          <w:szCs w:val="28"/>
-        </w:rPr>
-        <w:t>Counsel for Petitioner</w:t>
-      </w:r>
-      <w:r>
-        <w:rPr>
-          <w:rFonts w:cs="Times New Roman"/>
-          <w:sz w:val="28"/>
-          <w:szCs w:val="28"/>
-        </w:rPr>
-        <w:br w:type="page"/>
-      </w:r>
-    </w:p>
-    <w:p>
-      <w:pPr>
-        <w:jc w:val="center"/>
-        <w:rPr>
-          <w:rFonts w:cs="Times New Roman"/>
-          <w:b/>
-          <w:sz w:val="28"/>
-          <w:szCs w:val="28"/>
-          <w:u w:val="single"/>
-        </w:rPr>
-      </w:pPr>
-      <w:r>
-        <w:rPr>
-          <w:rFonts w:cs="Times New Roman"/>
-          <w:b/>
-          <w:sz w:val="28"/>
-          <w:szCs w:val="28"/>
-          <w:u w:val="single"/>
-        </w:rPr>
-        <w:lastRenderedPageBreak/>
-        <w:t>BATTA FORM</w:t>
-      </w:r>
-    </w:p>
-    <w:p>
-      <w:pPr>
-        <w:jc w:val="both"/>
-        <w:rPr>
-          <w:rFonts w:cs="Times New Roman"/>
-          <w:sz w:val="28"/>
-          <w:szCs w:val="28"/>
-        </w:rPr>
-      </w:pPr>
-      <w:r>
-        <w:rPr>
-          <w:rFonts w:cs="Times New Roman"/>
-          <w:sz w:val="28"/>
-          <w:szCs w:val="28"/>
-        </w:rPr>
-        <w:t> </w:t>
-      </w:r>
-    </w:p>
-    <w:p>
-      <w:pPr>
-        <w:jc w:val="both"/>
-        <w:rPr>
-          <w:rFonts w:cs="Times New Roman"/>
-          <w:sz w:val="28"/>
-          <w:szCs w:val="28"/>
-        </w:rPr>
-      </w:pPr>
-      <w:r>
-        <w:rPr>
-          <w:rFonts w:cs="Times New Roman"/>
-          <w:sz w:val="28"/>
-          <w:szCs w:val="28"/>
-        </w:rPr>
-        <w:t> </w:t>
-      </w:r>
-    </w:p>
-    <w:p>
-      <w:pPr>
-        <w:rPr>
-          <w:rFonts w:cs="Times New Roman"/>
-          <w:sz w:val="28"/>
-          <w:szCs w:val="28"/>
-        </w:rPr>
-      </w:pPr>
-      <w:r>
-        <w:rPr>
-          <w:rFonts w:cs="Times New Roman"/>
-          <w:noProof/>
-          <w:sz w:val="28"/>
-          <w:szCs w:val="28"/>
-        </w:rPr>
-        <w:t>{{respondent}}</w:t>
-      </w:r>
-    </w:p>
-    <w:p>
-      <w:pPr>
-        <w:jc w:val="both"/>
-        <w:rPr>
-          <w:rFonts w:cs="Times New Roman"/>
-          <w:sz w:val="28"/>
-          <w:szCs w:val="28"/>
-        </w:rPr>
-      </w:pPr>
-      <w:r>
-        <w:rPr>
-          <w:rFonts w:cs="Times New Roman"/>
-          <w:sz w:val="28"/>
-          <w:szCs w:val="28"/>
-        </w:rPr>
-        <w:t> </w:t>
-      </w:r>
-    </w:p>
-    <w:p>
-      <w:pPr>
-        <w:jc w:val="both"/>
-        <w:rPr>
-          <w:rFonts w:cs="Times New Roman"/>
-          <w:sz w:val="28"/>
-          <w:szCs w:val="28"/>
-        </w:rPr>
-      </w:pPr>
-      <w:r>
-        <w:rPr>
-          <w:rFonts w:cs="Times New Roman"/>
-          <w:sz w:val="28"/>
-          <w:szCs w:val="28"/>
-        </w:rPr>
-        <w:t> </w:t>
-      </w:r>
-    </w:p>
-    <w:p>
-      <w:pPr>
-        <w:jc w:val="both"/>
-        <w:rPr>
-          <w:rFonts w:cs="Times New Roman"/>
-          <w:sz w:val="28"/>
-          <w:szCs w:val="28"/>
-        </w:rPr>
-      </w:pPr>
-      <w:r>
-        <w:rPr>
-          <w:rFonts w:cs="Times New Roman"/>
-          <w:sz w:val="28"/>
-          <w:szCs w:val="28"/>
-        </w:rPr>
-        <w:t xml:space="preserve">DATE: </w:t>
-      </w:r>
-      <w:r>
-        <w:rPr>
-          <w:rFonts w:cs="Times New Roman"/>
-          <w:noProof/>
-          <w:sz w:val="28"/>
-          <w:szCs w:val="28"/>
-        </w:rPr>
-        <w:t>{{dof}}</w:t>
-      </w:r>
-      <w:r>
-        <w:rPr>
-          <w:rFonts w:cs="Times New Roman"/>
-          <w:sz w:val="28"/>
-          <w:szCs w:val="28"/>
-        </w:rPr>
-        <w:tab/>
-      </w:r>
-      <w:r>
-        <w:rPr>
-          <w:rFonts w:cs="Times New Roman"/>
-          <w:sz w:val="28"/>
-          <w:szCs w:val="28"/>
-        </w:rPr>
-        <w:tab/>
-      </w:r>
-    </w:p>
-    <w:p>
-      <w:pPr>
-        <w:jc w:val="both"/>
-        <w:rPr>
-          <w:rFonts w:cs="Times New Roman"/>
-          <w:sz w:val="28"/>
-          <w:szCs w:val="28"/>
-        </w:rPr>
-      </w:pPr>
-      <w:r>
-        <w:rPr>
-          <w:rFonts w:cs="Times New Roman"/>
-          <w:sz w:val="28"/>
-          <w:szCs w:val="28"/>
-        </w:rPr>
-        <w:t>PLACE:</w:t>
-      </w:r>
-      <w:r>
-        <w:rPr>
-          <w:rFonts w:cs="Times New Roman"/>
-          <w:sz w:val="28"/>
-          <w:szCs w:val="28"/>
-        </w:rPr>
-        <w:t>{{place}}</w:t>
-      </w:r>
-      <w:r>
-        <w:rPr>
-          <w:rFonts w:cs="Times New Roman"/>
-          <w:sz w:val="28"/>
-          <w:szCs w:val="28"/>
-        </w:rPr>
-        <w:tab/>
-      </w:r>
-      <w:r>
-        <w:rPr>
-          <w:rFonts w:cs="Times New Roman"/>
-          <w:sz w:val="28"/>
-          <w:szCs w:val="28"/>
-        </w:rPr>
-        <w:tab/>
-      </w:r>
-      <w:r>
-        <w:rPr>
-          <w:rFonts w:cs="Times New Roman"/>
-          <w:sz w:val="28"/>
-          <w:szCs w:val="28"/>
-        </w:rPr>
-        <w:tab/>
-        <w:t>Counsel for the Petitioner</w:t>
-      </w:r>
     </w:p>
     <w:p>
       <w:pPr>
@@ -16253,7 +17215,23 @@
           <w:sz w:val="28"/>
           <w:szCs w:val="28"/>
         </w:rPr>
-        <w:t xml:space="preserve">I.A.No.                       OF </w:t>
+        <w:t>I.A.</w:t>
+      </w:r>
+      <w:r>
+        <w:rPr>
+          <w:rFonts w:cs="Times New Roman"/>
+          <w:sz w:val="28"/>
+          <w:szCs w:val="28"/>
+        </w:rPr>
+        <w:t xml:space="preserve"> </w:t>
+      </w:r>
+      <w:r>
+        <w:rPr>
+          <w:rFonts w:cs="Times New Roman"/>
+          <w:sz w:val="28"/>
+          <w:szCs w:val="28"/>
+        </w:rPr>
+        <w:t xml:space="preserve">No.                       OF </w:t>
       </w:r>
       <w:r>
         <w:rPr>
@@ -16270,7 +17248,43 @@
           <w:sz w:val="28"/>
           <w:szCs w:val="28"/>
         </w:rPr>
-        <w:t xml:space="preserve">   IN     W.P. NO.                    OF </w:t>
+        <w:t xml:space="preserve"> </w:t>
+      </w:r>
+    </w:p>
+    <w:p>
+      <w:pPr>
+        <w:jc w:val="center"/>
+        <w:rPr>
+          <w:rFonts w:cs="Times New Roman"/>
+          <w:sz w:val="28"/>
+          <w:szCs w:val="28"/>
+        </w:rPr>
+      </w:pPr>
+      <w:r>
+        <w:rPr>
+          <w:rFonts w:cs="Times New Roman"/>
+          <w:sz w:val="28"/>
+          <w:szCs w:val="28"/>
+        </w:rPr>
+        <w:t xml:space="preserve">  IN     </w:t>
+      </w:r>
+    </w:p>
+    <w:p>
+      <w:pPr>
+        <w:jc w:val="center"/>
+        <w:rPr>
+          <w:rFonts w:cs="Times New Roman"/>
+          <w:sz w:val="28"/>
+          <w:szCs w:val="28"/>
+        </w:rPr>
+      </w:pPr>
+      <w:r>
+        <w:rPr>
+          <w:rFonts w:cs="Times New Roman"/>
+          <w:sz w:val="28"/>
+          <w:szCs w:val="28"/>
+        </w:rPr>
+        <w:t xml:space="preserve">W.P. NO.                    OF </w:t>
       </w:r>
       <w:r>
         <w:rPr>
@@ -16363,13 +17377,23 @@
           <w:szCs w:val="28"/>
         </w:rPr>
       </w:pPr>
-      <w:r>
-        <w:rPr>
-          <w:rFonts w:cs="Times New Roman"/>
-          <w:sz w:val="28"/>
-          <w:szCs w:val="28"/>
-        </w:rPr>
-        <w:t>..Petitioner</w:t>
+      <w:proofErr w:type="gramStart"/>
+      <w:r>
+        <w:rPr>
+          <w:rFonts w:cs="Times New Roman"/>
+          <w:sz w:val="28"/>
+          <w:szCs w:val="28"/>
+        </w:rPr>
+        <w:t>..</w:t>
+      </w:r>
+      <w:proofErr w:type="gramEnd"/>
+      <w:r>
+        <w:rPr>
+          <w:rFonts w:cs="Times New Roman"/>
+          <w:sz w:val="28"/>
+          <w:szCs w:val="28"/>
+        </w:rPr>
+        <w:t>Petitioner</w:t>
       </w:r>
     </w:p>
     <w:p>
@@ -16435,13 +17459,23 @@
           <w:szCs w:val="28"/>
         </w:rPr>
       </w:pPr>
-      <w:r>
-        <w:rPr>
-          <w:rFonts w:cs="Times New Roman"/>
-          <w:sz w:val="28"/>
-          <w:szCs w:val="28"/>
-        </w:rPr>
-        <w:t>..Respondent</w:t>
+      <w:proofErr w:type="gramStart"/>
+      <w:r>
+        <w:rPr>
+          <w:rFonts w:cs="Times New Roman"/>
+          <w:sz w:val="28"/>
+          <w:szCs w:val="28"/>
+        </w:rPr>
+        <w:t>..</w:t>
+      </w:r>
+      <w:proofErr w:type="gramEnd"/>
+      <w:r>
+        <w:rPr>
+          <w:rFonts w:cs="Times New Roman"/>
+          <w:sz w:val="28"/>
+          <w:szCs w:val="28"/>
+        </w:rPr>
+        <w:t>Respondent</w:t>
       </w:r>
     </w:p>
     <w:p>
@@ -16487,7 +17521,68 @@
           <w:sz w:val="28"/>
           <w:szCs w:val="28"/>
         </w:rPr>
-        <w:t xml:space="preserve">     Take Notice that the Appellant /Petitioner (Respondent) has/have presented a petition to the Court Praying that  Under Section 151 of C.P.C.     (AFFIDAVIT AND PETITION ENCLOSED) and that the same will be heard by the Court  on the      day     </w:t>
+        <w:t xml:space="preserve">     Take Notice that the Appellant /Petitioner (Respondent) has/have presented a petition to the Court Praying </w:t>
+      </w:r>
+      <w:proofErr w:type="gramStart"/>
+      <w:r>
+        <w:rPr>
+          <w:rFonts w:cs="Times New Roman"/>
+          <w:sz w:val="28"/>
+          <w:szCs w:val="28"/>
+        </w:rPr>
+        <w:t>that  Under</w:t>
+      </w:r>
+      <w:proofErr w:type="gramEnd"/>
+      <w:r>
+        <w:rPr>
+          <w:rFonts w:cs="Times New Roman"/>
+          <w:sz w:val="28"/>
+          <w:szCs w:val="28"/>
+        </w:rPr>
+        <w:t xml:space="preserve"> Section 151 of C.P.C.     (AFFIDAVIT AND PETITION ENCLOSED) and that the same will be heard by the </w:t>
+      </w:r>
+      <w:proofErr w:type="gramStart"/>
+      <w:r>
+        <w:rPr>
+          <w:rFonts w:cs="Times New Roman"/>
+          <w:sz w:val="28"/>
+          <w:szCs w:val="28"/>
+        </w:rPr>
+        <w:t>Court  on</w:t>
+      </w:r>
+      <w:proofErr w:type="gramEnd"/>
+      <w:r>
+        <w:rPr>
+          <w:rFonts w:cs="Times New Roman"/>
+          <w:sz w:val="28"/>
+          <w:szCs w:val="28"/>
+        </w:rPr>
+        <w:t xml:space="preserve"> the      day    </w:t>
+      </w:r>
+      <w:r>
+        <w:rPr>
+          <w:rFonts w:cs="Times New Roman"/>
+          <w:sz w:val="28"/>
+          <w:szCs w:val="28"/>
+        </w:rPr>
+        <w:t xml:space="preserve">         </w:t>
+      </w:r>
+      <w:proofErr w:type="gramStart"/>
+      <w:r>
+        <w:rPr>
+          <w:rFonts w:cs="Times New Roman"/>
+          <w:sz w:val="28"/>
+          <w:szCs w:val="28"/>
+        </w:rPr>
+        <w:t xml:space="preserve">  </w:t>
+      </w:r>
+      <w:r>
+        <w:rPr>
+          <w:rFonts w:cs="Times New Roman"/>
+          <w:sz w:val="28"/>
+          <w:szCs w:val="28"/>
+        </w:rPr>
+        <w:t xml:space="preserve"> </w:t>
       </w:r>
       <w:r>
         <w:rPr>
@@ -16496,7 +17591,17 @@
           <w:sz w:val="28"/>
           <w:szCs w:val="28"/>
         </w:rPr>
-        <w:t>{{year}}</w:t>
+        <w:t>{</w:t>
+      </w:r>
+      <w:proofErr w:type="gramEnd"/>
+      <w:r>
+        <w:rPr>
+          <w:rFonts w:cs="Times New Roman"/>
+          <w:noProof/>
+          <w:sz w:val="28"/>
+          <w:szCs w:val="28"/>
+        </w:rPr>
+        <w:t>{year}}</w:t>
       </w:r>
       <w:r>
         <w:rPr>
@@ -16549,7 +17654,16 @@
           <w:szCs w:val="28"/>
         </w:rPr>
         <w:tab/>
-        <w:t xml:space="preserve">Notice and Interim Stay has/have been granted by order Court      dated the      of        </w:t>
+        <w:t xml:space="preserve">Notice and Interim Stay has/have been granted by order Court      dated the      of     </w:t>
+      </w:r>
+      <w:proofErr w:type="gramStart"/>
+      <w:r>
+        <w:rPr>
+          <w:rFonts w:cs="Times New Roman"/>
+          <w:sz w:val="28"/>
+          <w:szCs w:val="28"/>
+        </w:rPr>
+        <w:t xml:space="preserve">   </w:t>
       </w:r>
       <w:r>
         <w:rPr>
@@ -16558,7 +17672,17 @@
           <w:sz w:val="28"/>
           <w:szCs w:val="28"/>
         </w:rPr>
-        <w:t>{{year}}</w:t>
+        <w:t>{</w:t>
+      </w:r>
+      <w:proofErr w:type="gramEnd"/>
+      <w:r>
+        <w:rPr>
+          <w:rFonts w:cs="Times New Roman"/>
+          <w:noProof/>
+          <w:sz w:val="28"/>
+          <w:szCs w:val="28"/>
+        </w:rPr>
+        <w:t>{year}}</w:t>
       </w:r>
       <w:r>
         <w:rPr>
@@ -16582,7 +17706,16 @@
           <w:sz w:val="28"/>
           <w:szCs w:val="28"/>
         </w:rPr>
-        <w:t xml:space="preserve"> this            day     </w:t>
+        <w:t xml:space="preserve"> this            day  </w:t>
+      </w:r>
+      <w:proofErr w:type="gramStart"/>
+      <w:r>
+        <w:rPr>
+          <w:rFonts w:cs="Times New Roman"/>
+          <w:sz w:val="28"/>
+          <w:szCs w:val="28"/>
+        </w:rPr>
+        <w:t xml:space="preserve">   </w:t>
       </w:r>
       <w:r>
         <w:rPr>
@@ -16591,7 +17724,17 @@
           <w:sz w:val="28"/>
           <w:szCs w:val="28"/>
         </w:rPr>
-        <w:t>{{year}}</w:t>
+        <w:t>{</w:t>
+      </w:r>
+      <w:proofErr w:type="gramEnd"/>
+      <w:r>
+        <w:rPr>
+          <w:rFonts w:cs="Times New Roman"/>
+          <w:noProof/>
+          <w:sz w:val="28"/>
+          <w:szCs w:val="28"/>
+        </w:rPr>
+        <w:t>{year}}</w:t>
       </w:r>
     </w:p>
     <w:p>
@@ -16913,7 +18056,7 @@
           <w:sz w:val="28"/>
           <w:szCs w:val="28"/>
         </w:rPr>
-        <w:t xml:space="preserve">     District</w:t>
+        <w:t xml:space="preserve"> District</w:t>
       </w:r>
     </w:p>
     <w:p>

--- a/templates/andhra pradesh/high_court/Writ_Petition.docx
+++ b/templates/andhra pradesh/high_court/Writ_Petition.docx
@@ -354,7 +354,6 @@
                 <w:u w:val="single"/>
               </w:rPr>
             </w:pPr>
-            <w:proofErr w:type="spellStart"/>
             <w:r>
               <w:rPr>
                 <w:rFonts w:cs="Times New Roman"/>
@@ -362,17 +361,7 @@
                 <w:szCs w:val="28"/>
                 <w:u w:val="single"/>
               </w:rPr>
-              <w:t>S.No</w:t>
-            </w:r>
-            <w:proofErr w:type="spellEnd"/>
-            <w:r>
-              <w:rPr>
-                <w:rFonts w:cs="Times New Roman"/>
-                <w:sz w:val="28"/>
-                <w:szCs w:val="28"/>
-                <w:u w:val="single"/>
-              </w:rPr>
-              <w:t>.     Item No.        Page No.      Checking Officer’s</w:t>
+              <w:t>S.No.     Item No.        Page No.      Checking Officer’s</w:t>
             </w:r>
             <w:r>
               <w:rPr>
@@ -639,59 +628,8 @@
           <w:lang w:val="es-ES"/>
         </w:rPr>
         <w:tab/>
-        <w:t>(</w:t>
-      </w:r>
-      <w:proofErr w:type="spellStart"/>
-      <w:r>
-        <w:rPr>
-          <w:rFonts w:cs="Times New Roman"/>
-          <w:sz w:val="28"/>
-          <w:szCs w:val="28"/>
-          <w:lang w:val="es-ES"/>
-        </w:rPr>
-        <w:t>mention</w:t>
-      </w:r>
-      <w:proofErr w:type="spellEnd"/>
-      <w:r>
-        <w:rPr>
-          <w:rFonts w:cs="Times New Roman"/>
-          <w:sz w:val="28"/>
-          <w:szCs w:val="28"/>
-          <w:lang w:val="es-ES"/>
-        </w:rPr>
-        <w:t xml:space="preserve"> Page No.       Para </w:t>
-      </w:r>
-      <w:proofErr w:type="gramStart"/>
-      <w:r>
-        <w:rPr>
-          <w:rFonts w:cs="Times New Roman"/>
-          <w:sz w:val="28"/>
-          <w:szCs w:val="28"/>
-          <w:lang w:val="es-ES"/>
-        </w:rPr>
-        <w:t xml:space="preserve">No.   </w:t>
-      </w:r>
-      <w:proofErr w:type="gramEnd"/>
-      <w:r>
-        <w:rPr>
-          <w:rFonts w:cs="Times New Roman"/>
-          <w:sz w:val="28"/>
-          <w:szCs w:val="28"/>
-          <w:lang w:val="es-ES"/>
-        </w:rPr>
-        <w:t xml:space="preserve">     </w:t>
-      </w:r>
-      <w:proofErr w:type="gramStart"/>
-      <w:r>
-        <w:rPr>
-          <w:rFonts w:cs="Times New Roman"/>
-          <w:sz w:val="28"/>
-          <w:szCs w:val="28"/>
-          <w:lang w:val="es-ES"/>
-        </w:rPr>
-        <w:t xml:space="preserve">  )</w:t>
-      </w:r>
-      <w:proofErr w:type="gramEnd"/>
+        <w:t>(mention Page No.       Para No.          )</w:t>
+      </w:r>
     </w:p>
     <w:p>
       <w:pPr>
@@ -744,36 +682,8 @@
           <w:sz w:val="28"/>
           <w:szCs w:val="28"/>
         </w:rPr>
-        <w:t xml:space="preserve">           (</w:t>
-      </w:r>
-      <w:proofErr w:type="gramStart"/>
-      <w:r>
-        <w:rPr>
-          <w:rFonts w:cs="Times New Roman"/>
-          <w:sz w:val="28"/>
-          <w:szCs w:val="28"/>
-        </w:rPr>
-        <w:t>mention</w:t>
-      </w:r>
-      <w:proofErr w:type="gramEnd"/>
-      <w:r>
-        <w:rPr>
-          <w:rFonts w:cs="Times New Roman"/>
-          <w:sz w:val="28"/>
-          <w:szCs w:val="28"/>
-        </w:rPr>
-        <w:t xml:space="preserve"> Page No.        Para No.        </w:t>
-      </w:r>
-      <w:proofErr w:type="gramStart"/>
-      <w:r>
-        <w:rPr>
-          <w:rFonts w:cs="Times New Roman"/>
-          <w:sz w:val="28"/>
-          <w:szCs w:val="28"/>
-        </w:rPr>
-        <w:t xml:space="preserve">  )</w:t>
-      </w:r>
-      <w:proofErr w:type="gramEnd"/>
+        <w:t xml:space="preserve">           (mention Page No.        Para No.          )</w:t>
+      </w:r>
     </w:p>
     <w:p>
       <w:pPr>
@@ -880,61 +790,7 @@
           <w:szCs w:val="28"/>
         </w:rPr>
         <w:tab/>
-        <w:t xml:space="preserve">(Duly </w:t>
-      </w:r>
-      <w:proofErr w:type="gramStart"/>
-      <w:r>
-        <w:rPr>
-          <w:rFonts w:cs="Times New Roman"/>
-          <w:sz w:val="28"/>
-          <w:szCs w:val="28"/>
-        </w:rPr>
-        <w:t xml:space="preserve">Indexed  </w:t>
-      </w:r>
-      <w:proofErr w:type="spellStart"/>
-      <w:r>
-        <w:rPr>
-          <w:rFonts w:cs="Times New Roman"/>
-          <w:sz w:val="28"/>
-          <w:szCs w:val="28"/>
-        </w:rPr>
-        <w:t>P</w:t>
-      </w:r>
-      <w:proofErr w:type="gramEnd"/>
-      <w:r>
-        <w:rPr>
-          <w:rFonts w:cs="Times New Roman"/>
-          <w:sz w:val="28"/>
-          <w:szCs w:val="28"/>
-        </w:rPr>
-        <w:t>.</w:t>
-      </w:r>
-      <w:proofErr w:type="gramStart"/>
-      <w:r>
-        <w:rPr>
-          <w:rFonts w:cs="Times New Roman"/>
-          <w:sz w:val="28"/>
-          <w:szCs w:val="28"/>
-        </w:rPr>
-        <w:t>Series</w:t>
-      </w:r>
-      <w:proofErr w:type="spellEnd"/>
-      <w:r>
-        <w:rPr>
-          <w:rFonts w:cs="Times New Roman"/>
-          <w:sz w:val="28"/>
-          <w:szCs w:val="28"/>
-        </w:rPr>
-        <w:t xml:space="preserve">)   </w:t>
-      </w:r>
-      <w:proofErr w:type="gramEnd"/>
-      <w:r>
-        <w:rPr>
-          <w:rFonts w:cs="Times New Roman"/>
-          <w:sz w:val="28"/>
-          <w:szCs w:val="28"/>
-        </w:rPr>
-        <w:t xml:space="preserve">       to   </w:t>
+        <w:t xml:space="preserve">(Duly Indexed  P.Series)          to   </w:t>
       </w:r>
     </w:p>
     <w:p>
@@ -988,18 +844,8 @@
           <w:szCs w:val="28"/>
         </w:rPr>
         <w:tab/>
-        <w:t xml:space="preserve">Power of Attorney/Resolution </w:t>
-      </w:r>
-      <w:proofErr w:type="spellStart"/>
-      <w:r>
-        <w:rPr>
-          <w:rFonts w:cs="Times New Roman"/>
-          <w:sz w:val="28"/>
-          <w:szCs w:val="28"/>
-        </w:rPr>
-        <w:t>Authorising</w:t>
-      </w:r>
-      <w:proofErr w:type="spellEnd"/>
+        <w:t>Power of Attorney/Resolution Authorising</w:t>
+      </w:r>
     </w:p>
     <w:p>
       <w:pPr>
@@ -1025,20 +871,8 @@
           <w:szCs w:val="28"/>
         </w:rPr>
         <w:tab/>
-        <w:t xml:space="preserve">to sue if petition is filed in </w:t>
-      </w:r>
-      <w:proofErr w:type="spellStart"/>
-      <w:proofErr w:type="gramStart"/>
-      <w:r>
-        <w:rPr>
-          <w:rFonts w:cs="Times New Roman"/>
-          <w:sz w:val="28"/>
-          <w:szCs w:val="28"/>
-        </w:rPr>
-        <w:t>rep.capacity</w:t>
-      </w:r>
-      <w:proofErr w:type="spellEnd"/>
-      <w:proofErr w:type="gramEnd"/>
+        <w:t>to sue if petition is filed in rep.capacity</w:t>
+      </w:r>
     </w:p>
     <w:p>
       <w:pPr>
@@ -1064,25 +898,7 @@
           <w:szCs w:val="28"/>
         </w:rPr>
         <w:tab/>
-        <w:t xml:space="preserve">Sheet </w:t>
-      </w:r>
-      <w:proofErr w:type="gramStart"/>
-      <w:r>
-        <w:rPr>
-          <w:rFonts w:cs="Times New Roman"/>
-          <w:sz w:val="28"/>
-          <w:szCs w:val="28"/>
-        </w:rPr>
-        <w:t>containing  Respondents</w:t>
-      </w:r>
-      <w:proofErr w:type="gramEnd"/>
-      <w:r>
-        <w:rPr>
-          <w:rFonts w:cs="Times New Roman"/>
-          <w:sz w:val="28"/>
-          <w:szCs w:val="28"/>
-        </w:rPr>
-        <w:t xml:space="preserve">' Addresses       </w:t>
+        <w:t xml:space="preserve">Sheet containing  Respondents' Addresses       </w:t>
       </w:r>
     </w:p>
     <w:p>
@@ -1223,24 +1039,7 @@
           <w:szCs w:val="28"/>
         </w:rPr>
         <w:tab/>
-      </w:r>
-      <w:proofErr w:type="gramStart"/>
-      <w:r>
-        <w:rPr>
-          <w:rFonts w:cs="Times New Roman"/>
-          <w:sz w:val="28"/>
-          <w:szCs w:val="28"/>
-        </w:rPr>
-        <w:t>5  to</w:t>
-      </w:r>
-      <w:proofErr w:type="gramEnd"/>
-      <w:r>
-        <w:rPr>
-          <w:rFonts w:cs="Times New Roman"/>
-          <w:sz w:val="28"/>
-          <w:szCs w:val="28"/>
-        </w:rPr>
-        <w:t xml:space="preserve">  </w:t>
+        <w:t xml:space="preserve">5  to  </w:t>
       </w:r>
     </w:p>
     <w:p>
@@ -1403,18 +1202,8 @@
           <w:szCs w:val="28"/>
         </w:rPr>
         <w:tab/>
-        <w:t xml:space="preserve">Covers with Postal Addresses &amp; </w:t>
-      </w:r>
-      <w:proofErr w:type="spellStart"/>
-      <w:r>
-        <w:rPr>
-          <w:rFonts w:cs="Times New Roman"/>
-          <w:sz w:val="28"/>
-          <w:szCs w:val="28"/>
-        </w:rPr>
-        <w:t>Ack.Forms</w:t>
-      </w:r>
-      <w:proofErr w:type="spellEnd"/>
+        <w:t>Covers with Postal Addresses &amp; Ack.Forms</w:t>
+      </w:r>
     </w:p>
     <w:p>
       <w:pPr>
@@ -1467,27 +1256,7 @@
           <w:szCs w:val="28"/>
         </w:rPr>
         <w:tab/>
-        <w:t xml:space="preserve">(As many as the </w:t>
-      </w:r>
-      <w:proofErr w:type="spellStart"/>
-      <w:proofErr w:type="gramStart"/>
-      <w:r>
-        <w:rPr>
-          <w:rFonts w:cs="Times New Roman"/>
-          <w:sz w:val="28"/>
-          <w:szCs w:val="28"/>
-        </w:rPr>
-        <w:t>No.of</w:t>
-      </w:r>
-      <w:proofErr w:type="spellEnd"/>
-      <w:proofErr w:type="gramEnd"/>
-      <w:r>
-        <w:rPr>
-          <w:rFonts w:cs="Times New Roman"/>
-          <w:sz w:val="28"/>
-          <w:szCs w:val="28"/>
-        </w:rPr>
-        <w:t xml:space="preserve"> the Respondents + 2)</w:t>
+        <w:t>(As many as the No.of the Respondents + 2)</w:t>
       </w:r>
     </w:p>
     <w:p>
@@ -1619,18 +1388,8 @@
           <w:sz w:val="28"/>
           <w:szCs w:val="28"/>
         </w:rPr>
-        <w:t xml:space="preserve">             Notice Papers, Covers with Postal Addresses and </w:t>
-      </w:r>
-      <w:proofErr w:type="spellStart"/>
-      <w:r>
-        <w:rPr>
-          <w:rFonts w:cs="Times New Roman"/>
-          <w:sz w:val="28"/>
-          <w:szCs w:val="28"/>
-        </w:rPr>
-        <w:t>Ack.Forms</w:t>
-      </w:r>
-      <w:proofErr w:type="spellEnd"/>
+        <w:t xml:space="preserve">             Notice Papers, Covers with Postal Addresses and Ack.Forms</w:t>
+      </w:r>
     </w:p>
     <w:p>
       <w:pPr>
@@ -1967,61 +1726,25 @@
           <w:sz w:val="28"/>
           <w:szCs w:val="28"/>
         </w:rPr>
-        <w:t xml:space="preserve">Respondent Vakalat filed by                for </w:t>
-      </w:r>
-      <w:proofErr w:type="spellStart"/>
-      <w:r>
-        <w:rPr>
-          <w:rFonts w:cs="Times New Roman"/>
-          <w:sz w:val="28"/>
-          <w:szCs w:val="28"/>
-        </w:rPr>
-        <w:t>Respt.No</w:t>
-      </w:r>
-      <w:proofErr w:type="spellEnd"/>
-      <w:r>
-        <w:rPr>
-          <w:rFonts w:cs="Times New Roman"/>
-          <w:sz w:val="28"/>
-          <w:szCs w:val="28"/>
-        </w:rPr>
-        <w:t>.</w:t>
-      </w:r>
-    </w:p>
-    <w:p>
-      <w:pPr>
-        <w:jc w:val="both"/>
-        <w:rPr>
-          <w:rFonts w:cs="Times New Roman"/>
-          <w:sz w:val="28"/>
-          <w:szCs w:val="28"/>
-        </w:rPr>
-      </w:pPr>
-      <w:r>
-        <w:rPr>
-          <w:rFonts w:cs="Times New Roman"/>
-          <w:sz w:val="28"/>
-          <w:szCs w:val="28"/>
-        </w:rPr>
-        <w:t xml:space="preserve">Counter Filed for </w:t>
-      </w:r>
-      <w:proofErr w:type="spellStart"/>
-      <w:r>
-        <w:rPr>
-          <w:rFonts w:cs="Times New Roman"/>
-          <w:sz w:val="28"/>
-          <w:szCs w:val="28"/>
-        </w:rPr>
-        <w:t>Respt.No</w:t>
-      </w:r>
-      <w:proofErr w:type="spellEnd"/>
-      <w:r>
-        <w:rPr>
-          <w:rFonts w:cs="Times New Roman"/>
-          <w:sz w:val="28"/>
-          <w:szCs w:val="28"/>
-        </w:rPr>
-        <w:t>.</w:t>
+        <w:t>Respondent Vakalat filed by                for Respt.No.</w:t>
+      </w:r>
+    </w:p>
+    <w:p>
+      <w:pPr>
+        <w:jc w:val="both"/>
+        <w:rPr>
+          <w:rFonts w:cs="Times New Roman"/>
+          <w:sz w:val="28"/>
+          <w:szCs w:val="28"/>
+        </w:rPr>
+      </w:pPr>
+      <w:r>
+        <w:rPr>
+          <w:rFonts w:cs="Times New Roman"/>
+          <w:sz w:val="28"/>
+          <w:szCs w:val="28"/>
+        </w:rPr>
+        <w:t>Counter Filed for Respt.No.</w:t>
       </w:r>
     </w:p>
     <w:p>
@@ -6500,23 +6223,13 @@
           <w:szCs w:val="28"/>
         </w:rPr>
       </w:pPr>
-      <w:proofErr w:type="gramStart"/>
-      <w:r>
-        <w:rPr>
-          <w:rFonts w:cs="Times New Roman"/>
-          <w:sz w:val="28"/>
-          <w:szCs w:val="28"/>
-        </w:rPr>
-        <w:t>..</w:t>
-      </w:r>
-      <w:proofErr w:type="gramEnd"/>
-      <w:r>
-        <w:rPr>
-          <w:rFonts w:cs="Times New Roman"/>
-          <w:sz w:val="28"/>
-          <w:szCs w:val="28"/>
-        </w:rPr>
-        <w:t>Petitioner(s)</w:t>
+      <w:r>
+        <w:rPr>
+          <w:rFonts w:cs="Times New Roman"/>
+          <w:sz w:val="28"/>
+          <w:szCs w:val="28"/>
+        </w:rPr>
+        <w:t>..Petitioner(s)</w:t>
       </w:r>
     </w:p>
     <w:p>
@@ -6582,23 +6295,13 @@
           <w:szCs w:val="28"/>
         </w:rPr>
       </w:pPr>
-      <w:proofErr w:type="gramStart"/>
-      <w:r>
-        <w:rPr>
-          <w:rFonts w:cs="Times New Roman"/>
-          <w:sz w:val="28"/>
-          <w:szCs w:val="28"/>
-        </w:rPr>
-        <w:t>..</w:t>
-      </w:r>
-      <w:proofErr w:type="gramEnd"/>
-      <w:r>
-        <w:rPr>
-          <w:rFonts w:cs="Times New Roman"/>
-          <w:sz w:val="28"/>
-          <w:szCs w:val="28"/>
-        </w:rPr>
-        <w:t>Respondent(s)</w:t>
+      <w:r>
+        <w:rPr>
+          <w:rFonts w:cs="Times New Roman"/>
+          <w:sz w:val="28"/>
+          <w:szCs w:val="28"/>
+        </w:rPr>
+        <w:t>..Respondent(s)</w:t>
       </w:r>
     </w:p>
     <w:p>
@@ -7564,16 +7267,7 @@
           <w:sz w:val="28"/>
           <w:szCs w:val="28"/>
         </w:rPr>
-        <w:t xml:space="preserve">W.P. NO.                                    </w:t>
-      </w:r>
-      <w:proofErr w:type="gramStart"/>
-      <w:r>
-        <w:rPr>
-          <w:rFonts w:cs="Times New Roman"/>
-          <w:sz w:val="28"/>
-          <w:szCs w:val="28"/>
-        </w:rPr>
-        <w:t xml:space="preserve">OF  </w:t>
+        <w:t xml:space="preserve">W.P. NO.                                    OF  </w:t>
       </w:r>
       <w:r>
         <w:rPr>
@@ -7582,9 +7276,71 @@
           <w:sz w:val="28"/>
           <w:szCs w:val="28"/>
         </w:rPr>
-        <w:t>{</w:t>
-      </w:r>
-      <w:proofErr w:type="gramEnd"/>
+        <w:t>{{year}}</w:t>
+      </w:r>
+    </w:p>
+    <w:p>
+      <w:pPr>
+        <w:jc w:val="both"/>
+        <w:rPr>
+          <w:rFonts w:cs="Times New Roman"/>
+          <w:sz w:val="28"/>
+          <w:szCs w:val="28"/>
+        </w:rPr>
+      </w:pPr>
+      <w:r>
+        <w:rPr>
+          <w:rFonts w:cs="Times New Roman"/>
+          <w:sz w:val="28"/>
+          <w:szCs w:val="28"/>
+        </w:rPr>
+        <w:t> </w:t>
+      </w:r>
+    </w:p>
+    <w:p>
+      <w:pPr>
+        <w:jc w:val="both"/>
+        <w:rPr>
+          <w:rFonts w:cs="Times New Roman"/>
+          <w:sz w:val="28"/>
+          <w:szCs w:val="28"/>
+        </w:rPr>
+      </w:pPr>
+      <w:r>
+        <w:rPr>
+          <w:rFonts w:cs="Times New Roman"/>
+          <w:sz w:val="28"/>
+          <w:szCs w:val="28"/>
+        </w:rPr>
+        <w:t>Between:</w:t>
+      </w:r>
+    </w:p>
+    <w:p>
+      <w:pPr>
+        <w:jc w:val="both"/>
+        <w:rPr>
+          <w:rFonts w:cs="Times New Roman"/>
+          <w:sz w:val="28"/>
+          <w:szCs w:val="28"/>
+        </w:rPr>
+      </w:pPr>
+      <w:r>
+        <w:rPr>
+          <w:rFonts w:cs="Times New Roman"/>
+          <w:sz w:val="28"/>
+          <w:szCs w:val="28"/>
+        </w:rPr>
+        <w:t> </w:t>
+      </w:r>
+    </w:p>
+    <w:p>
+      <w:pPr>
+        <w:rPr>
+          <w:rFonts w:cs="Times New Roman"/>
+          <w:sz w:val="28"/>
+          <w:szCs w:val="28"/>
+        </w:rPr>
+      </w:pPr>
       <w:r>
         <w:rPr>
           <w:rFonts w:cs="Times New Roman"/>
@@ -7592,7 +7348,43 @@
           <w:sz w:val="28"/>
           <w:szCs w:val="28"/>
         </w:rPr>
-        <w:t>{year}}</w:t>
+        <w:t>{{petitioner}}</w:t>
+      </w:r>
+    </w:p>
+    <w:p>
+      <w:pPr>
+        <w:jc w:val="right"/>
+        <w:rPr>
+          <w:rFonts w:cs="Times New Roman"/>
+          <w:sz w:val="28"/>
+          <w:szCs w:val="28"/>
+        </w:rPr>
+      </w:pPr>
+      <w:r>
+        <w:rPr>
+          <w:rFonts w:cs="Times New Roman"/>
+          <w:sz w:val="28"/>
+          <w:szCs w:val="28"/>
+        </w:rPr>
+        <w:t>..Petitioner/s</w:t>
+      </w:r>
+    </w:p>
+    <w:p>
+      <w:pPr>
+        <w:jc w:val="center"/>
+        <w:rPr>
+          <w:rFonts w:cs="Times New Roman"/>
+          <w:sz w:val="28"/>
+          <w:szCs w:val="28"/>
+        </w:rPr>
+      </w:pPr>
+      <w:r>
+        <w:rPr>
+          <w:rFonts w:cs="Times New Roman"/>
+          <w:sz w:val="28"/>
+          <w:szCs w:val="28"/>
+        </w:rPr>
+        <w:t>AND</w:t>
       </w:r>
     </w:p>
     <w:p>
@@ -7615,42 +7407,6 @@
     </w:p>
     <w:p>
       <w:pPr>
-        <w:jc w:val="both"/>
-        <w:rPr>
-          <w:rFonts w:cs="Times New Roman"/>
-          <w:sz w:val="28"/>
-          <w:szCs w:val="28"/>
-        </w:rPr>
-      </w:pPr>
-      <w:r>
-        <w:rPr>
-          <w:rFonts w:cs="Times New Roman"/>
-          <w:sz w:val="28"/>
-          <w:szCs w:val="28"/>
-        </w:rPr>
-        <w:t>Between:</w:t>
-      </w:r>
-    </w:p>
-    <w:p>
-      <w:pPr>
-        <w:jc w:val="both"/>
-        <w:rPr>
-          <w:rFonts w:cs="Times New Roman"/>
-          <w:sz w:val="28"/>
-          <w:szCs w:val="28"/>
-        </w:rPr>
-      </w:pPr>
-      <w:r>
-        <w:rPr>
-          <w:rFonts w:cs="Times New Roman"/>
-          <w:sz w:val="28"/>
-          <w:szCs w:val="28"/>
-        </w:rPr>
-        <w:t> </w:t>
-      </w:r>
-    </w:p>
-    <w:p>
-      <w:pPr>
         <w:rPr>
           <w:rFonts w:cs="Times New Roman"/>
           <w:sz w:val="28"/>
@@ -7664,7 +7420,7 @@
           <w:sz w:val="28"/>
           <w:szCs w:val="28"/>
         </w:rPr>
-        <w:t>{{petitioner}}</w:t>
+        <w:t>{{respondent}}</w:t>
       </w:r>
     </w:p>
     <w:p>
@@ -7676,105 +7432,13 @@
           <w:szCs w:val="28"/>
         </w:rPr>
       </w:pPr>
-      <w:proofErr w:type="gramStart"/>
-      <w:r>
-        <w:rPr>
-          <w:rFonts w:cs="Times New Roman"/>
-          <w:sz w:val="28"/>
-          <w:szCs w:val="28"/>
-        </w:rPr>
-        <w:t>..</w:t>
-      </w:r>
-      <w:proofErr w:type="gramEnd"/>
-      <w:r>
-        <w:rPr>
-          <w:rFonts w:cs="Times New Roman"/>
-          <w:sz w:val="28"/>
-          <w:szCs w:val="28"/>
-        </w:rPr>
-        <w:t>Petitioner/s</w:t>
-      </w:r>
-    </w:p>
-    <w:p>
-      <w:pPr>
-        <w:jc w:val="center"/>
-        <w:rPr>
-          <w:rFonts w:cs="Times New Roman"/>
-          <w:sz w:val="28"/>
-          <w:szCs w:val="28"/>
-        </w:rPr>
-      </w:pPr>
-      <w:r>
-        <w:rPr>
-          <w:rFonts w:cs="Times New Roman"/>
-          <w:sz w:val="28"/>
-          <w:szCs w:val="28"/>
-        </w:rPr>
-        <w:t>AND</w:t>
-      </w:r>
-    </w:p>
-    <w:p>
-      <w:pPr>
-        <w:jc w:val="both"/>
-        <w:rPr>
-          <w:rFonts w:cs="Times New Roman"/>
-          <w:sz w:val="28"/>
-          <w:szCs w:val="28"/>
-        </w:rPr>
-      </w:pPr>
-      <w:r>
-        <w:rPr>
-          <w:rFonts w:cs="Times New Roman"/>
-          <w:sz w:val="28"/>
-          <w:szCs w:val="28"/>
-        </w:rPr>
-        <w:t> </w:t>
-      </w:r>
-    </w:p>
-    <w:p>
-      <w:pPr>
-        <w:rPr>
-          <w:rFonts w:cs="Times New Roman"/>
-          <w:sz w:val="28"/>
-          <w:szCs w:val="28"/>
-        </w:rPr>
-      </w:pPr>
-      <w:r>
-        <w:rPr>
-          <w:rFonts w:cs="Times New Roman"/>
-          <w:noProof/>
-          <w:sz w:val="28"/>
-          <w:szCs w:val="28"/>
-        </w:rPr>
-        <w:t>{{respondent}}</w:t>
-      </w:r>
-    </w:p>
-    <w:p>
-      <w:pPr>
-        <w:jc w:val="right"/>
-        <w:rPr>
-          <w:rFonts w:cs="Times New Roman"/>
-          <w:sz w:val="28"/>
-          <w:szCs w:val="28"/>
-        </w:rPr>
-      </w:pPr>
-      <w:proofErr w:type="gramStart"/>
-      <w:r>
-        <w:rPr>
-          <w:rFonts w:cs="Times New Roman"/>
-          <w:sz w:val="28"/>
-          <w:szCs w:val="28"/>
-        </w:rPr>
-        <w:t>..</w:t>
-      </w:r>
-      <w:proofErr w:type="gramEnd"/>
-      <w:r>
-        <w:rPr>
-          <w:rFonts w:cs="Times New Roman"/>
-          <w:sz w:val="28"/>
-          <w:szCs w:val="28"/>
-        </w:rPr>
-        <w:t>Respondent/s</w:t>
+      <w:r>
+        <w:rPr>
+          <w:rFonts w:cs="Times New Roman"/>
+          <w:sz w:val="28"/>
+          <w:szCs w:val="28"/>
+        </w:rPr>
+        <w:t>..Respondent/s</w:t>
       </w:r>
     </w:p>
     <w:p>
@@ -8400,25 +8064,7 @@
           <w:sz w:val="28"/>
           <w:szCs w:val="28"/>
         </w:rPr>
-        <w:t> </w:t>
-      </w:r>
-      <w:proofErr w:type="gramStart"/>
-      <w:r>
-        <w:rPr>
-          <w:rFonts w:cs="Times New Roman"/>
-          <w:sz w:val="28"/>
-          <w:szCs w:val="28"/>
-        </w:rPr>
-        <w:t>..</w:t>
-      </w:r>
-      <w:proofErr w:type="gramEnd"/>
-      <w:r>
-        <w:rPr>
-          <w:rFonts w:cs="Times New Roman"/>
-          <w:sz w:val="28"/>
-          <w:szCs w:val="28"/>
-        </w:rPr>
-        <w:t>Petitioner</w:t>
+        <w:t> ..Petitioner</w:t>
       </w:r>
     </w:p>
     <w:p>
@@ -9320,8 +8966,6 @@
                 <w:szCs w:val="28"/>
               </w:rPr>
             </w:pPr>
-            <w:proofErr w:type="spellStart"/>
-            <w:proofErr w:type="gramStart"/>
             <w:r>
               <w:rPr>
                 <w:rFonts w:cs="Times New Roman"/>
@@ -9331,8 +8975,6 @@
               </w:rPr>
               <w:t>S.No</w:t>
             </w:r>
-            <w:proofErr w:type="spellEnd"/>
-            <w:proofErr w:type="gramEnd"/>
           </w:p>
         </w:tc>
         <w:tc>
@@ -10678,23 +10320,13 @@
           <w:szCs w:val="28"/>
         </w:rPr>
       </w:pPr>
-      <w:proofErr w:type="gramStart"/>
-      <w:r>
-        <w:rPr>
-          <w:rFonts w:cs="Times New Roman"/>
-          <w:sz w:val="28"/>
-          <w:szCs w:val="28"/>
-        </w:rPr>
-        <w:t>..</w:t>
-      </w:r>
-      <w:proofErr w:type="gramEnd"/>
-      <w:r>
-        <w:rPr>
-          <w:rFonts w:cs="Times New Roman"/>
-          <w:sz w:val="28"/>
-          <w:szCs w:val="28"/>
-        </w:rPr>
-        <w:t>Petitioner</w:t>
+      <w:r>
+        <w:rPr>
+          <w:rFonts w:cs="Times New Roman"/>
+          <w:sz w:val="28"/>
+          <w:szCs w:val="28"/>
+        </w:rPr>
+        <w:t>..Petitioner</w:t>
       </w:r>
     </w:p>
     <w:p>
@@ -10758,23 +10390,13 @@
           <w:szCs w:val="28"/>
         </w:rPr>
       </w:pPr>
-      <w:proofErr w:type="gramStart"/>
-      <w:r>
-        <w:rPr>
-          <w:rFonts w:cs="Times New Roman"/>
-          <w:sz w:val="28"/>
-          <w:szCs w:val="28"/>
-        </w:rPr>
-        <w:t>..</w:t>
-      </w:r>
-      <w:proofErr w:type="gramEnd"/>
-      <w:r>
-        <w:rPr>
-          <w:rFonts w:cs="Times New Roman"/>
-          <w:sz w:val="28"/>
-          <w:szCs w:val="28"/>
-        </w:rPr>
-        <w:t>Respondent</w:t>
+      <w:r>
+        <w:rPr>
+          <w:rFonts w:cs="Times New Roman"/>
+          <w:sz w:val="28"/>
+          <w:szCs w:val="28"/>
+        </w:rPr>
+        <w:t>..Respondent</w:t>
       </w:r>
     </w:p>
     <w:p>
@@ -11152,25 +10774,7 @@
           <w:sz w:val="28"/>
           <w:szCs w:val="28"/>
         </w:rPr>
-        <w:t xml:space="preserve">last page </w:t>
-      </w:r>
-      <w:proofErr w:type="spellStart"/>
-      <w:r>
-        <w:rPr>
-          <w:rFonts w:cs="Times New Roman"/>
-          <w:sz w:val="28"/>
-          <w:szCs w:val="28"/>
-        </w:rPr>
-        <w:t>corrs</w:t>
-      </w:r>
-      <w:proofErr w:type="spellEnd"/>
-      <w:r>
-        <w:rPr>
-          <w:rFonts w:cs="Times New Roman"/>
-          <w:sz w:val="28"/>
-          <w:szCs w:val="28"/>
-        </w:rPr>
-        <w:t>.</w:t>
+        <w:t>last page corrs.</w:t>
       </w:r>
       <w:r>
         <w:rPr>
@@ -11338,7 +10942,6 @@
           <w:szCs w:val="28"/>
         </w:rPr>
       </w:pPr>
-      <w:proofErr w:type="gramStart"/>
       <w:r>
         <w:rPr>
           <w:rFonts w:cs="Times New Roman"/>
@@ -11361,16 +10964,7 @@
           <w:sz w:val="28"/>
           <w:szCs w:val="28"/>
         </w:rPr>
-        <w:t>:</w:t>
-      </w:r>
-      <w:proofErr w:type="gramEnd"/>
-      <w:r>
-        <w:rPr>
-          <w:rFonts w:cs="Times New Roman"/>
-          <w:sz w:val="28"/>
-          <w:szCs w:val="28"/>
-        </w:rPr>
-        <w:t>:</w:t>
+        <w:t>::</w:t>
       </w:r>
       <w:r>
         <w:rPr>
@@ -11498,16 +11092,7 @@
           <w:sz w:val="28"/>
           <w:szCs w:val="28"/>
         </w:rPr>
-        <w:t xml:space="preserve">, being the petitioner/ person acquainted with the </w:t>
-      </w:r>
-      <w:proofErr w:type="gramStart"/>
-      <w:r>
-        <w:rPr>
-          <w:rFonts w:cs="Times New Roman"/>
-          <w:sz w:val="28"/>
-          <w:szCs w:val="28"/>
-        </w:rPr>
-        <w:t>facts</w:t>
+        <w:t>, being the petitioner/ person acquainted with the facts</w:t>
       </w:r>
       <w:r>
         <w:rPr>
@@ -11539,16 +11124,7 @@
           <w:sz w:val="28"/>
           <w:szCs w:val="28"/>
         </w:rPr>
-        <w:t>do</w:t>
-      </w:r>
-      <w:proofErr w:type="gramEnd"/>
-      <w:r>
-        <w:rPr>
-          <w:rFonts w:cs="Times New Roman"/>
-          <w:sz w:val="28"/>
-          <w:szCs w:val="28"/>
-        </w:rPr>
-        <w:t xml:space="preserve"> hereby</w:t>
+        <w:t>do hereby</w:t>
       </w:r>
       <w:r>
         <w:rPr>
@@ -11972,23 +11548,13 @@
           <w:szCs w:val="28"/>
         </w:rPr>
       </w:pPr>
-      <w:proofErr w:type="gramStart"/>
-      <w:r>
-        <w:rPr>
-          <w:rFonts w:cs="Times New Roman"/>
-          <w:sz w:val="28"/>
-          <w:szCs w:val="28"/>
-        </w:rPr>
-        <w:t>..</w:t>
-      </w:r>
-      <w:proofErr w:type="gramEnd"/>
-      <w:r>
-        <w:rPr>
-          <w:rFonts w:cs="Times New Roman"/>
-          <w:sz w:val="28"/>
-          <w:szCs w:val="28"/>
-        </w:rPr>
-        <w:t>Petitioner(s)</w:t>
+      <w:r>
+        <w:rPr>
+          <w:rFonts w:cs="Times New Roman"/>
+          <w:sz w:val="28"/>
+          <w:szCs w:val="28"/>
+        </w:rPr>
+        <w:t>..Petitioner(s)</w:t>
       </w:r>
     </w:p>
     <w:p>
@@ -12046,23 +11612,13 @@
           <w:szCs w:val="28"/>
         </w:rPr>
       </w:pPr>
-      <w:proofErr w:type="gramStart"/>
-      <w:r>
-        <w:rPr>
-          <w:rFonts w:cs="Times New Roman"/>
-          <w:sz w:val="28"/>
-          <w:szCs w:val="28"/>
-        </w:rPr>
-        <w:t>.Respondent</w:t>
-      </w:r>
-      <w:proofErr w:type="gramEnd"/>
-      <w:r>
-        <w:rPr>
-          <w:rFonts w:cs="Times New Roman"/>
-          <w:sz w:val="28"/>
-          <w:szCs w:val="28"/>
-        </w:rPr>
-        <w:t>(s)</w:t>
+      <w:r>
+        <w:rPr>
+          <w:rFonts w:cs="Times New Roman"/>
+          <w:sz w:val="28"/>
+          <w:szCs w:val="28"/>
+        </w:rPr>
+        <w:t>.Respondent(s)</w:t>
       </w:r>
     </w:p>
     <w:p>
@@ -12182,25 +11738,7 @@
           <w:sz w:val="28"/>
           <w:szCs w:val="28"/>
         </w:rPr>
-        <w:t xml:space="preserve">     Advocate/s of the High Court to appear for me/us in the above Appeal/Petition and to conduct and prosecute (or defend) the same and all proceedings that may be taken in respect of any application connected with the same or any decree or order passed therein including all applications for return of documents or the receipt of any money that may be payable to me/us in the said Appeal/Petition and also to appear in all applications under Clause-XV of the Letters </w:t>
-      </w:r>
-      <w:proofErr w:type="spellStart"/>
-      <w:r>
-        <w:rPr>
-          <w:rFonts w:cs="Times New Roman"/>
-          <w:sz w:val="28"/>
-          <w:szCs w:val="28"/>
-        </w:rPr>
-        <w:t>Pattent</w:t>
-      </w:r>
-      <w:proofErr w:type="spellEnd"/>
-      <w:r>
-        <w:rPr>
-          <w:rFonts w:cs="Times New Roman"/>
-          <w:sz w:val="28"/>
-          <w:szCs w:val="28"/>
-        </w:rPr>
-        <w:t xml:space="preserve"> and in all applications for review and for leave to the Supreme Court of India and in all applications review of judgment.</w:t>
+        <w:t xml:space="preserve">     Advocate/s of the High Court to appear for me/us in the above Appeal/Petition and to conduct and prosecute (or defend) the same and all proceedings that may be taken in respect of any application connected with the same or any decree or order passed therein including all applications for return of documents or the receipt of any money that may be payable to me/us in the said Appeal/Petition and also to appear in all applications under Clause-XV of the Letters Pattent and in all applications for review and for leave to the Supreme Court of India and in all applications review of judgment.</w:t>
       </w:r>
     </w:p>
     <w:p>
@@ -12391,33 +11929,15 @@
           <w:sz w:val="28"/>
           <w:szCs w:val="28"/>
         </w:rPr>
-        <w:t xml:space="preserve">                                   </w:t>
-      </w:r>
-      <w:proofErr w:type="gramStart"/>
-      <w:r>
-        <w:rPr>
-          <w:rFonts w:cs="Times New Roman"/>
-          <w:sz w:val="28"/>
-          <w:szCs w:val="28"/>
-        </w:rPr>
-        <w:t>ADVOCATE ::</w:t>
-      </w:r>
-      <w:r>
-        <w:rPr>
-          <w:rFonts w:cs="Times New Roman"/>
-          <w:sz w:val="28"/>
-          <w:szCs w:val="28"/>
-        </w:rPr>
-        <w:t>{</w:t>
-      </w:r>
-      <w:proofErr w:type="gramEnd"/>
-      <w:r>
-        <w:rPr>
-          <w:rFonts w:cs="Times New Roman"/>
-          <w:sz w:val="28"/>
-          <w:szCs w:val="28"/>
-        </w:rPr>
-        <w:t>{place}}</w:t>
+        <w:t xml:space="preserve">                                   ADVOCATE ::</w:t>
+      </w:r>
+      <w:r>
+        <w:rPr>
+          <w:rFonts w:cs="Times New Roman"/>
+          <w:sz w:val="28"/>
+          <w:szCs w:val="28"/>
+        </w:rPr>
+        <w:t>{{place}}</w:t>
       </w:r>
       <w:r>
         <w:rPr>
@@ -12437,7 +11957,6 @@
           <w:szCs w:val="28"/>
         </w:rPr>
       </w:pPr>
-      <w:proofErr w:type="spellStart"/>
       <w:r>
         <w:rPr>
           <w:rFonts w:cs="Times New Roman"/>
@@ -12445,16 +11964,7 @@
           <w:szCs w:val="28"/>
         </w:rPr>
         <w:lastRenderedPageBreak/>
-        <w:t>S.R.No</w:t>
-      </w:r>
-      <w:proofErr w:type="spellEnd"/>
-      <w:r>
-        <w:rPr>
-          <w:rFonts w:cs="Times New Roman"/>
-          <w:sz w:val="28"/>
-          <w:szCs w:val="28"/>
-        </w:rPr>
-        <w:t>.</w:t>
+        <w:t>S.R.No.</w:t>
       </w:r>
     </w:p>
     <w:p>
@@ -12846,18 +12356,8 @@
           <w:sz w:val="28"/>
           <w:szCs w:val="28"/>
         </w:rPr>
-        <w:t xml:space="preserve">COUNSEL </w:t>
-      </w:r>
-      <w:proofErr w:type="gramStart"/>
-      <w:r>
-        <w:rPr>
-          <w:rFonts w:cs="Times New Roman"/>
-          <w:sz w:val="28"/>
-          <w:szCs w:val="28"/>
-        </w:rPr>
-        <w:t>FOR  PETITIONER</w:t>
-      </w:r>
-      <w:proofErr w:type="gramEnd"/>
+        <w:t>COUNSEL FOR  PETITIONER</w:t>
+      </w:r>
     </w:p>
     <w:p>
       <w:pPr>
@@ -12926,16 +12426,7 @@
           <w:sz w:val="28"/>
           <w:szCs w:val="28"/>
         </w:rPr>
-        <w:t>DATE:</w:t>
-      </w:r>
-      <w:proofErr w:type="gramStart"/>
-      <w:r>
-        <w:rPr>
-          <w:rFonts w:cs="Times New Roman"/>
-          <w:sz w:val="28"/>
-          <w:szCs w:val="28"/>
-        </w:rPr>
-        <w:t xml:space="preserve">   </w:t>
+        <w:t xml:space="preserve">DATE:   </w:t>
       </w:r>
       <w:r>
         <w:rPr>
@@ -12944,17 +12435,7 @@
           <w:sz w:val="28"/>
           <w:szCs w:val="28"/>
         </w:rPr>
-        <w:t>{</w:t>
-      </w:r>
-      <w:proofErr w:type="gramEnd"/>
-      <w:r>
-        <w:rPr>
-          <w:rFonts w:cs="Times New Roman"/>
-          <w:noProof/>
-          <w:sz w:val="28"/>
-          <w:szCs w:val="28"/>
-        </w:rPr>
-        <w:t>{dof}}</w:t>
+        <w:t>{{dof}}</w:t>
       </w:r>
     </w:p>
     <w:p>
@@ -13189,19 +12670,11 @@
           <w:rFonts w:cs="Times New Roman"/>
         </w:rPr>
       </w:pPr>
-      <w:proofErr w:type="gramStart"/>
-      <w:r>
-        <w:rPr>
-          <w:rFonts w:cs="Times New Roman"/>
-        </w:rPr>
-        <w:t>DEPT:_</w:t>
-      </w:r>
-      <w:proofErr w:type="gramEnd"/>
-      <w:r>
-        <w:rPr>
-          <w:rFonts w:cs="Times New Roman"/>
-        </w:rPr>
-        <w:t>______________</w:t>
+      <w:r>
+        <w:rPr>
+          <w:rFonts w:cs="Times New Roman"/>
+        </w:rPr>
+        <w:t>DEPT:_______________</w:t>
       </w:r>
     </w:p>
     <w:p>
@@ -13216,21 +12689,7 @@
         <w:rPr>
           <w:rFonts w:cs="Times New Roman"/>
         </w:rPr>
-        <w:t xml:space="preserve">Category </w:t>
-      </w:r>
-      <w:proofErr w:type="gramStart"/>
-      <w:r>
-        <w:rPr>
-          <w:rFonts w:cs="Times New Roman"/>
-        </w:rPr>
-        <w:t>Code  and</w:t>
-      </w:r>
-      <w:proofErr w:type="gramEnd"/>
-      <w:r>
-        <w:rPr>
-          <w:rFonts w:cs="Times New Roman"/>
-        </w:rPr>
-        <w:t xml:space="preserve"> </w:t>
+        <w:t xml:space="preserve">Category Code  and </w:t>
       </w:r>
     </w:p>
     <w:p>
@@ -13425,17 +12884,7 @@
           <w:sz w:val="28"/>
           <w:szCs w:val="28"/>
         </w:rPr>
-        <w:t>{{district</w:t>
-      </w:r>
-      <w:proofErr w:type="gramStart"/>
-      <w:r>
-        <w:rPr>
-          <w:rFonts w:cs="Times New Roman"/>
-          <w:noProof/>
-          <w:sz w:val="28"/>
-          <w:szCs w:val="28"/>
-        </w:rPr>
-        <w:t>}}</w:t>
+        <w:t>{{district}}</w:t>
       </w:r>
       <w:r>
         <w:rPr>
@@ -13445,7 +12894,6 @@
         </w:rPr>
         <w:t>District</w:t>
       </w:r>
-      <w:proofErr w:type="gramEnd"/>
     </w:p>
     <w:p>
       <w:pPr>
@@ -13495,23 +12943,13 @@
           <w:szCs w:val="28"/>
         </w:rPr>
       </w:pPr>
-      <w:proofErr w:type="gramStart"/>
-      <w:r>
-        <w:rPr>
-          <w:rFonts w:cs="Times New Roman"/>
-          <w:sz w:val="28"/>
-          <w:szCs w:val="28"/>
-        </w:rPr>
-        <w:t>..</w:t>
-      </w:r>
-      <w:proofErr w:type="gramEnd"/>
-      <w:r>
-        <w:rPr>
-          <w:rFonts w:cs="Times New Roman"/>
-          <w:sz w:val="28"/>
-          <w:szCs w:val="28"/>
-        </w:rPr>
-        <w:t>Petitioner/s</w:t>
+      <w:r>
+        <w:rPr>
+          <w:rFonts w:cs="Times New Roman"/>
+          <w:sz w:val="28"/>
+          <w:szCs w:val="28"/>
+        </w:rPr>
+        <w:t>..Petitioner/s</w:t>
       </w:r>
     </w:p>
     <w:p>
@@ -13744,25 +13182,7 @@
           <w:sz w:val="28"/>
           <w:szCs w:val="28"/>
         </w:rPr>
-        <w:t xml:space="preserve">Permitted </w:t>
-      </w:r>
-      <w:proofErr w:type="gramStart"/>
-      <w:r>
-        <w:rPr>
-          <w:rFonts w:cs="Times New Roman"/>
-          <w:sz w:val="28"/>
-          <w:szCs w:val="28"/>
-        </w:rPr>
-        <w:t>on  :</w:t>
-      </w:r>
-      <w:proofErr w:type="gramEnd"/>
-      <w:r>
-        <w:rPr>
-          <w:rFonts w:cs="Times New Roman"/>
-          <w:sz w:val="28"/>
-          <w:szCs w:val="28"/>
-        </w:rPr>
-        <w:t xml:space="preserve"> </w:t>
+        <w:t xml:space="preserve">Permitted on  : </w:t>
       </w:r>
       <w:r>
         <w:rPr>
@@ -13790,25 +13210,7 @@
           <w:sz w:val="28"/>
           <w:szCs w:val="28"/>
         </w:rPr>
-        <w:t xml:space="preserve">Presented </w:t>
-      </w:r>
-      <w:proofErr w:type="gramStart"/>
-      <w:r>
-        <w:rPr>
-          <w:rFonts w:cs="Times New Roman"/>
-          <w:sz w:val="28"/>
-          <w:szCs w:val="28"/>
-        </w:rPr>
-        <w:t>on  :</w:t>
-      </w:r>
-      <w:proofErr w:type="gramEnd"/>
-      <w:r>
-        <w:rPr>
-          <w:rFonts w:cs="Times New Roman"/>
-          <w:sz w:val="28"/>
-          <w:szCs w:val="28"/>
-        </w:rPr>
-        <w:t xml:space="preserve"> </w:t>
+        <w:t xml:space="preserve">Presented on  : </w:t>
       </w:r>
       <w:r>
         <w:rPr>
@@ -13836,25 +13238,7 @@
           <w:sz w:val="28"/>
           <w:szCs w:val="28"/>
         </w:rPr>
-        <w:t xml:space="preserve">Filed on       </w:t>
-      </w:r>
-      <w:proofErr w:type="gramStart"/>
-      <w:r>
-        <w:rPr>
-          <w:rFonts w:cs="Times New Roman"/>
-          <w:sz w:val="28"/>
-          <w:szCs w:val="28"/>
-        </w:rPr>
-        <w:t xml:space="preserve">  :</w:t>
-      </w:r>
-      <w:proofErr w:type="gramEnd"/>
-      <w:r>
-        <w:rPr>
-          <w:rFonts w:cs="Times New Roman"/>
-          <w:sz w:val="28"/>
-          <w:szCs w:val="28"/>
-        </w:rPr>
-        <w:t xml:space="preserve"> </w:t>
+        <w:t xml:space="preserve">Filed on         : </w:t>
       </w:r>
       <w:r>
         <w:rPr>
@@ -13889,33 +13273,13 @@
           <w:u w:val="single"/>
         </w:rPr>
       </w:pPr>
-      <w:proofErr w:type="spellStart"/>
-      <w:proofErr w:type="gramStart"/>
-      <w:r>
-        <w:rPr>
-          <w:rFonts w:cs="Times New Roman"/>
-          <w:sz w:val="28"/>
-          <w:szCs w:val="28"/>
-        </w:rPr>
-        <w:t>I.A..No</w:t>
-      </w:r>
-      <w:proofErr w:type="spellEnd"/>
-      <w:r>
-        <w:rPr>
-          <w:rFonts w:cs="Times New Roman"/>
-          <w:sz w:val="28"/>
-          <w:szCs w:val="28"/>
-        </w:rPr>
-        <w:t>.</w:t>
-      </w:r>
-      <w:proofErr w:type="gramEnd"/>
-      <w:r>
-        <w:rPr>
-          <w:rFonts w:cs="Times New Roman"/>
-          <w:sz w:val="28"/>
-          <w:szCs w:val="28"/>
-        </w:rPr>
-        <w:t xml:space="preserve">            OF </w:t>
+      <w:r>
+        <w:rPr>
+          <w:rFonts w:cs="Times New Roman"/>
+          <w:sz w:val="28"/>
+          <w:szCs w:val="28"/>
+        </w:rPr>
+        <w:t xml:space="preserve">I.A..No.            OF </w:t>
       </w:r>
       <w:r>
         <w:rPr>
@@ -14314,16 +13678,7 @@
           <w:sz w:val="28"/>
           <w:szCs w:val="28"/>
         </w:rPr>
-        <w:t xml:space="preserve">Writ Petition No.                                        </w:t>
-      </w:r>
-      <w:proofErr w:type="gramStart"/>
-      <w:r>
-        <w:rPr>
-          <w:rFonts w:cs="Times New Roman"/>
-          <w:sz w:val="28"/>
-          <w:szCs w:val="28"/>
-        </w:rPr>
-        <w:t xml:space="preserve">of  </w:t>
+        <w:t xml:space="preserve">Writ Petition No.                                        of  </w:t>
       </w:r>
       <w:r>
         <w:rPr>
@@ -14332,17 +13687,7 @@
           <w:sz w:val="28"/>
           <w:szCs w:val="28"/>
         </w:rPr>
-        <w:t>{</w:t>
-      </w:r>
-      <w:proofErr w:type="gramEnd"/>
-      <w:r>
-        <w:rPr>
-          <w:rFonts w:cs="Times New Roman"/>
-          <w:noProof/>
-          <w:sz w:val="28"/>
-          <w:szCs w:val="28"/>
-        </w:rPr>
-        <w:t>{year}}</w:t>
+        <w:t>{{year}}</w:t>
       </w:r>
     </w:p>
     <w:p>
@@ -14634,25 +13979,7 @@
           <w:sz w:val="28"/>
           <w:szCs w:val="28"/>
         </w:rPr>
-        <w:t xml:space="preserve">upon motion this day made in to this Court by </w:t>
-      </w:r>
-      <w:proofErr w:type="spellStart"/>
-      <w:r>
-        <w:rPr>
-          <w:rFonts w:cs="Times New Roman"/>
-          <w:sz w:val="28"/>
-          <w:szCs w:val="28"/>
-        </w:rPr>
-        <w:t>bring</w:t>
-      </w:r>
-      <w:proofErr w:type="spellEnd"/>
-      <w:r>
-        <w:rPr>
-          <w:rFonts w:cs="Times New Roman"/>
-          <w:sz w:val="28"/>
-          <w:szCs w:val="28"/>
-        </w:rPr>
-        <w:t xml:space="preserve"> of opinion that the record to and touching upon all the matter and contentions raised in the memorandum of representation petition, a copy of which is annexed hereto, together with the decision therein should be called for and pursued: IT IS HEREBY COMMANDED.</w:t>
+        <w:t>upon motion this day made in to this Court by bring of opinion that the record to and touching upon all the matter and contentions raised in the memorandum of representation petition, a copy of which is annexed hereto, together with the decision therein should be called for and pursued: IT IS HEREBY COMMANDED.</w:t>
       </w:r>
     </w:p>
     <w:p>
@@ -14753,16 +14080,31 @@
           <w:sz w:val="28"/>
           <w:szCs w:val="28"/>
         </w:rPr>
-        <w:t xml:space="preserve">      That you intend to oppose the petition you the aforesaid Respondent No.             do appear personally OR by Advocate on the         day of            </w:t>
-      </w:r>
-      <w:proofErr w:type="gramStart"/>
-      <w:r>
-        <w:rPr>
-          <w:rFonts w:cs="Times New Roman"/>
-          <w:sz w:val="28"/>
-          <w:szCs w:val="28"/>
-        </w:rPr>
-        <w:t xml:space="preserve">   </w:t>
+        <w:t xml:space="preserve">      That you intend to oppose the petition you the aforesaid Respondent No.             do appear personally OR by Advocate on the </w:t>
+      </w:r>
+      <w:r>
+        <w:rPr>
+          <w:rFonts w:cs="Times New Roman"/>
+          <w:sz w:val="28"/>
+          <w:szCs w:val="28"/>
+        </w:rPr>
+        <w:t xml:space="preserve">_____ </w:t>
+      </w:r>
+      <w:r>
+        <w:rPr>
+          <w:rFonts w:cs="Times New Roman"/>
+          <w:sz w:val="28"/>
+          <w:szCs w:val="28"/>
+        </w:rPr>
+        <w:t xml:space="preserve">day of </w:t>
+      </w:r>
+      <w:r>
+        <w:rPr>
+          <w:rFonts w:cs="Times New Roman"/>
+          <w:sz w:val="28"/>
+          <w:szCs w:val="28"/>
+        </w:rPr>
+        <w:t xml:space="preserve">_____________, </w:t>
       </w:r>
       <w:r>
         <w:rPr>
@@ -14771,17 +14113,7 @@
           <w:sz w:val="28"/>
           <w:szCs w:val="28"/>
         </w:rPr>
-        <w:t>{</w:t>
-      </w:r>
-      <w:proofErr w:type="gramEnd"/>
-      <w:r>
-        <w:rPr>
-          <w:rFonts w:cs="Times New Roman"/>
-          <w:noProof/>
-          <w:sz w:val="28"/>
-          <w:szCs w:val="28"/>
-        </w:rPr>
-        <w:t>{year}}</w:t>
+        <w:t>{{year}}</w:t>
       </w:r>
       <w:r>
         <w:rPr>
@@ -15050,33 +14382,15 @@
           <w:sz w:val="28"/>
           <w:szCs w:val="28"/>
         </w:rPr>
-        <w:t xml:space="preserve"> The Process of the Writ of Certiorari where of mention is which made was served on respondent This                           day of                  </w:t>
-      </w:r>
-      <w:proofErr w:type="gramStart"/>
-      <w:r>
-        <w:rPr>
-          <w:rFonts w:cs="Times New Roman"/>
-          <w:sz w:val="28"/>
-          <w:szCs w:val="28"/>
-        </w:rPr>
-        <w:t xml:space="preserve">  </w:t>
-      </w:r>
-      <w:r>
-        <w:rPr>
-          <w:rFonts w:cs="Times New Roman"/>
-          <w:sz w:val="28"/>
-          <w:szCs w:val="28"/>
-        </w:rPr>
-        <w:t>,</w:t>
-      </w:r>
-      <w:proofErr w:type="gramEnd"/>
-      <w:r>
-        <w:rPr>
-          <w:rFonts w:cs="Times New Roman"/>
-          <w:sz w:val="28"/>
-          <w:szCs w:val="28"/>
-        </w:rPr>
-        <w:t xml:space="preserve"> 20____</w:t>
+        <w:t xml:space="preserve"> The Process of the Writ of Certiorari where of mention is which made was served on respondent This                           day of                    </w:t>
+      </w:r>
+      <w:r>
+        <w:rPr>
+          <w:rFonts w:cs="Times New Roman"/>
+          <w:sz w:val="28"/>
+          <w:szCs w:val="28"/>
+        </w:rPr>
+        <w:t>, 20____</w:t>
       </w:r>
     </w:p>
     <w:p>
@@ -15253,25 +14567,7 @@
           <w:sz w:val="28"/>
           <w:szCs w:val="28"/>
         </w:rPr>
-        <w:t xml:space="preserve">     Certified that the required conveyance charges and the process for the service of the Process have been collected it is requested that English Translation of the Process Service, Report, it is in Vernacular, </w:t>
-      </w:r>
-      <w:proofErr w:type="spellStart"/>
-      <w:r>
-        <w:rPr>
-          <w:rFonts w:cs="Times New Roman"/>
-          <w:sz w:val="28"/>
-          <w:szCs w:val="28"/>
-        </w:rPr>
-        <w:t>my</w:t>
-      </w:r>
-      <w:proofErr w:type="spellEnd"/>
-      <w:r>
-        <w:rPr>
-          <w:rFonts w:cs="Times New Roman"/>
-          <w:sz w:val="28"/>
-          <w:szCs w:val="28"/>
-        </w:rPr>
-        <w:t xml:space="preserve"> be sent along with the Rule-Nise returned.</w:t>
+        <w:t xml:space="preserve">     Certified that the required conveyance charges and the process for the service of the Process have been collected it is requested that English Translation of the Process Service, Report, it is in Vernacular, my be sent along with the Rule-Nise returned.</w:t>
       </w:r>
     </w:p>
     <w:p>
@@ -15314,66 +14610,66 @@
     </w:p>
     <w:p>
       <w:pPr>
-        <w:jc w:val="both"/>
-        <w:rPr>
-          <w:rFonts w:cs="Times New Roman"/>
-          <w:sz w:val="28"/>
-          <w:szCs w:val="28"/>
-        </w:rPr>
-      </w:pPr>
-      <w:r>
-        <w:rPr>
-          <w:rFonts w:cs="Times New Roman"/>
-          <w:sz w:val="28"/>
-          <w:szCs w:val="28"/>
-        </w:rPr>
-        <w:t xml:space="preserve">FORM: 8       </w:t>
-      </w:r>
-    </w:p>
-    <w:p>
-      <w:pPr>
-        <w:jc w:val="both"/>
-        <w:rPr>
-          <w:rFonts w:cs="Times New Roman"/>
-          <w:sz w:val="28"/>
-          <w:szCs w:val="28"/>
-        </w:rPr>
-      </w:pPr>
-    </w:p>
-    <w:p>
-      <w:pPr>
-        <w:jc w:val="both"/>
-        <w:rPr>
-          <w:rFonts w:cs="Times New Roman"/>
-          <w:sz w:val="28"/>
-          <w:szCs w:val="28"/>
-        </w:rPr>
-      </w:pPr>
-      <w:r>
-        <w:rPr>
-          <w:rFonts w:cs="Times New Roman"/>
-          <w:sz w:val="28"/>
-          <w:szCs w:val="28"/>
-        </w:rPr>
-        <w:t xml:space="preserve">  RETURN OF THE WRIT OF CERTIORARI ORDER NISI  </w:t>
-      </w:r>
-    </w:p>
-    <w:p>
-      <w:pPr>
-        <w:jc w:val="both"/>
-        <w:rPr>
-          <w:rFonts w:cs="Times New Roman"/>
-          <w:sz w:val="28"/>
-          <w:szCs w:val="28"/>
-        </w:rPr>
-      </w:pPr>
-      <w:r>
-        <w:rPr>
-          <w:rFonts w:cs="Times New Roman"/>
-          <w:sz w:val="28"/>
-          <w:szCs w:val="28"/>
-        </w:rPr>
-        <w:t>                (TO BE ENDORSED ON WRIT TO PRODUCE)</w:t>
+        <w:jc w:val="center"/>
+        <w:rPr>
+          <w:rFonts w:cs="Times New Roman"/>
+          <w:sz w:val="28"/>
+          <w:szCs w:val="28"/>
+        </w:rPr>
+      </w:pPr>
+      <w:r>
+        <w:rPr>
+          <w:rFonts w:cs="Times New Roman"/>
+          <w:sz w:val="28"/>
+          <w:szCs w:val="28"/>
+        </w:rPr>
+        <w:t>FORM: 8</w:t>
+      </w:r>
+    </w:p>
+    <w:p>
+      <w:pPr>
+        <w:jc w:val="center"/>
+        <w:rPr>
+          <w:rFonts w:cs="Times New Roman"/>
+          <w:sz w:val="28"/>
+          <w:szCs w:val="28"/>
+        </w:rPr>
+      </w:pPr>
+    </w:p>
+    <w:p>
+      <w:pPr>
+        <w:jc w:val="center"/>
+        <w:rPr>
+          <w:rFonts w:cs="Times New Roman"/>
+          <w:sz w:val="28"/>
+          <w:szCs w:val="28"/>
+        </w:rPr>
+      </w:pPr>
+      <w:r>
+        <w:rPr>
+          <w:rFonts w:cs="Times New Roman"/>
+          <w:sz w:val="28"/>
+          <w:szCs w:val="28"/>
+        </w:rPr>
+        <w:t>RETURN OF THE WRIT OF CERTIORARI ORDER NISI</w:t>
+      </w:r>
+    </w:p>
+    <w:p>
+      <w:pPr>
+        <w:jc w:val="center"/>
+        <w:rPr>
+          <w:rFonts w:cs="Times New Roman"/>
+          <w:sz w:val="28"/>
+          <w:szCs w:val="28"/>
+        </w:rPr>
+      </w:pPr>
+      <w:r>
+        <w:rPr>
+          <w:rFonts w:cs="Times New Roman"/>
+          <w:sz w:val="28"/>
+          <w:szCs w:val="28"/>
+        </w:rPr>
+        <w:t>(TO BE ENDORSED ON WRIT TO PRODUCE)</w:t>
       </w:r>
     </w:p>
     <w:p>
@@ -15481,16 +14777,7 @@
           <w:sz w:val="28"/>
           <w:szCs w:val="28"/>
         </w:rPr>
-        <w:t xml:space="preserve">Date                     day of              </w:t>
-      </w:r>
-      <w:proofErr w:type="gramStart"/>
-      <w:r>
-        <w:rPr>
-          <w:rFonts w:cs="Times New Roman"/>
-          <w:sz w:val="28"/>
-          <w:szCs w:val="28"/>
-        </w:rPr>
-        <w:t xml:space="preserve">   </w:t>
+        <w:t xml:space="preserve">Date                     day of                 </w:t>
       </w:r>
       <w:r>
         <w:rPr>
@@ -15499,17 +14786,7 @@
           <w:sz w:val="28"/>
           <w:szCs w:val="28"/>
         </w:rPr>
-        <w:t>{</w:t>
-      </w:r>
-      <w:proofErr w:type="gramEnd"/>
-      <w:r>
-        <w:rPr>
-          <w:rFonts w:cs="Times New Roman"/>
-          <w:noProof/>
-          <w:sz w:val="28"/>
-          <w:szCs w:val="28"/>
-        </w:rPr>
-        <w:t>{year}}</w:t>
+        <w:t>{{year}}</w:t>
       </w:r>
     </w:p>
     <w:p>
@@ -16613,31 +15890,7 @@
           <w:szCs w:val="28"/>
           <w:u w:val="single"/>
         </w:rPr>
-        <w:t xml:space="preserve">SET </w:t>
-      </w:r>
-      <w:proofErr w:type="gramStart"/>
-      <w:r>
-        <w:rPr>
-          <w:rFonts w:cs="Times New Roman"/>
-          <w:b/>
-          <w:bCs/>
-          <w:sz w:val="28"/>
-          <w:szCs w:val="28"/>
-          <w:u w:val="single"/>
-        </w:rPr>
-        <w:t>ASIDE  /</w:t>
-      </w:r>
-      <w:proofErr w:type="gramEnd"/>
-      <w:r>
-        <w:rPr>
-          <w:rFonts w:cs="Times New Roman"/>
-          <w:b/>
-          <w:bCs/>
-          <w:sz w:val="28"/>
-          <w:szCs w:val="28"/>
-          <w:u w:val="single"/>
-        </w:rPr>
-        <w:t xml:space="preserve"> STAY   PETITION</w:t>
+        <w:t>SET ASIDE  / STAY   PETITION</w:t>
       </w:r>
     </w:p>
     <w:p>
@@ -17377,23 +16630,13 @@
           <w:szCs w:val="28"/>
         </w:rPr>
       </w:pPr>
-      <w:proofErr w:type="gramStart"/>
-      <w:r>
-        <w:rPr>
-          <w:rFonts w:cs="Times New Roman"/>
-          <w:sz w:val="28"/>
-          <w:szCs w:val="28"/>
-        </w:rPr>
-        <w:t>..</w:t>
-      </w:r>
-      <w:proofErr w:type="gramEnd"/>
-      <w:r>
-        <w:rPr>
-          <w:rFonts w:cs="Times New Roman"/>
-          <w:sz w:val="28"/>
-          <w:szCs w:val="28"/>
-        </w:rPr>
-        <w:t>Petitioner</w:t>
+      <w:r>
+        <w:rPr>
+          <w:rFonts w:cs="Times New Roman"/>
+          <w:sz w:val="28"/>
+          <w:szCs w:val="28"/>
+        </w:rPr>
+        <w:t>..Petitioner</w:t>
       </w:r>
     </w:p>
     <w:p>
@@ -17459,23 +16702,13 @@
           <w:szCs w:val="28"/>
         </w:rPr>
       </w:pPr>
-      <w:proofErr w:type="gramStart"/>
-      <w:r>
-        <w:rPr>
-          <w:rFonts w:cs="Times New Roman"/>
-          <w:sz w:val="28"/>
-          <w:szCs w:val="28"/>
-        </w:rPr>
-        <w:t>..</w:t>
-      </w:r>
-      <w:proofErr w:type="gramEnd"/>
-      <w:r>
-        <w:rPr>
-          <w:rFonts w:cs="Times New Roman"/>
-          <w:sz w:val="28"/>
-          <w:szCs w:val="28"/>
-        </w:rPr>
-        <w:t>Respondent</w:t>
+      <w:r>
+        <w:rPr>
+          <w:rFonts w:cs="Times New Roman"/>
+          <w:sz w:val="28"/>
+          <w:szCs w:val="28"/>
+        </w:rPr>
+        <w:t>..Respondent</w:t>
       </w:r>
     </w:p>
     <w:p>
@@ -17521,53 +16754,119 @@
           <w:sz w:val="28"/>
           <w:szCs w:val="28"/>
         </w:rPr>
-        <w:t xml:space="preserve">     Take Notice that the Appellant /Petitioner (Respondent) has/have presented a petition to the Court Praying </w:t>
-      </w:r>
-      <w:proofErr w:type="gramStart"/>
-      <w:r>
-        <w:rPr>
-          <w:rFonts w:cs="Times New Roman"/>
-          <w:sz w:val="28"/>
-          <w:szCs w:val="28"/>
-        </w:rPr>
-        <w:t>that  Under</w:t>
-      </w:r>
-      <w:proofErr w:type="gramEnd"/>
-      <w:r>
-        <w:rPr>
-          <w:rFonts w:cs="Times New Roman"/>
-          <w:sz w:val="28"/>
-          <w:szCs w:val="28"/>
-        </w:rPr>
-        <w:t xml:space="preserve"> Section 151 of C.P.C.     (AFFIDAVIT AND PETITION ENCLOSED) and that the same will be heard by the </w:t>
-      </w:r>
-      <w:proofErr w:type="gramStart"/>
-      <w:r>
-        <w:rPr>
-          <w:rFonts w:cs="Times New Roman"/>
-          <w:sz w:val="28"/>
-          <w:szCs w:val="28"/>
-        </w:rPr>
-        <w:t>Court  on</w:t>
-      </w:r>
-      <w:proofErr w:type="gramEnd"/>
-      <w:r>
-        <w:rPr>
-          <w:rFonts w:cs="Times New Roman"/>
-          <w:sz w:val="28"/>
-          <w:szCs w:val="28"/>
-        </w:rPr>
-        <w:t xml:space="preserve"> the      day    </w:t>
-      </w:r>
-      <w:r>
-        <w:rPr>
-          <w:rFonts w:cs="Times New Roman"/>
-          <w:sz w:val="28"/>
-          <w:szCs w:val="28"/>
-        </w:rPr>
-        <w:t xml:space="preserve">         </w:t>
-      </w:r>
-      <w:proofErr w:type="gramStart"/>
+        <w:t xml:space="preserve">     Take Notice that the Appellant /Petitioner (Respondent) has/have presented a petition to the Court Praying that  Under Section 151 of C.P.C.     (AFFIDAVIT AND PETITION ENCLOSED) and that the same will be heard by the Court  on the      day   </w:t>
+      </w:r>
+      <w:r>
+        <w:rPr>
+          <w:rFonts w:cs="Times New Roman"/>
+          <w:sz w:val="28"/>
+          <w:szCs w:val="28"/>
+        </w:rPr>
+        <w:t>_____________</w:t>
+      </w:r>
+      <w:r>
+        <w:rPr>
+          <w:rFonts w:cs="Times New Roman"/>
+          <w:sz w:val="28"/>
+          <w:szCs w:val="28"/>
+        </w:rPr>
+        <w:t xml:space="preserve"> </w:t>
+      </w:r>
+      <w:r>
+        <w:rPr>
+          <w:rFonts w:cs="Times New Roman"/>
+          <w:sz w:val="28"/>
+          <w:szCs w:val="28"/>
+        </w:rPr>
+        <w:t xml:space="preserve"> </w:t>
+      </w:r>
+      <w:r>
+        <w:rPr>
+          <w:rFonts w:cs="Times New Roman"/>
+          <w:noProof/>
+          <w:sz w:val="28"/>
+          <w:szCs w:val="28"/>
+        </w:rPr>
+        <w:t>{{year}}</w:t>
+      </w:r>
+      <w:r>
+        <w:rPr>
+          <w:rFonts w:cs="Times New Roman"/>
+          <w:sz w:val="28"/>
+          <w:szCs w:val="28"/>
+        </w:rPr>
+        <w:t>.</w:t>
+      </w:r>
+    </w:p>
+    <w:p>
+      <w:pPr>
+        <w:jc w:val="both"/>
+        <w:rPr>
+          <w:rFonts w:cs="Times New Roman"/>
+          <w:sz w:val="28"/>
+          <w:szCs w:val="28"/>
+        </w:rPr>
+      </w:pPr>
+      <w:r>
+        <w:rPr>
+          <w:rFonts w:cs="Times New Roman"/>
+          <w:sz w:val="28"/>
+          <w:szCs w:val="28"/>
+        </w:rPr>
+        <w:t> </w:t>
+      </w:r>
+    </w:p>
+    <w:p>
+      <w:pPr>
+        <w:jc w:val="both"/>
+        <w:rPr>
+          <w:rFonts w:cs="Times New Roman"/>
+          <w:sz w:val="28"/>
+          <w:szCs w:val="28"/>
+        </w:rPr>
+      </w:pPr>
+      <w:r>
+        <w:rPr>
+          <w:rFonts w:cs="Times New Roman"/>
+          <w:sz w:val="28"/>
+          <w:szCs w:val="28"/>
+        </w:rPr>
+        <w:t xml:space="preserve"> </w:t>
+      </w:r>
+      <w:r>
+        <w:rPr>
+          <w:rFonts w:cs="Times New Roman"/>
+          <w:sz w:val="28"/>
+          <w:szCs w:val="28"/>
+        </w:rPr>
+        <w:tab/>
+        <w:t xml:space="preserve">Notice and Interim Stay has/have been granted by order Court      dated the      of   </w:t>
+      </w:r>
+      <w:r>
+        <w:rPr>
+          <w:rFonts w:cs="Times New Roman"/>
+          <w:sz w:val="28"/>
+          <w:szCs w:val="28"/>
+        </w:rPr>
+        <w:t>___/___/</w:t>
+      </w:r>
+      <w:r>
+        <w:rPr>
+          <w:rFonts w:cs="Times New Roman"/>
+          <w:noProof/>
+          <w:sz w:val="28"/>
+          <w:szCs w:val="28"/>
+        </w:rPr>
+        <w:t>{{year}}</w:t>
+      </w:r>
+      <w:r>
+        <w:rPr>
+          <w:rFonts w:cs="Times New Roman"/>
+          <w:sz w:val="28"/>
+          <w:szCs w:val="28"/>
+        </w:rPr>
+        <w:t xml:space="preserve"> the affidavit of                                 has been filed in support thereof Dated at</w:t>
+      </w:r>
       <w:r>
         <w:rPr>
           <w:rFonts w:cs="Times New Roman"/>
@@ -17582,7 +16881,23 @@
           <w:sz w:val="28"/>
           <w:szCs w:val="28"/>
         </w:rPr>
-        <w:t xml:space="preserve"> </w:t>
+        <w:t>{{place}}</w:t>
+      </w:r>
+      <w:r>
+        <w:rPr>
+          <w:rFonts w:cs="Times New Roman"/>
+          <w:sz w:val="28"/>
+          <w:szCs w:val="28"/>
+        </w:rPr>
+        <w:t xml:space="preserve"> this            day  </w:t>
+      </w:r>
+      <w:r>
+        <w:rPr>
+          <w:rFonts w:cs="Times New Roman"/>
+          <w:sz w:val="28"/>
+          <w:szCs w:val="28"/>
+        </w:rPr>
+        <w:t>_________</w:t>
       </w:r>
       <w:r>
         <w:rPr>
@@ -17591,150 +16906,7 @@
           <w:sz w:val="28"/>
           <w:szCs w:val="28"/>
         </w:rPr>
-        <w:t>{</w:t>
-      </w:r>
-      <w:proofErr w:type="gramEnd"/>
-      <w:r>
-        <w:rPr>
-          <w:rFonts w:cs="Times New Roman"/>
-          <w:noProof/>
-          <w:sz w:val="28"/>
-          <w:szCs w:val="28"/>
-        </w:rPr>
-        <w:t>{year}}</w:t>
-      </w:r>
-      <w:r>
-        <w:rPr>
-          <w:rFonts w:cs="Times New Roman"/>
-          <w:sz w:val="28"/>
-          <w:szCs w:val="28"/>
-        </w:rPr>
-        <w:t>.</w:t>
-      </w:r>
-    </w:p>
-    <w:p>
-      <w:pPr>
-        <w:jc w:val="both"/>
-        <w:rPr>
-          <w:rFonts w:cs="Times New Roman"/>
-          <w:sz w:val="28"/>
-          <w:szCs w:val="28"/>
-        </w:rPr>
-      </w:pPr>
-      <w:r>
-        <w:rPr>
-          <w:rFonts w:cs="Times New Roman"/>
-          <w:sz w:val="28"/>
-          <w:szCs w:val="28"/>
-        </w:rPr>
-        <w:t> </w:t>
-      </w:r>
-    </w:p>
-    <w:p>
-      <w:pPr>
-        <w:jc w:val="both"/>
-        <w:rPr>
-          <w:rFonts w:cs="Times New Roman"/>
-          <w:sz w:val="28"/>
-          <w:szCs w:val="28"/>
-        </w:rPr>
-      </w:pPr>
-      <w:r>
-        <w:rPr>
-          <w:rFonts w:cs="Times New Roman"/>
-          <w:sz w:val="28"/>
-          <w:szCs w:val="28"/>
-        </w:rPr>
-        <w:t xml:space="preserve"> </w:t>
-      </w:r>
-      <w:r>
-        <w:rPr>
-          <w:rFonts w:cs="Times New Roman"/>
-          <w:sz w:val="28"/>
-          <w:szCs w:val="28"/>
-        </w:rPr>
-        <w:tab/>
-        <w:t xml:space="preserve">Notice and Interim Stay has/have been granted by order Court      dated the      of     </w:t>
-      </w:r>
-      <w:proofErr w:type="gramStart"/>
-      <w:r>
-        <w:rPr>
-          <w:rFonts w:cs="Times New Roman"/>
-          <w:sz w:val="28"/>
-          <w:szCs w:val="28"/>
-        </w:rPr>
-        <w:t xml:space="preserve">   </w:t>
-      </w:r>
-      <w:r>
-        <w:rPr>
-          <w:rFonts w:cs="Times New Roman"/>
-          <w:noProof/>
-          <w:sz w:val="28"/>
-          <w:szCs w:val="28"/>
-        </w:rPr>
-        <w:t>{</w:t>
-      </w:r>
-      <w:proofErr w:type="gramEnd"/>
-      <w:r>
-        <w:rPr>
-          <w:rFonts w:cs="Times New Roman"/>
-          <w:noProof/>
-          <w:sz w:val="28"/>
-          <w:szCs w:val="28"/>
-        </w:rPr>
-        <w:t>{year}}</w:t>
-      </w:r>
-      <w:r>
-        <w:rPr>
-          <w:rFonts w:cs="Times New Roman"/>
-          <w:sz w:val="28"/>
-          <w:szCs w:val="28"/>
-        </w:rPr>
-        <w:t xml:space="preserve"> the affidavit of                                 has been filed in support thereof Dated at</w:t>
-      </w:r>
-      <w:r>
-        <w:rPr>
-          <w:rFonts w:cs="Times New Roman"/>
-          <w:sz w:val="28"/>
-          <w:szCs w:val="28"/>
-        </w:rPr>
-        <w:t>{{place}}</w:t>
-      </w:r>
-      <w:r>
-        <w:rPr>
-          <w:rFonts w:cs="Times New Roman"/>
-          <w:sz w:val="28"/>
-          <w:szCs w:val="28"/>
-        </w:rPr>
-        <w:t xml:space="preserve"> this            day  </w:t>
-      </w:r>
-      <w:proofErr w:type="gramStart"/>
-      <w:r>
-        <w:rPr>
-          <w:rFonts w:cs="Times New Roman"/>
-          <w:sz w:val="28"/>
-          <w:szCs w:val="28"/>
-        </w:rPr>
-        <w:t xml:space="preserve">   </w:t>
-      </w:r>
-      <w:r>
-        <w:rPr>
-          <w:rFonts w:cs="Times New Roman"/>
-          <w:noProof/>
-          <w:sz w:val="28"/>
-          <w:szCs w:val="28"/>
-        </w:rPr>
-        <w:t>{</w:t>
-      </w:r>
-      <w:proofErr w:type="gramEnd"/>
-      <w:r>
-        <w:rPr>
-          <w:rFonts w:cs="Times New Roman"/>
-          <w:noProof/>
-          <w:sz w:val="28"/>
-          <w:szCs w:val="28"/>
-        </w:rPr>
-        <w:t>{year}}</w:t>
+        <w:t>{{year}}</w:t>
       </w:r>
     </w:p>
     <w:p>
